--- a/Documentation/OmniGurad_RAG_IngestionPipeline_Technical_Specification.docx
+++ b/Documentation/OmniGurad_RAG_IngestionPipeline_Technical_Specification.docx
@@ -70,8 +70,6 @@
         </w:rPr>
         <w:br/>
       </w:r>
-      <w:bookmarkStart w:id="0" w:name="_GoBack"/>
-      <w:bookmarkEnd w:id="0"/>
     </w:p>
     <w:p>
       <w:pPr>
@@ -29336,6 +29334,8217 @@
       </w:r>
     </w:p>
     <w:p/>
+    <w:p/>
+    <w:p/>
+    <w:p/>
+    <w:p/>
+    <w:p/>
+    <w:p/>
+    <w:p/>
+    <w:p/>
+    <w:p/>
+    <w:p/>
+    <w:p/>
+    <w:p/>
+    <w:p/>
+    <w:p/>
+    <w:p/>
+    <w:p>
+      <w:pPr>
+        <w:spacing w:line="240" w:lineRule="auto"/>
+        <w:rPr>
+          <w:rFonts w:ascii="Arial" w:eastAsia="Times New Roman" w:hAnsi="Arial" w:cs="Arial"/>
+          <w:b/>
+          <w:bCs/>
+          <w:sz w:val="30"/>
+          <w:szCs w:val="30"/>
+          <w:lang w:eastAsia="en-GB"/>
+        </w:rPr>
+      </w:pPr>
+      <w:r>
+        <w:rPr>
+          <w:rFonts w:ascii="Arial" w:eastAsia="Times New Roman" w:hAnsi="Arial" w:cs="Arial"/>
+          <w:b/>
+          <w:bCs/>
+          <w:sz w:val="30"/>
+          <w:szCs w:val="30"/>
+          <w:lang w:eastAsia="en-GB"/>
+        </w:rPr>
+        <w:lastRenderedPageBreak/>
+        <w:t xml:space="preserve">End-to-End Retrieval &amp; Observability Pipeline (.NET 9 to </w:t>
+      </w:r>
+      <w:proofErr w:type="spellStart"/>
+      <w:r>
+        <w:rPr>
+          <w:rFonts w:ascii="Arial" w:eastAsia="Times New Roman" w:hAnsi="Arial" w:cs="Arial"/>
+          <w:b/>
+          <w:bCs/>
+          <w:sz w:val="30"/>
+          <w:szCs w:val="30"/>
+          <w:lang w:eastAsia="en-GB"/>
+        </w:rPr>
+        <w:t>Langfuse</w:t>
+      </w:r>
+      <w:proofErr w:type="spellEnd"/>
+      <w:r>
+        <w:rPr>
+          <w:rFonts w:ascii="Arial" w:eastAsia="Times New Roman" w:hAnsi="Arial" w:cs="Arial"/>
+          <w:b/>
+          <w:bCs/>
+          <w:sz w:val="30"/>
+          <w:szCs w:val="30"/>
+          <w:lang w:eastAsia="en-GB"/>
+        </w:rPr>
+        <w:t xml:space="preserve"> Cloud)</w:t>
+      </w:r>
+    </w:p>
+    <w:p>
+      <w:pPr>
+        <w:spacing w:line="240" w:lineRule="auto"/>
+        <w:rPr>
+          <w:rFonts w:ascii="Arial" w:eastAsia="Times New Roman" w:hAnsi="Arial" w:cs="Arial"/>
+          <w:sz w:val="24"/>
+          <w:szCs w:val="24"/>
+          <w:lang w:eastAsia="en-GB"/>
+        </w:rPr>
+      </w:pPr>
+      <w:r>
+        <w:rPr>
+          <w:rFonts w:ascii="Arial" w:eastAsia="Times New Roman" w:hAnsi="Arial" w:cs="Arial"/>
+          <w:sz w:val="24"/>
+          <w:szCs w:val="24"/>
+          <w:lang w:eastAsia="en-GB"/>
+        </w:rPr>
+        <w:t xml:space="preserve">This specification details the architecture of the </w:t>
+      </w:r>
+      <w:proofErr w:type="spellStart"/>
+      <w:r>
+        <w:rPr>
+          <w:rFonts w:ascii="Arial" w:eastAsia="Times New Roman" w:hAnsi="Arial" w:cs="Arial"/>
+          <w:b/>
+          <w:bCs/>
+          <w:sz w:val="24"/>
+          <w:szCs w:val="24"/>
+          <w:lang w:eastAsia="en-GB"/>
+        </w:rPr>
+        <w:t>OmniGuard</w:t>
+      </w:r>
+      <w:proofErr w:type="spellEnd"/>
+      <w:r>
+        <w:rPr>
+          <w:rFonts w:ascii="Arial" w:eastAsia="Times New Roman" w:hAnsi="Arial" w:cs="Arial"/>
+          <w:b/>
+          <w:bCs/>
+          <w:sz w:val="24"/>
+          <w:szCs w:val="24"/>
+          <w:lang w:eastAsia="en-GB"/>
+        </w:rPr>
+        <w:t xml:space="preserve"> Wave 9</w:t>
+      </w:r>
+      <w:r>
+        <w:rPr>
+          <w:rFonts w:ascii="Arial" w:eastAsia="Times New Roman" w:hAnsi="Arial" w:cs="Arial"/>
+          <w:sz w:val="24"/>
+          <w:szCs w:val="24"/>
+          <w:lang w:eastAsia="en-GB"/>
+        </w:rPr>
+        <w:t xml:space="preserve"> real-time retrieval and observability pipeline. It defines how data moves from an HTTP request through a decoupled, multi-engine retrieval layer compiled natively in </w:t>
+      </w:r>
+      <w:r>
+        <w:rPr>
+          <w:rFonts w:ascii="Courier New" w:eastAsia="Times New Roman" w:hAnsi="Courier New" w:cs="Courier New"/>
+          <w:sz w:val="21"/>
+          <w:szCs w:val="21"/>
+          <w:lang w:eastAsia="en-GB"/>
+        </w:rPr>
+        <w:t>.NET 9</w:t>
+      </w:r>
+      <w:r>
+        <w:rPr>
+          <w:rFonts w:ascii="Arial" w:eastAsia="Times New Roman" w:hAnsi="Arial" w:cs="Arial"/>
+          <w:sz w:val="24"/>
+          <w:szCs w:val="24"/>
+          <w:lang w:eastAsia="en-GB"/>
+        </w:rPr>
+        <w:t xml:space="preserve">, captures telemetry using zero-allocation </w:t>
+      </w:r>
+      <w:proofErr w:type="spellStart"/>
+      <w:r>
+        <w:rPr>
+          <w:rFonts w:ascii="Arial" w:eastAsia="Times New Roman" w:hAnsi="Arial" w:cs="Arial"/>
+          <w:sz w:val="24"/>
+          <w:szCs w:val="24"/>
+          <w:lang w:eastAsia="en-GB"/>
+        </w:rPr>
+        <w:t>OpenTelemetry</w:t>
+      </w:r>
+      <w:proofErr w:type="spellEnd"/>
+      <w:r>
+        <w:rPr>
+          <w:rFonts w:ascii="Arial" w:eastAsia="Times New Roman" w:hAnsi="Arial" w:cs="Arial"/>
+          <w:sz w:val="24"/>
+          <w:szCs w:val="24"/>
+          <w:lang w:eastAsia="en-GB"/>
+        </w:rPr>
+        <w:t xml:space="preserve"> (OTLP) instrumentation, and exports data out-of-band to a cloud-managed </w:t>
+      </w:r>
+      <w:proofErr w:type="spellStart"/>
+      <w:r>
+        <w:rPr>
+          <w:rFonts w:ascii="Arial" w:eastAsia="Times New Roman" w:hAnsi="Arial" w:cs="Arial"/>
+          <w:sz w:val="24"/>
+          <w:szCs w:val="24"/>
+          <w:lang w:eastAsia="en-GB"/>
+        </w:rPr>
+        <w:t>Langfuse</w:t>
+      </w:r>
+      <w:proofErr w:type="spellEnd"/>
+      <w:r>
+        <w:rPr>
+          <w:rFonts w:ascii="Arial" w:eastAsia="Times New Roman" w:hAnsi="Arial" w:cs="Arial"/>
+          <w:sz w:val="24"/>
+          <w:szCs w:val="24"/>
+          <w:lang w:eastAsia="en-GB"/>
+        </w:rPr>
+        <w:t xml:space="preserve"> analytics cluster for automated RAGAS scoring.</w:t>
+      </w:r>
+    </w:p>
+    <w:p>
+      <w:pPr>
+        <w:spacing w:before="480" w:after="480" w:line="240" w:lineRule="auto"/>
+        <w:rPr>
+          <w:rFonts w:ascii="Times New Roman" w:eastAsia="Times New Roman" w:hAnsi="Times New Roman" w:cs="Times New Roman"/>
+          <w:sz w:val="24"/>
+          <w:szCs w:val="24"/>
+          <w:lang w:eastAsia="en-GB"/>
+        </w:rPr>
+      </w:pPr>
+      <w:r>
+        <w:rPr>
+          <w:rFonts w:ascii="Times New Roman" w:eastAsia="Times New Roman" w:hAnsi="Times New Roman" w:cs="Times New Roman"/>
+          <w:sz w:val="24"/>
+          <w:szCs w:val="24"/>
+          <w:lang w:eastAsia="en-GB"/>
+        </w:rPr>
+        <w:pict>
+          <v:rect id="_x0000_i1031" style="width:0;height:1.5pt" o:hralign="center" o:hrstd="t" o:hr="t" fillcolor="#a0a0a0" stroked="f"/>
+        </w:pict>
+      </w:r>
+    </w:p>
+    <w:p>
+      <w:pPr>
+        <w:spacing w:before="480" w:after="480" w:line="240" w:lineRule="auto"/>
+        <w:rPr>
+          <w:rFonts w:ascii="Arial" w:eastAsia="Times New Roman" w:hAnsi="Arial" w:cs="Arial"/>
+          <w:b/>
+          <w:bCs/>
+          <w:sz w:val="30"/>
+          <w:szCs w:val="30"/>
+          <w:lang w:eastAsia="en-GB"/>
+        </w:rPr>
+      </w:pPr>
+      <w:r>
+        <w:rPr>
+          <w:rFonts w:ascii="Arial" w:eastAsia="Times New Roman" w:hAnsi="Arial" w:cs="Arial"/>
+          <w:b/>
+          <w:bCs/>
+          <w:sz w:val="30"/>
+          <w:szCs w:val="30"/>
+          <w:lang w:eastAsia="en-GB"/>
+        </w:rPr>
+        <w:t>1. High-Level Architectural Flow</w:t>
+      </w:r>
+    </w:p>
+    <w:p>
+      <w:pPr>
+        <w:tabs>
+          <w:tab w:val="left" w:pos="916"/>
+          <w:tab w:val="left" w:pos="1832"/>
+          <w:tab w:val="left" w:pos="2748"/>
+          <w:tab w:val="left" w:pos="3664"/>
+          <w:tab w:val="left" w:pos="4580"/>
+          <w:tab w:val="left" w:pos="5496"/>
+          <w:tab w:val="left" w:pos="6412"/>
+          <w:tab w:val="left" w:pos="7328"/>
+          <w:tab w:val="left" w:pos="8244"/>
+          <w:tab w:val="left" w:pos="9160"/>
+          <w:tab w:val="left" w:pos="10076"/>
+          <w:tab w:val="left" w:pos="10992"/>
+          <w:tab w:val="left" w:pos="11908"/>
+          <w:tab w:val="left" w:pos="12824"/>
+          <w:tab w:val="left" w:pos="13740"/>
+          <w:tab w:val="left" w:pos="14656"/>
+        </w:tabs>
+        <w:spacing w:after="0" w:line="240" w:lineRule="auto"/>
+        <w:rPr>
+          <w:rFonts w:ascii="Courier New" w:eastAsia="Times New Roman" w:hAnsi="Courier New" w:cs="Courier New"/>
+          <w:sz w:val="21"/>
+          <w:szCs w:val="21"/>
+          <w:lang w:eastAsia="en-GB"/>
+        </w:rPr>
+      </w:pPr>
+      <w:r>
+        <w:rPr>
+          <w:rFonts w:ascii="Courier New" w:eastAsia="Times New Roman" w:hAnsi="Courier New" w:cs="Courier New"/>
+          <w:sz w:val="21"/>
+          <w:szCs w:val="21"/>
+          <w:lang w:eastAsia="en-GB"/>
+        </w:rPr>
+        <w:t xml:space="preserve">                      ┌────────────────────────────────────────────────────────┐</w:t>
+      </w:r>
+    </w:p>
+    <w:p>
+      <w:pPr>
+        <w:tabs>
+          <w:tab w:val="left" w:pos="916"/>
+          <w:tab w:val="left" w:pos="1832"/>
+          <w:tab w:val="left" w:pos="2748"/>
+          <w:tab w:val="left" w:pos="3664"/>
+          <w:tab w:val="left" w:pos="4580"/>
+          <w:tab w:val="left" w:pos="5496"/>
+          <w:tab w:val="left" w:pos="6412"/>
+          <w:tab w:val="left" w:pos="7328"/>
+          <w:tab w:val="left" w:pos="8244"/>
+          <w:tab w:val="left" w:pos="9160"/>
+          <w:tab w:val="left" w:pos="10076"/>
+          <w:tab w:val="left" w:pos="10992"/>
+          <w:tab w:val="left" w:pos="11908"/>
+          <w:tab w:val="left" w:pos="12824"/>
+          <w:tab w:val="left" w:pos="13740"/>
+          <w:tab w:val="left" w:pos="14656"/>
+        </w:tabs>
+        <w:spacing w:after="0" w:line="240" w:lineRule="auto"/>
+        <w:rPr>
+          <w:rFonts w:ascii="Courier New" w:eastAsia="Times New Roman" w:hAnsi="Courier New" w:cs="Courier New"/>
+          <w:sz w:val="21"/>
+          <w:szCs w:val="21"/>
+          <w:lang w:eastAsia="en-GB"/>
+        </w:rPr>
+      </w:pPr>
+      <w:r>
+        <w:rPr>
+          <w:rFonts w:ascii="Courier New" w:eastAsia="Times New Roman" w:hAnsi="Courier New" w:cs="Courier New"/>
+          <w:sz w:val="21"/>
+          <w:szCs w:val="21"/>
+          <w:lang w:eastAsia="en-GB"/>
+        </w:rPr>
+        <w:t xml:space="preserve">                      │             </w:t>
+      </w:r>
+      <w:proofErr w:type="spellStart"/>
+      <w:r>
+        <w:rPr>
+          <w:rFonts w:ascii="Courier New" w:eastAsia="Times New Roman" w:hAnsi="Courier New" w:cs="Courier New"/>
+          <w:sz w:val="21"/>
+          <w:szCs w:val="21"/>
+          <w:lang w:eastAsia="en-GB"/>
+        </w:rPr>
+        <w:t>OmniGuard</w:t>
+      </w:r>
+      <w:proofErr w:type="spellEnd"/>
+      <w:r>
+        <w:rPr>
+          <w:rFonts w:ascii="Courier New" w:eastAsia="Times New Roman" w:hAnsi="Courier New" w:cs="Courier New"/>
+          <w:sz w:val="21"/>
+          <w:szCs w:val="21"/>
+          <w:lang w:eastAsia="en-GB"/>
+        </w:rPr>
+        <w:t xml:space="preserve"> .NET 9 Host Runtime              │</w:t>
+      </w:r>
+    </w:p>
+    <w:p>
+      <w:pPr>
+        <w:tabs>
+          <w:tab w:val="left" w:pos="916"/>
+          <w:tab w:val="left" w:pos="1832"/>
+          <w:tab w:val="left" w:pos="2748"/>
+          <w:tab w:val="left" w:pos="3664"/>
+          <w:tab w:val="left" w:pos="4580"/>
+          <w:tab w:val="left" w:pos="5496"/>
+          <w:tab w:val="left" w:pos="6412"/>
+          <w:tab w:val="left" w:pos="7328"/>
+          <w:tab w:val="left" w:pos="8244"/>
+          <w:tab w:val="left" w:pos="9160"/>
+          <w:tab w:val="left" w:pos="10076"/>
+          <w:tab w:val="left" w:pos="10992"/>
+          <w:tab w:val="left" w:pos="11908"/>
+          <w:tab w:val="left" w:pos="12824"/>
+          <w:tab w:val="left" w:pos="13740"/>
+          <w:tab w:val="left" w:pos="14656"/>
+        </w:tabs>
+        <w:spacing w:after="0" w:line="240" w:lineRule="auto"/>
+        <w:rPr>
+          <w:rFonts w:ascii="Courier New" w:eastAsia="Times New Roman" w:hAnsi="Courier New" w:cs="Courier New"/>
+          <w:sz w:val="21"/>
+          <w:szCs w:val="21"/>
+          <w:lang w:eastAsia="en-GB"/>
+        </w:rPr>
+      </w:pPr>
+      <w:r>
+        <w:rPr>
+          <w:rFonts w:ascii="Courier New" w:eastAsia="Times New Roman" w:hAnsi="Courier New" w:cs="Courier New"/>
+          <w:sz w:val="21"/>
+          <w:szCs w:val="21"/>
+          <w:lang w:eastAsia="en-GB"/>
+        </w:rPr>
+        <w:t xml:space="preserve">                      │                                                        │</w:t>
+      </w:r>
+    </w:p>
+    <w:p>
+      <w:pPr>
+        <w:tabs>
+          <w:tab w:val="left" w:pos="916"/>
+          <w:tab w:val="left" w:pos="1832"/>
+          <w:tab w:val="left" w:pos="2748"/>
+          <w:tab w:val="left" w:pos="3664"/>
+          <w:tab w:val="left" w:pos="4580"/>
+          <w:tab w:val="left" w:pos="5496"/>
+          <w:tab w:val="left" w:pos="6412"/>
+          <w:tab w:val="left" w:pos="7328"/>
+          <w:tab w:val="left" w:pos="8244"/>
+          <w:tab w:val="left" w:pos="9160"/>
+          <w:tab w:val="left" w:pos="10076"/>
+          <w:tab w:val="left" w:pos="10992"/>
+          <w:tab w:val="left" w:pos="11908"/>
+          <w:tab w:val="left" w:pos="12824"/>
+          <w:tab w:val="left" w:pos="13740"/>
+          <w:tab w:val="left" w:pos="14656"/>
+        </w:tabs>
+        <w:spacing w:after="0" w:line="240" w:lineRule="auto"/>
+        <w:rPr>
+          <w:rFonts w:ascii="Courier New" w:eastAsia="Times New Roman" w:hAnsi="Courier New" w:cs="Courier New"/>
+          <w:sz w:val="21"/>
+          <w:szCs w:val="21"/>
+          <w:lang w:eastAsia="en-GB"/>
+        </w:rPr>
+      </w:pPr>
+      <w:r>
+        <w:rPr>
+          <w:rFonts w:ascii="Courier New" w:eastAsia="Times New Roman" w:hAnsi="Courier New" w:cs="Courier New"/>
+          <w:sz w:val="21"/>
+          <w:szCs w:val="21"/>
+          <w:lang w:eastAsia="en-GB"/>
+        </w:rPr>
+        <w:t xml:space="preserve">                      │      ┌─────────────────┐       ┌────────────────┐      │</w:t>
+      </w:r>
+    </w:p>
+    <w:p>
+      <w:pPr>
+        <w:tabs>
+          <w:tab w:val="left" w:pos="916"/>
+          <w:tab w:val="left" w:pos="1832"/>
+          <w:tab w:val="left" w:pos="2748"/>
+          <w:tab w:val="left" w:pos="3664"/>
+          <w:tab w:val="left" w:pos="4580"/>
+          <w:tab w:val="left" w:pos="5496"/>
+          <w:tab w:val="left" w:pos="6412"/>
+          <w:tab w:val="left" w:pos="7328"/>
+          <w:tab w:val="left" w:pos="8244"/>
+          <w:tab w:val="left" w:pos="9160"/>
+          <w:tab w:val="left" w:pos="10076"/>
+          <w:tab w:val="left" w:pos="10992"/>
+          <w:tab w:val="left" w:pos="11908"/>
+          <w:tab w:val="left" w:pos="12824"/>
+          <w:tab w:val="left" w:pos="13740"/>
+          <w:tab w:val="left" w:pos="14656"/>
+        </w:tabs>
+        <w:spacing w:after="0" w:line="240" w:lineRule="auto"/>
+        <w:rPr>
+          <w:rFonts w:ascii="Courier New" w:eastAsia="Times New Roman" w:hAnsi="Courier New" w:cs="Courier New"/>
+          <w:sz w:val="21"/>
+          <w:szCs w:val="21"/>
+          <w:lang w:eastAsia="en-GB"/>
+        </w:rPr>
+      </w:pPr>
+      <w:r>
+        <w:rPr>
+          <w:rFonts w:ascii="Courier New" w:eastAsia="Times New Roman" w:hAnsi="Courier New" w:cs="Courier New"/>
+          <w:sz w:val="21"/>
+          <w:szCs w:val="21"/>
+          <w:lang w:eastAsia="en-GB"/>
+        </w:rPr>
+        <w:t>[HTTP POST Client] ───┼─────►│ /</w:t>
+      </w:r>
+      <w:proofErr w:type="spellStart"/>
+      <w:r>
+        <w:rPr>
+          <w:rFonts w:ascii="Courier New" w:eastAsia="Times New Roman" w:hAnsi="Courier New" w:cs="Courier New"/>
+          <w:sz w:val="21"/>
+          <w:szCs w:val="21"/>
+          <w:lang w:eastAsia="en-GB"/>
+        </w:rPr>
+        <w:t>api</w:t>
+      </w:r>
+      <w:proofErr w:type="spellEnd"/>
+      <w:r>
+        <w:rPr>
+          <w:rFonts w:ascii="Courier New" w:eastAsia="Times New Roman" w:hAnsi="Courier New" w:cs="Courier New"/>
+          <w:sz w:val="21"/>
+          <w:szCs w:val="21"/>
+          <w:lang w:eastAsia="en-GB"/>
+        </w:rPr>
+        <w:t>/</w:t>
+      </w:r>
+      <w:proofErr w:type="gramStart"/>
+      <w:r>
+        <w:rPr>
+          <w:rFonts w:ascii="Courier New" w:eastAsia="Times New Roman" w:hAnsi="Courier New" w:cs="Courier New"/>
+          <w:sz w:val="21"/>
+          <w:szCs w:val="21"/>
+          <w:lang w:eastAsia="en-GB"/>
+        </w:rPr>
+        <w:t>retrieve1  ├</w:t>
+      </w:r>
+      <w:proofErr w:type="gramEnd"/>
+      <w:r>
+        <w:rPr>
+          <w:rFonts w:ascii="Courier New" w:eastAsia="Times New Roman" w:hAnsi="Courier New" w:cs="Courier New"/>
+          <w:sz w:val="21"/>
+          <w:szCs w:val="21"/>
+          <w:lang w:eastAsia="en-GB"/>
+        </w:rPr>
+        <w:t>──────►│  Direct C# RRF │      │</w:t>
+      </w:r>
+    </w:p>
+    <w:p>
+      <w:pPr>
+        <w:tabs>
+          <w:tab w:val="left" w:pos="916"/>
+          <w:tab w:val="left" w:pos="1832"/>
+          <w:tab w:val="left" w:pos="2748"/>
+          <w:tab w:val="left" w:pos="3664"/>
+          <w:tab w:val="left" w:pos="4580"/>
+          <w:tab w:val="left" w:pos="5496"/>
+          <w:tab w:val="left" w:pos="6412"/>
+          <w:tab w:val="left" w:pos="7328"/>
+          <w:tab w:val="left" w:pos="8244"/>
+          <w:tab w:val="left" w:pos="9160"/>
+          <w:tab w:val="left" w:pos="10076"/>
+          <w:tab w:val="left" w:pos="10992"/>
+          <w:tab w:val="left" w:pos="11908"/>
+          <w:tab w:val="left" w:pos="12824"/>
+          <w:tab w:val="left" w:pos="13740"/>
+          <w:tab w:val="left" w:pos="14656"/>
+        </w:tabs>
+        <w:spacing w:after="0" w:line="240" w:lineRule="auto"/>
+        <w:rPr>
+          <w:rFonts w:ascii="Courier New" w:eastAsia="Times New Roman" w:hAnsi="Courier New" w:cs="Courier New"/>
+          <w:sz w:val="21"/>
+          <w:szCs w:val="21"/>
+          <w:lang w:eastAsia="en-GB"/>
+        </w:rPr>
+      </w:pPr>
+      <w:r>
+        <w:rPr>
+          <w:rFonts w:ascii="Courier New" w:eastAsia="Times New Roman" w:hAnsi="Courier New" w:cs="Courier New"/>
+          <w:sz w:val="21"/>
+          <w:szCs w:val="21"/>
+          <w:lang w:eastAsia="en-GB"/>
+        </w:rPr>
+        <w:t xml:space="preserve">                      │      </w:t>
+      </w:r>
+      <w:proofErr w:type="gramStart"/>
+      <w:r>
+        <w:rPr>
+          <w:rFonts w:ascii="Courier New" w:eastAsia="Times New Roman" w:hAnsi="Courier New" w:cs="Courier New"/>
+          <w:sz w:val="21"/>
+          <w:szCs w:val="21"/>
+          <w:lang w:eastAsia="en-GB"/>
+        </w:rPr>
+        <w:t>│  (</w:t>
+      </w:r>
+      <w:proofErr w:type="gramEnd"/>
+      <w:r>
+        <w:rPr>
+          <w:rFonts w:ascii="Courier New" w:eastAsia="Times New Roman" w:hAnsi="Courier New" w:cs="Courier New"/>
+          <w:sz w:val="21"/>
+          <w:szCs w:val="21"/>
+          <w:lang w:eastAsia="en-GB"/>
+        </w:rPr>
+        <w:t>Data Pipe)    │       │ Ingestion Loop │      │</w:t>
+      </w:r>
+    </w:p>
+    <w:p>
+      <w:pPr>
+        <w:tabs>
+          <w:tab w:val="left" w:pos="916"/>
+          <w:tab w:val="left" w:pos="1832"/>
+          <w:tab w:val="left" w:pos="2748"/>
+          <w:tab w:val="left" w:pos="3664"/>
+          <w:tab w:val="left" w:pos="4580"/>
+          <w:tab w:val="left" w:pos="5496"/>
+          <w:tab w:val="left" w:pos="6412"/>
+          <w:tab w:val="left" w:pos="7328"/>
+          <w:tab w:val="left" w:pos="8244"/>
+          <w:tab w:val="left" w:pos="9160"/>
+          <w:tab w:val="left" w:pos="10076"/>
+          <w:tab w:val="left" w:pos="10992"/>
+          <w:tab w:val="left" w:pos="11908"/>
+          <w:tab w:val="left" w:pos="12824"/>
+          <w:tab w:val="left" w:pos="13740"/>
+          <w:tab w:val="left" w:pos="14656"/>
+        </w:tabs>
+        <w:spacing w:after="0" w:line="240" w:lineRule="auto"/>
+        <w:rPr>
+          <w:rFonts w:ascii="Courier New" w:eastAsia="Times New Roman" w:hAnsi="Courier New" w:cs="Courier New"/>
+          <w:sz w:val="21"/>
+          <w:szCs w:val="21"/>
+          <w:lang w:eastAsia="en-GB"/>
+        </w:rPr>
+      </w:pPr>
+      <w:r>
+        <w:rPr>
+          <w:rFonts w:ascii="Courier New" w:eastAsia="Times New Roman" w:hAnsi="Courier New" w:cs="Courier New"/>
+          <w:sz w:val="21"/>
+          <w:szCs w:val="21"/>
+          <w:lang w:eastAsia="en-GB"/>
+        </w:rPr>
+        <w:t xml:space="preserve">                      │      └─────────────────┘       └───────┬────────┘      │</w:t>
+      </w:r>
+    </w:p>
+    <w:p>
+      <w:pPr>
+        <w:tabs>
+          <w:tab w:val="left" w:pos="916"/>
+          <w:tab w:val="left" w:pos="1832"/>
+          <w:tab w:val="left" w:pos="2748"/>
+          <w:tab w:val="left" w:pos="3664"/>
+          <w:tab w:val="left" w:pos="4580"/>
+          <w:tab w:val="left" w:pos="5496"/>
+          <w:tab w:val="left" w:pos="6412"/>
+          <w:tab w:val="left" w:pos="7328"/>
+          <w:tab w:val="left" w:pos="8244"/>
+          <w:tab w:val="left" w:pos="9160"/>
+          <w:tab w:val="left" w:pos="10076"/>
+          <w:tab w:val="left" w:pos="10992"/>
+          <w:tab w:val="left" w:pos="11908"/>
+          <w:tab w:val="left" w:pos="12824"/>
+          <w:tab w:val="left" w:pos="13740"/>
+          <w:tab w:val="left" w:pos="14656"/>
+        </w:tabs>
+        <w:spacing w:after="0" w:line="240" w:lineRule="auto"/>
+        <w:rPr>
+          <w:rFonts w:ascii="Courier New" w:eastAsia="Times New Roman" w:hAnsi="Courier New" w:cs="Courier New"/>
+          <w:sz w:val="21"/>
+          <w:szCs w:val="21"/>
+          <w:lang w:eastAsia="en-GB"/>
+        </w:rPr>
+      </w:pPr>
+      <w:r>
+        <w:rPr>
+          <w:rFonts w:ascii="Courier New" w:eastAsia="Times New Roman" w:hAnsi="Courier New" w:cs="Courier New"/>
+          <w:sz w:val="21"/>
+          <w:szCs w:val="21"/>
+          <w:lang w:eastAsia="en-GB"/>
+        </w:rPr>
+        <w:t xml:space="preserve">                      │                                        │               │</w:t>
+      </w:r>
+    </w:p>
+    <w:p>
+      <w:pPr>
+        <w:tabs>
+          <w:tab w:val="left" w:pos="916"/>
+          <w:tab w:val="left" w:pos="1832"/>
+          <w:tab w:val="left" w:pos="2748"/>
+          <w:tab w:val="left" w:pos="3664"/>
+          <w:tab w:val="left" w:pos="4580"/>
+          <w:tab w:val="left" w:pos="5496"/>
+          <w:tab w:val="left" w:pos="6412"/>
+          <w:tab w:val="left" w:pos="7328"/>
+          <w:tab w:val="left" w:pos="8244"/>
+          <w:tab w:val="left" w:pos="9160"/>
+          <w:tab w:val="left" w:pos="10076"/>
+          <w:tab w:val="left" w:pos="10992"/>
+          <w:tab w:val="left" w:pos="11908"/>
+          <w:tab w:val="left" w:pos="12824"/>
+          <w:tab w:val="left" w:pos="13740"/>
+          <w:tab w:val="left" w:pos="14656"/>
+        </w:tabs>
+        <w:spacing w:after="0" w:line="240" w:lineRule="auto"/>
+        <w:rPr>
+          <w:rFonts w:ascii="Courier New" w:eastAsia="Times New Roman" w:hAnsi="Courier New" w:cs="Courier New"/>
+          <w:sz w:val="21"/>
+          <w:szCs w:val="21"/>
+          <w:lang w:eastAsia="en-GB"/>
+        </w:rPr>
+      </w:pPr>
+      <w:r>
+        <w:rPr>
+          <w:rFonts w:ascii="Courier New" w:eastAsia="Times New Roman" w:hAnsi="Courier New" w:cs="Courier New"/>
+          <w:sz w:val="21"/>
+          <w:szCs w:val="21"/>
+          <w:lang w:eastAsia="en-GB"/>
+        </w:rPr>
+        <w:t xml:space="preserve">                      │      ┌─────────────────┐               │               │</w:t>
+      </w:r>
+    </w:p>
+    <w:p>
+      <w:pPr>
+        <w:tabs>
+          <w:tab w:val="left" w:pos="916"/>
+          <w:tab w:val="left" w:pos="1832"/>
+          <w:tab w:val="left" w:pos="2748"/>
+          <w:tab w:val="left" w:pos="3664"/>
+          <w:tab w:val="left" w:pos="4580"/>
+          <w:tab w:val="left" w:pos="5496"/>
+          <w:tab w:val="left" w:pos="6412"/>
+          <w:tab w:val="left" w:pos="7328"/>
+          <w:tab w:val="left" w:pos="8244"/>
+          <w:tab w:val="left" w:pos="9160"/>
+          <w:tab w:val="left" w:pos="10076"/>
+          <w:tab w:val="left" w:pos="10992"/>
+          <w:tab w:val="left" w:pos="11908"/>
+          <w:tab w:val="left" w:pos="12824"/>
+          <w:tab w:val="left" w:pos="13740"/>
+          <w:tab w:val="left" w:pos="14656"/>
+        </w:tabs>
+        <w:spacing w:after="0" w:line="240" w:lineRule="auto"/>
+        <w:rPr>
+          <w:rFonts w:ascii="Courier New" w:eastAsia="Times New Roman" w:hAnsi="Courier New" w:cs="Courier New"/>
+          <w:sz w:val="21"/>
+          <w:szCs w:val="21"/>
+          <w:lang w:eastAsia="en-GB"/>
+        </w:rPr>
+      </w:pPr>
+      <w:r>
+        <w:rPr>
+          <w:rFonts w:ascii="Courier New" w:eastAsia="Times New Roman" w:hAnsi="Courier New" w:cs="Courier New"/>
+          <w:sz w:val="21"/>
+          <w:szCs w:val="21"/>
+          <w:lang w:eastAsia="en-GB"/>
+        </w:rPr>
+        <w:t xml:space="preserve">                      │      </w:t>
+      </w:r>
+      <w:proofErr w:type="gramStart"/>
+      <w:r>
+        <w:rPr>
+          <w:rFonts w:ascii="Courier New" w:eastAsia="Times New Roman" w:hAnsi="Courier New" w:cs="Courier New"/>
+          <w:sz w:val="21"/>
+          <w:szCs w:val="21"/>
+          <w:lang w:eastAsia="en-GB"/>
+        </w:rPr>
+        <w:t>│  /</w:t>
+      </w:r>
+      <w:proofErr w:type="spellStart"/>
+      <w:proofErr w:type="gramEnd"/>
+      <w:r>
+        <w:rPr>
+          <w:rFonts w:ascii="Courier New" w:eastAsia="Times New Roman" w:hAnsi="Courier New" w:cs="Courier New"/>
+          <w:sz w:val="21"/>
+          <w:szCs w:val="21"/>
+          <w:lang w:eastAsia="en-GB"/>
+        </w:rPr>
+        <w:t>api</w:t>
+      </w:r>
+      <w:proofErr w:type="spellEnd"/>
+      <w:r>
+        <w:rPr>
+          <w:rFonts w:ascii="Courier New" w:eastAsia="Times New Roman" w:hAnsi="Courier New" w:cs="Courier New"/>
+          <w:sz w:val="21"/>
+          <w:szCs w:val="21"/>
+          <w:lang w:eastAsia="en-GB"/>
+        </w:rPr>
+        <w:t>/retrieve  │◄──────────────┘               │</w:t>
+      </w:r>
+    </w:p>
+    <w:p>
+      <w:pPr>
+        <w:tabs>
+          <w:tab w:val="left" w:pos="916"/>
+          <w:tab w:val="left" w:pos="1832"/>
+          <w:tab w:val="left" w:pos="2748"/>
+          <w:tab w:val="left" w:pos="3664"/>
+          <w:tab w:val="left" w:pos="4580"/>
+          <w:tab w:val="left" w:pos="5496"/>
+          <w:tab w:val="left" w:pos="6412"/>
+          <w:tab w:val="left" w:pos="7328"/>
+          <w:tab w:val="left" w:pos="8244"/>
+          <w:tab w:val="left" w:pos="9160"/>
+          <w:tab w:val="left" w:pos="10076"/>
+          <w:tab w:val="left" w:pos="10992"/>
+          <w:tab w:val="left" w:pos="11908"/>
+          <w:tab w:val="left" w:pos="12824"/>
+          <w:tab w:val="left" w:pos="13740"/>
+          <w:tab w:val="left" w:pos="14656"/>
+        </w:tabs>
+        <w:spacing w:after="0" w:line="240" w:lineRule="auto"/>
+        <w:rPr>
+          <w:rFonts w:ascii="Courier New" w:eastAsia="Times New Roman" w:hAnsi="Courier New" w:cs="Courier New"/>
+          <w:sz w:val="21"/>
+          <w:szCs w:val="21"/>
+          <w:lang w:eastAsia="en-GB"/>
+        </w:rPr>
+      </w:pPr>
+      <w:r>
+        <w:rPr>
+          <w:rFonts w:ascii="Courier New" w:eastAsia="Times New Roman" w:hAnsi="Courier New" w:cs="Courier New"/>
+          <w:sz w:val="21"/>
+          <w:szCs w:val="21"/>
+          <w:lang w:eastAsia="en-GB"/>
+        </w:rPr>
+        <w:t xml:space="preserve">                      │      </w:t>
+      </w:r>
+      <w:proofErr w:type="gramStart"/>
+      <w:r>
+        <w:rPr>
+          <w:rFonts w:ascii="Courier New" w:eastAsia="Times New Roman" w:hAnsi="Courier New" w:cs="Courier New"/>
+          <w:sz w:val="21"/>
+          <w:szCs w:val="21"/>
+          <w:lang w:eastAsia="en-GB"/>
+        </w:rPr>
+        <w:t>│  (</w:t>
+      </w:r>
+      <w:proofErr w:type="gramEnd"/>
+      <w:r>
+        <w:rPr>
+          <w:rFonts w:ascii="Courier New" w:eastAsia="Times New Roman" w:hAnsi="Courier New" w:cs="Courier New"/>
+          <w:sz w:val="21"/>
+          <w:szCs w:val="21"/>
+          <w:lang w:eastAsia="en-GB"/>
+        </w:rPr>
+        <w:t>Agent Line)   │                               │</w:t>
+      </w:r>
+    </w:p>
+    <w:p>
+      <w:pPr>
+        <w:tabs>
+          <w:tab w:val="left" w:pos="916"/>
+          <w:tab w:val="left" w:pos="1832"/>
+          <w:tab w:val="left" w:pos="2748"/>
+          <w:tab w:val="left" w:pos="3664"/>
+          <w:tab w:val="left" w:pos="4580"/>
+          <w:tab w:val="left" w:pos="5496"/>
+          <w:tab w:val="left" w:pos="6412"/>
+          <w:tab w:val="left" w:pos="7328"/>
+          <w:tab w:val="left" w:pos="8244"/>
+          <w:tab w:val="left" w:pos="9160"/>
+          <w:tab w:val="left" w:pos="10076"/>
+          <w:tab w:val="left" w:pos="10992"/>
+          <w:tab w:val="left" w:pos="11908"/>
+          <w:tab w:val="left" w:pos="12824"/>
+          <w:tab w:val="left" w:pos="13740"/>
+          <w:tab w:val="left" w:pos="14656"/>
+        </w:tabs>
+        <w:spacing w:after="0" w:line="240" w:lineRule="auto"/>
+        <w:rPr>
+          <w:rFonts w:ascii="Courier New" w:eastAsia="Times New Roman" w:hAnsi="Courier New" w:cs="Courier New"/>
+          <w:sz w:val="21"/>
+          <w:szCs w:val="21"/>
+          <w:lang w:eastAsia="en-GB"/>
+        </w:rPr>
+      </w:pPr>
+      <w:r>
+        <w:rPr>
+          <w:rFonts w:ascii="Courier New" w:eastAsia="Times New Roman" w:hAnsi="Courier New" w:cs="Courier New"/>
+          <w:sz w:val="21"/>
+          <w:szCs w:val="21"/>
+          <w:lang w:eastAsia="en-GB"/>
+        </w:rPr>
+        <w:t xml:space="preserve">                      │      └────────┬────────┘                               │</w:t>
+      </w:r>
+    </w:p>
+    <w:p>
+      <w:pPr>
+        <w:tabs>
+          <w:tab w:val="left" w:pos="916"/>
+          <w:tab w:val="left" w:pos="1832"/>
+          <w:tab w:val="left" w:pos="2748"/>
+          <w:tab w:val="left" w:pos="3664"/>
+          <w:tab w:val="left" w:pos="4580"/>
+          <w:tab w:val="left" w:pos="5496"/>
+          <w:tab w:val="left" w:pos="6412"/>
+          <w:tab w:val="left" w:pos="7328"/>
+          <w:tab w:val="left" w:pos="8244"/>
+          <w:tab w:val="left" w:pos="9160"/>
+          <w:tab w:val="left" w:pos="10076"/>
+          <w:tab w:val="left" w:pos="10992"/>
+          <w:tab w:val="left" w:pos="11908"/>
+          <w:tab w:val="left" w:pos="12824"/>
+          <w:tab w:val="left" w:pos="13740"/>
+          <w:tab w:val="left" w:pos="14656"/>
+        </w:tabs>
+        <w:spacing w:after="0" w:line="240" w:lineRule="auto"/>
+        <w:rPr>
+          <w:rFonts w:ascii="Courier New" w:eastAsia="Times New Roman" w:hAnsi="Courier New" w:cs="Courier New"/>
+          <w:sz w:val="21"/>
+          <w:szCs w:val="21"/>
+          <w:lang w:eastAsia="en-GB"/>
+        </w:rPr>
+      </w:pPr>
+      <w:r>
+        <w:rPr>
+          <w:rFonts w:ascii="Courier New" w:eastAsia="Times New Roman" w:hAnsi="Courier New" w:cs="Courier New"/>
+          <w:sz w:val="21"/>
+          <w:szCs w:val="21"/>
+          <w:lang w:eastAsia="en-GB"/>
+        </w:rPr>
+        <w:t xml:space="preserve">                      │               │ (Native Activity Interception)         │</w:t>
+      </w:r>
+    </w:p>
+    <w:p>
+      <w:pPr>
+        <w:tabs>
+          <w:tab w:val="left" w:pos="916"/>
+          <w:tab w:val="left" w:pos="1832"/>
+          <w:tab w:val="left" w:pos="2748"/>
+          <w:tab w:val="left" w:pos="3664"/>
+          <w:tab w:val="left" w:pos="4580"/>
+          <w:tab w:val="left" w:pos="5496"/>
+          <w:tab w:val="left" w:pos="6412"/>
+          <w:tab w:val="left" w:pos="7328"/>
+          <w:tab w:val="left" w:pos="8244"/>
+          <w:tab w:val="left" w:pos="9160"/>
+          <w:tab w:val="left" w:pos="10076"/>
+          <w:tab w:val="left" w:pos="10992"/>
+          <w:tab w:val="left" w:pos="11908"/>
+          <w:tab w:val="left" w:pos="12824"/>
+          <w:tab w:val="left" w:pos="13740"/>
+          <w:tab w:val="left" w:pos="14656"/>
+        </w:tabs>
+        <w:spacing w:after="0" w:line="240" w:lineRule="auto"/>
+        <w:rPr>
+          <w:rFonts w:ascii="Courier New" w:eastAsia="Times New Roman" w:hAnsi="Courier New" w:cs="Courier New"/>
+          <w:sz w:val="21"/>
+          <w:szCs w:val="21"/>
+          <w:lang w:eastAsia="en-GB"/>
+        </w:rPr>
+      </w:pPr>
+      <w:r>
+        <w:rPr>
+          <w:rFonts w:ascii="Courier New" w:eastAsia="Times New Roman" w:hAnsi="Courier New" w:cs="Courier New"/>
+          <w:sz w:val="21"/>
+          <w:szCs w:val="21"/>
+          <w:lang w:eastAsia="en-GB"/>
+        </w:rPr>
+        <w:t xml:space="preserve">                      │               ▼                                        │</w:t>
+      </w:r>
+    </w:p>
+    <w:p>
+      <w:pPr>
+        <w:tabs>
+          <w:tab w:val="left" w:pos="916"/>
+          <w:tab w:val="left" w:pos="1832"/>
+          <w:tab w:val="left" w:pos="2748"/>
+          <w:tab w:val="left" w:pos="3664"/>
+          <w:tab w:val="left" w:pos="4580"/>
+          <w:tab w:val="left" w:pos="5496"/>
+          <w:tab w:val="left" w:pos="6412"/>
+          <w:tab w:val="left" w:pos="7328"/>
+          <w:tab w:val="left" w:pos="8244"/>
+          <w:tab w:val="left" w:pos="9160"/>
+          <w:tab w:val="left" w:pos="10076"/>
+          <w:tab w:val="left" w:pos="10992"/>
+          <w:tab w:val="left" w:pos="11908"/>
+          <w:tab w:val="left" w:pos="12824"/>
+          <w:tab w:val="left" w:pos="13740"/>
+          <w:tab w:val="left" w:pos="14656"/>
+        </w:tabs>
+        <w:spacing w:after="0" w:line="240" w:lineRule="auto"/>
+        <w:rPr>
+          <w:rFonts w:ascii="Courier New" w:eastAsia="Times New Roman" w:hAnsi="Courier New" w:cs="Courier New"/>
+          <w:sz w:val="21"/>
+          <w:szCs w:val="21"/>
+          <w:lang w:eastAsia="en-GB"/>
+        </w:rPr>
+      </w:pPr>
+      <w:r>
+        <w:rPr>
+          <w:rFonts w:ascii="Courier New" w:eastAsia="Times New Roman" w:hAnsi="Courier New" w:cs="Courier New"/>
+          <w:sz w:val="21"/>
+          <w:szCs w:val="21"/>
+          <w:lang w:eastAsia="en-GB"/>
+        </w:rPr>
+        <w:t xml:space="preserve">                      │      ┌──────────────────┐       ┌─────────────────┐    │</w:t>
+      </w:r>
+    </w:p>
+    <w:p>
+      <w:pPr>
+        <w:tabs>
+          <w:tab w:val="left" w:pos="916"/>
+          <w:tab w:val="left" w:pos="1832"/>
+          <w:tab w:val="left" w:pos="2748"/>
+          <w:tab w:val="left" w:pos="3664"/>
+          <w:tab w:val="left" w:pos="4580"/>
+          <w:tab w:val="left" w:pos="5496"/>
+          <w:tab w:val="left" w:pos="6412"/>
+          <w:tab w:val="left" w:pos="7328"/>
+          <w:tab w:val="left" w:pos="8244"/>
+          <w:tab w:val="left" w:pos="9160"/>
+          <w:tab w:val="left" w:pos="10076"/>
+          <w:tab w:val="left" w:pos="10992"/>
+          <w:tab w:val="left" w:pos="11908"/>
+          <w:tab w:val="left" w:pos="12824"/>
+          <w:tab w:val="left" w:pos="13740"/>
+          <w:tab w:val="left" w:pos="14656"/>
+        </w:tabs>
+        <w:spacing w:after="0" w:line="240" w:lineRule="auto"/>
+        <w:rPr>
+          <w:rFonts w:ascii="Courier New" w:eastAsia="Times New Roman" w:hAnsi="Courier New" w:cs="Courier New"/>
+          <w:sz w:val="21"/>
+          <w:szCs w:val="21"/>
+          <w:lang w:eastAsia="en-GB"/>
+        </w:rPr>
+      </w:pPr>
+      <w:r>
+        <w:rPr>
+          <w:rFonts w:ascii="Courier New" w:eastAsia="Times New Roman" w:hAnsi="Courier New" w:cs="Courier New"/>
+          <w:sz w:val="21"/>
+          <w:szCs w:val="21"/>
+          <w:lang w:eastAsia="en-GB"/>
+        </w:rPr>
+        <w:t xml:space="preserve">                      │      │ In-Memory </w:t>
+      </w:r>
+      <w:proofErr w:type="gramStart"/>
+      <w:r>
+        <w:rPr>
+          <w:rFonts w:ascii="Courier New" w:eastAsia="Times New Roman" w:hAnsi="Courier New" w:cs="Courier New"/>
+          <w:sz w:val="21"/>
+          <w:szCs w:val="21"/>
+          <w:lang w:eastAsia="en-GB"/>
+        </w:rPr>
+        <w:t>Queue  ├</w:t>
+      </w:r>
+      <w:proofErr w:type="gramEnd"/>
+      <w:r>
+        <w:rPr>
+          <w:rFonts w:ascii="Courier New" w:eastAsia="Times New Roman" w:hAnsi="Courier New" w:cs="Courier New"/>
+          <w:sz w:val="21"/>
+          <w:szCs w:val="21"/>
+          <w:lang w:eastAsia="en-GB"/>
+        </w:rPr>
+        <w:t xml:space="preserve">──────►│  </w:t>
+      </w:r>
+      <w:proofErr w:type="spellStart"/>
+      <w:r>
+        <w:rPr>
+          <w:rFonts w:ascii="Courier New" w:eastAsia="Times New Roman" w:hAnsi="Courier New" w:cs="Courier New"/>
+          <w:sz w:val="21"/>
+          <w:szCs w:val="21"/>
+          <w:lang w:eastAsia="en-GB"/>
+        </w:rPr>
+        <w:t>OtlpExporter</w:t>
+      </w:r>
+      <w:proofErr w:type="spellEnd"/>
+      <w:r>
+        <w:rPr>
+          <w:rFonts w:ascii="Courier New" w:eastAsia="Times New Roman" w:hAnsi="Courier New" w:cs="Courier New"/>
+          <w:sz w:val="21"/>
+          <w:szCs w:val="21"/>
+          <w:lang w:eastAsia="en-GB"/>
+        </w:rPr>
+        <w:t xml:space="preserve">   ├────┼──┐</w:t>
+      </w:r>
+    </w:p>
+    <w:p>
+      <w:pPr>
+        <w:tabs>
+          <w:tab w:val="left" w:pos="916"/>
+          <w:tab w:val="left" w:pos="1832"/>
+          <w:tab w:val="left" w:pos="2748"/>
+          <w:tab w:val="left" w:pos="3664"/>
+          <w:tab w:val="left" w:pos="4580"/>
+          <w:tab w:val="left" w:pos="5496"/>
+          <w:tab w:val="left" w:pos="6412"/>
+          <w:tab w:val="left" w:pos="7328"/>
+          <w:tab w:val="left" w:pos="8244"/>
+          <w:tab w:val="left" w:pos="9160"/>
+          <w:tab w:val="left" w:pos="10076"/>
+          <w:tab w:val="left" w:pos="10992"/>
+          <w:tab w:val="left" w:pos="11908"/>
+          <w:tab w:val="left" w:pos="12824"/>
+          <w:tab w:val="left" w:pos="13740"/>
+          <w:tab w:val="left" w:pos="14656"/>
+        </w:tabs>
+        <w:spacing w:after="0" w:line="240" w:lineRule="auto"/>
+        <w:rPr>
+          <w:rFonts w:ascii="Courier New" w:eastAsia="Times New Roman" w:hAnsi="Courier New" w:cs="Courier New"/>
+          <w:sz w:val="21"/>
+          <w:szCs w:val="21"/>
+          <w:lang w:eastAsia="en-GB"/>
+        </w:rPr>
+      </w:pPr>
+      <w:r>
+        <w:rPr>
+          <w:rFonts w:ascii="Courier New" w:eastAsia="Times New Roman" w:hAnsi="Courier New" w:cs="Courier New"/>
+          <w:sz w:val="21"/>
+          <w:szCs w:val="21"/>
+          <w:lang w:eastAsia="en-GB"/>
+        </w:rPr>
+        <w:t xml:space="preserve">                      │      </w:t>
+      </w:r>
+      <w:proofErr w:type="gramStart"/>
+      <w:r>
+        <w:rPr>
+          <w:rFonts w:ascii="Courier New" w:eastAsia="Times New Roman" w:hAnsi="Courier New" w:cs="Courier New"/>
+          <w:sz w:val="21"/>
+          <w:szCs w:val="21"/>
+          <w:lang w:eastAsia="en-GB"/>
+        </w:rPr>
+        <w:t>│  Buffer</w:t>
+      </w:r>
+      <w:proofErr w:type="gramEnd"/>
+      <w:r>
+        <w:rPr>
+          <w:rFonts w:ascii="Courier New" w:eastAsia="Times New Roman" w:hAnsi="Courier New" w:cs="Courier New"/>
+          <w:sz w:val="21"/>
+          <w:szCs w:val="21"/>
+          <w:lang w:eastAsia="en-GB"/>
+        </w:rPr>
+        <w:t xml:space="preserve"> Pool     │       │ (</w:t>
+      </w:r>
+      <w:proofErr w:type="spellStart"/>
+      <w:r>
+        <w:rPr>
+          <w:rFonts w:ascii="Courier New" w:eastAsia="Times New Roman" w:hAnsi="Courier New" w:cs="Courier New"/>
+          <w:sz w:val="21"/>
+          <w:szCs w:val="21"/>
+          <w:lang w:eastAsia="en-GB"/>
+        </w:rPr>
+        <w:t>HttpProtobuf</w:t>
+      </w:r>
+      <w:proofErr w:type="spellEnd"/>
+      <w:r>
+        <w:rPr>
+          <w:rFonts w:ascii="Courier New" w:eastAsia="Times New Roman" w:hAnsi="Courier New" w:cs="Courier New"/>
+          <w:sz w:val="21"/>
+          <w:szCs w:val="21"/>
+          <w:lang w:eastAsia="en-GB"/>
+        </w:rPr>
+        <w:t>)  │    │  │</w:t>
+      </w:r>
+    </w:p>
+    <w:p>
+      <w:pPr>
+        <w:tabs>
+          <w:tab w:val="left" w:pos="916"/>
+          <w:tab w:val="left" w:pos="1832"/>
+          <w:tab w:val="left" w:pos="2748"/>
+          <w:tab w:val="left" w:pos="3664"/>
+          <w:tab w:val="left" w:pos="4580"/>
+          <w:tab w:val="left" w:pos="5496"/>
+          <w:tab w:val="left" w:pos="6412"/>
+          <w:tab w:val="left" w:pos="7328"/>
+          <w:tab w:val="left" w:pos="8244"/>
+          <w:tab w:val="left" w:pos="9160"/>
+          <w:tab w:val="left" w:pos="10076"/>
+          <w:tab w:val="left" w:pos="10992"/>
+          <w:tab w:val="left" w:pos="11908"/>
+          <w:tab w:val="left" w:pos="12824"/>
+          <w:tab w:val="left" w:pos="13740"/>
+          <w:tab w:val="left" w:pos="14656"/>
+        </w:tabs>
+        <w:spacing w:after="0" w:line="240" w:lineRule="auto"/>
+        <w:rPr>
+          <w:rFonts w:ascii="Courier New" w:eastAsia="Times New Roman" w:hAnsi="Courier New" w:cs="Courier New"/>
+          <w:sz w:val="21"/>
+          <w:szCs w:val="21"/>
+          <w:lang w:eastAsia="en-GB"/>
+        </w:rPr>
+      </w:pPr>
+      <w:r>
+        <w:rPr>
+          <w:rFonts w:ascii="Courier New" w:eastAsia="Times New Roman" w:hAnsi="Courier New" w:cs="Courier New"/>
+          <w:sz w:val="21"/>
+          <w:szCs w:val="21"/>
+          <w:lang w:eastAsia="en-GB"/>
+        </w:rPr>
+        <w:t xml:space="preserve">                      │      └──────────────────┘       └─────────────────┘    │  │</w:t>
+      </w:r>
+    </w:p>
+    <w:p>
+      <w:pPr>
+        <w:tabs>
+          <w:tab w:val="left" w:pos="916"/>
+          <w:tab w:val="left" w:pos="1832"/>
+          <w:tab w:val="left" w:pos="2748"/>
+          <w:tab w:val="left" w:pos="3664"/>
+          <w:tab w:val="left" w:pos="4580"/>
+          <w:tab w:val="left" w:pos="5496"/>
+          <w:tab w:val="left" w:pos="6412"/>
+          <w:tab w:val="left" w:pos="7328"/>
+          <w:tab w:val="left" w:pos="8244"/>
+          <w:tab w:val="left" w:pos="9160"/>
+          <w:tab w:val="left" w:pos="10076"/>
+          <w:tab w:val="left" w:pos="10992"/>
+          <w:tab w:val="left" w:pos="11908"/>
+          <w:tab w:val="left" w:pos="12824"/>
+          <w:tab w:val="left" w:pos="13740"/>
+          <w:tab w:val="left" w:pos="14656"/>
+        </w:tabs>
+        <w:spacing w:after="0" w:line="240" w:lineRule="auto"/>
+        <w:rPr>
+          <w:rFonts w:ascii="Courier New" w:eastAsia="Times New Roman" w:hAnsi="Courier New" w:cs="Courier New"/>
+          <w:sz w:val="21"/>
+          <w:szCs w:val="21"/>
+          <w:lang w:eastAsia="en-GB"/>
+        </w:rPr>
+      </w:pPr>
+      <w:r>
+        <w:rPr>
+          <w:rFonts w:ascii="Courier New" w:eastAsia="Times New Roman" w:hAnsi="Courier New" w:cs="Courier New"/>
+          <w:sz w:val="21"/>
+          <w:szCs w:val="21"/>
+          <w:lang w:eastAsia="en-GB"/>
+        </w:rPr>
+        <w:t xml:space="preserve">                      └────────────────────────────────────────────────────────┘  │</w:t>
+      </w:r>
+    </w:p>
+    <w:p>
+      <w:pPr>
+        <w:tabs>
+          <w:tab w:val="left" w:pos="916"/>
+          <w:tab w:val="left" w:pos="1832"/>
+          <w:tab w:val="left" w:pos="2748"/>
+          <w:tab w:val="left" w:pos="3664"/>
+          <w:tab w:val="left" w:pos="4580"/>
+          <w:tab w:val="left" w:pos="5496"/>
+          <w:tab w:val="left" w:pos="6412"/>
+          <w:tab w:val="left" w:pos="7328"/>
+          <w:tab w:val="left" w:pos="8244"/>
+          <w:tab w:val="left" w:pos="9160"/>
+          <w:tab w:val="left" w:pos="10076"/>
+          <w:tab w:val="left" w:pos="10992"/>
+          <w:tab w:val="left" w:pos="11908"/>
+          <w:tab w:val="left" w:pos="12824"/>
+          <w:tab w:val="left" w:pos="13740"/>
+          <w:tab w:val="left" w:pos="14656"/>
+        </w:tabs>
+        <w:spacing w:after="0" w:line="240" w:lineRule="auto"/>
+        <w:rPr>
+          <w:rFonts w:ascii="Courier New" w:eastAsia="Times New Roman" w:hAnsi="Courier New" w:cs="Courier New"/>
+          <w:sz w:val="21"/>
+          <w:szCs w:val="21"/>
+          <w:lang w:eastAsia="en-GB"/>
+        </w:rPr>
+      </w:pPr>
+      <w:r>
+        <w:rPr>
+          <w:rFonts w:ascii="Courier New" w:eastAsia="Times New Roman" w:hAnsi="Courier New" w:cs="Courier New"/>
+          <w:sz w:val="21"/>
+          <w:szCs w:val="21"/>
+          <w:lang w:eastAsia="en-GB"/>
+        </w:rPr>
+        <w:lastRenderedPageBreak/>
+        <w:t xml:space="preserve">                                                                                  │ (Asynchronous OTLP Stream)</w:t>
+      </w:r>
+    </w:p>
+    <w:p>
+      <w:pPr>
+        <w:tabs>
+          <w:tab w:val="left" w:pos="916"/>
+          <w:tab w:val="left" w:pos="1832"/>
+          <w:tab w:val="left" w:pos="2748"/>
+          <w:tab w:val="left" w:pos="3664"/>
+          <w:tab w:val="left" w:pos="4580"/>
+          <w:tab w:val="left" w:pos="5496"/>
+          <w:tab w:val="left" w:pos="6412"/>
+          <w:tab w:val="left" w:pos="7328"/>
+          <w:tab w:val="left" w:pos="8244"/>
+          <w:tab w:val="left" w:pos="9160"/>
+          <w:tab w:val="left" w:pos="10076"/>
+          <w:tab w:val="left" w:pos="10992"/>
+          <w:tab w:val="left" w:pos="11908"/>
+          <w:tab w:val="left" w:pos="12824"/>
+          <w:tab w:val="left" w:pos="13740"/>
+          <w:tab w:val="left" w:pos="14656"/>
+        </w:tabs>
+        <w:spacing w:after="0" w:line="240" w:lineRule="auto"/>
+        <w:rPr>
+          <w:rFonts w:ascii="Courier New" w:eastAsia="Times New Roman" w:hAnsi="Courier New" w:cs="Courier New"/>
+          <w:sz w:val="21"/>
+          <w:szCs w:val="21"/>
+          <w:lang w:eastAsia="en-GB"/>
+        </w:rPr>
+      </w:pPr>
+      <w:r>
+        <w:rPr>
+          <w:rFonts w:ascii="Courier New" w:eastAsia="Times New Roman" w:hAnsi="Courier New" w:cs="Courier New"/>
+          <w:sz w:val="21"/>
+          <w:szCs w:val="21"/>
+          <w:lang w:eastAsia="en-GB"/>
+        </w:rPr>
+        <w:t xml:space="preserve">                                                                                  ▼</w:t>
+      </w:r>
+    </w:p>
+    <w:p>
+      <w:pPr>
+        <w:tabs>
+          <w:tab w:val="left" w:pos="916"/>
+          <w:tab w:val="left" w:pos="1832"/>
+          <w:tab w:val="left" w:pos="2748"/>
+          <w:tab w:val="left" w:pos="3664"/>
+          <w:tab w:val="left" w:pos="4580"/>
+          <w:tab w:val="left" w:pos="5496"/>
+          <w:tab w:val="left" w:pos="6412"/>
+          <w:tab w:val="left" w:pos="7328"/>
+          <w:tab w:val="left" w:pos="8244"/>
+          <w:tab w:val="left" w:pos="9160"/>
+          <w:tab w:val="left" w:pos="10076"/>
+          <w:tab w:val="left" w:pos="10992"/>
+          <w:tab w:val="left" w:pos="11908"/>
+          <w:tab w:val="left" w:pos="12824"/>
+          <w:tab w:val="left" w:pos="13740"/>
+          <w:tab w:val="left" w:pos="14656"/>
+        </w:tabs>
+        <w:spacing w:after="0" w:line="240" w:lineRule="auto"/>
+        <w:rPr>
+          <w:rFonts w:ascii="Courier New" w:eastAsia="Times New Roman" w:hAnsi="Courier New" w:cs="Courier New"/>
+          <w:sz w:val="21"/>
+          <w:szCs w:val="21"/>
+          <w:lang w:eastAsia="en-GB"/>
+        </w:rPr>
+      </w:pPr>
+      <w:r>
+        <w:rPr>
+          <w:rFonts w:ascii="Courier New" w:eastAsia="Times New Roman" w:hAnsi="Courier New" w:cs="Courier New"/>
+          <w:sz w:val="21"/>
+          <w:szCs w:val="21"/>
+          <w:lang w:eastAsia="en-GB"/>
+        </w:rPr>
+        <w:t xml:space="preserve">                                                                     ┌────────────────────────┐</w:t>
+      </w:r>
+    </w:p>
+    <w:p>
+      <w:pPr>
+        <w:tabs>
+          <w:tab w:val="left" w:pos="916"/>
+          <w:tab w:val="left" w:pos="1832"/>
+          <w:tab w:val="left" w:pos="2748"/>
+          <w:tab w:val="left" w:pos="3664"/>
+          <w:tab w:val="left" w:pos="4580"/>
+          <w:tab w:val="left" w:pos="5496"/>
+          <w:tab w:val="left" w:pos="6412"/>
+          <w:tab w:val="left" w:pos="7328"/>
+          <w:tab w:val="left" w:pos="8244"/>
+          <w:tab w:val="left" w:pos="9160"/>
+          <w:tab w:val="left" w:pos="10076"/>
+          <w:tab w:val="left" w:pos="10992"/>
+          <w:tab w:val="left" w:pos="11908"/>
+          <w:tab w:val="left" w:pos="12824"/>
+          <w:tab w:val="left" w:pos="13740"/>
+          <w:tab w:val="left" w:pos="14656"/>
+        </w:tabs>
+        <w:spacing w:after="0" w:line="240" w:lineRule="auto"/>
+        <w:rPr>
+          <w:rFonts w:ascii="Courier New" w:eastAsia="Times New Roman" w:hAnsi="Courier New" w:cs="Courier New"/>
+          <w:sz w:val="21"/>
+          <w:szCs w:val="21"/>
+          <w:lang w:eastAsia="en-GB"/>
+        </w:rPr>
+      </w:pPr>
+      <w:r>
+        <w:rPr>
+          <w:rFonts w:ascii="Courier New" w:eastAsia="Times New Roman" w:hAnsi="Courier New" w:cs="Courier New"/>
+          <w:sz w:val="21"/>
+          <w:szCs w:val="21"/>
+          <w:lang w:eastAsia="en-GB"/>
+        </w:rPr>
+        <w:t xml:space="preserve">                                                                     </w:t>
+      </w:r>
+      <w:proofErr w:type="gramStart"/>
+      <w:r>
+        <w:rPr>
+          <w:rFonts w:ascii="Courier New" w:eastAsia="Times New Roman" w:hAnsi="Courier New" w:cs="Courier New"/>
+          <w:sz w:val="21"/>
+          <w:szCs w:val="21"/>
+          <w:lang w:eastAsia="en-GB"/>
+        </w:rPr>
+        <w:t xml:space="preserve">│  </w:t>
+      </w:r>
+      <w:proofErr w:type="spellStart"/>
+      <w:r>
+        <w:rPr>
+          <w:rFonts w:ascii="Courier New" w:eastAsia="Times New Roman" w:hAnsi="Courier New" w:cs="Courier New"/>
+          <w:sz w:val="21"/>
+          <w:szCs w:val="21"/>
+          <w:lang w:eastAsia="en-GB"/>
+        </w:rPr>
+        <w:t>Langfuse</w:t>
+      </w:r>
+      <w:proofErr w:type="spellEnd"/>
+      <w:proofErr w:type="gramEnd"/>
+      <w:r>
+        <w:rPr>
+          <w:rFonts w:ascii="Courier New" w:eastAsia="Times New Roman" w:hAnsi="Courier New" w:cs="Courier New"/>
+          <w:sz w:val="21"/>
+          <w:szCs w:val="21"/>
+          <w:lang w:eastAsia="en-GB"/>
+        </w:rPr>
+        <w:t xml:space="preserve"> Cloud (US)   │</w:t>
+      </w:r>
+    </w:p>
+    <w:p>
+      <w:pPr>
+        <w:tabs>
+          <w:tab w:val="left" w:pos="916"/>
+          <w:tab w:val="left" w:pos="1832"/>
+          <w:tab w:val="left" w:pos="2748"/>
+          <w:tab w:val="left" w:pos="3664"/>
+          <w:tab w:val="left" w:pos="4580"/>
+          <w:tab w:val="left" w:pos="5496"/>
+          <w:tab w:val="left" w:pos="6412"/>
+          <w:tab w:val="left" w:pos="7328"/>
+          <w:tab w:val="left" w:pos="8244"/>
+          <w:tab w:val="left" w:pos="9160"/>
+          <w:tab w:val="left" w:pos="10076"/>
+          <w:tab w:val="left" w:pos="10992"/>
+          <w:tab w:val="left" w:pos="11908"/>
+          <w:tab w:val="left" w:pos="12824"/>
+          <w:tab w:val="left" w:pos="13740"/>
+          <w:tab w:val="left" w:pos="14656"/>
+        </w:tabs>
+        <w:spacing w:after="0" w:line="240" w:lineRule="auto"/>
+        <w:rPr>
+          <w:rFonts w:ascii="Courier New" w:eastAsia="Times New Roman" w:hAnsi="Courier New" w:cs="Courier New"/>
+          <w:sz w:val="21"/>
+          <w:szCs w:val="21"/>
+          <w:lang w:eastAsia="en-GB"/>
+        </w:rPr>
+      </w:pPr>
+      <w:r>
+        <w:rPr>
+          <w:rFonts w:ascii="Courier New" w:eastAsia="Times New Roman" w:hAnsi="Courier New" w:cs="Courier New"/>
+          <w:sz w:val="21"/>
+          <w:szCs w:val="21"/>
+          <w:lang w:eastAsia="en-GB"/>
+        </w:rPr>
+        <w:t xml:space="preserve">                                                                     │                        │</w:t>
+      </w:r>
+    </w:p>
+    <w:p>
+      <w:pPr>
+        <w:tabs>
+          <w:tab w:val="left" w:pos="916"/>
+          <w:tab w:val="left" w:pos="1832"/>
+          <w:tab w:val="left" w:pos="2748"/>
+          <w:tab w:val="left" w:pos="3664"/>
+          <w:tab w:val="left" w:pos="4580"/>
+          <w:tab w:val="left" w:pos="5496"/>
+          <w:tab w:val="left" w:pos="6412"/>
+          <w:tab w:val="left" w:pos="7328"/>
+          <w:tab w:val="left" w:pos="8244"/>
+          <w:tab w:val="left" w:pos="9160"/>
+          <w:tab w:val="left" w:pos="10076"/>
+          <w:tab w:val="left" w:pos="10992"/>
+          <w:tab w:val="left" w:pos="11908"/>
+          <w:tab w:val="left" w:pos="12824"/>
+          <w:tab w:val="left" w:pos="13740"/>
+          <w:tab w:val="left" w:pos="14656"/>
+        </w:tabs>
+        <w:spacing w:after="0" w:line="240" w:lineRule="auto"/>
+        <w:rPr>
+          <w:rFonts w:ascii="Courier New" w:eastAsia="Times New Roman" w:hAnsi="Courier New" w:cs="Courier New"/>
+          <w:sz w:val="21"/>
+          <w:szCs w:val="21"/>
+          <w:lang w:eastAsia="en-GB"/>
+        </w:rPr>
+      </w:pPr>
+      <w:r>
+        <w:rPr>
+          <w:rFonts w:ascii="Courier New" w:eastAsia="Times New Roman" w:hAnsi="Courier New" w:cs="Courier New"/>
+          <w:sz w:val="21"/>
+          <w:szCs w:val="21"/>
+          <w:lang w:eastAsia="en-GB"/>
+        </w:rPr>
+        <w:t xml:space="preserve">                                                                     │  ┌──────────────────┐  │</w:t>
+      </w:r>
+    </w:p>
+    <w:p>
+      <w:pPr>
+        <w:tabs>
+          <w:tab w:val="left" w:pos="916"/>
+          <w:tab w:val="left" w:pos="1832"/>
+          <w:tab w:val="left" w:pos="2748"/>
+          <w:tab w:val="left" w:pos="3664"/>
+          <w:tab w:val="left" w:pos="4580"/>
+          <w:tab w:val="left" w:pos="5496"/>
+          <w:tab w:val="left" w:pos="6412"/>
+          <w:tab w:val="left" w:pos="7328"/>
+          <w:tab w:val="left" w:pos="8244"/>
+          <w:tab w:val="left" w:pos="9160"/>
+          <w:tab w:val="left" w:pos="10076"/>
+          <w:tab w:val="left" w:pos="10992"/>
+          <w:tab w:val="left" w:pos="11908"/>
+          <w:tab w:val="left" w:pos="12824"/>
+          <w:tab w:val="left" w:pos="13740"/>
+          <w:tab w:val="left" w:pos="14656"/>
+        </w:tabs>
+        <w:spacing w:after="0" w:line="240" w:lineRule="auto"/>
+        <w:rPr>
+          <w:rFonts w:ascii="Courier New" w:eastAsia="Times New Roman" w:hAnsi="Courier New" w:cs="Courier New"/>
+          <w:sz w:val="21"/>
+          <w:szCs w:val="21"/>
+          <w:lang w:eastAsia="en-GB"/>
+        </w:rPr>
+      </w:pPr>
+      <w:r>
+        <w:rPr>
+          <w:rFonts w:ascii="Courier New" w:eastAsia="Times New Roman" w:hAnsi="Courier New" w:cs="Courier New"/>
+          <w:sz w:val="21"/>
+          <w:szCs w:val="21"/>
+          <w:lang w:eastAsia="en-GB"/>
+        </w:rPr>
+        <w:t xml:space="preserve">                                                                     </w:t>
+      </w:r>
+      <w:proofErr w:type="gramStart"/>
+      <w:r>
+        <w:rPr>
+          <w:rFonts w:ascii="Courier New" w:eastAsia="Times New Roman" w:hAnsi="Courier New" w:cs="Courier New"/>
+          <w:sz w:val="21"/>
+          <w:szCs w:val="21"/>
+          <w:lang w:eastAsia="en-GB"/>
+        </w:rPr>
+        <w:t>│  │</w:t>
+      </w:r>
+      <w:proofErr w:type="gramEnd"/>
+      <w:r>
+        <w:rPr>
+          <w:rFonts w:ascii="Courier New" w:eastAsia="Times New Roman" w:hAnsi="Courier New" w:cs="Courier New"/>
+          <w:sz w:val="21"/>
+          <w:szCs w:val="21"/>
+          <w:lang w:eastAsia="en-GB"/>
+        </w:rPr>
+        <w:t xml:space="preserve"> Trace Waterfall  │  │</w:t>
+      </w:r>
+    </w:p>
+    <w:p>
+      <w:pPr>
+        <w:tabs>
+          <w:tab w:val="left" w:pos="916"/>
+          <w:tab w:val="left" w:pos="1832"/>
+          <w:tab w:val="left" w:pos="2748"/>
+          <w:tab w:val="left" w:pos="3664"/>
+          <w:tab w:val="left" w:pos="4580"/>
+          <w:tab w:val="left" w:pos="5496"/>
+          <w:tab w:val="left" w:pos="6412"/>
+          <w:tab w:val="left" w:pos="7328"/>
+          <w:tab w:val="left" w:pos="8244"/>
+          <w:tab w:val="left" w:pos="9160"/>
+          <w:tab w:val="left" w:pos="10076"/>
+          <w:tab w:val="left" w:pos="10992"/>
+          <w:tab w:val="left" w:pos="11908"/>
+          <w:tab w:val="left" w:pos="12824"/>
+          <w:tab w:val="left" w:pos="13740"/>
+          <w:tab w:val="left" w:pos="14656"/>
+        </w:tabs>
+        <w:spacing w:after="0" w:line="240" w:lineRule="auto"/>
+        <w:rPr>
+          <w:rFonts w:ascii="Courier New" w:eastAsia="Times New Roman" w:hAnsi="Courier New" w:cs="Courier New"/>
+          <w:sz w:val="21"/>
+          <w:szCs w:val="21"/>
+          <w:lang w:eastAsia="en-GB"/>
+        </w:rPr>
+      </w:pPr>
+      <w:r>
+        <w:rPr>
+          <w:rFonts w:ascii="Courier New" w:eastAsia="Times New Roman" w:hAnsi="Courier New" w:cs="Courier New"/>
+          <w:sz w:val="21"/>
+          <w:szCs w:val="21"/>
+          <w:lang w:eastAsia="en-GB"/>
+        </w:rPr>
+        <w:t xml:space="preserve">                                                                     │  └────────┬─────────┘  │</w:t>
+      </w:r>
+    </w:p>
+    <w:p>
+      <w:pPr>
+        <w:tabs>
+          <w:tab w:val="left" w:pos="916"/>
+          <w:tab w:val="left" w:pos="1832"/>
+          <w:tab w:val="left" w:pos="2748"/>
+          <w:tab w:val="left" w:pos="3664"/>
+          <w:tab w:val="left" w:pos="4580"/>
+          <w:tab w:val="left" w:pos="5496"/>
+          <w:tab w:val="left" w:pos="6412"/>
+          <w:tab w:val="left" w:pos="7328"/>
+          <w:tab w:val="left" w:pos="8244"/>
+          <w:tab w:val="left" w:pos="9160"/>
+          <w:tab w:val="left" w:pos="10076"/>
+          <w:tab w:val="left" w:pos="10992"/>
+          <w:tab w:val="left" w:pos="11908"/>
+          <w:tab w:val="left" w:pos="12824"/>
+          <w:tab w:val="left" w:pos="13740"/>
+          <w:tab w:val="left" w:pos="14656"/>
+        </w:tabs>
+        <w:spacing w:after="0" w:line="240" w:lineRule="auto"/>
+        <w:rPr>
+          <w:rFonts w:ascii="Courier New" w:eastAsia="Times New Roman" w:hAnsi="Courier New" w:cs="Courier New"/>
+          <w:sz w:val="21"/>
+          <w:szCs w:val="21"/>
+          <w:lang w:eastAsia="en-GB"/>
+        </w:rPr>
+      </w:pPr>
+      <w:r>
+        <w:rPr>
+          <w:rFonts w:ascii="Courier New" w:eastAsia="Times New Roman" w:hAnsi="Courier New" w:cs="Courier New"/>
+          <w:sz w:val="21"/>
+          <w:szCs w:val="21"/>
+          <w:lang w:eastAsia="en-GB"/>
+        </w:rPr>
+        <w:t xml:space="preserve">                                                                     │           ▼            │</w:t>
+      </w:r>
+    </w:p>
+    <w:p>
+      <w:pPr>
+        <w:tabs>
+          <w:tab w:val="left" w:pos="916"/>
+          <w:tab w:val="left" w:pos="1832"/>
+          <w:tab w:val="left" w:pos="2748"/>
+          <w:tab w:val="left" w:pos="3664"/>
+          <w:tab w:val="left" w:pos="4580"/>
+          <w:tab w:val="left" w:pos="5496"/>
+          <w:tab w:val="left" w:pos="6412"/>
+          <w:tab w:val="left" w:pos="7328"/>
+          <w:tab w:val="left" w:pos="8244"/>
+          <w:tab w:val="left" w:pos="9160"/>
+          <w:tab w:val="left" w:pos="10076"/>
+          <w:tab w:val="left" w:pos="10992"/>
+          <w:tab w:val="left" w:pos="11908"/>
+          <w:tab w:val="left" w:pos="12824"/>
+          <w:tab w:val="left" w:pos="13740"/>
+          <w:tab w:val="left" w:pos="14656"/>
+        </w:tabs>
+        <w:spacing w:after="0" w:line="240" w:lineRule="auto"/>
+        <w:rPr>
+          <w:rFonts w:ascii="Courier New" w:eastAsia="Times New Roman" w:hAnsi="Courier New" w:cs="Courier New"/>
+          <w:sz w:val="21"/>
+          <w:szCs w:val="21"/>
+          <w:lang w:eastAsia="en-GB"/>
+        </w:rPr>
+      </w:pPr>
+      <w:r>
+        <w:rPr>
+          <w:rFonts w:ascii="Courier New" w:eastAsia="Times New Roman" w:hAnsi="Courier New" w:cs="Courier New"/>
+          <w:sz w:val="21"/>
+          <w:szCs w:val="21"/>
+          <w:lang w:eastAsia="en-GB"/>
+        </w:rPr>
+        <w:t xml:space="preserve">                                                                     │  ┌──────────────────┐  │</w:t>
+      </w:r>
+    </w:p>
+    <w:p>
+      <w:pPr>
+        <w:tabs>
+          <w:tab w:val="left" w:pos="916"/>
+          <w:tab w:val="left" w:pos="1832"/>
+          <w:tab w:val="left" w:pos="2748"/>
+          <w:tab w:val="left" w:pos="3664"/>
+          <w:tab w:val="left" w:pos="4580"/>
+          <w:tab w:val="left" w:pos="5496"/>
+          <w:tab w:val="left" w:pos="6412"/>
+          <w:tab w:val="left" w:pos="7328"/>
+          <w:tab w:val="left" w:pos="8244"/>
+          <w:tab w:val="left" w:pos="9160"/>
+          <w:tab w:val="left" w:pos="10076"/>
+          <w:tab w:val="left" w:pos="10992"/>
+          <w:tab w:val="left" w:pos="11908"/>
+          <w:tab w:val="left" w:pos="12824"/>
+          <w:tab w:val="left" w:pos="13740"/>
+          <w:tab w:val="left" w:pos="14656"/>
+        </w:tabs>
+        <w:spacing w:after="0" w:line="240" w:lineRule="auto"/>
+        <w:rPr>
+          <w:rFonts w:ascii="Courier New" w:eastAsia="Times New Roman" w:hAnsi="Courier New" w:cs="Courier New"/>
+          <w:sz w:val="21"/>
+          <w:szCs w:val="21"/>
+          <w:lang w:eastAsia="en-GB"/>
+        </w:rPr>
+      </w:pPr>
+      <w:r>
+        <w:rPr>
+          <w:rFonts w:ascii="Courier New" w:eastAsia="Times New Roman" w:hAnsi="Courier New" w:cs="Courier New"/>
+          <w:sz w:val="21"/>
+          <w:szCs w:val="21"/>
+          <w:lang w:eastAsia="en-GB"/>
+        </w:rPr>
+        <w:t xml:space="preserve">                                                                     </w:t>
+      </w:r>
+      <w:proofErr w:type="gramStart"/>
+      <w:r>
+        <w:rPr>
+          <w:rFonts w:ascii="Courier New" w:eastAsia="Times New Roman" w:hAnsi="Courier New" w:cs="Courier New"/>
+          <w:sz w:val="21"/>
+          <w:szCs w:val="21"/>
+          <w:lang w:eastAsia="en-GB"/>
+        </w:rPr>
+        <w:t>│  │</w:t>
+      </w:r>
+      <w:proofErr w:type="gramEnd"/>
+      <w:r>
+        <w:rPr>
+          <w:rFonts w:ascii="Courier New" w:eastAsia="Times New Roman" w:hAnsi="Courier New" w:cs="Courier New"/>
+          <w:sz w:val="21"/>
+          <w:szCs w:val="21"/>
+          <w:lang w:eastAsia="en-GB"/>
+        </w:rPr>
+        <w:t xml:space="preserve">  </w:t>
+      </w:r>
+      <w:proofErr w:type="spellStart"/>
+      <w:r>
+        <w:rPr>
+          <w:rFonts w:ascii="Courier New" w:eastAsia="Times New Roman" w:hAnsi="Courier New" w:cs="Courier New"/>
+          <w:sz w:val="21"/>
+          <w:szCs w:val="21"/>
+          <w:lang w:eastAsia="en-GB"/>
+        </w:rPr>
+        <w:t>Async</w:t>
+      </w:r>
+      <w:proofErr w:type="spellEnd"/>
+      <w:r>
+        <w:rPr>
+          <w:rFonts w:ascii="Courier New" w:eastAsia="Times New Roman" w:hAnsi="Courier New" w:cs="Courier New"/>
+          <w:sz w:val="21"/>
+          <w:szCs w:val="21"/>
+          <w:lang w:eastAsia="en-GB"/>
+        </w:rPr>
+        <w:t xml:space="preserve"> RAGAS LLM  │  │</w:t>
+      </w:r>
+    </w:p>
+    <w:p>
+      <w:pPr>
+        <w:tabs>
+          <w:tab w:val="left" w:pos="916"/>
+          <w:tab w:val="left" w:pos="1832"/>
+          <w:tab w:val="left" w:pos="2748"/>
+          <w:tab w:val="left" w:pos="3664"/>
+          <w:tab w:val="left" w:pos="4580"/>
+          <w:tab w:val="left" w:pos="5496"/>
+          <w:tab w:val="left" w:pos="6412"/>
+          <w:tab w:val="left" w:pos="7328"/>
+          <w:tab w:val="left" w:pos="8244"/>
+          <w:tab w:val="left" w:pos="9160"/>
+          <w:tab w:val="left" w:pos="10076"/>
+          <w:tab w:val="left" w:pos="10992"/>
+          <w:tab w:val="left" w:pos="11908"/>
+          <w:tab w:val="left" w:pos="12824"/>
+          <w:tab w:val="left" w:pos="13740"/>
+          <w:tab w:val="left" w:pos="14656"/>
+        </w:tabs>
+        <w:spacing w:after="0" w:line="240" w:lineRule="auto"/>
+        <w:rPr>
+          <w:rFonts w:ascii="Courier New" w:eastAsia="Times New Roman" w:hAnsi="Courier New" w:cs="Courier New"/>
+          <w:sz w:val="21"/>
+          <w:szCs w:val="21"/>
+          <w:lang w:eastAsia="en-GB"/>
+        </w:rPr>
+      </w:pPr>
+      <w:r>
+        <w:rPr>
+          <w:rFonts w:ascii="Courier New" w:eastAsia="Times New Roman" w:hAnsi="Courier New" w:cs="Courier New"/>
+          <w:sz w:val="21"/>
+          <w:szCs w:val="21"/>
+          <w:lang w:eastAsia="en-GB"/>
+        </w:rPr>
+        <w:t xml:space="preserve">                                                                     </w:t>
+      </w:r>
+      <w:proofErr w:type="gramStart"/>
+      <w:r>
+        <w:rPr>
+          <w:rFonts w:ascii="Courier New" w:eastAsia="Times New Roman" w:hAnsi="Courier New" w:cs="Courier New"/>
+          <w:sz w:val="21"/>
+          <w:szCs w:val="21"/>
+          <w:lang w:eastAsia="en-GB"/>
+        </w:rPr>
+        <w:t>│  │</w:t>
+      </w:r>
+      <w:proofErr w:type="gramEnd"/>
+      <w:r>
+        <w:rPr>
+          <w:rFonts w:ascii="Courier New" w:eastAsia="Times New Roman" w:hAnsi="Courier New" w:cs="Courier New"/>
+          <w:sz w:val="21"/>
+          <w:szCs w:val="21"/>
+          <w:lang w:eastAsia="en-GB"/>
+        </w:rPr>
+        <w:t xml:space="preserve">  Judge Scoring   │  │</w:t>
+      </w:r>
+    </w:p>
+    <w:p>
+      <w:pPr>
+        <w:tabs>
+          <w:tab w:val="left" w:pos="916"/>
+          <w:tab w:val="left" w:pos="1832"/>
+          <w:tab w:val="left" w:pos="2748"/>
+          <w:tab w:val="left" w:pos="3664"/>
+          <w:tab w:val="left" w:pos="4580"/>
+          <w:tab w:val="left" w:pos="5496"/>
+          <w:tab w:val="left" w:pos="6412"/>
+          <w:tab w:val="left" w:pos="7328"/>
+          <w:tab w:val="left" w:pos="8244"/>
+          <w:tab w:val="left" w:pos="9160"/>
+          <w:tab w:val="left" w:pos="10076"/>
+          <w:tab w:val="left" w:pos="10992"/>
+          <w:tab w:val="left" w:pos="11908"/>
+          <w:tab w:val="left" w:pos="12824"/>
+          <w:tab w:val="left" w:pos="13740"/>
+          <w:tab w:val="left" w:pos="14656"/>
+        </w:tabs>
+        <w:spacing w:after="0" w:line="240" w:lineRule="auto"/>
+        <w:rPr>
+          <w:rFonts w:ascii="Courier New" w:eastAsia="Times New Roman" w:hAnsi="Courier New" w:cs="Courier New"/>
+          <w:sz w:val="21"/>
+          <w:szCs w:val="21"/>
+          <w:lang w:eastAsia="en-GB"/>
+        </w:rPr>
+      </w:pPr>
+      <w:r>
+        <w:rPr>
+          <w:rFonts w:ascii="Courier New" w:eastAsia="Times New Roman" w:hAnsi="Courier New" w:cs="Courier New"/>
+          <w:sz w:val="21"/>
+          <w:szCs w:val="21"/>
+          <w:lang w:eastAsia="en-GB"/>
+        </w:rPr>
+        <w:t xml:space="preserve">                                                                     │  └──────────────────┘  │</w:t>
+      </w:r>
+    </w:p>
+    <w:p>
+      <w:pPr>
+        <w:tabs>
+          <w:tab w:val="left" w:pos="916"/>
+          <w:tab w:val="left" w:pos="1832"/>
+          <w:tab w:val="left" w:pos="2748"/>
+          <w:tab w:val="left" w:pos="3664"/>
+          <w:tab w:val="left" w:pos="4580"/>
+          <w:tab w:val="left" w:pos="5496"/>
+          <w:tab w:val="left" w:pos="6412"/>
+          <w:tab w:val="left" w:pos="7328"/>
+          <w:tab w:val="left" w:pos="8244"/>
+          <w:tab w:val="left" w:pos="9160"/>
+          <w:tab w:val="left" w:pos="10076"/>
+          <w:tab w:val="left" w:pos="10992"/>
+          <w:tab w:val="left" w:pos="11908"/>
+          <w:tab w:val="left" w:pos="12824"/>
+          <w:tab w:val="left" w:pos="13740"/>
+          <w:tab w:val="left" w:pos="14656"/>
+        </w:tabs>
+        <w:spacing w:after="0" w:line="240" w:lineRule="auto"/>
+        <w:rPr>
+          <w:rFonts w:ascii="Courier New" w:eastAsia="Times New Roman" w:hAnsi="Courier New" w:cs="Courier New"/>
+          <w:sz w:val="21"/>
+          <w:szCs w:val="21"/>
+          <w:lang w:eastAsia="en-GB"/>
+        </w:rPr>
+      </w:pPr>
+      <w:r>
+        <w:rPr>
+          <w:rFonts w:ascii="Courier New" w:eastAsia="Times New Roman" w:hAnsi="Courier New" w:cs="Courier New"/>
+          <w:sz w:val="21"/>
+          <w:szCs w:val="21"/>
+          <w:lang w:eastAsia="en-GB"/>
+        </w:rPr>
+        <w:t xml:space="preserve">                                                                     └────────────────────────┘</w:t>
+      </w:r>
+    </w:p>
+    <w:p>
+      <w:pPr>
+        <w:spacing w:before="480" w:after="480" w:line="240" w:lineRule="auto"/>
+        <w:rPr>
+          <w:rFonts w:ascii="Times New Roman" w:eastAsia="Times New Roman" w:hAnsi="Times New Roman" w:cs="Times New Roman"/>
+          <w:sz w:val="24"/>
+          <w:szCs w:val="24"/>
+          <w:lang w:eastAsia="en-GB"/>
+        </w:rPr>
+      </w:pPr>
+      <w:r>
+        <w:rPr>
+          <w:rFonts w:ascii="Times New Roman" w:eastAsia="Times New Roman" w:hAnsi="Times New Roman" w:cs="Times New Roman"/>
+          <w:sz w:val="24"/>
+          <w:szCs w:val="24"/>
+          <w:lang w:eastAsia="en-GB"/>
+        </w:rPr>
+        <w:pict>
+          <v:rect id="_x0000_i1032" style="width:0;height:1.5pt" o:hralign="center" o:hrstd="t" o:hr="t" fillcolor="#a0a0a0" stroked="f"/>
+        </w:pict>
+      </w:r>
+    </w:p>
+    <w:p>
+      <w:pPr>
+        <w:spacing w:before="480" w:after="480" w:line="240" w:lineRule="auto"/>
+        <w:rPr>
+          <w:rFonts w:ascii="Arial" w:eastAsia="Times New Roman" w:hAnsi="Arial" w:cs="Arial"/>
+          <w:b/>
+          <w:bCs/>
+          <w:sz w:val="30"/>
+          <w:szCs w:val="30"/>
+          <w:lang w:eastAsia="en-GB"/>
+        </w:rPr>
+      </w:pPr>
+      <w:r>
+        <w:rPr>
+          <w:rFonts w:ascii="Arial" w:eastAsia="Times New Roman" w:hAnsi="Arial" w:cs="Arial"/>
+          <w:b/>
+          <w:bCs/>
+          <w:sz w:val="30"/>
+          <w:szCs w:val="30"/>
+          <w:lang w:eastAsia="en-GB"/>
+        </w:rPr>
+        <w:t>2. API Tier &amp; Core Retrieval Semantics</w:t>
+      </w:r>
+    </w:p>
+    <w:p>
+      <w:pPr>
+        <w:spacing w:before="480" w:after="480" w:line="240" w:lineRule="auto"/>
+        <w:rPr>
+          <w:rFonts w:ascii="Arial" w:eastAsia="Times New Roman" w:hAnsi="Arial" w:cs="Arial"/>
+          <w:sz w:val="24"/>
+          <w:szCs w:val="24"/>
+          <w:lang w:eastAsia="en-GB"/>
+        </w:rPr>
+      </w:pPr>
+      <w:r>
+        <w:rPr>
+          <w:rFonts w:ascii="Arial" w:eastAsia="Times New Roman" w:hAnsi="Arial" w:cs="Arial"/>
+          <w:sz w:val="24"/>
+          <w:szCs w:val="24"/>
+          <w:lang w:eastAsia="en-GB"/>
+        </w:rPr>
+        <w:t>The API tier completely separates high-speed data fetching from multi-step linguistic evaluation. This pattern decouples slow LLM execution times from raw backend database lookups.</w:t>
+      </w:r>
+    </w:p>
+    <w:p>
+      <w:pPr>
+        <w:spacing w:line="240" w:lineRule="auto"/>
+        <w:rPr>
+          <w:rFonts w:ascii="Arial" w:eastAsia="Times New Roman" w:hAnsi="Arial" w:cs="Arial"/>
+          <w:b/>
+          <w:bCs/>
+          <w:sz w:val="30"/>
+          <w:szCs w:val="30"/>
+          <w:lang w:eastAsia="en-GB"/>
+        </w:rPr>
+      </w:pPr>
+      <w:r>
+        <w:rPr>
+          <w:rFonts w:ascii="Arial" w:eastAsia="Times New Roman" w:hAnsi="Arial" w:cs="Arial"/>
+          <w:b/>
+          <w:bCs/>
+          <w:sz w:val="30"/>
+          <w:szCs w:val="30"/>
+          <w:lang w:eastAsia="en-GB"/>
+        </w:rPr>
+        <w:t>Endpoint A: Direct-to-Metal Data Pipe (</w:t>
+      </w:r>
+      <w:r>
+        <w:rPr>
+          <w:rFonts w:ascii="Courier New" w:eastAsia="Times New Roman" w:hAnsi="Courier New" w:cs="Courier New"/>
+          <w:b/>
+          <w:bCs/>
+          <w:sz w:val="21"/>
+          <w:szCs w:val="21"/>
+          <w:lang w:eastAsia="en-GB"/>
+        </w:rPr>
+        <w:t>/</w:t>
+      </w:r>
+      <w:proofErr w:type="spellStart"/>
+      <w:r>
+        <w:rPr>
+          <w:rFonts w:ascii="Courier New" w:eastAsia="Times New Roman" w:hAnsi="Courier New" w:cs="Courier New"/>
+          <w:b/>
+          <w:bCs/>
+          <w:sz w:val="21"/>
+          <w:szCs w:val="21"/>
+          <w:lang w:eastAsia="en-GB"/>
+        </w:rPr>
+        <w:t>api</w:t>
+      </w:r>
+      <w:proofErr w:type="spellEnd"/>
+      <w:r>
+        <w:rPr>
+          <w:rFonts w:ascii="Courier New" w:eastAsia="Times New Roman" w:hAnsi="Courier New" w:cs="Courier New"/>
+          <w:b/>
+          <w:bCs/>
+          <w:sz w:val="21"/>
+          <w:szCs w:val="21"/>
+          <w:lang w:eastAsia="en-GB"/>
+        </w:rPr>
+        <w:t>/retrieve1</w:t>
+      </w:r>
+      <w:r>
+        <w:rPr>
+          <w:rFonts w:ascii="Arial" w:eastAsia="Times New Roman" w:hAnsi="Arial" w:cs="Arial"/>
+          <w:b/>
+          <w:bCs/>
+          <w:sz w:val="30"/>
+          <w:szCs w:val="30"/>
+          <w:lang w:eastAsia="en-GB"/>
+        </w:rPr>
+        <w:t>)</w:t>
+      </w:r>
+    </w:p>
+    <w:p>
+      <w:pPr>
+        <w:numPr>
+          <w:ilvl w:val="0"/>
+          <w:numId w:val="6"/>
+        </w:numPr>
+        <w:spacing w:after="0" w:line="240" w:lineRule="auto"/>
+        <w:ind w:left="0"/>
+        <w:rPr>
+          <w:rFonts w:ascii="Arial" w:eastAsia="Times New Roman" w:hAnsi="Arial" w:cs="Arial"/>
+          <w:sz w:val="24"/>
+          <w:szCs w:val="24"/>
+          <w:lang w:eastAsia="en-GB"/>
+        </w:rPr>
+      </w:pPr>
+      <w:r>
+        <w:rPr>
+          <w:rFonts w:ascii="Arial" w:eastAsia="Times New Roman" w:hAnsi="Arial" w:cs="Arial"/>
+          <w:b/>
+          <w:bCs/>
+          <w:sz w:val="24"/>
+          <w:szCs w:val="24"/>
+          <w:lang w:eastAsia="en-GB"/>
+        </w:rPr>
+        <w:t>Purpose</w:t>
+      </w:r>
+      <w:r>
+        <w:rPr>
+          <w:rFonts w:ascii="Arial" w:eastAsia="Times New Roman" w:hAnsi="Arial" w:cs="Arial"/>
+          <w:sz w:val="24"/>
+          <w:szCs w:val="24"/>
+          <w:lang w:eastAsia="en-GB"/>
+        </w:rPr>
+        <w:t xml:space="preserve">: Delivers sub-100ms raw context blocks to calling </w:t>
+      </w:r>
+      <w:proofErr w:type="spellStart"/>
+      <w:r>
+        <w:rPr>
+          <w:rFonts w:ascii="Arial" w:eastAsia="Times New Roman" w:hAnsi="Arial" w:cs="Arial"/>
+          <w:sz w:val="24"/>
+          <w:szCs w:val="24"/>
+          <w:lang w:eastAsia="en-GB"/>
+        </w:rPr>
+        <w:t>microservices</w:t>
+      </w:r>
+      <w:proofErr w:type="spellEnd"/>
+      <w:r>
+        <w:rPr>
+          <w:rFonts w:ascii="Arial" w:eastAsia="Times New Roman" w:hAnsi="Arial" w:cs="Arial"/>
+          <w:sz w:val="24"/>
+          <w:szCs w:val="24"/>
+          <w:lang w:eastAsia="en-GB"/>
+        </w:rPr>
+        <w:t xml:space="preserve"> or external third-party engines with zero generative model overhead.</w:t>
+      </w:r>
+    </w:p>
+    <w:p>
+      <w:pPr>
+        <w:numPr>
+          <w:ilvl w:val="0"/>
+          <w:numId w:val="6"/>
+        </w:numPr>
+        <w:spacing w:after="0" w:line="240" w:lineRule="auto"/>
+        <w:ind w:left="0"/>
+        <w:rPr>
+          <w:rFonts w:ascii="Arial" w:eastAsia="Times New Roman" w:hAnsi="Arial" w:cs="Arial"/>
+          <w:sz w:val="24"/>
+          <w:szCs w:val="24"/>
+          <w:lang w:eastAsia="en-GB"/>
+        </w:rPr>
+      </w:pPr>
+      <w:r>
+        <w:rPr>
+          <w:rFonts w:ascii="Arial" w:eastAsia="Times New Roman" w:hAnsi="Arial" w:cs="Arial"/>
+          <w:b/>
+          <w:bCs/>
+          <w:sz w:val="24"/>
+          <w:szCs w:val="24"/>
+          <w:lang w:eastAsia="en-GB"/>
+        </w:rPr>
+        <w:t>Processing Pipeline</w:t>
+      </w:r>
+      <w:r>
+        <w:rPr>
+          <w:rFonts w:ascii="Arial" w:eastAsia="Times New Roman" w:hAnsi="Arial" w:cs="Arial"/>
+          <w:sz w:val="24"/>
+          <w:szCs w:val="24"/>
+          <w:lang w:eastAsia="en-GB"/>
+        </w:rPr>
+        <w:t>:</w:t>
+      </w:r>
+    </w:p>
+    <w:p>
+      <w:pPr>
+        <w:numPr>
+          <w:ilvl w:val="1"/>
+          <w:numId w:val="6"/>
+        </w:numPr>
+        <w:spacing w:after="0" w:line="240" w:lineRule="auto"/>
+        <w:ind w:left="0"/>
+        <w:rPr>
+          <w:rFonts w:ascii="Arial" w:eastAsia="Times New Roman" w:hAnsi="Arial" w:cs="Arial"/>
+          <w:sz w:val="24"/>
+          <w:szCs w:val="24"/>
+          <w:lang w:eastAsia="en-GB"/>
+        </w:rPr>
+      </w:pPr>
+      <w:r>
+        <w:rPr>
+          <w:rFonts w:ascii="Arial" w:eastAsia="Times New Roman" w:hAnsi="Arial" w:cs="Arial"/>
+          <w:sz w:val="24"/>
+          <w:szCs w:val="24"/>
+          <w:lang w:eastAsia="en-GB"/>
+        </w:rPr>
+        <w:t>Receives a raw string payload and processes it using a local C# Regex Sanitizer.</w:t>
+      </w:r>
+    </w:p>
+    <w:p>
+      <w:pPr>
+        <w:numPr>
+          <w:ilvl w:val="1"/>
+          <w:numId w:val="6"/>
+        </w:numPr>
+        <w:spacing w:after="0" w:line="240" w:lineRule="auto"/>
+        <w:ind w:left="0"/>
+        <w:rPr>
+          <w:rFonts w:ascii="Arial" w:eastAsia="Times New Roman" w:hAnsi="Arial" w:cs="Arial"/>
+          <w:sz w:val="24"/>
+          <w:szCs w:val="24"/>
+          <w:lang w:eastAsia="en-GB"/>
+        </w:rPr>
+      </w:pPr>
+      <w:r>
+        <w:rPr>
+          <w:rFonts w:ascii="Arial" w:eastAsia="Times New Roman" w:hAnsi="Arial" w:cs="Arial"/>
+          <w:sz w:val="24"/>
+          <w:szCs w:val="24"/>
+          <w:lang w:eastAsia="en-GB"/>
+        </w:rPr>
+        <w:t xml:space="preserve">Spins up a local </w:t>
+      </w:r>
+      <w:r>
+        <w:rPr>
+          <w:rFonts w:ascii="Arial" w:eastAsia="Times New Roman" w:hAnsi="Arial" w:cs="Arial"/>
+          <w:b/>
+          <w:bCs/>
+          <w:sz w:val="24"/>
+          <w:szCs w:val="24"/>
+          <w:lang w:eastAsia="en-GB"/>
+        </w:rPr>
+        <w:t>ONNX Runtime</w:t>
+      </w:r>
+      <w:r>
+        <w:rPr>
+          <w:rFonts w:ascii="Arial" w:eastAsia="Times New Roman" w:hAnsi="Arial" w:cs="Arial"/>
+          <w:sz w:val="24"/>
+          <w:szCs w:val="24"/>
+          <w:lang w:eastAsia="en-GB"/>
+        </w:rPr>
+        <w:t xml:space="preserve"> to generate a 384-dimensional dense text embedding vector.</w:t>
+      </w:r>
+    </w:p>
+    <w:p>
+      <w:pPr>
+        <w:numPr>
+          <w:ilvl w:val="1"/>
+          <w:numId w:val="6"/>
+        </w:numPr>
+        <w:spacing w:after="0" w:line="240" w:lineRule="auto"/>
+        <w:ind w:left="0"/>
+        <w:rPr>
+          <w:rFonts w:ascii="Arial" w:eastAsia="Times New Roman" w:hAnsi="Arial" w:cs="Arial"/>
+          <w:sz w:val="24"/>
+          <w:szCs w:val="24"/>
+          <w:lang w:eastAsia="en-GB"/>
+        </w:rPr>
+      </w:pPr>
+      <w:r>
+        <w:rPr>
+          <w:rFonts w:ascii="Arial" w:eastAsia="Times New Roman" w:hAnsi="Arial" w:cs="Arial"/>
+          <w:sz w:val="24"/>
+          <w:szCs w:val="24"/>
+          <w:lang w:eastAsia="en-GB"/>
+        </w:rPr>
+        <w:t xml:space="preserve">Fires parallel execution sweeps across a remote Pinecone </w:t>
+      </w:r>
+      <w:proofErr w:type="spellStart"/>
+      <w:r>
+        <w:rPr>
+          <w:rFonts w:ascii="Arial" w:eastAsia="Times New Roman" w:hAnsi="Arial" w:cs="Arial"/>
+          <w:sz w:val="24"/>
+          <w:szCs w:val="24"/>
+          <w:lang w:eastAsia="en-GB"/>
+        </w:rPr>
+        <w:t>Serverless</w:t>
+      </w:r>
+      <w:proofErr w:type="spellEnd"/>
+      <w:r>
+        <w:rPr>
+          <w:rFonts w:ascii="Arial" w:eastAsia="Times New Roman" w:hAnsi="Arial" w:cs="Arial"/>
+          <w:sz w:val="24"/>
+          <w:szCs w:val="24"/>
+          <w:lang w:eastAsia="en-GB"/>
+        </w:rPr>
+        <w:t xml:space="preserve"> vector database and a local SQL Server Edge instance running Full-Text Lexical Queries.</w:t>
+      </w:r>
+    </w:p>
+    <w:p>
+      <w:pPr>
+        <w:numPr>
+          <w:ilvl w:val="1"/>
+          <w:numId w:val="6"/>
+        </w:numPr>
+        <w:spacing w:after="0" w:line="240" w:lineRule="auto"/>
+        <w:ind w:left="0"/>
+        <w:rPr>
+          <w:rFonts w:ascii="Arial" w:eastAsia="Times New Roman" w:hAnsi="Arial" w:cs="Arial"/>
+          <w:sz w:val="24"/>
+          <w:szCs w:val="24"/>
+          <w:lang w:eastAsia="en-GB"/>
+        </w:rPr>
+      </w:pPr>
+      <w:r>
+        <w:rPr>
+          <w:rFonts w:ascii="Arial" w:eastAsia="Times New Roman" w:hAnsi="Arial" w:cs="Arial"/>
+          <w:sz w:val="24"/>
+          <w:szCs w:val="24"/>
+          <w:lang w:eastAsia="en-GB"/>
+        </w:rPr>
+        <w:t xml:space="preserve">Fuses conflicting document lists using a custom </w:t>
+      </w:r>
+      <w:r>
+        <w:rPr>
+          <w:rFonts w:ascii="Arial" w:eastAsia="Times New Roman" w:hAnsi="Arial" w:cs="Arial"/>
+          <w:b/>
+          <w:bCs/>
+          <w:sz w:val="24"/>
+          <w:szCs w:val="24"/>
+          <w:lang w:eastAsia="en-GB"/>
+        </w:rPr>
+        <w:t>Reciprocal Rank Fusion (RRF) Matrix Merger</w:t>
+      </w:r>
+      <w:r>
+        <w:rPr>
+          <w:rFonts w:ascii="Arial" w:eastAsia="Times New Roman" w:hAnsi="Arial" w:cs="Arial"/>
+          <w:sz w:val="24"/>
+          <w:szCs w:val="24"/>
+          <w:lang w:eastAsia="en-GB"/>
+        </w:rPr>
+        <w:t xml:space="preserve"> applying a strict 50% score penalty.</w:t>
+      </w:r>
+    </w:p>
+    <w:p>
+      <w:pPr>
+        <w:numPr>
+          <w:ilvl w:val="1"/>
+          <w:numId w:val="6"/>
+        </w:numPr>
+        <w:spacing w:after="0" w:line="240" w:lineRule="auto"/>
+        <w:ind w:left="0"/>
+        <w:rPr>
+          <w:rFonts w:ascii="Arial" w:eastAsia="Times New Roman" w:hAnsi="Arial" w:cs="Arial"/>
+          <w:sz w:val="24"/>
+          <w:szCs w:val="24"/>
+          <w:lang w:eastAsia="en-GB"/>
+        </w:rPr>
+      </w:pPr>
+      <w:r>
+        <w:rPr>
+          <w:rFonts w:ascii="Arial" w:eastAsia="Times New Roman" w:hAnsi="Arial" w:cs="Arial"/>
+          <w:sz w:val="24"/>
+          <w:szCs w:val="24"/>
+          <w:lang w:eastAsia="en-GB"/>
+        </w:rPr>
+        <w:t>Streams ground-truth matching text blocks from an Azurite storage emulator (</w:t>
+      </w:r>
+      <w:r>
+        <w:rPr>
+          <w:rFonts w:ascii="Courier New" w:eastAsia="Times New Roman" w:hAnsi="Courier New" w:cs="Courier New"/>
+          <w:sz w:val="21"/>
+          <w:szCs w:val="21"/>
+          <w:lang w:eastAsia="en-GB"/>
+        </w:rPr>
+        <w:t>compliance-chunks</w:t>
+      </w:r>
+      <w:r>
+        <w:rPr>
+          <w:rFonts w:ascii="Arial" w:eastAsia="Times New Roman" w:hAnsi="Arial" w:cs="Arial"/>
+          <w:sz w:val="24"/>
+          <w:szCs w:val="24"/>
+          <w:lang w:eastAsia="en-GB"/>
+        </w:rPr>
+        <w:t>) and builds a single Markdown document block.</w:t>
+      </w:r>
+    </w:p>
+    <w:p>
+      <w:pPr>
+        <w:spacing w:line="240" w:lineRule="auto"/>
+        <w:rPr>
+          <w:rFonts w:ascii="Arial" w:eastAsia="Times New Roman" w:hAnsi="Arial" w:cs="Arial"/>
+          <w:b/>
+          <w:bCs/>
+          <w:sz w:val="30"/>
+          <w:szCs w:val="30"/>
+          <w:lang w:eastAsia="en-GB"/>
+        </w:rPr>
+      </w:pPr>
+      <w:r>
+        <w:rPr>
+          <w:rFonts w:ascii="Arial" w:eastAsia="Times New Roman" w:hAnsi="Arial" w:cs="Arial"/>
+          <w:b/>
+          <w:bCs/>
+          <w:sz w:val="30"/>
+          <w:szCs w:val="30"/>
+          <w:lang w:eastAsia="en-GB"/>
+        </w:rPr>
+        <w:lastRenderedPageBreak/>
+        <w:t>Endpoint B: Intelligent Agent Framework (</w:t>
+      </w:r>
+      <w:r>
+        <w:rPr>
+          <w:rFonts w:ascii="Courier New" w:eastAsia="Times New Roman" w:hAnsi="Courier New" w:cs="Courier New"/>
+          <w:b/>
+          <w:bCs/>
+          <w:sz w:val="21"/>
+          <w:szCs w:val="21"/>
+          <w:lang w:eastAsia="en-GB"/>
+        </w:rPr>
+        <w:t>/</w:t>
+      </w:r>
+      <w:proofErr w:type="spellStart"/>
+      <w:r>
+        <w:rPr>
+          <w:rFonts w:ascii="Courier New" w:eastAsia="Times New Roman" w:hAnsi="Courier New" w:cs="Courier New"/>
+          <w:b/>
+          <w:bCs/>
+          <w:sz w:val="21"/>
+          <w:szCs w:val="21"/>
+          <w:lang w:eastAsia="en-GB"/>
+        </w:rPr>
+        <w:t>api</w:t>
+      </w:r>
+      <w:proofErr w:type="spellEnd"/>
+      <w:r>
+        <w:rPr>
+          <w:rFonts w:ascii="Courier New" w:eastAsia="Times New Roman" w:hAnsi="Courier New" w:cs="Courier New"/>
+          <w:b/>
+          <w:bCs/>
+          <w:sz w:val="21"/>
+          <w:szCs w:val="21"/>
+          <w:lang w:eastAsia="en-GB"/>
+        </w:rPr>
+        <w:t>/retrieve</w:t>
+      </w:r>
+      <w:r>
+        <w:rPr>
+          <w:rFonts w:ascii="Arial" w:eastAsia="Times New Roman" w:hAnsi="Arial" w:cs="Arial"/>
+          <w:b/>
+          <w:bCs/>
+          <w:sz w:val="30"/>
+          <w:szCs w:val="30"/>
+          <w:lang w:eastAsia="en-GB"/>
+        </w:rPr>
+        <w:t>)</w:t>
+      </w:r>
+    </w:p>
+    <w:p>
+      <w:pPr>
+        <w:numPr>
+          <w:ilvl w:val="0"/>
+          <w:numId w:val="7"/>
+        </w:numPr>
+        <w:spacing w:after="0" w:line="240" w:lineRule="auto"/>
+        <w:ind w:left="0"/>
+        <w:rPr>
+          <w:rFonts w:ascii="Arial" w:eastAsia="Times New Roman" w:hAnsi="Arial" w:cs="Arial"/>
+          <w:sz w:val="24"/>
+          <w:szCs w:val="24"/>
+          <w:lang w:eastAsia="en-GB"/>
+        </w:rPr>
+      </w:pPr>
+      <w:r>
+        <w:rPr>
+          <w:rFonts w:ascii="Arial" w:eastAsia="Times New Roman" w:hAnsi="Arial" w:cs="Arial"/>
+          <w:b/>
+          <w:bCs/>
+          <w:sz w:val="24"/>
+          <w:szCs w:val="24"/>
+          <w:lang w:eastAsia="en-GB"/>
+        </w:rPr>
+        <w:t>Purpose</w:t>
+      </w:r>
+      <w:r>
+        <w:rPr>
+          <w:rFonts w:ascii="Arial" w:eastAsia="Times New Roman" w:hAnsi="Arial" w:cs="Arial"/>
+          <w:sz w:val="24"/>
+          <w:szCs w:val="24"/>
+          <w:lang w:eastAsia="en-GB"/>
+        </w:rPr>
+        <w:t>: Executes complex compliance evaluation and outputs deterministic binary verdicts (</w:t>
+      </w:r>
+      <w:r>
+        <w:rPr>
+          <w:rFonts w:ascii="Courier New" w:eastAsia="Times New Roman" w:hAnsi="Courier New" w:cs="Courier New"/>
+          <w:sz w:val="21"/>
+          <w:szCs w:val="21"/>
+          <w:lang w:eastAsia="en-GB"/>
+        </w:rPr>
+        <w:t>AUDIT PASSED</w:t>
+      </w:r>
+      <w:r>
+        <w:rPr>
+          <w:rFonts w:ascii="Arial" w:eastAsia="Times New Roman" w:hAnsi="Arial" w:cs="Arial"/>
+          <w:sz w:val="24"/>
+          <w:szCs w:val="24"/>
+          <w:lang w:eastAsia="en-GB"/>
+        </w:rPr>
+        <w:t xml:space="preserve"> or </w:t>
+      </w:r>
+      <w:r>
+        <w:rPr>
+          <w:rFonts w:ascii="Courier New" w:eastAsia="Times New Roman" w:hAnsi="Courier New" w:cs="Courier New"/>
+          <w:sz w:val="21"/>
+          <w:szCs w:val="21"/>
+          <w:lang w:eastAsia="en-GB"/>
+        </w:rPr>
+        <w:t>AUDIT FAILED</w:t>
+      </w:r>
+      <w:r>
+        <w:rPr>
+          <w:rFonts w:ascii="Arial" w:eastAsia="Times New Roman" w:hAnsi="Arial" w:cs="Arial"/>
+          <w:sz w:val="24"/>
+          <w:szCs w:val="24"/>
+          <w:lang w:eastAsia="en-GB"/>
+        </w:rPr>
+        <w:t>).</w:t>
+      </w:r>
+    </w:p>
+    <w:p>
+      <w:pPr>
+        <w:numPr>
+          <w:ilvl w:val="0"/>
+          <w:numId w:val="7"/>
+        </w:numPr>
+        <w:spacing w:after="0" w:line="240" w:lineRule="auto"/>
+        <w:ind w:left="0"/>
+        <w:rPr>
+          <w:rFonts w:ascii="Arial" w:eastAsia="Times New Roman" w:hAnsi="Arial" w:cs="Arial"/>
+          <w:sz w:val="24"/>
+          <w:szCs w:val="24"/>
+          <w:lang w:eastAsia="en-GB"/>
+        </w:rPr>
+      </w:pPr>
+      <w:r>
+        <w:rPr>
+          <w:rFonts w:ascii="Arial" w:eastAsia="Times New Roman" w:hAnsi="Arial" w:cs="Arial"/>
+          <w:b/>
+          <w:bCs/>
+          <w:sz w:val="24"/>
+          <w:szCs w:val="24"/>
+          <w:lang w:eastAsia="en-GB"/>
+        </w:rPr>
+        <w:t>Execution Isolation</w:t>
+      </w:r>
+      <w:r>
+        <w:rPr>
+          <w:rFonts w:ascii="Arial" w:eastAsia="Times New Roman" w:hAnsi="Arial" w:cs="Arial"/>
+          <w:sz w:val="24"/>
+          <w:szCs w:val="24"/>
+          <w:lang w:eastAsia="en-GB"/>
+        </w:rPr>
+        <w:t xml:space="preserve">: Avoids shared chat room abstractions or multi-turn agent loops. It instantiates a cloned </w:t>
+      </w:r>
+      <w:proofErr w:type="spellStart"/>
+      <w:r>
+        <w:rPr>
+          <w:rFonts w:ascii="Courier New" w:eastAsia="Times New Roman" w:hAnsi="Courier New" w:cs="Courier New"/>
+          <w:sz w:val="21"/>
+          <w:szCs w:val="21"/>
+          <w:lang w:eastAsia="en-GB"/>
+        </w:rPr>
+        <w:t>Microsoft.SemanticKernel</w:t>
+      </w:r>
+      <w:proofErr w:type="spellEnd"/>
+      <w:r>
+        <w:rPr>
+          <w:rFonts w:ascii="Arial" w:eastAsia="Times New Roman" w:hAnsi="Arial" w:cs="Arial"/>
+          <w:sz w:val="24"/>
+          <w:szCs w:val="24"/>
+          <w:lang w:eastAsia="en-GB"/>
+        </w:rPr>
+        <w:t xml:space="preserve"> session per-request.</w:t>
+      </w:r>
+    </w:p>
+    <w:p>
+      <w:pPr>
+        <w:numPr>
+          <w:ilvl w:val="0"/>
+          <w:numId w:val="7"/>
+        </w:numPr>
+        <w:spacing w:after="0" w:line="240" w:lineRule="auto"/>
+        <w:ind w:left="0"/>
+        <w:rPr>
+          <w:rFonts w:ascii="Arial" w:eastAsia="Times New Roman" w:hAnsi="Arial" w:cs="Arial"/>
+          <w:sz w:val="24"/>
+          <w:szCs w:val="24"/>
+          <w:lang w:eastAsia="en-GB"/>
+        </w:rPr>
+      </w:pPr>
+      <w:r>
+        <w:rPr>
+          <w:rFonts w:ascii="Arial" w:eastAsia="Times New Roman" w:hAnsi="Arial" w:cs="Arial"/>
+          <w:b/>
+          <w:bCs/>
+          <w:sz w:val="24"/>
+          <w:szCs w:val="24"/>
+          <w:lang w:eastAsia="en-GB"/>
+        </w:rPr>
+        <w:t>Memory Scope</w:t>
+      </w:r>
+      <w:r>
+        <w:rPr>
+          <w:rFonts w:ascii="Arial" w:eastAsia="Times New Roman" w:hAnsi="Arial" w:cs="Arial"/>
+          <w:sz w:val="24"/>
+          <w:szCs w:val="24"/>
+          <w:lang w:eastAsia="en-GB"/>
+        </w:rPr>
+        <w:t xml:space="preserve">: Bypasses permanent database tracking, maintaining a transient </w:t>
+      </w:r>
+      <w:r>
+        <w:rPr>
+          <w:rFonts w:ascii="Courier New" w:eastAsia="Times New Roman" w:hAnsi="Courier New" w:cs="Courier New"/>
+          <w:sz w:val="21"/>
+          <w:szCs w:val="21"/>
+          <w:lang w:eastAsia="en-GB"/>
+        </w:rPr>
+        <w:t>List&lt;</w:t>
+      </w:r>
+      <w:proofErr w:type="spellStart"/>
+      <w:r>
+        <w:rPr>
+          <w:rFonts w:ascii="Courier New" w:eastAsia="Times New Roman" w:hAnsi="Courier New" w:cs="Courier New"/>
+          <w:sz w:val="21"/>
+          <w:szCs w:val="21"/>
+          <w:lang w:eastAsia="en-GB"/>
+        </w:rPr>
+        <w:t>ChatMessageContent</w:t>
+      </w:r>
+      <w:proofErr w:type="spellEnd"/>
+      <w:r>
+        <w:rPr>
+          <w:rFonts w:ascii="Courier New" w:eastAsia="Times New Roman" w:hAnsi="Courier New" w:cs="Courier New"/>
+          <w:sz w:val="21"/>
+          <w:szCs w:val="21"/>
+          <w:lang w:eastAsia="en-GB"/>
+        </w:rPr>
+        <w:t>&gt;</w:t>
+      </w:r>
+      <w:r>
+        <w:rPr>
+          <w:rFonts w:ascii="Arial" w:eastAsia="Times New Roman" w:hAnsi="Arial" w:cs="Arial"/>
+          <w:sz w:val="24"/>
+          <w:szCs w:val="24"/>
+          <w:lang w:eastAsia="en-GB"/>
+        </w:rPr>
+        <w:t xml:space="preserve"> history payload bound to the current HTTP context scope. This eliminates cross-talk contamination and caching anomalies.</w:t>
+      </w:r>
+    </w:p>
+    <w:p>
+      <w:pPr>
+        <w:numPr>
+          <w:ilvl w:val="0"/>
+          <w:numId w:val="7"/>
+        </w:numPr>
+        <w:spacing w:after="0" w:line="240" w:lineRule="auto"/>
+        <w:ind w:left="0"/>
+        <w:rPr>
+          <w:rFonts w:ascii="Arial" w:eastAsia="Times New Roman" w:hAnsi="Arial" w:cs="Arial"/>
+          <w:sz w:val="24"/>
+          <w:szCs w:val="24"/>
+          <w:lang w:eastAsia="en-GB"/>
+        </w:rPr>
+      </w:pPr>
+      <w:r>
+        <w:rPr>
+          <w:rFonts w:ascii="Arial" w:eastAsia="Times New Roman" w:hAnsi="Arial" w:cs="Arial"/>
+          <w:b/>
+          <w:bCs/>
+          <w:sz w:val="24"/>
+          <w:szCs w:val="24"/>
+          <w:lang w:eastAsia="en-GB"/>
+        </w:rPr>
+        <w:t>Agent Configuration</w:t>
+      </w:r>
+      <w:r>
+        <w:rPr>
+          <w:rFonts w:ascii="Arial" w:eastAsia="Times New Roman" w:hAnsi="Arial" w:cs="Arial"/>
+          <w:sz w:val="24"/>
+          <w:szCs w:val="24"/>
+          <w:lang w:eastAsia="en-GB"/>
+        </w:rPr>
+        <w:t>:</w:t>
+      </w:r>
+    </w:p>
+    <w:p>
+      <w:pPr>
+        <w:numPr>
+          <w:ilvl w:val="1"/>
+          <w:numId w:val="7"/>
+        </w:numPr>
+        <w:spacing w:after="0" w:line="240" w:lineRule="auto"/>
+        <w:ind w:left="0"/>
+        <w:rPr>
+          <w:rFonts w:ascii="Arial" w:eastAsia="Times New Roman" w:hAnsi="Arial" w:cs="Arial"/>
+          <w:sz w:val="24"/>
+          <w:szCs w:val="24"/>
+          <w:lang w:eastAsia="en-GB"/>
+        </w:rPr>
+      </w:pPr>
+      <w:r>
+        <w:rPr>
+          <w:rFonts w:ascii="Arial" w:eastAsia="Times New Roman" w:hAnsi="Arial" w:cs="Arial"/>
+          <w:b/>
+          <w:bCs/>
+          <w:sz w:val="24"/>
+          <w:szCs w:val="24"/>
+          <w:lang w:eastAsia="en-GB"/>
+        </w:rPr>
+        <w:t>Researcher Agent</w:t>
+      </w:r>
+      <w:r>
+        <w:rPr>
+          <w:rFonts w:ascii="Arial" w:eastAsia="Times New Roman" w:hAnsi="Arial" w:cs="Arial"/>
+          <w:sz w:val="24"/>
+          <w:szCs w:val="24"/>
+          <w:lang w:eastAsia="en-GB"/>
+        </w:rPr>
+        <w:t xml:space="preserve">: Instructed to run the </w:t>
+      </w:r>
+      <w:proofErr w:type="spellStart"/>
+      <w:r>
+        <w:rPr>
+          <w:rFonts w:ascii="Courier New" w:eastAsia="Times New Roman" w:hAnsi="Courier New" w:cs="Courier New"/>
+          <w:sz w:val="21"/>
+          <w:szCs w:val="21"/>
+          <w:lang w:eastAsia="en-GB"/>
+        </w:rPr>
+        <w:t>PolicySearchPlugin</w:t>
+      </w:r>
+      <w:proofErr w:type="spellEnd"/>
+      <w:r>
+        <w:rPr>
+          <w:rFonts w:ascii="Arial" w:eastAsia="Times New Roman" w:hAnsi="Arial" w:cs="Arial"/>
+          <w:sz w:val="24"/>
+          <w:szCs w:val="24"/>
+          <w:lang w:eastAsia="en-GB"/>
+        </w:rPr>
+        <w:t xml:space="preserve"> tool and print raw output with zero conversational filler. Configured at </w:t>
+      </w:r>
+      <w:r>
+        <w:rPr>
+          <w:rFonts w:ascii="Courier New" w:eastAsia="Times New Roman" w:hAnsi="Courier New" w:cs="Courier New"/>
+          <w:sz w:val="21"/>
+          <w:szCs w:val="21"/>
+          <w:lang w:eastAsia="en-GB"/>
+        </w:rPr>
+        <w:t>Temperature = 0.0</w:t>
+      </w:r>
+      <w:r>
+        <w:rPr>
+          <w:rFonts w:ascii="Arial" w:eastAsia="Times New Roman" w:hAnsi="Arial" w:cs="Arial"/>
+          <w:sz w:val="24"/>
+          <w:szCs w:val="24"/>
+          <w:lang w:eastAsia="en-GB"/>
+        </w:rPr>
+        <w:t xml:space="preserve"> and capped at </w:t>
+      </w:r>
+      <w:proofErr w:type="spellStart"/>
+      <w:r>
+        <w:rPr>
+          <w:rFonts w:ascii="Courier New" w:eastAsia="Times New Roman" w:hAnsi="Courier New" w:cs="Courier New"/>
+          <w:sz w:val="21"/>
+          <w:szCs w:val="21"/>
+          <w:lang w:eastAsia="en-GB"/>
+        </w:rPr>
+        <w:t>MaxTokens</w:t>
+      </w:r>
+      <w:proofErr w:type="spellEnd"/>
+      <w:r>
+        <w:rPr>
+          <w:rFonts w:ascii="Courier New" w:eastAsia="Times New Roman" w:hAnsi="Courier New" w:cs="Courier New"/>
+          <w:sz w:val="21"/>
+          <w:szCs w:val="21"/>
+          <w:lang w:eastAsia="en-GB"/>
+        </w:rPr>
+        <w:t xml:space="preserve"> = 1000</w:t>
+      </w:r>
+      <w:r>
+        <w:rPr>
+          <w:rFonts w:ascii="Arial" w:eastAsia="Times New Roman" w:hAnsi="Arial" w:cs="Arial"/>
+          <w:sz w:val="24"/>
+          <w:szCs w:val="24"/>
+          <w:lang w:eastAsia="en-GB"/>
+        </w:rPr>
+        <w:t>.</w:t>
+      </w:r>
+    </w:p>
+    <w:p>
+      <w:pPr>
+        <w:numPr>
+          <w:ilvl w:val="1"/>
+          <w:numId w:val="7"/>
+        </w:numPr>
+        <w:spacing w:after="0" w:line="240" w:lineRule="auto"/>
+        <w:ind w:left="0"/>
+        <w:rPr>
+          <w:rFonts w:ascii="Arial" w:eastAsia="Times New Roman" w:hAnsi="Arial" w:cs="Arial"/>
+          <w:sz w:val="24"/>
+          <w:szCs w:val="24"/>
+          <w:lang w:eastAsia="en-GB"/>
+        </w:rPr>
+      </w:pPr>
+      <w:r>
+        <w:rPr>
+          <w:rFonts w:ascii="Arial" w:eastAsia="Times New Roman" w:hAnsi="Arial" w:cs="Arial"/>
+          <w:b/>
+          <w:bCs/>
+          <w:sz w:val="24"/>
+          <w:szCs w:val="24"/>
+          <w:lang w:eastAsia="en-GB"/>
+        </w:rPr>
+        <w:t>Compliance Auditor Agent</w:t>
+      </w:r>
+      <w:r>
+        <w:rPr>
+          <w:rFonts w:ascii="Arial" w:eastAsia="Times New Roman" w:hAnsi="Arial" w:cs="Arial"/>
+          <w:sz w:val="24"/>
+          <w:szCs w:val="24"/>
+          <w:lang w:eastAsia="en-GB"/>
+        </w:rPr>
+        <w:t xml:space="preserve">: Evaluates structural context fields directly against target criteria. Executed at a rigid </w:t>
+      </w:r>
+      <w:r>
+        <w:rPr>
+          <w:rFonts w:ascii="Courier New" w:eastAsia="Times New Roman" w:hAnsi="Courier New" w:cs="Courier New"/>
+          <w:sz w:val="21"/>
+          <w:szCs w:val="21"/>
+          <w:lang w:eastAsia="en-GB"/>
+        </w:rPr>
+        <w:t>Temperature = 0.0</w:t>
+      </w:r>
+      <w:r>
+        <w:rPr>
+          <w:rFonts w:ascii="Arial" w:eastAsia="Times New Roman" w:hAnsi="Arial" w:cs="Arial"/>
+          <w:sz w:val="24"/>
+          <w:szCs w:val="24"/>
+          <w:lang w:eastAsia="en-GB"/>
+        </w:rPr>
+        <w:t xml:space="preserve"> and capped at a fast </w:t>
+      </w:r>
+      <w:proofErr w:type="spellStart"/>
+      <w:r>
+        <w:rPr>
+          <w:rFonts w:ascii="Courier New" w:eastAsia="Times New Roman" w:hAnsi="Courier New" w:cs="Courier New"/>
+          <w:sz w:val="21"/>
+          <w:szCs w:val="21"/>
+          <w:lang w:eastAsia="en-GB"/>
+        </w:rPr>
+        <w:t>MaxTokens</w:t>
+      </w:r>
+      <w:proofErr w:type="spellEnd"/>
+      <w:r>
+        <w:rPr>
+          <w:rFonts w:ascii="Courier New" w:eastAsia="Times New Roman" w:hAnsi="Courier New" w:cs="Courier New"/>
+          <w:sz w:val="21"/>
+          <w:szCs w:val="21"/>
+          <w:lang w:eastAsia="en-GB"/>
+        </w:rPr>
+        <w:t xml:space="preserve"> = 300</w:t>
+      </w:r>
+      <w:r>
+        <w:rPr>
+          <w:rFonts w:ascii="Arial" w:eastAsia="Times New Roman" w:hAnsi="Arial" w:cs="Arial"/>
+          <w:sz w:val="24"/>
+          <w:szCs w:val="24"/>
+          <w:lang w:eastAsia="en-GB"/>
+        </w:rPr>
+        <w:t xml:space="preserve"> limit to maintain a fast system runtime.</w:t>
+      </w:r>
+    </w:p>
+    <w:p>
+      <w:pPr>
+        <w:spacing w:before="480" w:after="480" w:line="240" w:lineRule="auto"/>
+        <w:rPr>
+          <w:rFonts w:ascii="Times New Roman" w:eastAsia="Times New Roman" w:hAnsi="Times New Roman" w:cs="Times New Roman"/>
+          <w:sz w:val="24"/>
+          <w:szCs w:val="24"/>
+          <w:lang w:eastAsia="en-GB"/>
+        </w:rPr>
+      </w:pPr>
+      <w:r>
+        <w:rPr>
+          <w:rFonts w:ascii="Times New Roman" w:eastAsia="Times New Roman" w:hAnsi="Times New Roman" w:cs="Times New Roman"/>
+          <w:sz w:val="24"/>
+          <w:szCs w:val="24"/>
+          <w:lang w:eastAsia="en-GB"/>
+        </w:rPr>
+        <w:pict>
+          <v:rect id="_x0000_i1033" style="width:0;height:1.5pt" o:hralign="center" o:hrstd="t" o:hr="t" fillcolor="#a0a0a0" stroked="f"/>
+        </w:pict>
+      </w:r>
+    </w:p>
+    <w:p>
+      <w:pPr>
+        <w:spacing w:before="480" w:after="480" w:line="240" w:lineRule="auto"/>
+        <w:rPr>
+          <w:rFonts w:ascii="Arial" w:eastAsia="Times New Roman" w:hAnsi="Arial" w:cs="Arial"/>
+          <w:b/>
+          <w:bCs/>
+          <w:sz w:val="30"/>
+          <w:szCs w:val="30"/>
+          <w:lang w:eastAsia="en-GB"/>
+        </w:rPr>
+      </w:pPr>
+      <w:r>
+        <w:rPr>
+          <w:rFonts w:ascii="Arial" w:eastAsia="Times New Roman" w:hAnsi="Arial" w:cs="Arial"/>
+          <w:b/>
+          <w:bCs/>
+          <w:sz w:val="30"/>
+          <w:szCs w:val="30"/>
+          <w:lang w:eastAsia="en-GB"/>
+        </w:rPr>
+        <w:t xml:space="preserve">3. </w:t>
+      </w:r>
+      <w:proofErr w:type="gramStart"/>
+      <w:r>
+        <w:rPr>
+          <w:rFonts w:ascii="Arial" w:eastAsia="Times New Roman" w:hAnsi="Arial" w:cs="Arial"/>
+          <w:b/>
+          <w:bCs/>
+          <w:sz w:val="30"/>
+          <w:szCs w:val="30"/>
+          <w:lang w:eastAsia="en-GB"/>
+        </w:rPr>
+        <w:t>In-</w:t>
+      </w:r>
+      <w:proofErr w:type="gramEnd"/>
+      <w:r>
+        <w:rPr>
+          <w:rFonts w:ascii="Arial" w:eastAsia="Times New Roman" w:hAnsi="Arial" w:cs="Arial"/>
+          <w:b/>
+          <w:bCs/>
+          <w:sz w:val="30"/>
+          <w:szCs w:val="30"/>
+          <w:lang w:eastAsia="en-GB"/>
+        </w:rPr>
+        <w:t xml:space="preserve">App </w:t>
+      </w:r>
+      <w:proofErr w:type="spellStart"/>
+      <w:r>
+        <w:rPr>
+          <w:rFonts w:ascii="Arial" w:eastAsia="Times New Roman" w:hAnsi="Arial" w:cs="Arial"/>
+          <w:b/>
+          <w:bCs/>
+          <w:sz w:val="30"/>
+          <w:szCs w:val="30"/>
+          <w:lang w:eastAsia="en-GB"/>
+        </w:rPr>
+        <w:t>OpenTelemetry</w:t>
+      </w:r>
+      <w:proofErr w:type="spellEnd"/>
+      <w:r>
+        <w:rPr>
+          <w:rFonts w:ascii="Arial" w:eastAsia="Times New Roman" w:hAnsi="Arial" w:cs="Arial"/>
+          <w:b/>
+          <w:bCs/>
+          <w:sz w:val="30"/>
+          <w:szCs w:val="30"/>
+          <w:lang w:eastAsia="en-GB"/>
+        </w:rPr>
+        <w:t xml:space="preserve"> (OTLP) Instrumentation Layer</w:t>
+      </w:r>
+    </w:p>
+    <w:p>
+      <w:pPr>
+        <w:spacing w:line="240" w:lineRule="auto"/>
+        <w:rPr>
+          <w:rFonts w:ascii="Arial" w:eastAsia="Times New Roman" w:hAnsi="Arial" w:cs="Arial"/>
+          <w:sz w:val="24"/>
+          <w:szCs w:val="24"/>
+          <w:lang w:eastAsia="en-GB"/>
+        </w:rPr>
+      </w:pPr>
+      <w:r>
+        <w:rPr>
+          <w:rFonts w:ascii="Arial" w:eastAsia="Times New Roman" w:hAnsi="Arial" w:cs="Arial"/>
+          <w:sz w:val="24"/>
+          <w:szCs w:val="24"/>
+          <w:lang w:eastAsia="en-GB"/>
+        </w:rPr>
+        <w:t xml:space="preserve">Observability is instrumented using native </w:t>
+      </w:r>
+      <w:r>
+        <w:rPr>
+          <w:rFonts w:ascii="Courier New" w:eastAsia="Times New Roman" w:hAnsi="Courier New" w:cs="Courier New"/>
+          <w:sz w:val="21"/>
+          <w:szCs w:val="21"/>
+          <w:lang w:eastAsia="en-GB"/>
+        </w:rPr>
+        <w:t>.NET</w:t>
+      </w:r>
+      <w:r>
+        <w:rPr>
+          <w:rFonts w:ascii="Arial" w:eastAsia="Times New Roman" w:hAnsi="Arial" w:cs="Arial"/>
+          <w:sz w:val="24"/>
+          <w:szCs w:val="24"/>
+          <w:lang w:eastAsia="en-GB"/>
+        </w:rPr>
+        <w:t xml:space="preserve"> </w:t>
+      </w:r>
+      <w:proofErr w:type="spellStart"/>
+      <w:r>
+        <w:rPr>
+          <w:rFonts w:ascii="Courier New" w:eastAsia="Times New Roman" w:hAnsi="Courier New" w:cs="Courier New"/>
+          <w:sz w:val="21"/>
+          <w:szCs w:val="21"/>
+          <w:lang w:eastAsia="en-GB"/>
+        </w:rPr>
+        <w:t>System.Diagnostics</w:t>
+      </w:r>
+      <w:proofErr w:type="spellEnd"/>
+      <w:r>
+        <w:rPr>
+          <w:rFonts w:ascii="Arial" w:eastAsia="Times New Roman" w:hAnsi="Arial" w:cs="Arial"/>
+          <w:sz w:val="24"/>
+          <w:szCs w:val="24"/>
+          <w:lang w:eastAsia="en-GB"/>
+        </w:rPr>
+        <w:t xml:space="preserve"> classes, ensuring code paths remain decoupled from third-party vendor SDK packages.</w:t>
+      </w:r>
+    </w:p>
+    <w:p>
+      <w:pPr>
+        <w:spacing w:line="240" w:lineRule="auto"/>
+        <w:rPr>
+          <w:rFonts w:ascii="Arial" w:eastAsia="Times New Roman" w:hAnsi="Arial" w:cs="Arial"/>
+          <w:b/>
+          <w:bCs/>
+          <w:sz w:val="30"/>
+          <w:szCs w:val="30"/>
+          <w:lang w:eastAsia="en-GB"/>
+        </w:rPr>
+      </w:pPr>
+      <w:r>
+        <w:rPr>
+          <w:rFonts w:ascii="Arial" w:eastAsia="Times New Roman" w:hAnsi="Arial" w:cs="Arial"/>
+          <w:b/>
+          <w:bCs/>
+          <w:sz w:val="30"/>
+          <w:szCs w:val="30"/>
+          <w:lang w:eastAsia="en-GB"/>
+        </w:rPr>
+        <w:t>Telemetry Structural Contracts (</w:t>
+      </w:r>
+      <w:proofErr w:type="spellStart"/>
+      <w:r>
+        <w:rPr>
+          <w:rFonts w:ascii="Courier New" w:eastAsia="Times New Roman" w:hAnsi="Courier New" w:cs="Courier New"/>
+          <w:b/>
+          <w:bCs/>
+          <w:sz w:val="21"/>
+          <w:szCs w:val="21"/>
+          <w:lang w:eastAsia="en-GB"/>
+        </w:rPr>
+        <w:t>ComplianceFlowService.cs</w:t>
+      </w:r>
+      <w:proofErr w:type="spellEnd"/>
+      <w:r>
+        <w:rPr>
+          <w:rFonts w:ascii="Arial" w:eastAsia="Times New Roman" w:hAnsi="Arial" w:cs="Arial"/>
+          <w:b/>
+          <w:bCs/>
+          <w:sz w:val="30"/>
+          <w:szCs w:val="30"/>
+          <w:lang w:eastAsia="en-GB"/>
+        </w:rPr>
+        <w:t>)</w:t>
+      </w:r>
+    </w:p>
+    <w:p>
+      <w:pPr>
+        <w:spacing w:line="240" w:lineRule="auto"/>
+        <w:rPr>
+          <w:rFonts w:ascii="Arial" w:eastAsia="Times New Roman" w:hAnsi="Arial" w:cs="Arial"/>
+          <w:sz w:val="24"/>
+          <w:szCs w:val="24"/>
+          <w:lang w:eastAsia="en-GB"/>
+        </w:rPr>
+      </w:pPr>
+      <w:r>
+        <w:rPr>
+          <w:rFonts w:ascii="Arial" w:eastAsia="Times New Roman" w:hAnsi="Arial" w:cs="Arial"/>
+          <w:sz w:val="24"/>
+          <w:szCs w:val="24"/>
+          <w:lang w:eastAsia="en-GB"/>
+        </w:rPr>
+        <w:t xml:space="preserve">The system captures telemetry via a static </w:t>
+      </w:r>
+      <w:proofErr w:type="spellStart"/>
+      <w:r>
+        <w:rPr>
+          <w:rFonts w:ascii="Courier New" w:eastAsia="Times New Roman" w:hAnsi="Courier New" w:cs="Courier New"/>
+          <w:sz w:val="21"/>
+          <w:szCs w:val="21"/>
+          <w:lang w:eastAsia="en-GB"/>
+        </w:rPr>
+        <w:t>ActivitySource</w:t>
+      </w:r>
+      <w:proofErr w:type="spellEnd"/>
+      <w:r>
+        <w:rPr>
+          <w:rFonts w:ascii="Arial" w:eastAsia="Times New Roman" w:hAnsi="Arial" w:cs="Arial"/>
+          <w:sz w:val="24"/>
+          <w:szCs w:val="24"/>
+          <w:lang w:eastAsia="en-GB"/>
+        </w:rPr>
+        <w:t xml:space="preserve"> registered directly within the service. When processing execution blocks, it writes fields matching global </w:t>
+      </w:r>
+      <w:proofErr w:type="spellStart"/>
+      <w:r>
+        <w:rPr>
+          <w:rFonts w:ascii="Arial" w:eastAsia="Times New Roman" w:hAnsi="Arial" w:cs="Arial"/>
+          <w:sz w:val="24"/>
+          <w:szCs w:val="24"/>
+          <w:lang w:eastAsia="en-GB"/>
+        </w:rPr>
+        <w:t>OpenTelemetry</w:t>
+      </w:r>
+      <w:proofErr w:type="spellEnd"/>
+      <w:r>
+        <w:rPr>
+          <w:rFonts w:ascii="Arial" w:eastAsia="Times New Roman" w:hAnsi="Arial" w:cs="Arial"/>
+          <w:sz w:val="24"/>
+          <w:szCs w:val="24"/>
+          <w:lang w:eastAsia="en-GB"/>
+        </w:rPr>
+        <w:t xml:space="preserve"> AI structural design specs.</w:t>
+      </w:r>
+    </w:p>
+    <w:p>
+      <w:pPr>
+        <w:spacing w:after="0" w:line="240" w:lineRule="auto"/>
+        <w:rPr>
+          <w:rFonts w:ascii="Arial" w:eastAsia="Times New Roman" w:hAnsi="Arial" w:cs="Arial"/>
+          <w:sz w:val="30"/>
+          <w:szCs w:val="30"/>
+          <w:lang w:eastAsia="en-GB"/>
+        </w:rPr>
+      </w:pPr>
+      <w:proofErr w:type="spellStart"/>
+      <w:proofErr w:type="gramStart"/>
+      <w:r>
+        <w:rPr>
+          <w:rFonts w:ascii="Arial" w:eastAsia="Times New Roman" w:hAnsi="Arial" w:cs="Arial"/>
+          <w:sz w:val="30"/>
+          <w:szCs w:val="30"/>
+          <w:lang w:eastAsia="en-GB"/>
+        </w:rPr>
+        <w:t>csharp</w:t>
+      </w:r>
+      <w:proofErr w:type="spellEnd"/>
+      <w:proofErr w:type="gramEnd"/>
+    </w:p>
+    <w:p>
+      <w:pPr>
+        <w:tabs>
+          <w:tab w:val="left" w:pos="916"/>
+          <w:tab w:val="left" w:pos="1832"/>
+          <w:tab w:val="left" w:pos="2748"/>
+          <w:tab w:val="left" w:pos="3664"/>
+          <w:tab w:val="left" w:pos="4580"/>
+          <w:tab w:val="left" w:pos="5496"/>
+          <w:tab w:val="left" w:pos="6412"/>
+          <w:tab w:val="left" w:pos="7328"/>
+          <w:tab w:val="left" w:pos="8244"/>
+          <w:tab w:val="left" w:pos="9160"/>
+          <w:tab w:val="left" w:pos="10076"/>
+          <w:tab w:val="left" w:pos="10992"/>
+          <w:tab w:val="left" w:pos="11908"/>
+          <w:tab w:val="left" w:pos="12824"/>
+          <w:tab w:val="left" w:pos="13740"/>
+          <w:tab w:val="left" w:pos="14656"/>
+        </w:tabs>
+        <w:spacing w:after="0" w:line="240" w:lineRule="auto"/>
+        <w:rPr>
+          <w:rFonts w:ascii="Courier New" w:eastAsia="Times New Roman" w:hAnsi="Courier New" w:cs="Courier New"/>
+          <w:sz w:val="21"/>
+          <w:szCs w:val="21"/>
+          <w:lang w:eastAsia="en-GB"/>
+        </w:rPr>
+      </w:pPr>
+      <w:proofErr w:type="gramStart"/>
+      <w:r>
+        <w:rPr>
+          <w:rFonts w:ascii="Courier New" w:eastAsia="Times New Roman" w:hAnsi="Courier New" w:cs="Courier New"/>
+          <w:sz w:val="21"/>
+          <w:szCs w:val="21"/>
+          <w:lang w:eastAsia="en-GB"/>
+        </w:rPr>
+        <w:t>using</w:t>
+      </w:r>
+      <w:proofErr w:type="gramEnd"/>
+      <w:r>
+        <w:rPr>
+          <w:rFonts w:ascii="Courier New" w:eastAsia="Times New Roman" w:hAnsi="Courier New" w:cs="Courier New"/>
+          <w:sz w:val="21"/>
+          <w:szCs w:val="21"/>
+          <w:lang w:eastAsia="en-GB"/>
+        </w:rPr>
+        <w:t xml:space="preserve"> </w:t>
+      </w:r>
+      <w:proofErr w:type="spellStart"/>
+      <w:r>
+        <w:rPr>
+          <w:rFonts w:ascii="Courier New" w:eastAsia="Times New Roman" w:hAnsi="Courier New" w:cs="Courier New"/>
+          <w:sz w:val="21"/>
+          <w:szCs w:val="21"/>
+          <w:lang w:eastAsia="en-GB"/>
+        </w:rPr>
+        <w:t>System.Diagnostics</w:t>
+      </w:r>
+      <w:proofErr w:type="spellEnd"/>
+      <w:r>
+        <w:rPr>
+          <w:rFonts w:ascii="Courier New" w:eastAsia="Times New Roman" w:hAnsi="Courier New" w:cs="Courier New"/>
+          <w:sz w:val="21"/>
+          <w:szCs w:val="21"/>
+          <w:lang w:eastAsia="en-GB"/>
+        </w:rPr>
+        <w:t>;</w:t>
+      </w:r>
+    </w:p>
+    <w:p>
+      <w:pPr>
+        <w:tabs>
+          <w:tab w:val="left" w:pos="916"/>
+          <w:tab w:val="left" w:pos="1832"/>
+          <w:tab w:val="left" w:pos="2748"/>
+          <w:tab w:val="left" w:pos="3664"/>
+          <w:tab w:val="left" w:pos="4580"/>
+          <w:tab w:val="left" w:pos="5496"/>
+          <w:tab w:val="left" w:pos="6412"/>
+          <w:tab w:val="left" w:pos="7328"/>
+          <w:tab w:val="left" w:pos="8244"/>
+          <w:tab w:val="left" w:pos="9160"/>
+          <w:tab w:val="left" w:pos="10076"/>
+          <w:tab w:val="left" w:pos="10992"/>
+          <w:tab w:val="left" w:pos="11908"/>
+          <w:tab w:val="left" w:pos="12824"/>
+          <w:tab w:val="left" w:pos="13740"/>
+          <w:tab w:val="left" w:pos="14656"/>
+        </w:tabs>
+        <w:spacing w:after="0" w:line="240" w:lineRule="auto"/>
+        <w:rPr>
+          <w:rFonts w:ascii="Courier New" w:eastAsia="Times New Roman" w:hAnsi="Courier New" w:cs="Courier New"/>
+          <w:sz w:val="21"/>
+          <w:szCs w:val="21"/>
+          <w:lang w:eastAsia="en-GB"/>
+        </w:rPr>
+      </w:pPr>
+      <w:proofErr w:type="gramStart"/>
+      <w:r>
+        <w:rPr>
+          <w:rFonts w:ascii="Courier New" w:eastAsia="Times New Roman" w:hAnsi="Courier New" w:cs="Courier New"/>
+          <w:sz w:val="21"/>
+          <w:szCs w:val="21"/>
+          <w:lang w:eastAsia="en-GB"/>
+        </w:rPr>
+        <w:t>using</w:t>
+      </w:r>
+      <w:proofErr w:type="gramEnd"/>
+      <w:r>
+        <w:rPr>
+          <w:rFonts w:ascii="Courier New" w:eastAsia="Times New Roman" w:hAnsi="Courier New" w:cs="Courier New"/>
+          <w:sz w:val="21"/>
+          <w:szCs w:val="21"/>
+          <w:lang w:eastAsia="en-GB"/>
+        </w:rPr>
+        <w:t xml:space="preserve"> </w:t>
+      </w:r>
+      <w:proofErr w:type="spellStart"/>
+      <w:r>
+        <w:rPr>
+          <w:rFonts w:ascii="Courier New" w:eastAsia="Times New Roman" w:hAnsi="Courier New" w:cs="Courier New"/>
+          <w:sz w:val="21"/>
+          <w:szCs w:val="21"/>
+          <w:lang w:eastAsia="en-GB"/>
+        </w:rPr>
+        <w:t>Microsoft.SemanticKernel</w:t>
+      </w:r>
+      <w:proofErr w:type="spellEnd"/>
+      <w:r>
+        <w:rPr>
+          <w:rFonts w:ascii="Courier New" w:eastAsia="Times New Roman" w:hAnsi="Courier New" w:cs="Courier New"/>
+          <w:sz w:val="21"/>
+          <w:szCs w:val="21"/>
+          <w:lang w:eastAsia="en-GB"/>
+        </w:rPr>
+        <w:t>;</w:t>
+      </w:r>
+    </w:p>
+    <w:p>
+      <w:pPr>
+        <w:tabs>
+          <w:tab w:val="left" w:pos="916"/>
+          <w:tab w:val="left" w:pos="1832"/>
+          <w:tab w:val="left" w:pos="2748"/>
+          <w:tab w:val="left" w:pos="3664"/>
+          <w:tab w:val="left" w:pos="4580"/>
+          <w:tab w:val="left" w:pos="5496"/>
+          <w:tab w:val="left" w:pos="6412"/>
+          <w:tab w:val="left" w:pos="7328"/>
+          <w:tab w:val="left" w:pos="8244"/>
+          <w:tab w:val="left" w:pos="9160"/>
+          <w:tab w:val="left" w:pos="10076"/>
+          <w:tab w:val="left" w:pos="10992"/>
+          <w:tab w:val="left" w:pos="11908"/>
+          <w:tab w:val="left" w:pos="12824"/>
+          <w:tab w:val="left" w:pos="13740"/>
+          <w:tab w:val="left" w:pos="14656"/>
+        </w:tabs>
+        <w:spacing w:after="0" w:line="240" w:lineRule="auto"/>
+        <w:rPr>
+          <w:rFonts w:ascii="Courier New" w:eastAsia="Times New Roman" w:hAnsi="Courier New" w:cs="Courier New"/>
+          <w:sz w:val="21"/>
+          <w:szCs w:val="21"/>
+          <w:lang w:eastAsia="en-GB"/>
+        </w:rPr>
+      </w:pPr>
+    </w:p>
+    <w:p>
+      <w:pPr>
+        <w:tabs>
+          <w:tab w:val="left" w:pos="916"/>
+          <w:tab w:val="left" w:pos="1832"/>
+          <w:tab w:val="left" w:pos="2748"/>
+          <w:tab w:val="left" w:pos="3664"/>
+          <w:tab w:val="left" w:pos="4580"/>
+          <w:tab w:val="left" w:pos="5496"/>
+          <w:tab w:val="left" w:pos="6412"/>
+          <w:tab w:val="left" w:pos="7328"/>
+          <w:tab w:val="left" w:pos="8244"/>
+          <w:tab w:val="left" w:pos="9160"/>
+          <w:tab w:val="left" w:pos="10076"/>
+          <w:tab w:val="left" w:pos="10992"/>
+          <w:tab w:val="left" w:pos="11908"/>
+          <w:tab w:val="left" w:pos="12824"/>
+          <w:tab w:val="left" w:pos="13740"/>
+          <w:tab w:val="left" w:pos="14656"/>
+        </w:tabs>
+        <w:spacing w:after="0" w:line="240" w:lineRule="auto"/>
+        <w:rPr>
+          <w:rFonts w:ascii="Courier New" w:eastAsia="Times New Roman" w:hAnsi="Courier New" w:cs="Courier New"/>
+          <w:sz w:val="21"/>
+          <w:szCs w:val="21"/>
+          <w:lang w:eastAsia="en-GB"/>
+        </w:rPr>
+      </w:pPr>
+      <w:proofErr w:type="gramStart"/>
+      <w:r>
+        <w:rPr>
+          <w:rFonts w:ascii="Courier New" w:eastAsia="Times New Roman" w:hAnsi="Courier New" w:cs="Courier New"/>
+          <w:sz w:val="21"/>
+          <w:szCs w:val="21"/>
+          <w:lang w:eastAsia="en-GB"/>
+        </w:rPr>
+        <w:t>public</w:t>
+      </w:r>
+      <w:proofErr w:type="gramEnd"/>
+      <w:r>
+        <w:rPr>
+          <w:rFonts w:ascii="Courier New" w:eastAsia="Times New Roman" w:hAnsi="Courier New" w:cs="Courier New"/>
+          <w:sz w:val="21"/>
+          <w:szCs w:val="21"/>
+          <w:lang w:eastAsia="en-GB"/>
+        </w:rPr>
+        <w:t xml:space="preserve"> class </w:t>
+      </w:r>
+      <w:proofErr w:type="spellStart"/>
+      <w:r>
+        <w:rPr>
+          <w:rFonts w:ascii="Courier New" w:eastAsia="Times New Roman" w:hAnsi="Courier New" w:cs="Courier New"/>
+          <w:sz w:val="21"/>
+          <w:szCs w:val="21"/>
+          <w:lang w:eastAsia="en-GB"/>
+        </w:rPr>
+        <w:t>ComplianceFlowService</w:t>
+      </w:r>
+      <w:proofErr w:type="spellEnd"/>
+    </w:p>
+    <w:p>
+      <w:pPr>
+        <w:tabs>
+          <w:tab w:val="left" w:pos="916"/>
+          <w:tab w:val="left" w:pos="1832"/>
+          <w:tab w:val="left" w:pos="2748"/>
+          <w:tab w:val="left" w:pos="3664"/>
+          <w:tab w:val="left" w:pos="4580"/>
+          <w:tab w:val="left" w:pos="5496"/>
+          <w:tab w:val="left" w:pos="6412"/>
+          <w:tab w:val="left" w:pos="7328"/>
+          <w:tab w:val="left" w:pos="8244"/>
+          <w:tab w:val="left" w:pos="9160"/>
+          <w:tab w:val="left" w:pos="10076"/>
+          <w:tab w:val="left" w:pos="10992"/>
+          <w:tab w:val="left" w:pos="11908"/>
+          <w:tab w:val="left" w:pos="12824"/>
+          <w:tab w:val="left" w:pos="13740"/>
+          <w:tab w:val="left" w:pos="14656"/>
+        </w:tabs>
+        <w:spacing w:after="0" w:line="240" w:lineRule="auto"/>
+        <w:rPr>
+          <w:rFonts w:ascii="Courier New" w:eastAsia="Times New Roman" w:hAnsi="Courier New" w:cs="Courier New"/>
+          <w:sz w:val="21"/>
+          <w:szCs w:val="21"/>
+          <w:lang w:eastAsia="en-GB"/>
+        </w:rPr>
+      </w:pPr>
+      <w:r>
+        <w:rPr>
+          <w:rFonts w:ascii="Courier New" w:eastAsia="Times New Roman" w:hAnsi="Courier New" w:cs="Courier New"/>
+          <w:sz w:val="21"/>
+          <w:szCs w:val="21"/>
+          <w:lang w:eastAsia="en-GB"/>
+        </w:rPr>
+        <w:t>{</w:t>
+      </w:r>
+    </w:p>
+    <w:p>
+      <w:pPr>
+        <w:tabs>
+          <w:tab w:val="left" w:pos="916"/>
+          <w:tab w:val="left" w:pos="1832"/>
+          <w:tab w:val="left" w:pos="2748"/>
+          <w:tab w:val="left" w:pos="3664"/>
+          <w:tab w:val="left" w:pos="4580"/>
+          <w:tab w:val="left" w:pos="5496"/>
+          <w:tab w:val="left" w:pos="6412"/>
+          <w:tab w:val="left" w:pos="7328"/>
+          <w:tab w:val="left" w:pos="8244"/>
+          <w:tab w:val="left" w:pos="9160"/>
+          <w:tab w:val="left" w:pos="10076"/>
+          <w:tab w:val="left" w:pos="10992"/>
+          <w:tab w:val="left" w:pos="11908"/>
+          <w:tab w:val="left" w:pos="12824"/>
+          <w:tab w:val="left" w:pos="13740"/>
+          <w:tab w:val="left" w:pos="14656"/>
+        </w:tabs>
+        <w:spacing w:after="0" w:line="240" w:lineRule="auto"/>
+        <w:rPr>
+          <w:rFonts w:ascii="Courier New" w:eastAsia="Times New Roman" w:hAnsi="Courier New" w:cs="Courier New"/>
+          <w:sz w:val="21"/>
+          <w:szCs w:val="21"/>
+          <w:lang w:eastAsia="en-GB"/>
+        </w:rPr>
+      </w:pPr>
+      <w:r>
+        <w:rPr>
+          <w:rFonts w:ascii="Courier New" w:eastAsia="Times New Roman" w:hAnsi="Courier New" w:cs="Courier New"/>
+          <w:sz w:val="21"/>
+          <w:szCs w:val="21"/>
+          <w:lang w:eastAsia="en-GB"/>
+        </w:rPr>
+        <w:t xml:space="preserve">    </w:t>
+      </w:r>
+      <w:proofErr w:type="gramStart"/>
+      <w:r>
+        <w:rPr>
+          <w:rFonts w:ascii="Courier New" w:eastAsia="Times New Roman" w:hAnsi="Courier New" w:cs="Courier New"/>
+          <w:sz w:val="21"/>
+          <w:szCs w:val="21"/>
+          <w:lang w:eastAsia="en-GB"/>
+        </w:rPr>
+        <w:t>private</w:t>
+      </w:r>
+      <w:proofErr w:type="gramEnd"/>
+      <w:r>
+        <w:rPr>
+          <w:rFonts w:ascii="Courier New" w:eastAsia="Times New Roman" w:hAnsi="Courier New" w:cs="Courier New"/>
+          <w:sz w:val="21"/>
+          <w:szCs w:val="21"/>
+          <w:lang w:eastAsia="en-GB"/>
+        </w:rPr>
+        <w:t xml:space="preserve"> static </w:t>
+      </w:r>
+      <w:proofErr w:type="spellStart"/>
+      <w:r>
+        <w:rPr>
+          <w:rFonts w:ascii="Courier New" w:eastAsia="Times New Roman" w:hAnsi="Courier New" w:cs="Courier New"/>
+          <w:sz w:val="21"/>
+          <w:szCs w:val="21"/>
+          <w:lang w:eastAsia="en-GB"/>
+        </w:rPr>
+        <w:t>readonly</w:t>
+      </w:r>
+      <w:proofErr w:type="spellEnd"/>
+      <w:r>
+        <w:rPr>
+          <w:rFonts w:ascii="Courier New" w:eastAsia="Times New Roman" w:hAnsi="Courier New" w:cs="Courier New"/>
+          <w:sz w:val="21"/>
+          <w:szCs w:val="21"/>
+          <w:lang w:eastAsia="en-GB"/>
+        </w:rPr>
+        <w:t xml:space="preserve"> </w:t>
+      </w:r>
+      <w:proofErr w:type="spellStart"/>
+      <w:r>
+        <w:rPr>
+          <w:rFonts w:ascii="Courier New" w:eastAsia="Times New Roman" w:hAnsi="Courier New" w:cs="Courier New"/>
+          <w:sz w:val="21"/>
+          <w:szCs w:val="21"/>
+          <w:lang w:eastAsia="en-GB"/>
+        </w:rPr>
+        <w:t>ActivitySource</w:t>
+      </w:r>
+      <w:proofErr w:type="spellEnd"/>
+      <w:r>
+        <w:rPr>
+          <w:rFonts w:ascii="Courier New" w:eastAsia="Times New Roman" w:hAnsi="Courier New" w:cs="Courier New"/>
+          <w:sz w:val="21"/>
+          <w:szCs w:val="21"/>
+          <w:lang w:eastAsia="en-GB"/>
+        </w:rPr>
+        <w:t xml:space="preserve"> </w:t>
+      </w:r>
+      <w:proofErr w:type="spellStart"/>
+      <w:r>
+        <w:rPr>
+          <w:rFonts w:ascii="Courier New" w:eastAsia="Times New Roman" w:hAnsi="Courier New" w:cs="Courier New"/>
+          <w:sz w:val="21"/>
+          <w:szCs w:val="21"/>
+          <w:lang w:eastAsia="en-GB"/>
+        </w:rPr>
+        <w:t>OmniGuardSource</w:t>
+      </w:r>
+      <w:proofErr w:type="spellEnd"/>
+      <w:r>
+        <w:rPr>
+          <w:rFonts w:ascii="Courier New" w:eastAsia="Times New Roman" w:hAnsi="Courier New" w:cs="Courier New"/>
+          <w:sz w:val="21"/>
+          <w:szCs w:val="21"/>
+          <w:lang w:eastAsia="en-GB"/>
+        </w:rPr>
+        <w:t xml:space="preserve"> = new("</w:t>
+      </w:r>
+      <w:proofErr w:type="spellStart"/>
+      <w:r>
+        <w:rPr>
+          <w:rFonts w:ascii="Courier New" w:eastAsia="Times New Roman" w:hAnsi="Courier New" w:cs="Courier New"/>
+          <w:sz w:val="21"/>
+          <w:szCs w:val="21"/>
+          <w:lang w:eastAsia="en-GB"/>
+        </w:rPr>
+        <w:t>OmniGuard</w:t>
+      </w:r>
+      <w:proofErr w:type="spellEnd"/>
+      <w:r>
+        <w:rPr>
+          <w:rFonts w:ascii="Courier New" w:eastAsia="Times New Roman" w:hAnsi="Courier New" w:cs="Courier New"/>
+          <w:sz w:val="21"/>
+          <w:szCs w:val="21"/>
+          <w:lang w:eastAsia="en-GB"/>
+        </w:rPr>
+        <w:t>-Local-Engine");</w:t>
+      </w:r>
+    </w:p>
+    <w:p>
+      <w:pPr>
+        <w:tabs>
+          <w:tab w:val="left" w:pos="916"/>
+          <w:tab w:val="left" w:pos="1832"/>
+          <w:tab w:val="left" w:pos="2748"/>
+          <w:tab w:val="left" w:pos="3664"/>
+          <w:tab w:val="left" w:pos="4580"/>
+          <w:tab w:val="left" w:pos="5496"/>
+          <w:tab w:val="left" w:pos="6412"/>
+          <w:tab w:val="left" w:pos="7328"/>
+          <w:tab w:val="left" w:pos="8244"/>
+          <w:tab w:val="left" w:pos="9160"/>
+          <w:tab w:val="left" w:pos="10076"/>
+          <w:tab w:val="left" w:pos="10992"/>
+          <w:tab w:val="left" w:pos="11908"/>
+          <w:tab w:val="left" w:pos="12824"/>
+          <w:tab w:val="left" w:pos="13740"/>
+          <w:tab w:val="left" w:pos="14656"/>
+        </w:tabs>
+        <w:spacing w:after="0" w:line="240" w:lineRule="auto"/>
+        <w:rPr>
+          <w:rFonts w:ascii="Courier New" w:eastAsia="Times New Roman" w:hAnsi="Courier New" w:cs="Courier New"/>
+          <w:sz w:val="21"/>
+          <w:szCs w:val="21"/>
+          <w:lang w:eastAsia="en-GB"/>
+        </w:rPr>
+      </w:pPr>
+    </w:p>
+    <w:p>
+      <w:pPr>
+        <w:tabs>
+          <w:tab w:val="left" w:pos="916"/>
+          <w:tab w:val="left" w:pos="1832"/>
+          <w:tab w:val="left" w:pos="2748"/>
+          <w:tab w:val="left" w:pos="3664"/>
+          <w:tab w:val="left" w:pos="4580"/>
+          <w:tab w:val="left" w:pos="5496"/>
+          <w:tab w:val="left" w:pos="6412"/>
+          <w:tab w:val="left" w:pos="7328"/>
+          <w:tab w:val="left" w:pos="8244"/>
+          <w:tab w:val="left" w:pos="9160"/>
+          <w:tab w:val="left" w:pos="10076"/>
+          <w:tab w:val="left" w:pos="10992"/>
+          <w:tab w:val="left" w:pos="11908"/>
+          <w:tab w:val="left" w:pos="12824"/>
+          <w:tab w:val="left" w:pos="13740"/>
+          <w:tab w:val="left" w:pos="14656"/>
+        </w:tabs>
+        <w:spacing w:after="0" w:line="240" w:lineRule="auto"/>
+        <w:rPr>
+          <w:rFonts w:ascii="Courier New" w:eastAsia="Times New Roman" w:hAnsi="Courier New" w:cs="Courier New"/>
+          <w:sz w:val="21"/>
+          <w:szCs w:val="21"/>
+          <w:lang w:eastAsia="en-GB"/>
+        </w:rPr>
+      </w:pPr>
+      <w:r>
+        <w:rPr>
+          <w:rFonts w:ascii="Courier New" w:eastAsia="Times New Roman" w:hAnsi="Courier New" w:cs="Courier New"/>
+          <w:sz w:val="21"/>
+          <w:szCs w:val="21"/>
+          <w:lang w:eastAsia="en-GB"/>
+        </w:rPr>
+        <w:t xml:space="preserve">    </w:t>
+      </w:r>
+      <w:proofErr w:type="gramStart"/>
+      <w:r>
+        <w:rPr>
+          <w:rFonts w:ascii="Courier New" w:eastAsia="Times New Roman" w:hAnsi="Courier New" w:cs="Courier New"/>
+          <w:sz w:val="21"/>
+          <w:szCs w:val="21"/>
+          <w:lang w:eastAsia="en-GB"/>
+        </w:rPr>
+        <w:t>public</w:t>
+      </w:r>
+      <w:proofErr w:type="gramEnd"/>
+      <w:r>
+        <w:rPr>
+          <w:rFonts w:ascii="Courier New" w:eastAsia="Times New Roman" w:hAnsi="Courier New" w:cs="Courier New"/>
+          <w:sz w:val="21"/>
+          <w:szCs w:val="21"/>
+          <w:lang w:eastAsia="en-GB"/>
+        </w:rPr>
+        <w:t xml:space="preserve"> </w:t>
+      </w:r>
+      <w:proofErr w:type="spellStart"/>
+      <w:r>
+        <w:rPr>
+          <w:rFonts w:ascii="Courier New" w:eastAsia="Times New Roman" w:hAnsi="Courier New" w:cs="Courier New"/>
+          <w:sz w:val="21"/>
+          <w:szCs w:val="21"/>
+          <w:lang w:eastAsia="en-GB"/>
+        </w:rPr>
+        <w:t>async</w:t>
+      </w:r>
+      <w:proofErr w:type="spellEnd"/>
+      <w:r>
+        <w:rPr>
+          <w:rFonts w:ascii="Courier New" w:eastAsia="Times New Roman" w:hAnsi="Courier New" w:cs="Courier New"/>
+          <w:sz w:val="21"/>
+          <w:szCs w:val="21"/>
+          <w:lang w:eastAsia="en-GB"/>
+        </w:rPr>
+        <w:t xml:space="preserve"> Task&lt;</w:t>
+      </w:r>
+      <w:proofErr w:type="spellStart"/>
+      <w:r>
+        <w:rPr>
+          <w:rFonts w:ascii="Courier New" w:eastAsia="Times New Roman" w:hAnsi="Courier New" w:cs="Courier New"/>
+          <w:sz w:val="21"/>
+          <w:szCs w:val="21"/>
+          <w:lang w:eastAsia="en-GB"/>
+        </w:rPr>
+        <w:t>ComplianceApiResponse</w:t>
+      </w:r>
+      <w:proofErr w:type="spellEnd"/>
+      <w:r>
+        <w:rPr>
+          <w:rFonts w:ascii="Courier New" w:eastAsia="Times New Roman" w:hAnsi="Courier New" w:cs="Courier New"/>
+          <w:sz w:val="21"/>
+          <w:szCs w:val="21"/>
+          <w:lang w:eastAsia="en-GB"/>
+        </w:rPr>
+        <w:t xml:space="preserve">&gt; </w:t>
+      </w:r>
+      <w:proofErr w:type="spellStart"/>
+      <w:r>
+        <w:rPr>
+          <w:rFonts w:ascii="Courier New" w:eastAsia="Times New Roman" w:hAnsi="Courier New" w:cs="Courier New"/>
+          <w:sz w:val="21"/>
+          <w:szCs w:val="21"/>
+          <w:lang w:eastAsia="en-GB"/>
+        </w:rPr>
+        <w:t>RunComplianceFlowAsync</w:t>
+      </w:r>
+      <w:proofErr w:type="spellEnd"/>
+      <w:r>
+        <w:rPr>
+          <w:rFonts w:ascii="Courier New" w:eastAsia="Times New Roman" w:hAnsi="Courier New" w:cs="Courier New"/>
+          <w:sz w:val="21"/>
+          <w:szCs w:val="21"/>
+          <w:lang w:eastAsia="en-GB"/>
+        </w:rPr>
+        <w:t xml:space="preserve">(string </w:t>
+      </w:r>
+      <w:proofErr w:type="spellStart"/>
+      <w:r>
+        <w:rPr>
+          <w:rFonts w:ascii="Courier New" w:eastAsia="Times New Roman" w:hAnsi="Courier New" w:cs="Courier New"/>
+          <w:sz w:val="21"/>
+          <w:szCs w:val="21"/>
+          <w:lang w:eastAsia="en-GB"/>
+        </w:rPr>
+        <w:t>userQuery</w:t>
+      </w:r>
+      <w:proofErr w:type="spellEnd"/>
+      <w:r>
+        <w:rPr>
+          <w:rFonts w:ascii="Courier New" w:eastAsia="Times New Roman" w:hAnsi="Courier New" w:cs="Courier New"/>
+          <w:sz w:val="21"/>
+          <w:szCs w:val="21"/>
+          <w:lang w:eastAsia="en-GB"/>
+        </w:rPr>
+        <w:t>)</w:t>
+      </w:r>
+    </w:p>
+    <w:p>
+      <w:pPr>
+        <w:tabs>
+          <w:tab w:val="left" w:pos="916"/>
+          <w:tab w:val="left" w:pos="1832"/>
+          <w:tab w:val="left" w:pos="2748"/>
+          <w:tab w:val="left" w:pos="3664"/>
+          <w:tab w:val="left" w:pos="4580"/>
+          <w:tab w:val="left" w:pos="5496"/>
+          <w:tab w:val="left" w:pos="6412"/>
+          <w:tab w:val="left" w:pos="7328"/>
+          <w:tab w:val="left" w:pos="8244"/>
+          <w:tab w:val="left" w:pos="9160"/>
+          <w:tab w:val="left" w:pos="10076"/>
+          <w:tab w:val="left" w:pos="10992"/>
+          <w:tab w:val="left" w:pos="11908"/>
+          <w:tab w:val="left" w:pos="12824"/>
+          <w:tab w:val="left" w:pos="13740"/>
+          <w:tab w:val="left" w:pos="14656"/>
+        </w:tabs>
+        <w:spacing w:after="0" w:line="240" w:lineRule="auto"/>
+        <w:rPr>
+          <w:rFonts w:ascii="Courier New" w:eastAsia="Times New Roman" w:hAnsi="Courier New" w:cs="Courier New"/>
+          <w:sz w:val="21"/>
+          <w:szCs w:val="21"/>
+          <w:lang w:eastAsia="en-GB"/>
+        </w:rPr>
+      </w:pPr>
+      <w:r>
+        <w:rPr>
+          <w:rFonts w:ascii="Courier New" w:eastAsia="Times New Roman" w:hAnsi="Courier New" w:cs="Courier New"/>
+          <w:sz w:val="21"/>
+          <w:szCs w:val="21"/>
+          <w:lang w:eastAsia="en-GB"/>
+        </w:rPr>
+        <w:t xml:space="preserve">    {</w:t>
+      </w:r>
+    </w:p>
+    <w:p>
+      <w:pPr>
+        <w:tabs>
+          <w:tab w:val="left" w:pos="916"/>
+          <w:tab w:val="left" w:pos="1832"/>
+          <w:tab w:val="left" w:pos="2748"/>
+          <w:tab w:val="left" w:pos="3664"/>
+          <w:tab w:val="left" w:pos="4580"/>
+          <w:tab w:val="left" w:pos="5496"/>
+          <w:tab w:val="left" w:pos="6412"/>
+          <w:tab w:val="left" w:pos="7328"/>
+          <w:tab w:val="left" w:pos="8244"/>
+          <w:tab w:val="left" w:pos="9160"/>
+          <w:tab w:val="left" w:pos="10076"/>
+          <w:tab w:val="left" w:pos="10992"/>
+          <w:tab w:val="left" w:pos="11908"/>
+          <w:tab w:val="left" w:pos="12824"/>
+          <w:tab w:val="left" w:pos="13740"/>
+          <w:tab w:val="left" w:pos="14656"/>
+        </w:tabs>
+        <w:spacing w:after="0" w:line="240" w:lineRule="auto"/>
+        <w:rPr>
+          <w:rFonts w:ascii="Courier New" w:eastAsia="Times New Roman" w:hAnsi="Courier New" w:cs="Courier New"/>
+          <w:sz w:val="21"/>
+          <w:szCs w:val="21"/>
+          <w:lang w:eastAsia="en-GB"/>
+        </w:rPr>
+      </w:pPr>
+      <w:r>
+        <w:rPr>
+          <w:rFonts w:ascii="Courier New" w:eastAsia="Times New Roman" w:hAnsi="Courier New" w:cs="Courier New"/>
+          <w:sz w:val="21"/>
+          <w:szCs w:val="21"/>
+          <w:lang w:eastAsia="en-GB"/>
+        </w:rPr>
+        <w:t xml:space="preserve">        // Intercept active ambient activity context or instantiate a trace root node</w:t>
+      </w:r>
+    </w:p>
+    <w:p>
+      <w:pPr>
+        <w:tabs>
+          <w:tab w:val="left" w:pos="916"/>
+          <w:tab w:val="left" w:pos="1832"/>
+          <w:tab w:val="left" w:pos="2748"/>
+          <w:tab w:val="left" w:pos="3664"/>
+          <w:tab w:val="left" w:pos="4580"/>
+          <w:tab w:val="left" w:pos="5496"/>
+          <w:tab w:val="left" w:pos="6412"/>
+          <w:tab w:val="left" w:pos="7328"/>
+          <w:tab w:val="left" w:pos="8244"/>
+          <w:tab w:val="left" w:pos="9160"/>
+          <w:tab w:val="left" w:pos="10076"/>
+          <w:tab w:val="left" w:pos="10992"/>
+          <w:tab w:val="left" w:pos="11908"/>
+          <w:tab w:val="left" w:pos="12824"/>
+          <w:tab w:val="left" w:pos="13740"/>
+          <w:tab w:val="left" w:pos="14656"/>
+        </w:tabs>
+        <w:spacing w:after="0" w:line="240" w:lineRule="auto"/>
+        <w:rPr>
+          <w:rFonts w:ascii="Courier New" w:eastAsia="Times New Roman" w:hAnsi="Courier New" w:cs="Courier New"/>
+          <w:sz w:val="21"/>
+          <w:szCs w:val="21"/>
+          <w:lang w:eastAsia="en-GB"/>
+        </w:rPr>
+      </w:pPr>
+      <w:r>
+        <w:rPr>
+          <w:rFonts w:ascii="Courier New" w:eastAsia="Times New Roman" w:hAnsi="Courier New" w:cs="Courier New"/>
+          <w:sz w:val="21"/>
+          <w:szCs w:val="21"/>
+          <w:lang w:eastAsia="en-GB"/>
+        </w:rPr>
+        <w:t xml:space="preserve">        </w:t>
+      </w:r>
+      <w:proofErr w:type="gramStart"/>
+      <w:r>
+        <w:rPr>
+          <w:rFonts w:ascii="Courier New" w:eastAsia="Times New Roman" w:hAnsi="Courier New" w:cs="Courier New"/>
+          <w:sz w:val="21"/>
+          <w:szCs w:val="21"/>
+          <w:lang w:eastAsia="en-GB"/>
+        </w:rPr>
+        <w:t>using</w:t>
+      </w:r>
+      <w:proofErr w:type="gramEnd"/>
+      <w:r>
+        <w:rPr>
+          <w:rFonts w:ascii="Courier New" w:eastAsia="Times New Roman" w:hAnsi="Courier New" w:cs="Courier New"/>
+          <w:sz w:val="21"/>
+          <w:szCs w:val="21"/>
+          <w:lang w:eastAsia="en-GB"/>
+        </w:rPr>
+        <w:t xml:space="preserve"> </w:t>
+      </w:r>
+      <w:proofErr w:type="spellStart"/>
+      <w:r>
+        <w:rPr>
+          <w:rFonts w:ascii="Courier New" w:eastAsia="Times New Roman" w:hAnsi="Courier New" w:cs="Courier New"/>
+          <w:sz w:val="21"/>
+          <w:szCs w:val="21"/>
+          <w:lang w:eastAsia="en-GB"/>
+        </w:rPr>
+        <w:t>var</w:t>
+      </w:r>
+      <w:proofErr w:type="spellEnd"/>
+      <w:r>
+        <w:rPr>
+          <w:rFonts w:ascii="Courier New" w:eastAsia="Times New Roman" w:hAnsi="Courier New" w:cs="Courier New"/>
+          <w:sz w:val="21"/>
+          <w:szCs w:val="21"/>
+          <w:lang w:eastAsia="en-GB"/>
+        </w:rPr>
+        <w:t xml:space="preserve"> activity = </w:t>
+      </w:r>
+      <w:proofErr w:type="spellStart"/>
+      <w:r>
+        <w:rPr>
+          <w:rFonts w:ascii="Courier New" w:eastAsia="Times New Roman" w:hAnsi="Courier New" w:cs="Courier New"/>
+          <w:sz w:val="21"/>
+          <w:szCs w:val="21"/>
+          <w:lang w:eastAsia="en-GB"/>
+        </w:rPr>
+        <w:t>Activity.Current</w:t>
+      </w:r>
+      <w:proofErr w:type="spellEnd"/>
+      <w:r>
+        <w:rPr>
+          <w:rFonts w:ascii="Courier New" w:eastAsia="Times New Roman" w:hAnsi="Courier New" w:cs="Courier New"/>
+          <w:sz w:val="21"/>
+          <w:szCs w:val="21"/>
+          <w:lang w:eastAsia="en-GB"/>
+        </w:rPr>
+        <w:t xml:space="preserve"> ?? </w:t>
+      </w:r>
+      <w:proofErr w:type="spellStart"/>
+      <w:proofErr w:type="gramStart"/>
+      <w:r>
+        <w:rPr>
+          <w:rFonts w:ascii="Courier New" w:eastAsia="Times New Roman" w:hAnsi="Courier New" w:cs="Courier New"/>
+          <w:sz w:val="21"/>
+          <w:szCs w:val="21"/>
+          <w:lang w:eastAsia="en-GB"/>
+        </w:rPr>
+        <w:t>OmniGuardSource.StartActivity</w:t>
+      </w:r>
+      <w:proofErr w:type="spellEnd"/>
+      <w:r>
+        <w:rPr>
+          <w:rFonts w:ascii="Courier New" w:eastAsia="Times New Roman" w:hAnsi="Courier New" w:cs="Courier New"/>
+          <w:sz w:val="21"/>
+          <w:szCs w:val="21"/>
+          <w:lang w:eastAsia="en-GB"/>
+        </w:rPr>
+        <w:t>(</w:t>
+      </w:r>
+      <w:proofErr w:type="gramEnd"/>
+      <w:r>
+        <w:rPr>
+          <w:rFonts w:ascii="Courier New" w:eastAsia="Times New Roman" w:hAnsi="Courier New" w:cs="Courier New"/>
+          <w:sz w:val="21"/>
+          <w:szCs w:val="21"/>
+          <w:lang w:eastAsia="en-GB"/>
+        </w:rPr>
+        <w:t>"</w:t>
+      </w:r>
+      <w:proofErr w:type="spellStart"/>
+      <w:r>
+        <w:rPr>
+          <w:rFonts w:ascii="Courier New" w:eastAsia="Times New Roman" w:hAnsi="Courier New" w:cs="Courier New"/>
+          <w:sz w:val="21"/>
+          <w:szCs w:val="21"/>
+          <w:lang w:eastAsia="en-GB"/>
+        </w:rPr>
+        <w:t>RunComplianceFlow</w:t>
+      </w:r>
+      <w:proofErr w:type="spellEnd"/>
+      <w:r>
+        <w:rPr>
+          <w:rFonts w:ascii="Courier New" w:eastAsia="Times New Roman" w:hAnsi="Courier New" w:cs="Courier New"/>
+          <w:sz w:val="21"/>
+          <w:szCs w:val="21"/>
+          <w:lang w:eastAsia="en-GB"/>
+        </w:rPr>
+        <w:t>");</w:t>
+      </w:r>
+    </w:p>
+    <w:p>
+      <w:pPr>
+        <w:tabs>
+          <w:tab w:val="left" w:pos="916"/>
+          <w:tab w:val="left" w:pos="1832"/>
+          <w:tab w:val="left" w:pos="2748"/>
+          <w:tab w:val="left" w:pos="3664"/>
+          <w:tab w:val="left" w:pos="4580"/>
+          <w:tab w:val="left" w:pos="5496"/>
+          <w:tab w:val="left" w:pos="6412"/>
+          <w:tab w:val="left" w:pos="7328"/>
+          <w:tab w:val="left" w:pos="8244"/>
+          <w:tab w:val="left" w:pos="9160"/>
+          <w:tab w:val="left" w:pos="10076"/>
+          <w:tab w:val="left" w:pos="10992"/>
+          <w:tab w:val="left" w:pos="11908"/>
+          <w:tab w:val="left" w:pos="12824"/>
+          <w:tab w:val="left" w:pos="13740"/>
+          <w:tab w:val="left" w:pos="14656"/>
+        </w:tabs>
+        <w:spacing w:after="0" w:line="240" w:lineRule="auto"/>
+        <w:rPr>
+          <w:rFonts w:ascii="Courier New" w:eastAsia="Times New Roman" w:hAnsi="Courier New" w:cs="Courier New"/>
+          <w:sz w:val="21"/>
+          <w:szCs w:val="21"/>
+          <w:lang w:eastAsia="en-GB"/>
+        </w:rPr>
+      </w:pPr>
+    </w:p>
+    <w:p>
+      <w:pPr>
+        <w:tabs>
+          <w:tab w:val="left" w:pos="916"/>
+          <w:tab w:val="left" w:pos="1832"/>
+          <w:tab w:val="left" w:pos="2748"/>
+          <w:tab w:val="left" w:pos="3664"/>
+          <w:tab w:val="left" w:pos="4580"/>
+          <w:tab w:val="left" w:pos="5496"/>
+          <w:tab w:val="left" w:pos="6412"/>
+          <w:tab w:val="left" w:pos="7328"/>
+          <w:tab w:val="left" w:pos="8244"/>
+          <w:tab w:val="left" w:pos="9160"/>
+          <w:tab w:val="left" w:pos="10076"/>
+          <w:tab w:val="left" w:pos="10992"/>
+          <w:tab w:val="left" w:pos="11908"/>
+          <w:tab w:val="left" w:pos="12824"/>
+          <w:tab w:val="left" w:pos="13740"/>
+          <w:tab w:val="left" w:pos="14656"/>
+        </w:tabs>
+        <w:spacing w:after="0" w:line="240" w:lineRule="auto"/>
+        <w:rPr>
+          <w:rFonts w:ascii="Courier New" w:eastAsia="Times New Roman" w:hAnsi="Courier New" w:cs="Courier New"/>
+          <w:sz w:val="21"/>
+          <w:szCs w:val="21"/>
+          <w:lang w:eastAsia="en-GB"/>
+        </w:rPr>
+      </w:pPr>
+      <w:r>
+        <w:rPr>
+          <w:rFonts w:ascii="Courier New" w:eastAsia="Times New Roman" w:hAnsi="Courier New" w:cs="Courier New"/>
+          <w:sz w:val="21"/>
+          <w:szCs w:val="21"/>
+          <w:lang w:eastAsia="en-GB"/>
+        </w:rPr>
+        <w:t xml:space="preserve">        // ... (Execute Parallel Data Extraction Plugin Steps</w:t>
+      </w:r>
+      <w:proofErr w:type="gramStart"/>
+      <w:r>
+        <w:rPr>
+          <w:rFonts w:ascii="Courier New" w:eastAsia="Times New Roman" w:hAnsi="Courier New" w:cs="Courier New"/>
+          <w:sz w:val="21"/>
+          <w:szCs w:val="21"/>
+          <w:lang w:eastAsia="en-GB"/>
+        </w:rPr>
+        <w:t>) ...</w:t>
+      </w:r>
+      <w:proofErr w:type="gramEnd"/>
+    </w:p>
+    <w:p>
+      <w:pPr>
+        <w:tabs>
+          <w:tab w:val="left" w:pos="916"/>
+          <w:tab w:val="left" w:pos="1832"/>
+          <w:tab w:val="left" w:pos="2748"/>
+          <w:tab w:val="left" w:pos="3664"/>
+          <w:tab w:val="left" w:pos="4580"/>
+          <w:tab w:val="left" w:pos="5496"/>
+          <w:tab w:val="left" w:pos="6412"/>
+          <w:tab w:val="left" w:pos="7328"/>
+          <w:tab w:val="left" w:pos="8244"/>
+          <w:tab w:val="left" w:pos="9160"/>
+          <w:tab w:val="left" w:pos="10076"/>
+          <w:tab w:val="left" w:pos="10992"/>
+          <w:tab w:val="left" w:pos="11908"/>
+          <w:tab w:val="left" w:pos="12824"/>
+          <w:tab w:val="left" w:pos="13740"/>
+          <w:tab w:val="left" w:pos="14656"/>
+        </w:tabs>
+        <w:spacing w:after="0" w:line="240" w:lineRule="auto"/>
+        <w:rPr>
+          <w:rFonts w:ascii="Courier New" w:eastAsia="Times New Roman" w:hAnsi="Courier New" w:cs="Courier New"/>
+          <w:sz w:val="21"/>
+          <w:szCs w:val="21"/>
+          <w:lang w:eastAsia="en-GB"/>
+        </w:rPr>
+      </w:pPr>
+      <w:r>
+        <w:rPr>
+          <w:rFonts w:ascii="Courier New" w:eastAsia="Times New Roman" w:hAnsi="Courier New" w:cs="Courier New"/>
+          <w:sz w:val="21"/>
+          <w:szCs w:val="21"/>
+          <w:lang w:eastAsia="en-GB"/>
+        </w:rPr>
+        <w:t xml:space="preserve">        </w:t>
+      </w:r>
+      <w:proofErr w:type="gramStart"/>
+      <w:r>
+        <w:rPr>
+          <w:rFonts w:ascii="Courier New" w:eastAsia="Times New Roman" w:hAnsi="Courier New" w:cs="Courier New"/>
+          <w:sz w:val="21"/>
+          <w:szCs w:val="21"/>
+          <w:lang w:eastAsia="en-GB"/>
+        </w:rPr>
+        <w:t>string</w:t>
+      </w:r>
+      <w:proofErr w:type="gramEnd"/>
+      <w:r>
+        <w:rPr>
+          <w:rFonts w:ascii="Courier New" w:eastAsia="Times New Roman" w:hAnsi="Courier New" w:cs="Courier New"/>
+          <w:sz w:val="21"/>
+          <w:szCs w:val="21"/>
+          <w:lang w:eastAsia="en-GB"/>
+        </w:rPr>
+        <w:t xml:space="preserve"> </w:t>
+      </w:r>
+      <w:proofErr w:type="spellStart"/>
+      <w:r>
+        <w:rPr>
+          <w:rFonts w:ascii="Courier New" w:eastAsia="Times New Roman" w:hAnsi="Courier New" w:cs="Courier New"/>
+          <w:sz w:val="21"/>
+          <w:szCs w:val="21"/>
+          <w:lang w:eastAsia="en-GB"/>
+        </w:rPr>
+        <w:t>researcherSummary</w:t>
+      </w:r>
+      <w:proofErr w:type="spellEnd"/>
+      <w:r>
+        <w:rPr>
+          <w:rFonts w:ascii="Courier New" w:eastAsia="Times New Roman" w:hAnsi="Courier New" w:cs="Courier New"/>
+          <w:sz w:val="21"/>
+          <w:szCs w:val="21"/>
+          <w:lang w:eastAsia="en-GB"/>
+        </w:rPr>
+        <w:t xml:space="preserve"> = ... // Clean Markdown output from RRF merger</w:t>
+      </w:r>
+    </w:p>
+    <w:p>
+      <w:pPr>
+        <w:tabs>
+          <w:tab w:val="left" w:pos="916"/>
+          <w:tab w:val="left" w:pos="1832"/>
+          <w:tab w:val="left" w:pos="2748"/>
+          <w:tab w:val="left" w:pos="3664"/>
+          <w:tab w:val="left" w:pos="4580"/>
+          <w:tab w:val="left" w:pos="5496"/>
+          <w:tab w:val="left" w:pos="6412"/>
+          <w:tab w:val="left" w:pos="7328"/>
+          <w:tab w:val="left" w:pos="8244"/>
+          <w:tab w:val="left" w:pos="9160"/>
+          <w:tab w:val="left" w:pos="10076"/>
+          <w:tab w:val="left" w:pos="10992"/>
+          <w:tab w:val="left" w:pos="11908"/>
+          <w:tab w:val="left" w:pos="12824"/>
+          <w:tab w:val="left" w:pos="13740"/>
+          <w:tab w:val="left" w:pos="14656"/>
+        </w:tabs>
+        <w:spacing w:after="0" w:line="240" w:lineRule="auto"/>
+        <w:rPr>
+          <w:rFonts w:ascii="Courier New" w:eastAsia="Times New Roman" w:hAnsi="Courier New" w:cs="Courier New"/>
+          <w:sz w:val="21"/>
+          <w:szCs w:val="21"/>
+          <w:lang w:eastAsia="en-GB"/>
+        </w:rPr>
+      </w:pPr>
+    </w:p>
+    <w:p>
+      <w:pPr>
+        <w:tabs>
+          <w:tab w:val="left" w:pos="916"/>
+          <w:tab w:val="left" w:pos="1832"/>
+          <w:tab w:val="left" w:pos="2748"/>
+          <w:tab w:val="left" w:pos="3664"/>
+          <w:tab w:val="left" w:pos="4580"/>
+          <w:tab w:val="left" w:pos="5496"/>
+          <w:tab w:val="left" w:pos="6412"/>
+          <w:tab w:val="left" w:pos="7328"/>
+          <w:tab w:val="left" w:pos="8244"/>
+          <w:tab w:val="left" w:pos="9160"/>
+          <w:tab w:val="left" w:pos="10076"/>
+          <w:tab w:val="left" w:pos="10992"/>
+          <w:tab w:val="left" w:pos="11908"/>
+          <w:tab w:val="left" w:pos="12824"/>
+          <w:tab w:val="left" w:pos="13740"/>
+          <w:tab w:val="left" w:pos="14656"/>
+        </w:tabs>
+        <w:spacing w:after="0" w:line="240" w:lineRule="auto"/>
+        <w:rPr>
+          <w:rFonts w:ascii="Courier New" w:eastAsia="Times New Roman" w:hAnsi="Courier New" w:cs="Courier New"/>
+          <w:sz w:val="21"/>
+          <w:szCs w:val="21"/>
+          <w:lang w:eastAsia="en-GB"/>
+        </w:rPr>
+      </w:pPr>
+      <w:r>
+        <w:rPr>
+          <w:rFonts w:ascii="Courier New" w:eastAsia="Times New Roman" w:hAnsi="Courier New" w:cs="Courier New"/>
+          <w:sz w:val="21"/>
+          <w:szCs w:val="21"/>
+          <w:lang w:eastAsia="en-GB"/>
+        </w:rPr>
+        <w:lastRenderedPageBreak/>
+        <w:t xml:space="preserve">        </w:t>
+      </w:r>
+      <w:proofErr w:type="gramStart"/>
+      <w:r>
+        <w:rPr>
+          <w:rFonts w:ascii="Courier New" w:eastAsia="Times New Roman" w:hAnsi="Courier New" w:cs="Courier New"/>
+          <w:sz w:val="21"/>
+          <w:szCs w:val="21"/>
+          <w:lang w:eastAsia="en-GB"/>
+        </w:rPr>
+        <w:t>if</w:t>
+      </w:r>
+      <w:proofErr w:type="gramEnd"/>
+      <w:r>
+        <w:rPr>
+          <w:rFonts w:ascii="Courier New" w:eastAsia="Times New Roman" w:hAnsi="Courier New" w:cs="Courier New"/>
+          <w:sz w:val="21"/>
+          <w:szCs w:val="21"/>
+          <w:lang w:eastAsia="en-GB"/>
+        </w:rPr>
+        <w:t xml:space="preserve"> (activity != null)</w:t>
+      </w:r>
+    </w:p>
+    <w:p>
+      <w:pPr>
+        <w:tabs>
+          <w:tab w:val="left" w:pos="916"/>
+          <w:tab w:val="left" w:pos="1832"/>
+          <w:tab w:val="left" w:pos="2748"/>
+          <w:tab w:val="left" w:pos="3664"/>
+          <w:tab w:val="left" w:pos="4580"/>
+          <w:tab w:val="left" w:pos="5496"/>
+          <w:tab w:val="left" w:pos="6412"/>
+          <w:tab w:val="left" w:pos="7328"/>
+          <w:tab w:val="left" w:pos="8244"/>
+          <w:tab w:val="left" w:pos="9160"/>
+          <w:tab w:val="left" w:pos="10076"/>
+          <w:tab w:val="left" w:pos="10992"/>
+          <w:tab w:val="left" w:pos="11908"/>
+          <w:tab w:val="left" w:pos="12824"/>
+          <w:tab w:val="left" w:pos="13740"/>
+          <w:tab w:val="left" w:pos="14656"/>
+        </w:tabs>
+        <w:spacing w:after="0" w:line="240" w:lineRule="auto"/>
+        <w:rPr>
+          <w:rFonts w:ascii="Courier New" w:eastAsia="Times New Roman" w:hAnsi="Courier New" w:cs="Courier New"/>
+          <w:sz w:val="21"/>
+          <w:szCs w:val="21"/>
+          <w:lang w:eastAsia="en-GB"/>
+        </w:rPr>
+      </w:pPr>
+      <w:r>
+        <w:rPr>
+          <w:rFonts w:ascii="Courier New" w:eastAsia="Times New Roman" w:hAnsi="Courier New" w:cs="Courier New"/>
+          <w:sz w:val="21"/>
+          <w:szCs w:val="21"/>
+          <w:lang w:eastAsia="en-GB"/>
+        </w:rPr>
+        <w:t xml:space="preserve">        {</w:t>
+      </w:r>
+    </w:p>
+    <w:p>
+      <w:pPr>
+        <w:tabs>
+          <w:tab w:val="left" w:pos="916"/>
+          <w:tab w:val="left" w:pos="1832"/>
+          <w:tab w:val="left" w:pos="2748"/>
+          <w:tab w:val="left" w:pos="3664"/>
+          <w:tab w:val="left" w:pos="4580"/>
+          <w:tab w:val="left" w:pos="5496"/>
+          <w:tab w:val="left" w:pos="6412"/>
+          <w:tab w:val="left" w:pos="7328"/>
+          <w:tab w:val="left" w:pos="8244"/>
+          <w:tab w:val="left" w:pos="9160"/>
+          <w:tab w:val="left" w:pos="10076"/>
+          <w:tab w:val="left" w:pos="10992"/>
+          <w:tab w:val="left" w:pos="11908"/>
+          <w:tab w:val="left" w:pos="12824"/>
+          <w:tab w:val="left" w:pos="13740"/>
+          <w:tab w:val="left" w:pos="14656"/>
+        </w:tabs>
+        <w:spacing w:after="0" w:line="240" w:lineRule="auto"/>
+        <w:rPr>
+          <w:rFonts w:ascii="Courier New" w:eastAsia="Times New Roman" w:hAnsi="Courier New" w:cs="Courier New"/>
+          <w:sz w:val="21"/>
+          <w:szCs w:val="21"/>
+          <w:lang w:eastAsia="en-GB"/>
+        </w:rPr>
+      </w:pPr>
+      <w:r>
+        <w:rPr>
+          <w:rFonts w:ascii="Courier New" w:eastAsia="Times New Roman" w:hAnsi="Courier New" w:cs="Courier New"/>
+          <w:sz w:val="21"/>
+          <w:szCs w:val="21"/>
+          <w:lang w:eastAsia="en-GB"/>
+        </w:rPr>
+        <w:t xml:space="preserve">            // RAGAS Requirement 1: Capture the user's incoming query parameter string</w:t>
+      </w:r>
+    </w:p>
+    <w:p>
+      <w:pPr>
+        <w:tabs>
+          <w:tab w:val="left" w:pos="916"/>
+          <w:tab w:val="left" w:pos="1832"/>
+          <w:tab w:val="left" w:pos="2748"/>
+          <w:tab w:val="left" w:pos="3664"/>
+          <w:tab w:val="left" w:pos="4580"/>
+          <w:tab w:val="left" w:pos="5496"/>
+          <w:tab w:val="left" w:pos="6412"/>
+          <w:tab w:val="left" w:pos="7328"/>
+          <w:tab w:val="left" w:pos="8244"/>
+          <w:tab w:val="left" w:pos="9160"/>
+          <w:tab w:val="left" w:pos="10076"/>
+          <w:tab w:val="left" w:pos="10992"/>
+          <w:tab w:val="left" w:pos="11908"/>
+          <w:tab w:val="left" w:pos="12824"/>
+          <w:tab w:val="left" w:pos="13740"/>
+          <w:tab w:val="left" w:pos="14656"/>
+        </w:tabs>
+        <w:spacing w:after="0" w:line="240" w:lineRule="auto"/>
+        <w:rPr>
+          <w:rFonts w:ascii="Courier New" w:eastAsia="Times New Roman" w:hAnsi="Courier New" w:cs="Courier New"/>
+          <w:sz w:val="21"/>
+          <w:szCs w:val="21"/>
+          <w:lang w:eastAsia="en-GB"/>
+        </w:rPr>
+      </w:pPr>
+      <w:r>
+        <w:rPr>
+          <w:rFonts w:ascii="Courier New" w:eastAsia="Times New Roman" w:hAnsi="Courier New" w:cs="Courier New"/>
+          <w:sz w:val="21"/>
+          <w:szCs w:val="21"/>
+          <w:lang w:eastAsia="en-GB"/>
+        </w:rPr>
+        <w:t xml:space="preserve">            </w:t>
+      </w:r>
+      <w:proofErr w:type="spellStart"/>
+      <w:proofErr w:type="gramStart"/>
+      <w:r>
+        <w:rPr>
+          <w:rFonts w:ascii="Courier New" w:eastAsia="Times New Roman" w:hAnsi="Courier New" w:cs="Courier New"/>
+          <w:sz w:val="21"/>
+          <w:szCs w:val="21"/>
+          <w:lang w:eastAsia="en-GB"/>
+        </w:rPr>
+        <w:t>activity.SetTag</w:t>
+      </w:r>
+      <w:proofErr w:type="spellEnd"/>
+      <w:r>
+        <w:rPr>
+          <w:rFonts w:ascii="Courier New" w:eastAsia="Times New Roman" w:hAnsi="Courier New" w:cs="Courier New"/>
+          <w:sz w:val="21"/>
+          <w:szCs w:val="21"/>
+          <w:lang w:eastAsia="en-GB"/>
+        </w:rPr>
+        <w:t>(</w:t>
+      </w:r>
+      <w:proofErr w:type="gramEnd"/>
+      <w:r>
+        <w:rPr>
+          <w:rFonts w:ascii="Courier New" w:eastAsia="Times New Roman" w:hAnsi="Courier New" w:cs="Courier New"/>
+          <w:sz w:val="21"/>
+          <w:szCs w:val="21"/>
+          <w:lang w:eastAsia="en-GB"/>
+        </w:rPr>
+        <w:t>"</w:t>
+      </w:r>
+      <w:proofErr w:type="spellStart"/>
+      <w:r>
+        <w:rPr>
+          <w:rFonts w:ascii="Courier New" w:eastAsia="Times New Roman" w:hAnsi="Courier New" w:cs="Courier New"/>
+          <w:sz w:val="21"/>
+          <w:szCs w:val="21"/>
+          <w:lang w:eastAsia="en-GB"/>
+        </w:rPr>
+        <w:t>gen_ai.prompt</w:t>
+      </w:r>
+      <w:proofErr w:type="spellEnd"/>
+      <w:r>
+        <w:rPr>
+          <w:rFonts w:ascii="Courier New" w:eastAsia="Times New Roman" w:hAnsi="Courier New" w:cs="Courier New"/>
+          <w:sz w:val="21"/>
+          <w:szCs w:val="21"/>
+          <w:lang w:eastAsia="en-GB"/>
+        </w:rPr>
+        <w:t xml:space="preserve">", </w:t>
+      </w:r>
+      <w:proofErr w:type="spellStart"/>
+      <w:r>
+        <w:rPr>
+          <w:rFonts w:ascii="Courier New" w:eastAsia="Times New Roman" w:hAnsi="Courier New" w:cs="Courier New"/>
+          <w:sz w:val="21"/>
+          <w:szCs w:val="21"/>
+          <w:lang w:eastAsia="en-GB"/>
+        </w:rPr>
+        <w:t>userQuery</w:t>
+      </w:r>
+      <w:proofErr w:type="spellEnd"/>
+      <w:r>
+        <w:rPr>
+          <w:rFonts w:ascii="Courier New" w:eastAsia="Times New Roman" w:hAnsi="Courier New" w:cs="Courier New"/>
+          <w:sz w:val="21"/>
+          <w:szCs w:val="21"/>
+          <w:lang w:eastAsia="en-GB"/>
+        </w:rPr>
+        <w:t>);</w:t>
+      </w:r>
+    </w:p>
+    <w:p>
+      <w:pPr>
+        <w:tabs>
+          <w:tab w:val="left" w:pos="916"/>
+          <w:tab w:val="left" w:pos="1832"/>
+          <w:tab w:val="left" w:pos="2748"/>
+          <w:tab w:val="left" w:pos="3664"/>
+          <w:tab w:val="left" w:pos="4580"/>
+          <w:tab w:val="left" w:pos="5496"/>
+          <w:tab w:val="left" w:pos="6412"/>
+          <w:tab w:val="left" w:pos="7328"/>
+          <w:tab w:val="left" w:pos="8244"/>
+          <w:tab w:val="left" w:pos="9160"/>
+          <w:tab w:val="left" w:pos="10076"/>
+          <w:tab w:val="left" w:pos="10992"/>
+          <w:tab w:val="left" w:pos="11908"/>
+          <w:tab w:val="left" w:pos="12824"/>
+          <w:tab w:val="left" w:pos="13740"/>
+          <w:tab w:val="left" w:pos="14656"/>
+        </w:tabs>
+        <w:spacing w:after="0" w:line="240" w:lineRule="auto"/>
+        <w:rPr>
+          <w:rFonts w:ascii="Courier New" w:eastAsia="Times New Roman" w:hAnsi="Courier New" w:cs="Courier New"/>
+          <w:sz w:val="21"/>
+          <w:szCs w:val="21"/>
+          <w:lang w:eastAsia="en-GB"/>
+        </w:rPr>
+      </w:pPr>
+    </w:p>
+    <w:p>
+      <w:pPr>
+        <w:tabs>
+          <w:tab w:val="left" w:pos="916"/>
+          <w:tab w:val="left" w:pos="1832"/>
+          <w:tab w:val="left" w:pos="2748"/>
+          <w:tab w:val="left" w:pos="3664"/>
+          <w:tab w:val="left" w:pos="4580"/>
+          <w:tab w:val="left" w:pos="5496"/>
+          <w:tab w:val="left" w:pos="6412"/>
+          <w:tab w:val="left" w:pos="7328"/>
+          <w:tab w:val="left" w:pos="8244"/>
+          <w:tab w:val="left" w:pos="9160"/>
+          <w:tab w:val="left" w:pos="10076"/>
+          <w:tab w:val="left" w:pos="10992"/>
+          <w:tab w:val="left" w:pos="11908"/>
+          <w:tab w:val="left" w:pos="12824"/>
+          <w:tab w:val="left" w:pos="13740"/>
+          <w:tab w:val="left" w:pos="14656"/>
+        </w:tabs>
+        <w:spacing w:after="0" w:line="240" w:lineRule="auto"/>
+        <w:rPr>
+          <w:rFonts w:ascii="Courier New" w:eastAsia="Times New Roman" w:hAnsi="Courier New" w:cs="Courier New"/>
+          <w:sz w:val="21"/>
+          <w:szCs w:val="21"/>
+          <w:lang w:eastAsia="en-GB"/>
+        </w:rPr>
+      </w:pPr>
+      <w:r>
+        <w:rPr>
+          <w:rFonts w:ascii="Courier New" w:eastAsia="Times New Roman" w:hAnsi="Courier New" w:cs="Courier New"/>
+          <w:sz w:val="21"/>
+          <w:szCs w:val="21"/>
+          <w:lang w:eastAsia="en-GB"/>
+        </w:rPr>
+        <w:t xml:space="preserve">            // RAGAS Requirement 2: Capture the exact uncorrupted ground-truth context facts</w:t>
+      </w:r>
+    </w:p>
+    <w:p>
+      <w:pPr>
+        <w:tabs>
+          <w:tab w:val="left" w:pos="916"/>
+          <w:tab w:val="left" w:pos="1832"/>
+          <w:tab w:val="left" w:pos="2748"/>
+          <w:tab w:val="left" w:pos="3664"/>
+          <w:tab w:val="left" w:pos="4580"/>
+          <w:tab w:val="left" w:pos="5496"/>
+          <w:tab w:val="left" w:pos="6412"/>
+          <w:tab w:val="left" w:pos="7328"/>
+          <w:tab w:val="left" w:pos="8244"/>
+          <w:tab w:val="left" w:pos="9160"/>
+          <w:tab w:val="left" w:pos="10076"/>
+          <w:tab w:val="left" w:pos="10992"/>
+          <w:tab w:val="left" w:pos="11908"/>
+          <w:tab w:val="left" w:pos="12824"/>
+          <w:tab w:val="left" w:pos="13740"/>
+          <w:tab w:val="left" w:pos="14656"/>
+        </w:tabs>
+        <w:spacing w:after="0" w:line="240" w:lineRule="auto"/>
+        <w:rPr>
+          <w:rFonts w:ascii="Courier New" w:eastAsia="Times New Roman" w:hAnsi="Courier New" w:cs="Courier New"/>
+          <w:sz w:val="21"/>
+          <w:szCs w:val="21"/>
+          <w:lang w:eastAsia="en-GB"/>
+        </w:rPr>
+      </w:pPr>
+      <w:r>
+        <w:rPr>
+          <w:rFonts w:ascii="Courier New" w:eastAsia="Times New Roman" w:hAnsi="Courier New" w:cs="Courier New"/>
+          <w:sz w:val="21"/>
+          <w:szCs w:val="21"/>
+          <w:lang w:eastAsia="en-GB"/>
+        </w:rPr>
+        <w:t xml:space="preserve">            </w:t>
+      </w:r>
+      <w:proofErr w:type="spellStart"/>
+      <w:proofErr w:type="gramStart"/>
+      <w:r>
+        <w:rPr>
+          <w:rFonts w:ascii="Courier New" w:eastAsia="Times New Roman" w:hAnsi="Courier New" w:cs="Courier New"/>
+          <w:sz w:val="21"/>
+          <w:szCs w:val="21"/>
+          <w:lang w:eastAsia="en-GB"/>
+        </w:rPr>
+        <w:t>activity.SetTag</w:t>
+      </w:r>
+      <w:proofErr w:type="spellEnd"/>
+      <w:r>
+        <w:rPr>
+          <w:rFonts w:ascii="Courier New" w:eastAsia="Times New Roman" w:hAnsi="Courier New" w:cs="Courier New"/>
+          <w:sz w:val="21"/>
+          <w:szCs w:val="21"/>
+          <w:lang w:eastAsia="en-GB"/>
+        </w:rPr>
+        <w:t>(</w:t>
+      </w:r>
+      <w:proofErr w:type="gramEnd"/>
+      <w:r>
+        <w:rPr>
+          <w:rFonts w:ascii="Courier New" w:eastAsia="Times New Roman" w:hAnsi="Courier New" w:cs="Courier New"/>
+          <w:sz w:val="21"/>
+          <w:szCs w:val="21"/>
+          <w:lang w:eastAsia="en-GB"/>
+        </w:rPr>
+        <w:t>"</w:t>
+      </w:r>
+      <w:proofErr w:type="spellStart"/>
+      <w:r>
+        <w:rPr>
+          <w:rFonts w:ascii="Courier New" w:eastAsia="Times New Roman" w:hAnsi="Courier New" w:cs="Courier New"/>
+          <w:sz w:val="21"/>
+          <w:szCs w:val="21"/>
+          <w:lang w:eastAsia="en-GB"/>
+        </w:rPr>
+        <w:t>rag.context</w:t>
+      </w:r>
+      <w:proofErr w:type="spellEnd"/>
+      <w:r>
+        <w:rPr>
+          <w:rFonts w:ascii="Courier New" w:eastAsia="Times New Roman" w:hAnsi="Courier New" w:cs="Courier New"/>
+          <w:sz w:val="21"/>
+          <w:szCs w:val="21"/>
+          <w:lang w:eastAsia="en-GB"/>
+        </w:rPr>
+        <w:t xml:space="preserve">", </w:t>
+      </w:r>
+      <w:proofErr w:type="spellStart"/>
+      <w:r>
+        <w:rPr>
+          <w:rFonts w:ascii="Courier New" w:eastAsia="Times New Roman" w:hAnsi="Courier New" w:cs="Courier New"/>
+          <w:sz w:val="21"/>
+          <w:szCs w:val="21"/>
+          <w:lang w:eastAsia="en-GB"/>
+        </w:rPr>
+        <w:t>researcherSummary</w:t>
+      </w:r>
+      <w:proofErr w:type="spellEnd"/>
+      <w:r>
+        <w:rPr>
+          <w:rFonts w:ascii="Courier New" w:eastAsia="Times New Roman" w:hAnsi="Courier New" w:cs="Courier New"/>
+          <w:sz w:val="21"/>
+          <w:szCs w:val="21"/>
+          <w:lang w:eastAsia="en-GB"/>
+        </w:rPr>
+        <w:t>);</w:t>
+      </w:r>
+    </w:p>
+    <w:p>
+      <w:pPr>
+        <w:tabs>
+          <w:tab w:val="left" w:pos="916"/>
+          <w:tab w:val="left" w:pos="1832"/>
+          <w:tab w:val="left" w:pos="2748"/>
+          <w:tab w:val="left" w:pos="3664"/>
+          <w:tab w:val="left" w:pos="4580"/>
+          <w:tab w:val="left" w:pos="5496"/>
+          <w:tab w:val="left" w:pos="6412"/>
+          <w:tab w:val="left" w:pos="7328"/>
+          <w:tab w:val="left" w:pos="8244"/>
+          <w:tab w:val="left" w:pos="9160"/>
+          <w:tab w:val="left" w:pos="10076"/>
+          <w:tab w:val="left" w:pos="10992"/>
+          <w:tab w:val="left" w:pos="11908"/>
+          <w:tab w:val="left" w:pos="12824"/>
+          <w:tab w:val="left" w:pos="13740"/>
+          <w:tab w:val="left" w:pos="14656"/>
+        </w:tabs>
+        <w:spacing w:after="0" w:line="240" w:lineRule="auto"/>
+        <w:rPr>
+          <w:rFonts w:ascii="Courier New" w:eastAsia="Times New Roman" w:hAnsi="Courier New" w:cs="Courier New"/>
+          <w:sz w:val="21"/>
+          <w:szCs w:val="21"/>
+          <w:lang w:eastAsia="en-GB"/>
+        </w:rPr>
+      </w:pPr>
+      <w:r>
+        <w:rPr>
+          <w:rFonts w:ascii="Courier New" w:eastAsia="Times New Roman" w:hAnsi="Courier New" w:cs="Courier New"/>
+          <w:sz w:val="21"/>
+          <w:szCs w:val="21"/>
+          <w:lang w:eastAsia="en-GB"/>
+        </w:rPr>
+        <w:t xml:space="preserve">        }</w:t>
+      </w:r>
+    </w:p>
+    <w:p>
+      <w:pPr>
+        <w:tabs>
+          <w:tab w:val="left" w:pos="916"/>
+          <w:tab w:val="left" w:pos="1832"/>
+          <w:tab w:val="left" w:pos="2748"/>
+          <w:tab w:val="left" w:pos="3664"/>
+          <w:tab w:val="left" w:pos="4580"/>
+          <w:tab w:val="left" w:pos="5496"/>
+          <w:tab w:val="left" w:pos="6412"/>
+          <w:tab w:val="left" w:pos="7328"/>
+          <w:tab w:val="left" w:pos="8244"/>
+          <w:tab w:val="left" w:pos="9160"/>
+          <w:tab w:val="left" w:pos="10076"/>
+          <w:tab w:val="left" w:pos="10992"/>
+          <w:tab w:val="left" w:pos="11908"/>
+          <w:tab w:val="left" w:pos="12824"/>
+          <w:tab w:val="left" w:pos="13740"/>
+          <w:tab w:val="left" w:pos="14656"/>
+        </w:tabs>
+        <w:spacing w:after="0" w:line="240" w:lineRule="auto"/>
+        <w:rPr>
+          <w:rFonts w:ascii="Courier New" w:eastAsia="Times New Roman" w:hAnsi="Courier New" w:cs="Courier New"/>
+          <w:sz w:val="21"/>
+          <w:szCs w:val="21"/>
+          <w:lang w:eastAsia="en-GB"/>
+        </w:rPr>
+      </w:pPr>
+    </w:p>
+    <w:p>
+      <w:pPr>
+        <w:tabs>
+          <w:tab w:val="left" w:pos="916"/>
+          <w:tab w:val="left" w:pos="1832"/>
+          <w:tab w:val="left" w:pos="2748"/>
+          <w:tab w:val="left" w:pos="3664"/>
+          <w:tab w:val="left" w:pos="4580"/>
+          <w:tab w:val="left" w:pos="5496"/>
+          <w:tab w:val="left" w:pos="6412"/>
+          <w:tab w:val="left" w:pos="7328"/>
+          <w:tab w:val="left" w:pos="8244"/>
+          <w:tab w:val="left" w:pos="9160"/>
+          <w:tab w:val="left" w:pos="10076"/>
+          <w:tab w:val="left" w:pos="10992"/>
+          <w:tab w:val="left" w:pos="11908"/>
+          <w:tab w:val="left" w:pos="12824"/>
+          <w:tab w:val="left" w:pos="13740"/>
+          <w:tab w:val="left" w:pos="14656"/>
+        </w:tabs>
+        <w:spacing w:after="0" w:line="240" w:lineRule="auto"/>
+        <w:rPr>
+          <w:rFonts w:ascii="Courier New" w:eastAsia="Times New Roman" w:hAnsi="Courier New" w:cs="Courier New"/>
+          <w:sz w:val="21"/>
+          <w:szCs w:val="21"/>
+          <w:lang w:eastAsia="en-GB"/>
+        </w:rPr>
+      </w:pPr>
+      <w:r>
+        <w:rPr>
+          <w:rFonts w:ascii="Courier New" w:eastAsia="Times New Roman" w:hAnsi="Courier New" w:cs="Courier New"/>
+          <w:sz w:val="21"/>
+          <w:szCs w:val="21"/>
+          <w:lang w:eastAsia="en-GB"/>
+        </w:rPr>
+        <w:t xml:space="preserve">        // ... (Execute Semantic Kernel </w:t>
+      </w:r>
+      <w:proofErr w:type="spellStart"/>
+      <w:r>
+        <w:rPr>
+          <w:rFonts w:ascii="Courier New" w:eastAsia="Times New Roman" w:hAnsi="Courier New" w:cs="Courier New"/>
+          <w:sz w:val="21"/>
+          <w:szCs w:val="21"/>
+          <w:lang w:eastAsia="en-GB"/>
+        </w:rPr>
+        <w:t>Compliance_Auditor</w:t>
+      </w:r>
+      <w:proofErr w:type="spellEnd"/>
+      <w:r>
+        <w:rPr>
+          <w:rFonts w:ascii="Courier New" w:eastAsia="Times New Roman" w:hAnsi="Courier New" w:cs="Courier New"/>
+          <w:sz w:val="21"/>
+          <w:szCs w:val="21"/>
+          <w:lang w:eastAsia="en-GB"/>
+        </w:rPr>
+        <w:t xml:space="preserve"> Agent Steps</w:t>
+      </w:r>
+      <w:proofErr w:type="gramStart"/>
+      <w:r>
+        <w:rPr>
+          <w:rFonts w:ascii="Courier New" w:eastAsia="Times New Roman" w:hAnsi="Courier New" w:cs="Courier New"/>
+          <w:sz w:val="21"/>
+          <w:szCs w:val="21"/>
+          <w:lang w:eastAsia="en-GB"/>
+        </w:rPr>
+        <w:t>) ...</w:t>
+      </w:r>
+      <w:proofErr w:type="gramEnd"/>
+    </w:p>
+    <w:p>
+      <w:pPr>
+        <w:tabs>
+          <w:tab w:val="left" w:pos="916"/>
+          <w:tab w:val="left" w:pos="1832"/>
+          <w:tab w:val="left" w:pos="2748"/>
+          <w:tab w:val="left" w:pos="3664"/>
+          <w:tab w:val="left" w:pos="4580"/>
+          <w:tab w:val="left" w:pos="5496"/>
+          <w:tab w:val="left" w:pos="6412"/>
+          <w:tab w:val="left" w:pos="7328"/>
+          <w:tab w:val="left" w:pos="8244"/>
+          <w:tab w:val="left" w:pos="9160"/>
+          <w:tab w:val="left" w:pos="10076"/>
+          <w:tab w:val="left" w:pos="10992"/>
+          <w:tab w:val="left" w:pos="11908"/>
+          <w:tab w:val="left" w:pos="12824"/>
+          <w:tab w:val="left" w:pos="13740"/>
+          <w:tab w:val="left" w:pos="14656"/>
+        </w:tabs>
+        <w:spacing w:after="0" w:line="240" w:lineRule="auto"/>
+        <w:rPr>
+          <w:rFonts w:ascii="Courier New" w:eastAsia="Times New Roman" w:hAnsi="Courier New" w:cs="Courier New"/>
+          <w:sz w:val="21"/>
+          <w:szCs w:val="21"/>
+          <w:lang w:eastAsia="en-GB"/>
+        </w:rPr>
+      </w:pPr>
+      <w:r>
+        <w:rPr>
+          <w:rFonts w:ascii="Courier New" w:eastAsia="Times New Roman" w:hAnsi="Courier New" w:cs="Courier New"/>
+          <w:sz w:val="21"/>
+          <w:szCs w:val="21"/>
+          <w:lang w:eastAsia="en-GB"/>
+        </w:rPr>
+        <w:t xml:space="preserve">        </w:t>
+      </w:r>
+      <w:proofErr w:type="gramStart"/>
+      <w:r>
+        <w:rPr>
+          <w:rFonts w:ascii="Courier New" w:eastAsia="Times New Roman" w:hAnsi="Courier New" w:cs="Courier New"/>
+          <w:sz w:val="21"/>
+          <w:szCs w:val="21"/>
+          <w:lang w:eastAsia="en-GB"/>
+        </w:rPr>
+        <w:t>string</w:t>
+      </w:r>
+      <w:proofErr w:type="gramEnd"/>
+      <w:r>
+        <w:rPr>
+          <w:rFonts w:ascii="Courier New" w:eastAsia="Times New Roman" w:hAnsi="Courier New" w:cs="Courier New"/>
+          <w:sz w:val="21"/>
+          <w:szCs w:val="21"/>
+          <w:lang w:eastAsia="en-GB"/>
+        </w:rPr>
+        <w:t xml:space="preserve"> </w:t>
+      </w:r>
+      <w:proofErr w:type="spellStart"/>
+      <w:r>
+        <w:rPr>
+          <w:rFonts w:ascii="Courier New" w:eastAsia="Times New Roman" w:hAnsi="Courier New" w:cs="Courier New"/>
+          <w:sz w:val="21"/>
+          <w:szCs w:val="21"/>
+          <w:lang w:eastAsia="en-GB"/>
+        </w:rPr>
+        <w:t>finalVerdict</w:t>
+      </w:r>
+      <w:proofErr w:type="spellEnd"/>
+      <w:r>
+        <w:rPr>
+          <w:rFonts w:ascii="Courier New" w:eastAsia="Times New Roman" w:hAnsi="Courier New" w:cs="Courier New"/>
+          <w:sz w:val="21"/>
+          <w:szCs w:val="21"/>
+          <w:lang w:eastAsia="en-GB"/>
+        </w:rPr>
+        <w:t xml:space="preserve"> = ... // Concise agent evaluation string output</w:t>
+      </w:r>
+    </w:p>
+    <w:p>
+      <w:pPr>
+        <w:tabs>
+          <w:tab w:val="left" w:pos="916"/>
+          <w:tab w:val="left" w:pos="1832"/>
+          <w:tab w:val="left" w:pos="2748"/>
+          <w:tab w:val="left" w:pos="3664"/>
+          <w:tab w:val="left" w:pos="4580"/>
+          <w:tab w:val="left" w:pos="5496"/>
+          <w:tab w:val="left" w:pos="6412"/>
+          <w:tab w:val="left" w:pos="7328"/>
+          <w:tab w:val="left" w:pos="8244"/>
+          <w:tab w:val="left" w:pos="9160"/>
+          <w:tab w:val="left" w:pos="10076"/>
+          <w:tab w:val="left" w:pos="10992"/>
+          <w:tab w:val="left" w:pos="11908"/>
+          <w:tab w:val="left" w:pos="12824"/>
+          <w:tab w:val="left" w:pos="13740"/>
+          <w:tab w:val="left" w:pos="14656"/>
+        </w:tabs>
+        <w:spacing w:after="0" w:line="240" w:lineRule="auto"/>
+        <w:rPr>
+          <w:rFonts w:ascii="Courier New" w:eastAsia="Times New Roman" w:hAnsi="Courier New" w:cs="Courier New"/>
+          <w:sz w:val="21"/>
+          <w:szCs w:val="21"/>
+          <w:lang w:eastAsia="en-GB"/>
+        </w:rPr>
+      </w:pPr>
+    </w:p>
+    <w:p>
+      <w:pPr>
+        <w:tabs>
+          <w:tab w:val="left" w:pos="916"/>
+          <w:tab w:val="left" w:pos="1832"/>
+          <w:tab w:val="left" w:pos="2748"/>
+          <w:tab w:val="left" w:pos="3664"/>
+          <w:tab w:val="left" w:pos="4580"/>
+          <w:tab w:val="left" w:pos="5496"/>
+          <w:tab w:val="left" w:pos="6412"/>
+          <w:tab w:val="left" w:pos="7328"/>
+          <w:tab w:val="left" w:pos="8244"/>
+          <w:tab w:val="left" w:pos="9160"/>
+          <w:tab w:val="left" w:pos="10076"/>
+          <w:tab w:val="left" w:pos="10992"/>
+          <w:tab w:val="left" w:pos="11908"/>
+          <w:tab w:val="left" w:pos="12824"/>
+          <w:tab w:val="left" w:pos="13740"/>
+          <w:tab w:val="left" w:pos="14656"/>
+        </w:tabs>
+        <w:spacing w:after="0" w:line="240" w:lineRule="auto"/>
+        <w:rPr>
+          <w:rFonts w:ascii="Courier New" w:eastAsia="Times New Roman" w:hAnsi="Courier New" w:cs="Courier New"/>
+          <w:sz w:val="21"/>
+          <w:szCs w:val="21"/>
+          <w:lang w:eastAsia="en-GB"/>
+        </w:rPr>
+      </w:pPr>
+      <w:r>
+        <w:rPr>
+          <w:rFonts w:ascii="Courier New" w:eastAsia="Times New Roman" w:hAnsi="Courier New" w:cs="Courier New"/>
+          <w:sz w:val="21"/>
+          <w:szCs w:val="21"/>
+          <w:lang w:eastAsia="en-GB"/>
+        </w:rPr>
+        <w:t xml:space="preserve">        </w:t>
+      </w:r>
+      <w:proofErr w:type="gramStart"/>
+      <w:r>
+        <w:rPr>
+          <w:rFonts w:ascii="Courier New" w:eastAsia="Times New Roman" w:hAnsi="Courier New" w:cs="Courier New"/>
+          <w:sz w:val="21"/>
+          <w:szCs w:val="21"/>
+          <w:lang w:eastAsia="en-GB"/>
+        </w:rPr>
+        <w:t>if</w:t>
+      </w:r>
+      <w:proofErr w:type="gramEnd"/>
+      <w:r>
+        <w:rPr>
+          <w:rFonts w:ascii="Courier New" w:eastAsia="Times New Roman" w:hAnsi="Courier New" w:cs="Courier New"/>
+          <w:sz w:val="21"/>
+          <w:szCs w:val="21"/>
+          <w:lang w:eastAsia="en-GB"/>
+        </w:rPr>
+        <w:t xml:space="preserve"> (activity != null)</w:t>
+      </w:r>
+    </w:p>
+    <w:p>
+      <w:pPr>
+        <w:tabs>
+          <w:tab w:val="left" w:pos="916"/>
+          <w:tab w:val="left" w:pos="1832"/>
+          <w:tab w:val="left" w:pos="2748"/>
+          <w:tab w:val="left" w:pos="3664"/>
+          <w:tab w:val="left" w:pos="4580"/>
+          <w:tab w:val="left" w:pos="5496"/>
+          <w:tab w:val="left" w:pos="6412"/>
+          <w:tab w:val="left" w:pos="7328"/>
+          <w:tab w:val="left" w:pos="8244"/>
+          <w:tab w:val="left" w:pos="9160"/>
+          <w:tab w:val="left" w:pos="10076"/>
+          <w:tab w:val="left" w:pos="10992"/>
+          <w:tab w:val="left" w:pos="11908"/>
+          <w:tab w:val="left" w:pos="12824"/>
+          <w:tab w:val="left" w:pos="13740"/>
+          <w:tab w:val="left" w:pos="14656"/>
+        </w:tabs>
+        <w:spacing w:after="0" w:line="240" w:lineRule="auto"/>
+        <w:rPr>
+          <w:rFonts w:ascii="Courier New" w:eastAsia="Times New Roman" w:hAnsi="Courier New" w:cs="Courier New"/>
+          <w:sz w:val="21"/>
+          <w:szCs w:val="21"/>
+          <w:lang w:eastAsia="en-GB"/>
+        </w:rPr>
+      </w:pPr>
+      <w:r>
+        <w:rPr>
+          <w:rFonts w:ascii="Courier New" w:eastAsia="Times New Roman" w:hAnsi="Courier New" w:cs="Courier New"/>
+          <w:sz w:val="21"/>
+          <w:szCs w:val="21"/>
+          <w:lang w:eastAsia="en-GB"/>
+        </w:rPr>
+        <w:t xml:space="preserve">        {</w:t>
+      </w:r>
+    </w:p>
+    <w:p>
+      <w:pPr>
+        <w:tabs>
+          <w:tab w:val="left" w:pos="916"/>
+          <w:tab w:val="left" w:pos="1832"/>
+          <w:tab w:val="left" w:pos="2748"/>
+          <w:tab w:val="left" w:pos="3664"/>
+          <w:tab w:val="left" w:pos="4580"/>
+          <w:tab w:val="left" w:pos="5496"/>
+          <w:tab w:val="left" w:pos="6412"/>
+          <w:tab w:val="left" w:pos="7328"/>
+          <w:tab w:val="left" w:pos="8244"/>
+          <w:tab w:val="left" w:pos="9160"/>
+          <w:tab w:val="left" w:pos="10076"/>
+          <w:tab w:val="left" w:pos="10992"/>
+          <w:tab w:val="left" w:pos="11908"/>
+          <w:tab w:val="left" w:pos="12824"/>
+          <w:tab w:val="left" w:pos="13740"/>
+          <w:tab w:val="left" w:pos="14656"/>
+        </w:tabs>
+        <w:spacing w:after="0" w:line="240" w:lineRule="auto"/>
+        <w:rPr>
+          <w:rFonts w:ascii="Courier New" w:eastAsia="Times New Roman" w:hAnsi="Courier New" w:cs="Courier New"/>
+          <w:sz w:val="21"/>
+          <w:szCs w:val="21"/>
+          <w:lang w:eastAsia="en-GB"/>
+        </w:rPr>
+      </w:pPr>
+      <w:r>
+        <w:rPr>
+          <w:rFonts w:ascii="Courier New" w:eastAsia="Times New Roman" w:hAnsi="Courier New" w:cs="Courier New"/>
+          <w:sz w:val="21"/>
+          <w:szCs w:val="21"/>
+          <w:lang w:eastAsia="en-GB"/>
+        </w:rPr>
+        <w:t xml:space="preserve">            // RAGAS Requirement 3: Capture the deterministic output response</w:t>
+      </w:r>
+    </w:p>
+    <w:p>
+      <w:pPr>
+        <w:tabs>
+          <w:tab w:val="left" w:pos="916"/>
+          <w:tab w:val="left" w:pos="1832"/>
+          <w:tab w:val="left" w:pos="2748"/>
+          <w:tab w:val="left" w:pos="3664"/>
+          <w:tab w:val="left" w:pos="4580"/>
+          <w:tab w:val="left" w:pos="5496"/>
+          <w:tab w:val="left" w:pos="6412"/>
+          <w:tab w:val="left" w:pos="7328"/>
+          <w:tab w:val="left" w:pos="8244"/>
+          <w:tab w:val="left" w:pos="9160"/>
+          <w:tab w:val="left" w:pos="10076"/>
+          <w:tab w:val="left" w:pos="10992"/>
+          <w:tab w:val="left" w:pos="11908"/>
+          <w:tab w:val="left" w:pos="12824"/>
+          <w:tab w:val="left" w:pos="13740"/>
+          <w:tab w:val="left" w:pos="14656"/>
+        </w:tabs>
+        <w:spacing w:after="0" w:line="240" w:lineRule="auto"/>
+        <w:rPr>
+          <w:rFonts w:ascii="Courier New" w:eastAsia="Times New Roman" w:hAnsi="Courier New" w:cs="Courier New"/>
+          <w:sz w:val="21"/>
+          <w:szCs w:val="21"/>
+          <w:lang w:eastAsia="en-GB"/>
+        </w:rPr>
+      </w:pPr>
+      <w:r>
+        <w:rPr>
+          <w:rFonts w:ascii="Courier New" w:eastAsia="Times New Roman" w:hAnsi="Courier New" w:cs="Courier New"/>
+          <w:sz w:val="21"/>
+          <w:szCs w:val="21"/>
+          <w:lang w:eastAsia="en-GB"/>
+        </w:rPr>
+        <w:t xml:space="preserve">            </w:t>
+      </w:r>
+      <w:proofErr w:type="spellStart"/>
+      <w:proofErr w:type="gramStart"/>
+      <w:r>
+        <w:rPr>
+          <w:rFonts w:ascii="Courier New" w:eastAsia="Times New Roman" w:hAnsi="Courier New" w:cs="Courier New"/>
+          <w:sz w:val="21"/>
+          <w:szCs w:val="21"/>
+          <w:lang w:eastAsia="en-GB"/>
+        </w:rPr>
+        <w:t>activity.SetTag</w:t>
+      </w:r>
+      <w:proofErr w:type="spellEnd"/>
+      <w:r>
+        <w:rPr>
+          <w:rFonts w:ascii="Courier New" w:eastAsia="Times New Roman" w:hAnsi="Courier New" w:cs="Courier New"/>
+          <w:sz w:val="21"/>
+          <w:szCs w:val="21"/>
+          <w:lang w:eastAsia="en-GB"/>
+        </w:rPr>
+        <w:t>(</w:t>
+      </w:r>
+      <w:proofErr w:type="gramEnd"/>
+      <w:r>
+        <w:rPr>
+          <w:rFonts w:ascii="Courier New" w:eastAsia="Times New Roman" w:hAnsi="Courier New" w:cs="Courier New"/>
+          <w:sz w:val="21"/>
+          <w:szCs w:val="21"/>
+          <w:lang w:eastAsia="en-GB"/>
+        </w:rPr>
+        <w:t>"</w:t>
+      </w:r>
+      <w:proofErr w:type="spellStart"/>
+      <w:r>
+        <w:rPr>
+          <w:rFonts w:ascii="Courier New" w:eastAsia="Times New Roman" w:hAnsi="Courier New" w:cs="Courier New"/>
+          <w:sz w:val="21"/>
+          <w:szCs w:val="21"/>
+          <w:lang w:eastAsia="en-GB"/>
+        </w:rPr>
+        <w:t>gen_ai.completion</w:t>
+      </w:r>
+      <w:proofErr w:type="spellEnd"/>
+      <w:r>
+        <w:rPr>
+          <w:rFonts w:ascii="Courier New" w:eastAsia="Times New Roman" w:hAnsi="Courier New" w:cs="Courier New"/>
+          <w:sz w:val="21"/>
+          <w:szCs w:val="21"/>
+          <w:lang w:eastAsia="en-GB"/>
+        </w:rPr>
+        <w:t xml:space="preserve">", </w:t>
+      </w:r>
+      <w:proofErr w:type="spellStart"/>
+      <w:r>
+        <w:rPr>
+          <w:rFonts w:ascii="Courier New" w:eastAsia="Times New Roman" w:hAnsi="Courier New" w:cs="Courier New"/>
+          <w:sz w:val="21"/>
+          <w:szCs w:val="21"/>
+          <w:lang w:eastAsia="en-GB"/>
+        </w:rPr>
+        <w:t>finalVerdict</w:t>
+      </w:r>
+      <w:proofErr w:type="spellEnd"/>
+      <w:r>
+        <w:rPr>
+          <w:rFonts w:ascii="Courier New" w:eastAsia="Times New Roman" w:hAnsi="Courier New" w:cs="Courier New"/>
+          <w:sz w:val="21"/>
+          <w:szCs w:val="21"/>
+          <w:lang w:eastAsia="en-GB"/>
+        </w:rPr>
+        <w:t>);</w:t>
+      </w:r>
+    </w:p>
+    <w:p>
+      <w:pPr>
+        <w:tabs>
+          <w:tab w:val="left" w:pos="916"/>
+          <w:tab w:val="left" w:pos="1832"/>
+          <w:tab w:val="left" w:pos="2748"/>
+          <w:tab w:val="left" w:pos="3664"/>
+          <w:tab w:val="left" w:pos="4580"/>
+          <w:tab w:val="left" w:pos="5496"/>
+          <w:tab w:val="left" w:pos="6412"/>
+          <w:tab w:val="left" w:pos="7328"/>
+          <w:tab w:val="left" w:pos="8244"/>
+          <w:tab w:val="left" w:pos="9160"/>
+          <w:tab w:val="left" w:pos="10076"/>
+          <w:tab w:val="left" w:pos="10992"/>
+          <w:tab w:val="left" w:pos="11908"/>
+          <w:tab w:val="left" w:pos="12824"/>
+          <w:tab w:val="left" w:pos="13740"/>
+          <w:tab w:val="left" w:pos="14656"/>
+        </w:tabs>
+        <w:spacing w:after="0" w:line="240" w:lineRule="auto"/>
+        <w:rPr>
+          <w:rFonts w:ascii="Courier New" w:eastAsia="Times New Roman" w:hAnsi="Courier New" w:cs="Courier New"/>
+          <w:sz w:val="21"/>
+          <w:szCs w:val="21"/>
+          <w:lang w:eastAsia="en-GB"/>
+        </w:rPr>
+      </w:pPr>
+      <w:r>
+        <w:rPr>
+          <w:rFonts w:ascii="Courier New" w:eastAsia="Times New Roman" w:hAnsi="Courier New" w:cs="Courier New"/>
+          <w:sz w:val="21"/>
+          <w:szCs w:val="21"/>
+          <w:lang w:eastAsia="en-GB"/>
+        </w:rPr>
+        <w:t xml:space="preserve">        }</w:t>
+      </w:r>
+    </w:p>
+    <w:p>
+      <w:pPr>
+        <w:tabs>
+          <w:tab w:val="left" w:pos="916"/>
+          <w:tab w:val="left" w:pos="1832"/>
+          <w:tab w:val="left" w:pos="2748"/>
+          <w:tab w:val="left" w:pos="3664"/>
+          <w:tab w:val="left" w:pos="4580"/>
+          <w:tab w:val="left" w:pos="5496"/>
+          <w:tab w:val="left" w:pos="6412"/>
+          <w:tab w:val="left" w:pos="7328"/>
+          <w:tab w:val="left" w:pos="8244"/>
+          <w:tab w:val="left" w:pos="9160"/>
+          <w:tab w:val="left" w:pos="10076"/>
+          <w:tab w:val="left" w:pos="10992"/>
+          <w:tab w:val="left" w:pos="11908"/>
+          <w:tab w:val="left" w:pos="12824"/>
+          <w:tab w:val="left" w:pos="13740"/>
+          <w:tab w:val="left" w:pos="14656"/>
+        </w:tabs>
+        <w:spacing w:after="0" w:line="240" w:lineRule="auto"/>
+        <w:rPr>
+          <w:rFonts w:ascii="Courier New" w:eastAsia="Times New Roman" w:hAnsi="Courier New" w:cs="Courier New"/>
+          <w:sz w:val="21"/>
+          <w:szCs w:val="21"/>
+          <w:lang w:eastAsia="en-GB"/>
+        </w:rPr>
+      </w:pPr>
+    </w:p>
+    <w:p>
+      <w:pPr>
+        <w:tabs>
+          <w:tab w:val="left" w:pos="916"/>
+          <w:tab w:val="left" w:pos="1832"/>
+          <w:tab w:val="left" w:pos="2748"/>
+          <w:tab w:val="left" w:pos="3664"/>
+          <w:tab w:val="left" w:pos="4580"/>
+          <w:tab w:val="left" w:pos="5496"/>
+          <w:tab w:val="left" w:pos="6412"/>
+          <w:tab w:val="left" w:pos="7328"/>
+          <w:tab w:val="left" w:pos="8244"/>
+          <w:tab w:val="left" w:pos="9160"/>
+          <w:tab w:val="left" w:pos="10076"/>
+          <w:tab w:val="left" w:pos="10992"/>
+          <w:tab w:val="left" w:pos="11908"/>
+          <w:tab w:val="left" w:pos="12824"/>
+          <w:tab w:val="left" w:pos="13740"/>
+          <w:tab w:val="left" w:pos="14656"/>
+        </w:tabs>
+        <w:spacing w:after="0" w:line="240" w:lineRule="auto"/>
+        <w:rPr>
+          <w:rFonts w:ascii="Courier New" w:eastAsia="Times New Roman" w:hAnsi="Courier New" w:cs="Courier New"/>
+          <w:sz w:val="21"/>
+          <w:szCs w:val="21"/>
+          <w:lang w:eastAsia="en-GB"/>
+        </w:rPr>
+      </w:pPr>
+      <w:r>
+        <w:rPr>
+          <w:rFonts w:ascii="Courier New" w:eastAsia="Times New Roman" w:hAnsi="Courier New" w:cs="Courier New"/>
+          <w:sz w:val="21"/>
+          <w:szCs w:val="21"/>
+          <w:lang w:eastAsia="en-GB"/>
+        </w:rPr>
+        <w:t xml:space="preserve">        </w:t>
+      </w:r>
+      <w:proofErr w:type="gramStart"/>
+      <w:r>
+        <w:rPr>
+          <w:rFonts w:ascii="Courier New" w:eastAsia="Times New Roman" w:hAnsi="Courier New" w:cs="Courier New"/>
+          <w:sz w:val="21"/>
+          <w:szCs w:val="21"/>
+          <w:lang w:eastAsia="en-GB"/>
+        </w:rPr>
+        <w:t>return</w:t>
+      </w:r>
+      <w:proofErr w:type="gramEnd"/>
+      <w:r>
+        <w:rPr>
+          <w:rFonts w:ascii="Courier New" w:eastAsia="Times New Roman" w:hAnsi="Courier New" w:cs="Courier New"/>
+          <w:sz w:val="21"/>
+          <w:szCs w:val="21"/>
+          <w:lang w:eastAsia="en-GB"/>
+        </w:rPr>
+        <w:t xml:space="preserve"> new </w:t>
+      </w:r>
+      <w:proofErr w:type="spellStart"/>
+      <w:r>
+        <w:rPr>
+          <w:rFonts w:ascii="Courier New" w:eastAsia="Times New Roman" w:hAnsi="Courier New" w:cs="Courier New"/>
+          <w:sz w:val="21"/>
+          <w:szCs w:val="21"/>
+          <w:lang w:eastAsia="en-GB"/>
+        </w:rPr>
+        <w:t>ComplianceApiResponse</w:t>
+      </w:r>
+      <w:proofErr w:type="spellEnd"/>
+      <w:r>
+        <w:rPr>
+          <w:rFonts w:ascii="Courier New" w:eastAsia="Times New Roman" w:hAnsi="Courier New" w:cs="Courier New"/>
+          <w:sz w:val="21"/>
+          <w:szCs w:val="21"/>
+          <w:lang w:eastAsia="en-GB"/>
+        </w:rPr>
+        <w:t xml:space="preserve">(..., </w:t>
+      </w:r>
+      <w:proofErr w:type="spellStart"/>
+      <w:r>
+        <w:rPr>
+          <w:rFonts w:ascii="Courier New" w:eastAsia="Times New Roman" w:hAnsi="Courier New" w:cs="Courier New"/>
+          <w:sz w:val="21"/>
+          <w:szCs w:val="21"/>
+          <w:lang w:eastAsia="en-GB"/>
+        </w:rPr>
+        <w:t>researcherSummary</w:t>
+      </w:r>
+      <w:proofErr w:type="spellEnd"/>
+      <w:r>
+        <w:rPr>
+          <w:rFonts w:ascii="Courier New" w:eastAsia="Times New Roman" w:hAnsi="Courier New" w:cs="Courier New"/>
+          <w:sz w:val="21"/>
+          <w:szCs w:val="21"/>
+          <w:lang w:eastAsia="en-GB"/>
+        </w:rPr>
+        <w:t xml:space="preserve">, </w:t>
+      </w:r>
+      <w:proofErr w:type="spellStart"/>
+      <w:r>
+        <w:rPr>
+          <w:rFonts w:ascii="Courier New" w:eastAsia="Times New Roman" w:hAnsi="Courier New" w:cs="Courier New"/>
+          <w:sz w:val="21"/>
+          <w:szCs w:val="21"/>
+          <w:lang w:eastAsia="en-GB"/>
+        </w:rPr>
+        <w:t>finalVerdict</w:t>
+      </w:r>
+      <w:proofErr w:type="spellEnd"/>
+      <w:r>
+        <w:rPr>
+          <w:rFonts w:ascii="Courier New" w:eastAsia="Times New Roman" w:hAnsi="Courier New" w:cs="Courier New"/>
+          <w:sz w:val="21"/>
+          <w:szCs w:val="21"/>
+          <w:lang w:eastAsia="en-GB"/>
+        </w:rPr>
+        <w:t>);</w:t>
+      </w:r>
+    </w:p>
+    <w:p>
+      <w:pPr>
+        <w:tabs>
+          <w:tab w:val="left" w:pos="916"/>
+          <w:tab w:val="left" w:pos="1832"/>
+          <w:tab w:val="left" w:pos="2748"/>
+          <w:tab w:val="left" w:pos="3664"/>
+          <w:tab w:val="left" w:pos="4580"/>
+          <w:tab w:val="left" w:pos="5496"/>
+          <w:tab w:val="left" w:pos="6412"/>
+          <w:tab w:val="left" w:pos="7328"/>
+          <w:tab w:val="left" w:pos="8244"/>
+          <w:tab w:val="left" w:pos="9160"/>
+          <w:tab w:val="left" w:pos="10076"/>
+          <w:tab w:val="left" w:pos="10992"/>
+          <w:tab w:val="left" w:pos="11908"/>
+          <w:tab w:val="left" w:pos="12824"/>
+          <w:tab w:val="left" w:pos="13740"/>
+          <w:tab w:val="left" w:pos="14656"/>
+        </w:tabs>
+        <w:spacing w:after="0" w:line="240" w:lineRule="auto"/>
+        <w:rPr>
+          <w:rFonts w:ascii="Courier New" w:eastAsia="Times New Roman" w:hAnsi="Courier New" w:cs="Courier New"/>
+          <w:sz w:val="21"/>
+          <w:szCs w:val="21"/>
+          <w:lang w:eastAsia="en-GB"/>
+        </w:rPr>
+      </w:pPr>
+      <w:r>
+        <w:rPr>
+          <w:rFonts w:ascii="Courier New" w:eastAsia="Times New Roman" w:hAnsi="Courier New" w:cs="Courier New"/>
+          <w:sz w:val="21"/>
+          <w:szCs w:val="21"/>
+          <w:lang w:eastAsia="en-GB"/>
+        </w:rPr>
+        <w:t xml:space="preserve">    }</w:t>
+      </w:r>
+    </w:p>
+    <w:p>
+      <w:pPr>
+        <w:tabs>
+          <w:tab w:val="left" w:pos="916"/>
+          <w:tab w:val="left" w:pos="1832"/>
+          <w:tab w:val="left" w:pos="2748"/>
+          <w:tab w:val="left" w:pos="3664"/>
+          <w:tab w:val="left" w:pos="4580"/>
+          <w:tab w:val="left" w:pos="5496"/>
+          <w:tab w:val="left" w:pos="6412"/>
+          <w:tab w:val="left" w:pos="7328"/>
+          <w:tab w:val="left" w:pos="8244"/>
+          <w:tab w:val="left" w:pos="9160"/>
+          <w:tab w:val="left" w:pos="10076"/>
+          <w:tab w:val="left" w:pos="10992"/>
+          <w:tab w:val="left" w:pos="11908"/>
+          <w:tab w:val="left" w:pos="12824"/>
+          <w:tab w:val="left" w:pos="13740"/>
+          <w:tab w:val="left" w:pos="14656"/>
+        </w:tabs>
+        <w:spacing w:after="0" w:line="240" w:lineRule="auto"/>
+        <w:rPr>
+          <w:rFonts w:ascii="Courier New" w:eastAsia="Times New Roman" w:hAnsi="Courier New" w:cs="Courier New"/>
+          <w:sz w:val="21"/>
+          <w:szCs w:val="21"/>
+          <w:lang w:eastAsia="en-GB"/>
+        </w:rPr>
+      </w:pPr>
+      <w:r>
+        <w:rPr>
+          <w:rFonts w:ascii="Courier New" w:eastAsia="Times New Roman" w:hAnsi="Courier New" w:cs="Courier New"/>
+          <w:sz w:val="21"/>
+          <w:szCs w:val="21"/>
+          <w:lang w:eastAsia="en-GB"/>
+        </w:rPr>
+        <w:t>}</w:t>
+      </w:r>
+    </w:p>
+    <w:p>
+      <w:pPr>
+        <w:spacing w:after="0" w:line="240" w:lineRule="auto"/>
+        <w:rPr>
+          <w:rFonts w:ascii="Arial" w:eastAsia="Times New Roman" w:hAnsi="Arial" w:cs="Arial"/>
+          <w:sz w:val="18"/>
+          <w:szCs w:val="18"/>
+          <w:lang w:eastAsia="en-GB"/>
+        </w:rPr>
+      </w:pPr>
+      <w:r>
+        <w:rPr>
+          <w:rFonts w:ascii="Arial" w:eastAsia="Times New Roman" w:hAnsi="Arial" w:cs="Arial"/>
+          <w:sz w:val="18"/>
+          <w:szCs w:val="18"/>
+          <w:lang w:eastAsia="en-GB"/>
+        </w:rPr>
+        <w:t>Use code with caution.</w:t>
+      </w:r>
+    </w:p>
+    <w:p>
+      <w:pPr>
+        <w:spacing w:before="480" w:after="480" w:line="240" w:lineRule="auto"/>
+        <w:rPr>
+          <w:rFonts w:ascii="Times New Roman" w:eastAsia="Times New Roman" w:hAnsi="Times New Roman" w:cs="Times New Roman"/>
+          <w:sz w:val="24"/>
+          <w:szCs w:val="24"/>
+          <w:lang w:eastAsia="en-GB"/>
+        </w:rPr>
+      </w:pPr>
+      <w:r>
+        <w:rPr>
+          <w:rFonts w:ascii="Times New Roman" w:eastAsia="Times New Roman" w:hAnsi="Times New Roman" w:cs="Times New Roman"/>
+          <w:sz w:val="24"/>
+          <w:szCs w:val="24"/>
+          <w:lang w:eastAsia="en-GB"/>
+        </w:rPr>
+        <w:pict>
+          <v:rect id="_x0000_i1034" style="width:0;height:1.5pt" o:hralign="center" o:hrstd="t" o:hr="t" fillcolor="#a0a0a0" stroked="f"/>
+        </w:pict>
+      </w:r>
+    </w:p>
+    <w:p>
+      <w:pPr>
+        <w:spacing w:line="240" w:lineRule="auto"/>
+        <w:rPr>
+          <w:rFonts w:ascii="Arial" w:eastAsia="Times New Roman" w:hAnsi="Arial" w:cs="Arial"/>
+          <w:b/>
+          <w:bCs/>
+          <w:sz w:val="30"/>
+          <w:szCs w:val="30"/>
+          <w:lang w:eastAsia="en-GB"/>
+        </w:rPr>
+      </w:pPr>
+      <w:r>
+        <w:rPr>
+          <w:rFonts w:ascii="Arial" w:eastAsia="Times New Roman" w:hAnsi="Arial" w:cs="Arial"/>
+          <w:b/>
+          <w:bCs/>
+          <w:sz w:val="30"/>
+          <w:szCs w:val="30"/>
+          <w:lang w:eastAsia="en-GB"/>
+        </w:rPr>
+        <w:t xml:space="preserve">4. Host </w:t>
+      </w:r>
+      <w:proofErr w:type="spellStart"/>
+      <w:r>
+        <w:rPr>
+          <w:rFonts w:ascii="Arial" w:eastAsia="Times New Roman" w:hAnsi="Arial" w:cs="Arial"/>
+          <w:b/>
+          <w:bCs/>
+          <w:sz w:val="30"/>
+          <w:szCs w:val="30"/>
+          <w:lang w:eastAsia="en-GB"/>
+        </w:rPr>
+        <w:t>Startup</w:t>
+      </w:r>
+      <w:proofErr w:type="spellEnd"/>
+      <w:r>
+        <w:rPr>
+          <w:rFonts w:ascii="Arial" w:eastAsia="Times New Roman" w:hAnsi="Arial" w:cs="Arial"/>
+          <w:b/>
+          <w:bCs/>
+          <w:sz w:val="30"/>
+          <w:szCs w:val="30"/>
+          <w:lang w:eastAsia="en-GB"/>
+        </w:rPr>
+        <w:t xml:space="preserve"> &amp; OTLP Exporter Configuration (</w:t>
+      </w:r>
+      <w:proofErr w:type="spellStart"/>
+      <w:r>
+        <w:rPr>
+          <w:rFonts w:ascii="Courier New" w:eastAsia="Times New Roman" w:hAnsi="Courier New" w:cs="Courier New"/>
+          <w:b/>
+          <w:bCs/>
+          <w:sz w:val="21"/>
+          <w:szCs w:val="21"/>
+          <w:lang w:eastAsia="en-GB"/>
+        </w:rPr>
+        <w:t>Program.cs</w:t>
+      </w:r>
+      <w:proofErr w:type="spellEnd"/>
+      <w:r>
+        <w:rPr>
+          <w:rFonts w:ascii="Arial" w:eastAsia="Times New Roman" w:hAnsi="Arial" w:cs="Arial"/>
+          <w:b/>
+          <w:bCs/>
+          <w:sz w:val="30"/>
+          <w:szCs w:val="30"/>
+          <w:lang w:eastAsia="en-GB"/>
+        </w:rPr>
+        <w:t>)</w:t>
+      </w:r>
+    </w:p>
+    <w:p>
+      <w:pPr>
+        <w:spacing w:line="240" w:lineRule="auto"/>
+        <w:rPr>
+          <w:rFonts w:ascii="Arial" w:eastAsia="Times New Roman" w:hAnsi="Arial" w:cs="Arial"/>
+          <w:sz w:val="24"/>
+          <w:szCs w:val="24"/>
+          <w:lang w:eastAsia="en-GB"/>
+        </w:rPr>
+      </w:pPr>
+      <w:r>
+        <w:rPr>
+          <w:rFonts w:ascii="Arial" w:eastAsia="Times New Roman" w:hAnsi="Arial" w:cs="Arial"/>
+          <w:sz w:val="24"/>
+          <w:szCs w:val="24"/>
+          <w:lang w:eastAsia="en-GB"/>
+        </w:rPr>
+        <w:t xml:space="preserve">The </w:t>
+      </w:r>
+      <w:proofErr w:type="spellStart"/>
+      <w:r>
+        <w:rPr>
+          <w:rFonts w:ascii="Arial" w:eastAsia="Times New Roman" w:hAnsi="Arial" w:cs="Arial"/>
+          <w:sz w:val="24"/>
+          <w:szCs w:val="24"/>
+          <w:lang w:eastAsia="en-GB"/>
+        </w:rPr>
+        <w:t>OpenTelemetry</w:t>
+      </w:r>
+      <w:proofErr w:type="spellEnd"/>
+      <w:r>
+        <w:rPr>
+          <w:rFonts w:ascii="Arial" w:eastAsia="Times New Roman" w:hAnsi="Arial" w:cs="Arial"/>
+          <w:sz w:val="24"/>
+          <w:szCs w:val="24"/>
+          <w:lang w:eastAsia="en-GB"/>
+        </w:rPr>
+        <w:t xml:space="preserve"> host framework listens across three independent execution providers and multiplexes data into a unified stream sent to </w:t>
+      </w:r>
+      <w:proofErr w:type="spellStart"/>
+      <w:r>
+        <w:rPr>
+          <w:rFonts w:ascii="Arial" w:eastAsia="Times New Roman" w:hAnsi="Arial" w:cs="Arial"/>
+          <w:sz w:val="24"/>
+          <w:szCs w:val="24"/>
+          <w:lang w:eastAsia="en-GB"/>
+        </w:rPr>
+        <w:t>Langfuse</w:t>
+      </w:r>
+      <w:proofErr w:type="spellEnd"/>
+      <w:r>
+        <w:rPr>
+          <w:rFonts w:ascii="Arial" w:eastAsia="Times New Roman" w:hAnsi="Arial" w:cs="Arial"/>
+          <w:sz w:val="24"/>
+          <w:szCs w:val="24"/>
+          <w:lang w:eastAsia="en-GB"/>
+        </w:rPr>
+        <w:t xml:space="preserve"> Cloud over an asynchronous HTTP transport layer.</w:t>
+      </w:r>
+    </w:p>
+    <w:p>
+      <w:pPr>
+        <w:spacing w:line="240" w:lineRule="auto"/>
+        <w:rPr>
+          <w:rFonts w:ascii="Arial" w:eastAsia="Times New Roman" w:hAnsi="Arial" w:cs="Arial"/>
+          <w:b/>
+          <w:bCs/>
+          <w:sz w:val="30"/>
+          <w:szCs w:val="30"/>
+          <w:lang w:eastAsia="en-GB"/>
+        </w:rPr>
+      </w:pPr>
+      <w:r>
+        <w:rPr>
+          <w:rFonts w:ascii="Arial" w:eastAsia="Times New Roman" w:hAnsi="Arial" w:cs="Arial"/>
+          <w:b/>
+          <w:bCs/>
+          <w:sz w:val="30"/>
+          <w:szCs w:val="30"/>
+          <w:lang w:eastAsia="en-GB"/>
+        </w:rPr>
+        <w:t>System Registration Matrix</w:t>
+      </w:r>
+    </w:p>
+    <w:p>
+      <w:pPr>
+        <w:numPr>
+          <w:ilvl w:val="0"/>
+          <w:numId w:val="8"/>
+        </w:numPr>
+        <w:spacing w:after="0" w:line="240" w:lineRule="auto"/>
+        <w:ind w:left="0"/>
+        <w:rPr>
+          <w:rFonts w:ascii="Arial" w:eastAsia="Times New Roman" w:hAnsi="Arial" w:cs="Arial"/>
+          <w:sz w:val="24"/>
+          <w:szCs w:val="24"/>
+          <w:lang w:eastAsia="en-GB"/>
+        </w:rPr>
+      </w:pPr>
+      <w:proofErr w:type="spellStart"/>
+      <w:r>
+        <w:rPr>
+          <w:rFonts w:ascii="Courier New" w:eastAsia="Times New Roman" w:hAnsi="Courier New" w:cs="Courier New"/>
+          <w:b/>
+          <w:bCs/>
+          <w:sz w:val="21"/>
+          <w:szCs w:val="21"/>
+          <w:lang w:eastAsia="en-GB"/>
+        </w:rPr>
+        <w:t>OmniGuard</w:t>
+      </w:r>
+      <w:proofErr w:type="spellEnd"/>
+      <w:r>
+        <w:rPr>
+          <w:rFonts w:ascii="Courier New" w:eastAsia="Times New Roman" w:hAnsi="Courier New" w:cs="Courier New"/>
+          <w:b/>
+          <w:bCs/>
+          <w:sz w:val="21"/>
+          <w:szCs w:val="21"/>
+          <w:lang w:eastAsia="en-GB"/>
+        </w:rPr>
+        <w:t>-Local-Engine</w:t>
+      </w:r>
+      <w:r>
+        <w:rPr>
+          <w:rFonts w:ascii="Arial" w:eastAsia="Times New Roman" w:hAnsi="Arial" w:cs="Arial"/>
+          <w:b/>
+          <w:bCs/>
+          <w:sz w:val="24"/>
+          <w:szCs w:val="24"/>
+          <w:lang w:eastAsia="en-GB"/>
+        </w:rPr>
+        <w:t xml:space="preserve"> Source</w:t>
+      </w:r>
+      <w:r>
+        <w:rPr>
+          <w:rFonts w:ascii="Arial" w:eastAsia="Times New Roman" w:hAnsi="Arial" w:cs="Arial"/>
+          <w:sz w:val="24"/>
+          <w:szCs w:val="24"/>
+          <w:lang w:eastAsia="en-GB"/>
+        </w:rPr>
+        <w:t xml:space="preserve">: Captures custom </w:t>
+      </w:r>
+      <w:r>
+        <w:rPr>
+          <w:rFonts w:ascii="Courier New" w:eastAsia="Times New Roman" w:hAnsi="Courier New" w:cs="Courier New"/>
+          <w:sz w:val="21"/>
+          <w:szCs w:val="21"/>
+          <w:lang w:eastAsia="en-GB"/>
+        </w:rPr>
+        <w:t>Activity</w:t>
+      </w:r>
+      <w:r>
+        <w:rPr>
+          <w:rFonts w:ascii="Arial" w:eastAsia="Times New Roman" w:hAnsi="Arial" w:cs="Arial"/>
+          <w:sz w:val="24"/>
+          <w:szCs w:val="24"/>
+          <w:lang w:eastAsia="en-GB"/>
+        </w:rPr>
+        <w:t xml:space="preserve"> data and tag mappings injected into your business layers.</w:t>
+      </w:r>
+    </w:p>
+    <w:p>
+      <w:pPr>
+        <w:numPr>
+          <w:ilvl w:val="0"/>
+          <w:numId w:val="8"/>
+        </w:numPr>
+        <w:spacing w:after="0" w:line="240" w:lineRule="auto"/>
+        <w:ind w:left="0"/>
+        <w:rPr>
+          <w:rFonts w:ascii="Arial" w:eastAsia="Times New Roman" w:hAnsi="Arial" w:cs="Arial"/>
+          <w:sz w:val="24"/>
+          <w:szCs w:val="24"/>
+          <w:lang w:eastAsia="en-GB"/>
+        </w:rPr>
+      </w:pPr>
+      <w:proofErr w:type="spellStart"/>
+      <w:r>
+        <w:rPr>
+          <w:rFonts w:ascii="Courier New" w:eastAsia="Times New Roman" w:hAnsi="Courier New" w:cs="Courier New"/>
+          <w:b/>
+          <w:bCs/>
+          <w:sz w:val="21"/>
+          <w:szCs w:val="21"/>
+          <w:lang w:eastAsia="en-GB"/>
+        </w:rPr>
+        <w:t>Microsoft.SemanticKernel</w:t>
+      </w:r>
+      <w:proofErr w:type="spellEnd"/>
+      <w:r>
+        <w:rPr>
+          <w:rFonts w:ascii="Courier New" w:eastAsia="Times New Roman" w:hAnsi="Courier New" w:cs="Courier New"/>
+          <w:b/>
+          <w:bCs/>
+          <w:sz w:val="21"/>
+          <w:szCs w:val="21"/>
+          <w:lang w:eastAsia="en-GB"/>
+        </w:rPr>
+        <w:t>*</w:t>
+      </w:r>
+      <w:r>
+        <w:rPr>
+          <w:rFonts w:ascii="Arial" w:eastAsia="Times New Roman" w:hAnsi="Arial" w:cs="Arial"/>
+          <w:b/>
+          <w:bCs/>
+          <w:sz w:val="24"/>
+          <w:szCs w:val="24"/>
+          <w:lang w:eastAsia="en-GB"/>
+        </w:rPr>
+        <w:t xml:space="preserve"> Source</w:t>
+      </w:r>
+      <w:r>
+        <w:rPr>
+          <w:rFonts w:ascii="Arial" w:eastAsia="Times New Roman" w:hAnsi="Arial" w:cs="Arial"/>
+          <w:sz w:val="24"/>
+          <w:szCs w:val="24"/>
+          <w:lang w:eastAsia="en-GB"/>
+        </w:rPr>
+        <w:t>: Intercepts structural inner loops, tool choices, and model configuration options executing inside the agent framework.</w:t>
+      </w:r>
+    </w:p>
+    <w:p>
+      <w:pPr>
+        <w:numPr>
+          <w:ilvl w:val="0"/>
+          <w:numId w:val="8"/>
+        </w:numPr>
+        <w:spacing w:after="0" w:line="240" w:lineRule="auto"/>
+        <w:ind w:left="0"/>
+        <w:rPr>
+          <w:rFonts w:ascii="Arial" w:eastAsia="Times New Roman" w:hAnsi="Arial" w:cs="Arial"/>
+          <w:sz w:val="24"/>
+          <w:szCs w:val="24"/>
+          <w:lang w:eastAsia="en-GB"/>
+        </w:rPr>
+      </w:pPr>
+      <w:r>
+        <w:rPr>
+          <w:rFonts w:ascii="Arial" w:eastAsia="Times New Roman" w:hAnsi="Arial" w:cs="Arial"/>
+          <w:b/>
+          <w:bCs/>
+          <w:sz w:val="24"/>
+          <w:szCs w:val="24"/>
+          <w:lang w:eastAsia="en-GB"/>
+        </w:rPr>
+        <w:t>HTTP/</w:t>
+      </w:r>
+      <w:proofErr w:type="spellStart"/>
+      <w:r>
+        <w:rPr>
+          <w:rFonts w:ascii="Arial" w:eastAsia="Times New Roman" w:hAnsi="Arial" w:cs="Arial"/>
+          <w:b/>
+          <w:bCs/>
+          <w:sz w:val="24"/>
+          <w:szCs w:val="24"/>
+          <w:lang w:eastAsia="en-GB"/>
+        </w:rPr>
+        <w:t>HttpClient</w:t>
+      </w:r>
+      <w:proofErr w:type="spellEnd"/>
+      <w:r>
+        <w:rPr>
+          <w:rFonts w:ascii="Arial" w:eastAsia="Times New Roman" w:hAnsi="Arial" w:cs="Arial"/>
+          <w:b/>
+          <w:bCs/>
+          <w:sz w:val="24"/>
+          <w:szCs w:val="24"/>
+          <w:lang w:eastAsia="en-GB"/>
+        </w:rPr>
+        <w:t xml:space="preserve"> Instrumentation</w:t>
+      </w:r>
+      <w:r>
+        <w:rPr>
+          <w:rFonts w:ascii="Arial" w:eastAsia="Times New Roman" w:hAnsi="Arial" w:cs="Arial"/>
+          <w:sz w:val="24"/>
+          <w:szCs w:val="24"/>
+          <w:lang w:eastAsia="en-GB"/>
+        </w:rPr>
+        <w:t>: Tracks external network call delays out to remote vector spaces and AI endpoints.</w:t>
+      </w:r>
+    </w:p>
+    <w:p>
+      <w:pPr>
+        <w:numPr>
+          <w:ilvl w:val="0"/>
+          <w:numId w:val="8"/>
+        </w:numPr>
+        <w:spacing w:after="0" w:line="240" w:lineRule="auto"/>
+        <w:ind w:left="0"/>
+        <w:rPr>
+          <w:rFonts w:ascii="Arial" w:eastAsia="Times New Roman" w:hAnsi="Arial" w:cs="Arial"/>
+          <w:sz w:val="24"/>
+          <w:szCs w:val="24"/>
+          <w:lang w:eastAsia="en-GB"/>
+        </w:rPr>
+      </w:pPr>
+      <w:proofErr w:type="spellStart"/>
+      <w:r>
+        <w:rPr>
+          <w:rFonts w:ascii="Arial" w:eastAsia="Times New Roman" w:hAnsi="Arial" w:cs="Arial"/>
+          <w:b/>
+          <w:bCs/>
+          <w:sz w:val="24"/>
+          <w:szCs w:val="24"/>
+          <w:lang w:eastAsia="en-GB"/>
+        </w:rPr>
+        <w:t>AspNetCore</w:t>
+      </w:r>
+      <w:proofErr w:type="spellEnd"/>
+      <w:r>
+        <w:rPr>
+          <w:rFonts w:ascii="Arial" w:eastAsia="Times New Roman" w:hAnsi="Arial" w:cs="Arial"/>
+          <w:b/>
+          <w:bCs/>
+          <w:sz w:val="24"/>
+          <w:szCs w:val="24"/>
+          <w:lang w:eastAsia="en-GB"/>
+        </w:rPr>
+        <w:t xml:space="preserve"> Instrumentation</w:t>
+      </w:r>
+      <w:r>
+        <w:rPr>
+          <w:rFonts w:ascii="Arial" w:eastAsia="Times New Roman" w:hAnsi="Arial" w:cs="Arial"/>
+          <w:sz w:val="24"/>
+          <w:szCs w:val="24"/>
+          <w:lang w:eastAsia="en-GB"/>
+        </w:rPr>
+        <w:t>: Maps incoming HTTP request traits like methods, status codes, and target routes.</w:t>
+      </w:r>
+    </w:p>
+    <w:p>
+      <w:pPr>
+        <w:spacing w:after="0" w:line="240" w:lineRule="auto"/>
+        <w:rPr>
+          <w:rFonts w:ascii="Arial" w:eastAsia="Times New Roman" w:hAnsi="Arial" w:cs="Arial"/>
+          <w:sz w:val="30"/>
+          <w:szCs w:val="30"/>
+          <w:lang w:eastAsia="en-GB"/>
+        </w:rPr>
+      </w:pPr>
+      <w:proofErr w:type="spellStart"/>
+      <w:proofErr w:type="gramStart"/>
+      <w:r>
+        <w:rPr>
+          <w:rFonts w:ascii="Arial" w:eastAsia="Times New Roman" w:hAnsi="Arial" w:cs="Arial"/>
+          <w:sz w:val="30"/>
+          <w:szCs w:val="30"/>
+          <w:lang w:eastAsia="en-GB"/>
+        </w:rPr>
+        <w:t>csharp</w:t>
+      </w:r>
+      <w:proofErr w:type="spellEnd"/>
+      <w:proofErr w:type="gramEnd"/>
+    </w:p>
+    <w:p>
+      <w:pPr>
+        <w:tabs>
+          <w:tab w:val="left" w:pos="916"/>
+          <w:tab w:val="left" w:pos="1832"/>
+          <w:tab w:val="left" w:pos="2748"/>
+          <w:tab w:val="left" w:pos="3664"/>
+          <w:tab w:val="left" w:pos="4580"/>
+          <w:tab w:val="left" w:pos="5496"/>
+          <w:tab w:val="left" w:pos="6412"/>
+          <w:tab w:val="left" w:pos="7328"/>
+          <w:tab w:val="left" w:pos="8244"/>
+          <w:tab w:val="left" w:pos="9160"/>
+          <w:tab w:val="left" w:pos="10076"/>
+          <w:tab w:val="left" w:pos="10992"/>
+          <w:tab w:val="left" w:pos="11908"/>
+          <w:tab w:val="left" w:pos="12824"/>
+          <w:tab w:val="left" w:pos="13740"/>
+          <w:tab w:val="left" w:pos="14656"/>
+        </w:tabs>
+        <w:spacing w:after="0" w:line="240" w:lineRule="auto"/>
+        <w:rPr>
+          <w:rFonts w:ascii="Courier New" w:eastAsia="Times New Roman" w:hAnsi="Courier New" w:cs="Courier New"/>
+          <w:sz w:val="21"/>
+          <w:szCs w:val="21"/>
+          <w:lang w:eastAsia="en-GB"/>
+        </w:rPr>
+      </w:pPr>
+      <w:proofErr w:type="gramStart"/>
+      <w:r>
+        <w:rPr>
+          <w:rFonts w:ascii="Courier New" w:eastAsia="Times New Roman" w:hAnsi="Courier New" w:cs="Courier New"/>
+          <w:sz w:val="21"/>
+          <w:szCs w:val="21"/>
+          <w:lang w:eastAsia="en-GB"/>
+        </w:rPr>
+        <w:t>using</w:t>
+      </w:r>
+      <w:proofErr w:type="gramEnd"/>
+      <w:r>
+        <w:rPr>
+          <w:rFonts w:ascii="Courier New" w:eastAsia="Times New Roman" w:hAnsi="Courier New" w:cs="Courier New"/>
+          <w:sz w:val="21"/>
+          <w:szCs w:val="21"/>
+          <w:lang w:eastAsia="en-GB"/>
+        </w:rPr>
+        <w:t xml:space="preserve"> </w:t>
+      </w:r>
+      <w:proofErr w:type="spellStart"/>
+      <w:r>
+        <w:rPr>
+          <w:rFonts w:ascii="Courier New" w:eastAsia="Times New Roman" w:hAnsi="Courier New" w:cs="Courier New"/>
+          <w:sz w:val="21"/>
+          <w:szCs w:val="21"/>
+          <w:lang w:eastAsia="en-GB"/>
+        </w:rPr>
+        <w:t>OpenTelemetry.Trace</w:t>
+      </w:r>
+      <w:proofErr w:type="spellEnd"/>
+      <w:r>
+        <w:rPr>
+          <w:rFonts w:ascii="Courier New" w:eastAsia="Times New Roman" w:hAnsi="Courier New" w:cs="Courier New"/>
+          <w:sz w:val="21"/>
+          <w:szCs w:val="21"/>
+          <w:lang w:eastAsia="en-GB"/>
+        </w:rPr>
+        <w:t>;</w:t>
+      </w:r>
+    </w:p>
+    <w:p>
+      <w:pPr>
+        <w:tabs>
+          <w:tab w:val="left" w:pos="916"/>
+          <w:tab w:val="left" w:pos="1832"/>
+          <w:tab w:val="left" w:pos="2748"/>
+          <w:tab w:val="left" w:pos="3664"/>
+          <w:tab w:val="left" w:pos="4580"/>
+          <w:tab w:val="left" w:pos="5496"/>
+          <w:tab w:val="left" w:pos="6412"/>
+          <w:tab w:val="left" w:pos="7328"/>
+          <w:tab w:val="left" w:pos="8244"/>
+          <w:tab w:val="left" w:pos="9160"/>
+          <w:tab w:val="left" w:pos="10076"/>
+          <w:tab w:val="left" w:pos="10992"/>
+          <w:tab w:val="left" w:pos="11908"/>
+          <w:tab w:val="left" w:pos="12824"/>
+          <w:tab w:val="left" w:pos="13740"/>
+          <w:tab w:val="left" w:pos="14656"/>
+        </w:tabs>
+        <w:spacing w:after="0" w:line="240" w:lineRule="auto"/>
+        <w:rPr>
+          <w:rFonts w:ascii="Courier New" w:eastAsia="Times New Roman" w:hAnsi="Courier New" w:cs="Courier New"/>
+          <w:sz w:val="21"/>
+          <w:szCs w:val="21"/>
+          <w:lang w:eastAsia="en-GB"/>
+        </w:rPr>
+      </w:pPr>
+      <w:proofErr w:type="gramStart"/>
+      <w:r>
+        <w:rPr>
+          <w:rFonts w:ascii="Courier New" w:eastAsia="Times New Roman" w:hAnsi="Courier New" w:cs="Courier New"/>
+          <w:sz w:val="21"/>
+          <w:szCs w:val="21"/>
+          <w:lang w:eastAsia="en-GB"/>
+        </w:rPr>
+        <w:t>using</w:t>
+      </w:r>
+      <w:proofErr w:type="gramEnd"/>
+      <w:r>
+        <w:rPr>
+          <w:rFonts w:ascii="Courier New" w:eastAsia="Times New Roman" w:hAnsi="Courier New" w:cs="Courier New"/>
+          <w:sz w:val="21"/>
+          <w:szCs w:val="21"/>
+          <w:lang w:eastAsia="en-GB"/>
+        </w:rPr>
+        <w:t xml:space="preserve"> </w:t>
+      </w:r>
+      <w:proofErr w:type="spellStart"/>
+      <w:r>
+        <w:rPr>
+          <w:rFonts w:ascii="Courier New" w:eastAsia="Times New Roman" w:hAnsi="Courier New" w:cs="Courier New"/>
+          <w:sz w:val="21"/>
+          <w:szCs w:val="21"/>
+          <w:lang w:eastAsia="en-GB"/>
+        </w:rPr>
+        <w:t>OpenTelemetry.Resources</w:t>
+      </w:r>
+      <w:proofErr w:type="spellEnd"/>
+      <w:r>
+        <w:rPr>
+          <w:rFonts w:ascii="Courier New" w:eastAsia="Times New Roman" w:hAnsi="Courier New" w:cs="Courier New"/>
+          <w:sz w:val="21"/>
+          <w:szCs w:val="21"/>
+          <w:lang w:eastAsia="en-GB"/>
+        </w:rPr>
+        <w:t>;</w:t>
+      </w:r>
+    </w:p>
+    <w:p>
+      <w:pPr>
+        <w:tabs>
+          <w:tab w:val="left" w:pos="916"/>
+          <w:tab w:val="left" w:pos="1832"/>
+          <w:tab w:val="left" w:pos="2748"/>
+          <w:tab w:val="left" w:pos="3664"/>
+          <w:tab w:val="left" w:pos="4580"/>
+          <w:tab w:val="left" w:pos="5496"/>
+          <w:tab w:val="left" w:pos="6412"/>
+          <w:tab w:val="left" w:pos="7328"/>
+          <w:tab w:val="left" w:pos="8244"/>
+          <w:tab w:val="left" w:pos="9160"/>
+          <w:tab w:val="left" w:pos="10076"/>
+          <w:tab w:val="left" w:pos="10992"/>
+          <w:tab w:val="left" w:pos="11908"/>
+          <w:tab w:val="left" w:pos="12824"/>
+          <w:tab w:val="left" w:pos="13740"/>
+          <w:tab w:val="left" w:pos="14656"/>
+        </w:tabs>
+        <w:spacing w:after="0" w:line="240" w:lineRule="auto"/>
+        <w:rPr>
+          <w:rFonts w:ascii="Courier New" w:eastAsia="Times New Roman" w:hAnsi="Courier New" w:cs="Courier New"/>
+          <w:sz w:val="21"/>
+          <w:szCs w:val="21"/>
+          <w:lang w:eastAsia="en-GB"/>
+        </w:rPr>
+      </w:pPr>
+    </w:p>
+    <w:p>
+      <w:pPr>
+        <w:tabs>
+          <w:tab w:val="left" w:pos="916"/>
+          <w:tab w:val="left" w:pos="1832"/>
+          <w:tab w:val="left" w:pos="2748"/>
+          <w:tab w:val="left" w:pos="3664"/>
+          <w:tab w:val="left" w:pos="4580"/>
+          <w:tab w:val="left" w:pos="5496"/>
+          <w:tab w:val="left" w:pos="6412"/>
+          <w:tab w:val="left" w:pos="7328"/>
+          <w:tab w:val="left" w:pos="8244"/>
+          <w:tab w:val="left" w:pos="9160"/>
+          <w:tab w:val="left" w:pos="10076"/>
+          <w:tab w:val="left" w:pos="10992"/>
+          <w:tab w:val="left" w:pos="11908"/>
+          <w:tab w:val="left" w:pos="12824"/>
+          <w:tab w:val="left" w:pos="13740"/>
+          <w:tab w:val="left" w:pos="14656"/>
+        </w:tabs>
+        <w:spacing w:after="0" w:line="240" w:lineRule="auto"/>
+        <w:rPr>
+          <w:rFonts w:ascii="Courier New" w:eastAsia="Times New Roman" w:hAnsi="Courier New" w:cs="Courier New"/>
+          <w:sz w:val="21"/>
+          <w:szCs w:val="21"/>
+          <w:lang w:eastAsia="en-GB"/>
+        </w:rPr>
+      </w:pPr>
+      <w:proofErr w:type="spellStart"/>
+      <w:proofErr w:type="gramStart"/>
+      <w:r>
+        <w:rPr>
+          <w:rFonts w:ascii="Courier New" w:eastAsia="Times New Roman" w:hAnsi="Courier New" w:cs="Courier New"/>
+          <w:sz w:val="21"/>
+          <w:szCs w:val="21"/>
+          <w:lang w:eastAsia="en-GB"/>
+        </w:rPr>
+        <w:t>var</w:t>
+      </w:r>
+      <w:proofErr w:type="spellEnd"/>
+      <w:proofErr w:type="gramEnd"/>
+      <w:r>
+        <w:rPr>
+          <w:rFonts w:ascii="Courier New" w:eastAsia="Times New Roman" w:hAnsi="Courier New" w:cs="Courier New"/>
+          <w:sz w:val="21"/>
+          <w:szCs w:val="21"/>
+          <w:lang w:eastAsia="en-GB"/>
+        </w:rPr>
+        <w:t xml:space="preserve"> builder = </w:t>
+      </w:r>
+      <w:proofErr w:type="spellStart"/>
+      <w:r>
+        <w:rPr>
+          <w:rFonts w:ascii="Courier New" w:eastAsia="Times New Roman" w:hAnsi="Courier New" w:cs="Courier New"/>
+          <w:sz w:val="21"/>
+          <w:szCs w:val="21"/>
+          <w:lang w:eastAsia="en-GB"/>
+        </w:rPr>
+        <w:t>WebApplication.CreateBuilder</w:t>
+      </w:r>
+      <w:proofErr w:type="spellEnd"/>
+      <w:r>
+        <w:rPr>
+          <w:rFonts w:ascii="Courier New" w:eastAsia="Times New Roman" w:hAnsi="Courier New" w:cs="Courier New"/>
+          <w:sz w:val="21"/>
+          <w:szCs w:val="21"/>
+          <w:lang w:eastAsia="en-GB"/>
+        </w:rPr>
+        <w:t>(</w:t>
+      </w:r>
+      <w:proofErr w:type="spellStart"/>
+      <w:r>
+        <w:rPr>
+          <w:rFonts w:ascii="Courier New" w:eastAsia="Times New Roman" w:hAnsi="Courier New" w:cs="Courier New"/>
+          <w:sz w:val="21"/>
+          <w:szCs w:val="21"/>
+          <w:lang w:eastAsia="en-GB"/>
+        </w:rPr>
+        <w:t>args</w:t>
+      </w:r>
+      <w:proofErr w:type="spellEnd"/>
+      <w:r>
+        <w:rPr>
+          <w:rFonts w:ascii="Courier New" w:eastAsia="Times New Roman" w:hAnsi="Courier New" w:cs="Courier New"/>
+          <w:sz w:val="21"/>
+          <w:szCs w:val="21"/>
+          <w:lang w:eastAsia="en-GB"/>
+        </w:rPr>
+        <w:t>);</w:t>
+      </w:r>
+    </w:p>
+    <w:p>
+      <w:pPr>
+        <w:tabs>
+          <w:tab w:val="left" w:pos="916"/>
+          <w:tab w:val="left" w:pos="1832"/>
+          <w:tab w:val="left" w:pos="2748"/>
+          <w:tab w:val="left" w:pos="3664"/>
+          <w:tab w:val="left" w:pos="4580"/>
+          <w:tab w:val="left" w:pos="5496"/>
+          <w:tab w:val="left" w:pos="6412"/>
+          <w:tab w:val="left" w:pos="7328"/>
+          <w:tab w:val="left" w:pos="8244"/>
+          <w:tab w:val="left" w:pos="9160"/>
+          <w:tab w:val="left" w:pos="10076"/>
+          <w:tab w:val="left" w:pos="10992"/>
+          <w:tab w:val="left" w:pos="11908"/>
+          <w:tab w:val="left" w:pos="12824"/>
+          <w:tab w:val="left" w:pos="13740"/>
+          <w:tab w:val="left" w:pos="14656"/>
+        </w:tabs>
+        <w:spacing w:after="0" w:line="240" w:lineRule="auto"/>
+        <w:rPr>
+          <w:rFonts w:ascii="Courier New" w:eastAsia="Times New Roman" w:hAnsi="Courier New" w:cs="Courier New"/>
+          <w:sz w:val="21"/>
+          <w:szCs w:val="21"/>
+          <w:lang w:eastAsia="en-GB"/>
+        </w:rPr>
+      </w:pPr>
+    </w:p>
+    <w:p>
+      <w:pPr>
+        <w:tabs>
+          <w:tab w:val="left" w:pos="916"/>
+          <w:tab w:val="left" w:pos="1832"/>
+          <w:tab w:val="left" w:pos="2748"/>
+          <w:tab w:val="left" w:pos="3664"/>
+          <w:tab w:val="left" w:pos="4580"/>
+          <w:tab w:val="left" w:pos="5496"/>
+          <w:tab w:val="left" w:pos="6412"/>
+          <w:tab w:val="left" w:pos="7328"/>
+          <w:tab w:val="left" w:pos="8244"/>
+          <w:tab w:val="left" w:pos="9160"/>
+          <w:tab w:val="left" w:pos="10076"/>
+          <w:tab w:val="left" w:pos="10992"/>
+          <w:tab w:val="left" w:pos="11908"/>
+          <w:tab w:val="left" w:pos="12824"/>
+          <w:tab w:val="left" w:pos="13740"/>
+          <w:tab w:val="left" w:pos="14656"/>
+        </w:tabs>
+        <w:spacing w:after="0" w:line="240" w:lineRule="auto"/>
+        <w:rPr>
+          <w:rFonts w:ascii="Courier New" w:eastAsia="Times New Roman" w:hAnsi="Courier New" w:cs="Courier New"/>
+          <w:sz w:val="21"/>
+          <w:szCs w:val="21"/>
+          <w:lang w:eastAsia="en-GB"/>
+        </w:rPr>
+      </w:pPr>
+      <w:r>
+        <w:rPr>
+          <w:rFonts w:ascii="Courier New" w:eastAsia="Times New Roman" w:hAnsi="Courier New" w:cs="Courier New"/>
+          <w:sz w:val="21"/>
+          <w:szCs w:val="21"/>
+          <w:lang w:eastAsia="en-GB"/>
+        </w:rPr>
+        <w:t xml:space="preserve">// Register the </w:t>
+      </w:r>
+      <w:proofErr w:type="spellStart"/>
+      <w:r>
+        <w:rPr>
+          <w:rFonts w:ascii="Courier New" w:eastAsia="Times New Roman" w:hAnsi="Courier New" w:cs="Courier New"/>
+          <w:sz w:val="21"/>
+          <w:szCs w:val="21"/>
+          <w:lang w:eastAsia="en-GB"/>
+        </w:rPr>
+        <w:t>OpenTelemetry</w:t>
+      </w:r>
+      <w:proofErr w:type="spellEnd"/>
+      <w:r>
+        <w:rPr>
+          <w:rFonts w:ascii="Courier New" w:eastAsia="Times New Roman" w:hAnsi="Courier New" w:cs="Courier New"/>
+          <w:sz w:val="21"/>
+          <w:szCs w:val="21"/>
+          <w:lang w:eastAsia="en-GB"/>
+        </w:rPr>
+        <w:t xml:space="preserve"> Tracing Pipeline</w:t>
+      </w:r>
+    </w:p>
+    <w:p>
+      <w:pPr>
+        <w:tabs>
+          <w:tab w:val="left" w:pos="916"/>
+          <w:tab w:val="left" w:pos="1832"/>
+          <w:tab w:val="left" w:pos="2748"/>
+          <w:tab w:val="left" w:pos="3664"/>
+          <w:tab w:val="left" w:pos="4580"/>
+          <w:tab w:val="left" w:pos="5496"/>
+          <w:tab w:val="left" w:pos="6412"/>
+          <w:tab w:val="left" w:pos="7328"/>
+          <w:tab w:val="left" w:pos="8244"/>
+          <w:tab w:val="left" w:pos="9160"/>
+          <w:tab w:val="left" w:pos="10076"/>
+          <w:tab w:val="left" w:pos="10992"/>
+          <w:tab w:val="left" w:pos="11908"/>
+          <w:tab w:val="left" w:pos="12824"/>
+          <w:tab w:val="left" w:pos="13740"/>
+          <w:tab w:val="left" w:pos="14656"/>
+        </w:tabs>
+        <w:spacing w:after="0" w:line="240" w:lineRule="auto"/>
+        <w:rPr>
+          <w:rFonts w:ascii="Courier New" w:eastAsia="Times New Roman" w:hAnsi="Courier New" w:cs="Courier New"/>
+          <w:sz w:val="21"/>
+          <w:szCs w:val="21"/>
+          <w:lang w:eastAsia="en-GB"/>
+        </w:rPr>
+      </w:pPr>
+      <w:proofErr w:type="spellStart"/>
+      <w:proofErr w:type="gramStart"/>
+      <w:r>
+        <w:rPr>
+          <w:rFonts w:ascii="Courier New" w:eastAsia="Times New Roman" w:hAnsi="Courier New" w:cs="Courier New"/>
+          <w:sz w:val="21"/>
+          <w:szCs w:val="21"/>
+          <w:lang w:eastAsia="en-GB"/>
+        </w:rPr>
+        <w:lastRenderedPageBreak/>
+        <w:t>builder.Services.AddOpenTelemetry</w:t>
+      </w:r>
+      <w:proofErr w:type="spellEnd"/>
+      <w:r>
+        <w:rPr>
+          <w:rFonts w:ascii="Courier New" w:eastAsia="Times New Roman" w:hAnsi="Courier New" w:cs="Courier New"/>
+          <w:sz w:val="21"/>
+          <w:szCs w:val="21"/>
+          <w:lang w:eastAsia="en-GB"/>
+        </w:rPr>
+        <w:t>()</w:t>
+      </w:r>
+      <w:proofErr w:type="gramEnd"/>
+    </w:p>
+    <w:p>
+      <w:pPr>
+        <w:tabs>
+          <w:tab w:val="left" w:pos="916"/>
+          <w:tab w:val="left" w:pos="1832"/>
+          <w:tab w:val="left" w:pos="2748"/>
+          <w:tab w:val="left" w:pos="3664"/>
+          <w:tab w:val="left" w:pos="4580"/>
+          <w:tab w:val="left" w:pos="5496"/>
+          <w:tab w:val="left" w:pos="6412"/>
+          <w:tab w:val="left" w:pos="7328"/>
+          <w:tab w:val="left" w:pos="8244"/>
+          <w:tab w:val="left" w:pos="9160"/>
+          <w:tab w:val="left" w:pos="10076"/>
+          <w:tab w:val="left" w:pos="10992"/>
+          <w:tab w:val="left" w:pos="11908"/>
+          <w:tab w:val="left" w:pos="12824"/>
+          <w:tab w:val="left" w:pos="13740"/>
+          <w:tab w:val="left" w:pos="14656"/>
+        </w:tabs>
+        <w:spacing w:after="0" w:line="240" w:lineRule="auto"/>
+        <w:rPr>
+          <w:rFonts w:ascii="Courier New" w:eastAsia="Times New Roman" w:hAnsi="Courier New" w:cs="Courier New"/>
+          <w:sz w:val="21"/>
+          <w:szCs w:val="21"/>
+          <w:lang w:eastAsia="en-GB"/>
+        </w:rPr>
+      </w:pPr>
+      <w:r>
+        <w:rPr>
+          <w:rFonts w:ascii="Courier New" w:eastAsia="Times New Roman" w:hAnsi="Courier New" w:cs="Courier New"/>
+          <w:sz w:val="21"/>
+          <w:szCs w:val="21"/>
+          <w:lang w:eastAsia="en-GB"/>
+        </w:rPr>
+        <w:t xml:space="preserve">    .</w:t>
+      </w:r>
+      <w:proofErr w:type="spellStart"/>
+      <w:proofErr w:type="gramStart"/>
+      <w:r>
+        <w:rPr>
+          <w:rFonts w:ascii="Courier New" w:eastAsia="Times New Roman" w:hAnsi="Courier New" w:cs="Courier New"/>
+          <w:sz w:val="21"/>
+          <w:szCs w:val="21"/>
+          <w:lang w:eastAsia="en-GB"/>
+        </w:rPr>
+        <w:t>ConfigureResource</w:t>
+      </w:r>
+      <w:proofErr w:type="spellEnd"/>
+      <w:r>
+        <w:rPr>
+          <w:rFonts w:ascii="Courier New" w:eastAsia="Times New Roman" w:hAnsi="Courier New" w:cs="Courier New"/>
+          <w:sz w:val="21"/>
+          <w:szCs w:val="21"/>
+          <w:lang w:eastAsia="en-GB"/>
+        </w:rPr>
+        <w:t>(</w:t>
+      </w:r>
+      <w:proofErr w:type="gramEnd"/>
+      <w:r>
+        <w:rPr>
+          <w:rFonts w:ascii="Courier New" w:eastAsia="Times New Roman" w:hAnsi="Courier New" w:cs="Courier New"/>
+          <w:sz w:val="21"/>
+          <w:szCs w:val="21"/>
+          <w:lang w:eastAsia="en-GB"/>
+        </w:rPr>
+        <w:t xml:space="preserve">resource =&gt; </w:t>
+      </w:r>
+      <w:proofErr w:type="spellStart"/>
+      <w:r>
+        <w:rPr>
+          <w:rFonts w:ascii="Courier New" w:eastAsia="Times New Roman" w:hAnsi="Courier New" w:cs="Courier New"/>
+          <w:sz w:val="21"/>
+          <w:szCs w:val="21"/>
+          <w:lang w:eastAsia="en-GB"/>
+        </w:rPr>
+        <w:t>resource.AddService</w:t>
+      </w:r>
+      <w:proofErr w:type="spellEnd"/>
+      <w:r>
+        <w:rPr>
+          <w:rFonts w:ascii="Courier New" w:eastAsia="Times New Roman" w:hAnsi="Courier New" w:cs="Courier New"/>
+          <w:sz w:val="21"/>
+          <w:szCs w:val="21"/>
+          <w:lang w:eastAsia="en-GB"/>
+        </w:rPr>
+        <w:t>("</w:t>
+      </w:r>
+      <w:proofErr w:type="spellStart"/>
+      <w:r>
+        <w:rPr>
+          <w:rFonts w:ascii="Courier New" w:eastAsia="Times New Roman" w:hAnsi="Courier New" w:cs="Courier New"/>
+          <w:sz w:val="21"/>
+          <w:szCs w:val="21"/>
+          <w:lang w:eastAsia="en-GB"/>
+        </w:rPr>
+        <w:t>OmniGuard</w:t>
+      </w:r>
+      <w:proofErr w:type="spellEnd"/>
+      <w:r>
+        <w:rPr>
+          <w:rFonts w:ascii="Courier New" w:eastAsia="Times New Roman" w:hAnsi="Courier New" w:cs="Courier New"/>
+          <w:sz w:val="21"/>
+          <w:szCs w:val="21"/>
+          <w:lang w:eastAsia="en-GB"/>
+        </w:rPr>
+        <w:t>-Local-Engine"))</w:t>
+      </w:r>
+    </w:p>
+    <w:p>
+      <w:pPr>
+        <w:tabs>
+          <w:tab w:val="left" w:pos="916"/>
+          <w:tab w:val="left" w:pos="1832"/>
+          <w:tab w:val="left" w:pos="2748"/>
+          <w:tab w:val="left" w:pos="3664"/>
+          <w:tab w:val="left" w:pos="4580"/>
+          <w:tab w:val="left" w:pos="5496"/>
+          <w:tab w:val="left" w:pos="6412"/>
+          <w:tab w:val="left" w:pos="7328"/>
+          <w:tab w:val="left" w:pos="8244"/>
+          <w:tab w:val="left" w:pos="9160"/>
+          <w:tab w:val="left" w:pos="10076"/>
+          <w:tab w:val="left" w:pos="10992"/>
+          <w:tab w:val="left" w:pos="11908"/>
+          <w:tab w:val="left" w:pos="12824"/>
+          <w:tab w:val="left" w:pos="13740"/>
+          <w:tab w:val="left" w:pos="14656"/>
+        </w:tabs>
+        <w:spacing w:after="0" w:line="240" w:lineRule="auto"/>
+        <w:rPr>
+          <w:rFonts w:ascii="Courier New" w:eastAsia="Times New Roman" w:hAnsi="Courier New" w:cs="Courier New"/>
+          <w:sz w:val="21"/>
+          <w:szCs w:val="21"/>
+          <w:lang w:eastAsia="en-GB"/>
+        </w:rPr>
+      </w:pPr>
+      <w:r>
+        <w:rPr>
+          <w:rFonts w:ascii="Courier New" w:eastAsia="Times New Roman" w:hAnsi="Courier New" w:cs="Courier New"/>
+          <w:sz w:val="21"/>
+          <w:szCs w:val="21"/>
+          <w:lang w:eastAsia="en-GB"/>
+        </w:rPr>
+        <w:t xml:space="preserve">    .</w:t>
+      </w:r>
+      <w:proofErr w:type="spellStart"/>
+      <w:proofErr w:type="gramStart"/>
+      <w:r>
+        <w:rPr>
+          <w:rFonts w:ascii="Courier New" w:eastAsia="Times New Roman" w:hAnsi="Courier New" w:cs="Courier New"/>
+          <w:sz w:val="21"/>
+          <w:szCs w:val="21"/>
+          <w:lang w:eastAsia="en-GB"/>
+        </w:rPr>
+        <w:t>WithTracing</w:t>
+      </w:r>
+      <w:proofErr w:type="spellEnd"/>
+      <w:r>
+        <w:rPr>
+          <w:rFonts w:ascii="Courier New" w:eastAsia="Times New Roman" w:hAnsi="Courier New" w:cs="Courier New"/>
+          <w:sz w:val="21"/>
+          <w:szCs w:val="21"/>
+          <w:lang w:eastAsia="en-GB"/>
+        </w:rPr>
+        <w:t>(</w:t>
+      </w:r>
+      <w:proofErr w:type="gramEnd"/>
+      <w:r>
+        <w:rPr>
+          <w:rFonts w:ascii="Courier New" w:eastAsia="Times New Roman" w:hAnsi="Courier New" w:cs="Courier New"/>
+          <w:sz w:val="21"/>
+          <w:szCs w:val="21"/>
+          <w:lang w:eastAsia="en-GB"/>
+        </w:rPr>
+        <w:t>tracing =&gt; tracing</w:t>
+      </w:r>
+    </w:p>
+    <w:p>
+      <w:pPr>
+        <w:tabs>
+          <w:tab w:val="left" w:pos="916"/>
+          <w:tab w:val="left" w:pos="1832"/>
+          <w:tab w:val="left" w:pos="2748"/>
+          <w:tab w:val="left" w:pos="3664"/>
+          <w:tab w:val="left" w:pos="4580"/>
+          <w:tab w:val="left" w:pos="5496"/>
+          <w:tab w:val="left" w:pos="6412"/>
+          <w:tab w:val="left" w:pos="7328"/>
+          <w:tab w:val="left" w:pos="8244"/>
+          <w:tab w:val="left" w:pos="9160"/>
+          <w:tab w:val="left" w:pos="10076"/>
+          <w:tab w:val="left" w:pos="10992"/>
+          <w:tab w:val="left" w:pos="11908"/>
+          <w:tab w:val="left" w:pos="12824"/>
+          <w:tab w:val="left" w:pos="13740"/>
+          <w:tab w:val="left" w:pos="14656"/>
+        </w:tabs>
+        <w:spacing w:after="0" w:line="240" w:lineRule="auto"/>
+        <w:rPr>
+          <w:rFonts w:ascii="Courier New" w:eastAsia="Times New Roman" w:hAnsi="Courier New" w:cs="Courier New"/>
+          <w:sz w:val="21"/>
+          <w:szCs w:val="21"/>
+          <w:lang w:eastAsia="en-GB"/>
+        </w:rPr>
+      </w:pPr>
+      <w:r>
+        <w:rPr>
+          <w:rFonts w:ascii="Courier New" w:eastAsia="Times New Roman" w:hAnsi="Courier New" w:cs="Courier New"/>
+          <w:sz w:val="21"/>
+          <w:szCs w:val="21"/>
+          <w:lang w:eastAsia="en-GB"/>
+        </w:rPr>
+        <w:t xml:space="preserve">        .</w:t>
+      </w:r>
+      <w:proofErr w:type="spellStart"/>
+      <w:proofErr w:type="gramStart"/>
+      <w:r>
+        <w:rPr>
+          <w:rFonts w:ascii="Courier New" w:eastAsia="Times New Roman" w:hAnsi="Courier New" w:cs="Courier New"/>
+          <w:sz w:val="21"/>
+          <w:szCs w:val="21"/>
+          <w:lang w:eastAsia="en-GB"/>
+        </w:rPr>
+        <w:t>AddSource</w:t>
+      </w:r>
+      <w:proofErr w:type="spellEnd"/>
+      <w:r>
+        <w:rPr>
+          <w:rFonts w:ascii="Courier New" w:eastAsia="Times New Roman" w:hAnsi="Courier New" w:cs="Courier New"/>
+          <w:sz w:val="21"/>
+          <w:szCs w:val="21"/>
+          <w:lang w:eastAsia="en-GB"/>
+        </w:rPr>
+        <w:t>(</w:t>
+      </w:r>
+      <w:proofErr w:type="gramEnd"/>
+      <w:r>
+        <w:rPr>
+          <w:rFonts w:ascii="Courier New" w:eastAsia="Times New Roman" w:hAnsi="Courier New" w:cs="Courier New"/>
+          <w:sz w:val="21"/>
+          <w:szCs w:val="21"/>
+          <w:lang w:eastAsia="en-GB"/>
+        </w:rPr>
+        <w:t>"</w:t>
+      </w:r>
+      <w:proofErr w:type="spellStart"/>
+      <w:r>
+        <w:rPr>
+          <w:rFonts w:ascii="Courier New" w:eastAsia="Times New Roman" w:hAnsi="Courier New" w:cs="Courier New"/>
+          <w:sz w:val="21"/>
+          <w:szCs w:val="21"/>
+          <w:lang w:eastAsia="en-GB"/>
+        </w:rPr>
+        <w:t>OmniGuard</w:t>
+      </w:r>
+      <w:proofErr w:type="spellEnd"/>
+      <w:r>
+        <w:rPr>
+          <w:rFonts w:ascii="Courier New" w:eastAsia="Times New Roman" w:hAnsi="Courier New" w:cs="Courier New"/>
+          <w:sz w:val="21"/>
+          <w:szCs w:val="21"/>
+          <w:lang w:eastAsia="en-GB"/>
+        </w:rPr>
+        <w:t xml:space="preserve">-Local-Engine")     </w:t>
+      </w:r>
+    </w:p>
+    <w:p>
+      <w:pPr>
+        <w:tabs>
+          <w:tab w:val="left" w:pos="916"/>
+          <w:tab w:val="left" w:pos="1832"/>
+          <w:tab w:val="left" w:pos="2748"/>
+          <w:tab w:val="left" w:pos="3664"/>
+          <w:tab w:val="left" w:pos="4580"/>
+          <w:tab w:val="left" w:pos="5496"/>
+          <w:tab w:val="left" w:pos="6412"/>
+          <w:tab w:val="left" w:pos="7328"/>
+          <w:tab w:val="left" w:pos="8244"/>
+          <w:tab w:val="left" w:pos="9160"/>
+          <w:tab w:val="left" w:pos="10076"/>
+          <w:tab w:val="left" w:pos="10992"/>
+          <w:tab w:val="left" w:pos="11908"/>
+          <w:tab w:val="left" w:pos="12824"/>
+          <w:tab w:val="left" w:pos="13740"/>
+          <w:tab w:val="left" w:pos="14656"/>
+        </w:tabs>
+        <w:spacing w:after="0" w:line="240" w:lineRule="auto"/>
+        <w:rPr>
+          <w:rFonts w:ascii="Courier New" w:eastAsia="Times New Roman" w:hAnsi="Courier New" w:cs="Courier New"/>
+          <w:sz w:val="21"/>
+          <w:szCs w:val="21"/>
+          <w:lang w:eastAsia="en-GB"/>
+        </w:rPr>
+      </w:pPr>
+      <w:r>
+        <w:rPr>
+          <w:rFonts w:ascii="Courier New" w:eastAsia="Times New Roman" w:hAnsi="Courier New" w:cs="Courier New"/>
+          <w:sz w:val="21"/>
+          <w:szCs w:val="21"/>
+          <w:lang w:eastAsia="en-GB"/>
+        </w:rPr>
+        <w:t xml:space="preserve">        .</w:t>
+      </w:r>
+      <w:proofErr w:type="spellStart"/>
+      <w:proofErr w:type="gramStart"/>
+      <w:r>
+        <w:rPr>
+          <w:rFonts w:ascii="Courier New" w:eastAsia="Times New Roman" w:hAnsi="Courier New" w:cs="Courier New"/>
+          <w:sz w:val="21"/>
+          <w:szCs w:val="21"/>
+          <w:lang w:eastAsia="en-GB"/>
+        </w:rPr>
+        <w:t>AddSource</w:t>
+      </w:r>
+      <w:proofErr w:type="spellEnd"/>
+      <w:r>
+        <w:rPr>
+          <w:rFonts w:ascii="Courier New" w:eastAsia="Times New Roman" w:hAnsi="Courier New" w:cs="Courier New"/>
+          <w:sz w:val="21"/>
+          <w:szCs w:val="21"/>
+          <w:lang w:eastAsia="en-GB"/>
+        </w:rPr>
+        <w:t>(</w:t>
+      </w:r>
+      <w:proofErr w:type="gramEnd"/>
+      <w:r>
+        <w:rPr>
+          <w:rFonts w:ascii="Courier New" w:eastAsia="Times New Roman" w:hAnsi="Courier New" w:cs="Courier New"/>
+          <w:sz w:val="21"/>
+          <w:szCs w:val="21"/>
+          <w:lang w:eastAsia="en-GB"/>
+        </w:rPr>
+        <w:t>"</w:t>
+      </w:r>
+      <w:proofErr w:type="spellStart"/>
+      <w:r>
+        <w:rPr>
+          <w:rFonts w:ascii="Courier New" w:eastAsia="Times New Roman" w:hAnsi="Courier New" w:cs="Courier New"/>
+          <w:sz w:val="21"/>
+          <w:szCs w:val="21"/>
+          <w:lang w:eastAsia="en-GB"/>
+        </w:rPr>
+        <w:t>Microsoft.SemanticKernel</w:t>
+      </w:r>
+      <w:proofErr w:type="spellEnd"/>
+      <w:r>
+        <w:rPr>
+          <w:rFonts w:ascii="Courier New" w:eastAsia="Times New Roman" w:hAnsi="Courier New" w:cs="Courier New"/>
+          <w:sz w:val="21"/>
+          <w:szCs w:val="21"/>
+          <w:lang w:eastAsia="en-GB"/>
+        </w:rPr>
+        <w:t xml:space="preserve">*")   </w:t>
+      </w:r>
+    </w:p>
+    <w:p>
+      <w:pPr>
+        <w:tabs>
+          <w:tab w:val="left" w:pos="916"/>
+          <w:tab w:val="left" w:pos="1832"/>
+          <w:tab w:val="left" w:pos="2748"/>
+          <w:tab w:val="left" w:pos="3664"/>
+          <w:tab w:val="left" w:pos="4580"/>
+          <w:tab w:val="left" w:pos="5496"/>
+          <w:tab w:val="left" w:pos="6412"/>
+          <w:tab w:val="left" w:pos="7328"/>
+          <w:tab w:val="left" w:pos="8244"/>
+          <w:tab w:val="left" w:pos="9160"/>
+          <w:tab w:val="left" w:pos="10076"/>
+          <w:tab w:val="left" w:pos="10992"/>
+          <w:tab w:val="left" w:pos="11908"/>
+          <w:tab w:val="left" w:pos="12824"/>
+          <w:tab w:val="left" w:pos="13740"/>
+          <w:tab w:val="left" w:pos="14656"/>
+        </w:tabs>
+        <w:spacing w:after="0" w:line="240" w:lineRule="auto"/>
+        <w:rPr>
+          <w:rFonts w:ascii="Courier New" w:eastAsia="Times New Roman" w:hAnsi="Courier New" w:cs="Courier New"/>
+          <w:sz w:val="21"/>
+          <w:szCs w:val="21"/>
+          <w:lang w:eastAsia="en-GB"/>
+        </w:rPr>
+      </w:pPr>
+      <w:r>
+        <w:rPr>
+          <w:rFonts w:ascii="Courier New" w:eastAsia="Times New Roman" w:hAnsi="Courier New" w:cs="Courier New"/>
+          <w:sz w:val="21"/>
+          <w:szCs w:val="21"/>
+          <w:lang w:eastAsia="en-GB"/>
+        </w:rPr>
+        <w:t xml:space="preserve">        .</w:t>
+      </w:r>
+      <w:proofErr w:type="spellStart"/>
+      <w:proofErr w:type="gramStart"/>
+      <w:r>
+        <w:rPr>
+          <w:rFonts w:ascii="Courier New" w:eastAsia="Times New Roman" w:hAnsi="Courier New" w:cs="Courier New"/>
+          <w:sz w:val="21"/>
+          <w:szCs w:val="21"/>
+          <w:lang w:eastAsia="en-GB"/>
+        </w:rPr>
+        <w:t>AddHttpClientInstrumentation</w:t>
+      </w:r>
+      <w:proofErr w:type="spellEnd"/>
+      <w:r>
+        <w:rPr>
+          <w:rFonts w:ascii="Courier New" w:eastAsia="Times New Roman" w:hAnsi="Courier New" w:cs="Courier New"/>
+          <w:sz w:val="21"/>
+          <w:szCs w:val="21"/>
+          <w:lang w:eastAsia="en-GB"/>
+        </w:rPr>
+        <w:t>()</w:t>
+      </w:r>
+      <w:proofErr w:type="gramEnd"/>
+      <w:r>
+        <w:rPr>
+          <w:rFonts w:ascii="Courier New" w:eastAsia="Times New Roman" w:hAnsi="Courier New" w:cs="Courier New"/>
+          <w:sz w:val="21"/>
+          <w:szCs w:val="21"/>
+          <w:lang w:eastAsia="en-GB"/>
+        </w:rPr>
+        <w:t xml:space="preserve">           </w:t>
+      </w:r>
+    </w:p>
+    <w:p>
+      <w:pPr>
+        <w:tabs>
+          <w:tab w:val="left" w:pos="916"/>
+          <w:tab w:val="left" w:pos="1832"/>
+          <w:tab w:val="left" w:pos="2748"/>
+          <w:tab w:val="left" w:pos="3664"/>
+          <w:tab w:val="left" w:pos="4580"/>
+          <w:tab w:val="left" w:pos="5496"/>
+          <w:tab w:val="left" w:pos="6412"/>
+          <w:tab w:val="left" w:pos="7328"/>
+          <w:tab w:val="left" w:pos="8244"/>
+          <w:tab w:val="left" w:pos="9160"/>
+          <w:tab w:val="left" w:pos="10076"/>
+          <w:tab w:val="left" w:pos="10992"/>
+          <w:tab w:val="left" w:pos="11908"/>
+          <w:tab w:val="left" w:pos="12824"/>
+          <w:tab w:val="left" w:pos="13740"/>
+          <w:tab w:val="left" w:pos="14656"/>
+        </w:tabs>
+        <w:spacing w:after="0" w:line="240" w:lineRule="auto"/>
+        <w:rPr>
+          <w:rFonts w:ascii="Courier New" w:eastAsia="Times New Roman" w:hAnsi="Courier New" w:cs="Courier New"/>
+          <w:sz w:val="21"/>
+          <w:szCs w:val="21"/>
+          <w:lang w:eastAsia="en-GB"/>
+        </w:rPr>
+      </w:pPr>
+      <w:r>
+        <w:rPr>
+          <w:rFonts w:ascii="Courier New" w:eastAsia="Times New Roman" w:hAnsi="Courier New" w:cs="Courier New"/>
+          <w:sz w:val="21"/>
+          <w:szCs w:val="21"/>
+          <w:lang w:eastAsia="en-GB"/>
+        </w:rPr>
+        <w:t xml:space="preserve">        .</w:t>
+      </w:r>
+      <w:proofErr w:type="spellStart"/>
+      <w:proofErr w:type="gramStart"/>
+      <w:r>
+        <w:rPr>
+          <w:rFonts w:ascii="Courier New" w:eastAsia="Times New Roman" w:hAnsi="Courier New" w:cs="Courier New"/>
+          <w:sz w:val="21"/>
+          <w:szCs w:val="21"/>
+          <w:lang w:eastAsia="en-GB"/>
+        </w:rPr>
+        <w:t>AddAspNetCoreInstrumentation</w:t>
+      </w:r>
+      <w:proofErr w:type="spellEnd"/>
+      <w:r>
+        <w:rPr>
+          <w:rFonts w:ascii="Courier New" w:eastAsia="Times New Roman" w:hAnsi="Courier New" w:cs="Courier New"/>
+          <w:sz w:val="21"/>
+          <w:szCs w:val="21"/>
+          <w:lang w:eastAsia="en-GB"/>
+        </w:rPr>
+        <w:t>()</w:t>
+      </w:r>
+      <w:proofErr w:type="gramEnd"/>
+      <w:r>
+        <w:rPr>
+          <w:rFonts w:ascii="Courier New" w:eastAsia="Times New Roman" w:hAnsi="Courier New" w:cs="Courier New"/>
+          <w:sz w:val="21"/>
+          <w:szCs w:val="21"/>
+          <w:lang w:eastAsia="en-GB"/>
+        </w:rPr>
+        <w:t xml:space="preserve">           </w:t>
+      </w:r>
+    </w:p>
+    <w:p>
+      <w:pPr>
+        <w:tabs>
+          <w:tab w:val="left" w:pos="916"/>
+          <w:tab w:val="left" w:pos="1832"/>
+          <w:tab w:val="left" w:pos="2748"/>
+          <w:tab w:val="left" w:pos="3664"/>
+          <w:tab w:val="left" w:pos="4580"/>
+          <w:tab w:val="left" w:pos="5496"/>
+          <w:tab w:val="left" w:pos="6412"/>
+          <w:tab w:val="left" w:pos="7328"/>
+          <w:tab w:val="left" w:pos="8244"/>
+          <w:tab w:val="left" w:pos="9160"/>
+          <w:tab w:val="left" w:pos="10076"/>
+          <w:tab w:val="left" w:pos="10992"/>
+          <w:tab w:val="left" w:pos="11908"/>
+          <w:tab w:val="left" w:pos="12824"/>
+          <w:tab w:val="left" w:pos="13740"/>
+          <w:tab w:val="left" w:pos="14656"/>
+        </w:tabs>
+        <w:spacing w:after="0" w:line="240" w:lineRule="auto"/>
+        <w:rPr>
+          <w:rFonts w:ascii="Courier New" w:eastAsia="Times New Roman" w:hAnsi="Courier New" w:cs="Courier New"/>
+          <w:sz w:val="21"/>
+          <w:szCs w:val="21"/>
+          <w:lang w:eastAsia="en-GB"/>
+        </w:rPr>
+      </w:pPr>
+      <w:r>
+        <w:rPr>
+          <w:rFonts w:ascii="Courier New" w:eastAsia="Times New Roman" w:hAnsi="Courier New" w:cs="Courier New"/>
+          <w:sz w:val="21"/>
+          <w:szCs w:val="21"/>
+          <w:lang w:eastAsia="en-GB"/>
+        </w:rPr>
+        <w:t xml:space="preserve">        .</w:t>
+      </w:r>
+      <w:proofErr w:type="spellStart"/>
+      <w:proofErr w:type="gramStart"/>
+      <w:r>
+        <w:rPr>
+          <w:rFonts w:ascii="Courier New" w:eastAsia="Times New Roman" w:hAnsi="Courier New" w:cs="Courier New"/>
+          <w:sz w:val="21"/>
+          <w:szCs w:val="21"/>
+          <w:lang w:eastAsia="en-GB"/>
+        </w:rPr>
+        <w:t>AddOtlpExporter</w:t>
+      </w:r>
+      <w:proofErr w:type="spellEnd"/>
+      <w:r>
+        <w:rPr>
+          <w:rFonts w:ascii="Courier New" w:eastAsia="Times New Roman" w:hAnsi="Courier New" w:cs="Courier New"/>
+          <w:sz w:val="21"/>
+          <w:szCs w:val="21"/>
+          <w:lang w:eastAsia="en-GB"/>
+        </w:rPr>
+        <w:t>(</w:t>
+      </w:r>
+      <w:proofErr w:type="gramEnd"/>
+      <w:r>
+        <w:rPr>
+          <w:rFonts w:ascii="Courier New" w:eastAsia="Times New Roman" w:hAnsi="Courier New" w:cs="Courier New"/>
+          <w:sz w:val="21"/>
+          <w:szCs w:val="21"/>
+          <w:lang w:eastAsia="en-GB"/>
+        </w:rPr>
+        <w:t>options =&gt;</w:t>
+      </w:r>
+    </w:p>
+    <w:p>
+      <w:pPr>
+        <w:tabs>
+          <w:tab w:val="left" w:pos="916"/>
+          <w:tab w:val="left" w:pos="1832"/>
+          <w:tab w:val="left" w:pos="2748"/>
+          <w:tab w:val="left" w:pos="3664"/>
+          <w:tab w:val="left" w:pos="4580"/>
+          <w:tab w:val="left" w:pos="5496"/>
+          <w:tab w:val="left" w:pos="6412"/>
+          <w:tab w:val="left" w:pos="7328"/>
+          <w:tab w:val="left" w:pos="8244"/>
+          <w:tab w:val="left" w:pos="9160"/>
+          <w:tab w:val="left" w:pos="10076"/>
+          <w:tab w:val="left" w:pos="10992"/>
+          <w:tab w:val="left" w:pos="11908"/>
+          <w:tab w:val="left" w:pos="12824"/>
+          <w:tab w:val="left" w:pos="13740"/>
+          <w:tab w:val="left" w:pos="14656"/>
+        </w:tabs>
+        <w:spacing w:after="0" w:line="240" w:lineRule="auto"/>
+        <w:rPr>
+          <w:rFonts w:ascii="Courier New" w:eastAsia="Times New Roman" w:hAnsi="Courier New" w:cs="Courier New"/>
+          <w:sz w:val="21"/>
+          <w:szCs w:val="21"/>
+          <w:lang w:eastAsia="en-GB"/>
+        </w:rPr>
+      </w:pPr>
+      <w:r>
+        <w:rPr>
+          <w:rFonts w:ascii="Courier New" w:eastAsia="Times New Roman" w:hAnsi="Courier New" w:cs="Courier New"/>
+          <w:sz w:val="21"/>
+          <w:szCs w:val="21"/>
+          <w:lang w:eastAsia="en-GB"/>
+        </w:rPr>
+        <w:t xml:space="preserve">        {</w:t>
+      </w:r>
+    </w:p>
+    <w:p>
+      <w:pPr>
+        <w:tabs>
+          <w:tab w:val="left" w:pos="916"/>
+          <w:tab w:val="left" w:pos="1832"/>
+          <w:tab w:val="left" w:pos="2748"/>
+          <w:tab w:val="left" w:pos="3664"/>
+          <w:tab w:val="left" w:pos="4580"/>
+          <w:tab w:val="left" w:pos="5496"/>
+          <w:tab w:val="left" w:pos="6412"/>
+          <w:tab w:val="left" w:pos="7328"/>
+          <w:tab w:val="left" w:pos="8244"/>
+          <w:tab w:val="left" w:pos="9160"/>
+          <w:tab w:val="left" w:pos="10076"/>
+          <w:tab w:val="left" w:pos="10992"/>
+          <w:tab w:val="left" w:pos="11908"/>
+          <w:tab w:val="left" w:pos="12824"/>
+          <w:tab w:val="left" w:pos="13740"/>
+          <w:tab w:val="left" w:pos="14656"/>
+        </w:tabs>
+        <w:spacing w:after="0" w:line="240" w:lineRule="auto"/>
+        <w:rPr>
+          <w:rFonts w:ascii="Courier New" w:eastAsia="Times New Roman" w:hAnsi="Courier New" w:cs="Courier New"/>
+          <w:sz w:val="21"/>
+          <w:szCs w:val="21"/>
+          <w:lang w:eastAsia="en-GB"/>
+        </w:rPr>
+      </w:pPr>
+      <w:r>
+        <w:rPr>
+          <w:rFonts w:ascii="Courier New" w:eastAsia="Times New Roman" w:hAnsi="Courier New" w:cs="Courier New"/>
+          <w:sz w:val="21"/>
+          <w:szCs w:val="21"/>
+          <w:lang w:eastAsia="en-GB"/>
+        </w:rPr>
+        <w:t xml:space="preserve">            // </w:t>
+      </w:r>
+      <w:proofErr w:type="gramStart"/>
+      <w:r>
+        <w:rPr>
+          <w:rFonts w:ascii="Courier New" w:eastAsia="Times New Roman" w:hAnsi="Courier New" w:cs="Courier New"/>
+          <w:sz w:val="21"/>
+          <w:szCs w:val="21"/>
+          <w:lang w:eastAsia="en-GB"/>
+        </w:rPr>
+        <w:t>Direct</w:t>
+      </w:r>
+      <w:proofErr w:type="gramEnd"/>
+      <w:r>
+        <w:rPr>
+          <w:rFonts w:ascii="Courier New" w:eastAsia="Times New Roman" w:hAnsi="Courier New" w:cs="Courier New"/>
+          <w:sz w:val="21"/>
+          <w:szCs w:val="21"/>
+          <w:lang w:eastAsia="en-GB"/>
+        </w:rPr>
+        <w:t xml:space="preserve"> payload delivery to the dedicated </w:t>
+      </w:r>
+      <w:proofErr w:type="spellStart"/>
+      <w:r>
+        <w:rPr>
+          <w:rFonts w:ascii="Courier New" w:eastAsia="Times New Roman" w:hAnsi="Courier New" w:cs="Courier New"/>
+          <w:sz w:val="21"/>
+          <w:szCs w:val="21"/>
+          <w:lang w:eastAsia="en-GB"/>
+        </w:rPr>
+        <w:t>Langfuse</w:t>
+      </w:r>
+      <w:proofErr w:type="spellEnd"/>
+      <w:r>
+        <w:rPr>
+          <w:rFonts w:ascii="Courier New" w:eastAsia="Times New Roman" w:hAnsi="Courier New" w:cs="Courier New"/>
+          <w:sz w:val="21"/>
+          <w:szCs w:val="21"/>
+          <w:lang w:eastAsia="en-GB"/>
+        </w:rPr>
+        <w:t xml:space="preserve"> Public OTLP intake router</w:t>
+      </w:r>
+    </w:p>
+    <w:p>
+      <w:pPr>
+        <w:tabs>
+          <w:tab w:val="left" w:pos="916"/>
+          <w:tab w:val="left" w:pos="1832"/>
+          <w:tab w:val="left" w:pos="2748"/>
+          <w:tab w:val="left" w:pos="3664"/>
+          <w:tab w:val="left" w:pos="4580"/>
+          <w:tab w:val="left" w:pos="5496"/>
+          <w:tab w:val="left" w:pos="6412"/>
+          <w:tab w:val="left" w:pos="7328"/>
+          <w:tab w:val="left" w:pos="8244"/>
+          <w:tab w:val="left" w:pos="9160"/>
+          <w:tab w:val="left" w:pos="10076"/>
+          <w:tab w:val="left" w:pos="10992"/>
+          <w:tab w:val="left" w:pos="11908"/>
+          <w:tab w:val="left" w:pos="12824"/>
+          <w:tab w:val="left" w:pos="13740"/>
+          <w:tab w:val="left" w:pos="14656"/>
+        </w:tabs>
+        <w:spacing w:after="0" w:line="240" w:lineRule="auto"/>
+        <w:rPr>
+          <w:rFonts w:ascii="Courier New" w:eastAsia="Times New Roman" w:hAnsi="Courier New" w:cs="Courier New"/>
+          <w:sz w:val="21"/>
+          <w:szCs w:val="21"/>
+          <w:lang w:eastAsia="en-GB"/>
+        </w:rPr>
+      </w:pPr>
+      <w:r>
+        <w:rPr>
+          <w:rFonts w:ascii="Courier New" w:eastAsia="Times New Roman" w:hAnsi="Courier New" w:cs="Courier New"/>
+          <w:sz w:val="21"/>
+          <w:szCs w:val="21"/>
+          <w:lang w:eastAsia="en-GB"/>
+        </w:rPr>
+        <w:t xml:space="preserve">            </w:t>
+      </w:r>
+      <w:proofErr w:type="spellStart"/>
+      <w:r>
+        <w:rPr>
+          <w:rFonts w:ascii="Courier New" w:eastAsia="Times New Roman" w:hAnsi="Courier New" w:cs="Courier New"/>
+          <w:sz w:val="21"/>
+          <w:szCs w:val="21"/>
+          <w:lang w:eastAsia="en-GB"/>
+        </w:rPr>
+        <w:t>options.Endpoint</w:t>
+      </w:r>
+      <w:proofErr w:type="spellEnd"/>
+      <w:r>
+        <w:rPr>
+          <w:rFonts w:ascii="Courier New" w:eastAsia="Times New Roman" w:hAnsi="Courier New" w:cs="Courier New"/>
+          <w:sz w:val="21"/>
+          <w:szCs w:val="21"/>
+          <w:lang w:eastAsia="en-GB"/>
+        </w:rPr>
+        <w:t xml:space="preserve"> = new </w:t>
+      </w:r>
+      <w:proofErr w:type="gramStart"/>
+      <w:r>
+        <w:rPr>
+          <w:rFonts w:ascii="Courier New" w:eastAsia="Times New Roman" w:hAnsi="Courier New" w:cs="Courier New"/>
+          <w:sz w:val="21"/>
+          <w:szCs w:val="21"/>
+          <w:lang w:eastAsia="en-GB"/>
+        </w:rPr>
+        <w:t>Uri(</w:t>
+      </w:r>
+      <w:proofErr w:type="gramEnd"/>
+      <w:r>
+        <w:rPr>
+          <w:rFonts w:ascii="Courier New" w:eastAsia="Times New Roman" w:hAnsi="Courier New" w:cs="Courier New"/>
+          <w:sz w:val="21"/>
+          <w:szCs w:val="21"/>
+          <w:lang w:eastAsia="en-GB"/>
+        </w:rPr>
+        <w:t>"https://langfuse.com");</w:t>
+      </w:r>
+    </w:p>
+    <w:p>
+      <w:pPr>
+        <w:tabs>
+          <w:tab w:val="left" w:pos="916"/>
+          <w:tab w:val="left" w:pos="1832"/>
+          <w:tab w:val="left" w:pos="2748"/>
+          <w:tab w:val="left" w:pos="3664"/>
+          <w:tab w:val="left" w:pos="4580"/>
+          <w:tab w:val="left" w:pos="5496"/>
+          <w:tab w:val="left" w:pos="6412"/>
+          <w:tab w:val="left" w:pos="7328"/>
+          <w:tab w:val="left" w:pos="8244"/>
+          <w:tab w:val="left" w:pos="9160"/>
+          <w:tab w:val="left" w:pos="10076"/>
+          <w:tab w:val="left" w:pos="10992"/>
+          <w:tab w:val="left" w:pos="11908"/>
+          <w:tab w:val="left" w:pos="12824"/>
+          <w:tab w:val="left" w:pos="13740"/>
+          <w:tab w:val="left" w:pos="14656"/>
+        </w:tabs>
+        <w:spacing w:after="0" w:line="240" w:lineRule="auto"/>
+        <w:rPr>
+          <w:rFonts w:ascii="Courier New" w:eastAsia="Times New Roman" w:hAnsi="Courier New" w:cs="Courier New"/>
+          <w:sz w:val="21"/>
+          <w:szCs w:val="21"/>
+          <w:lang w:eastAsia="en-GB"/>
+        </w:rPr>
+      </w:pPr>
+      <w:r>
+        <w:rPr>
+          <w:rFonts w:ascii="Courier New" w:eastAsia="Times New Roman" w:hAnsi="Courier New" w:cs="Courier New"/>
+          <w:sz w:val="21"/>
+          <w:szCs w:val="21"/>
+          <w:lang w:eastAsia="en-GB"/>
+        </w:rPr>
+        <w:t xml:space="preserve">            </w:t>
+      </w:r>
+      <w:proofErr w:type="spellStart"/>
+      <w:r>
+        <w:rPr>
+          <w:rFonts w:ascii="Courier New" w:eastAsia="Times New Roman" w:hAnsi="Courier New" w:cs="Courier New"/>
+          <w:sz w:val="21"/>
+          <w:szCs w:val="21"/>
+          <w:lang w:eastAsia="en-GB"/>
+        </w:rPr>
+        <w:t>options.Protocol</w:t>
+      </w:r>
+      <w:proofErr w:type="spellEnd"/>
+      <w:r>
+        <w:rPr>
+          <w:rFonts w:ascii="Courier New" w:eastAsia="Times New Roman" w:hAnsi="Courier New" w:cs="Courier New"/>
+          <w:sz w:val="21"/>
+          <w:szCs w:val="21"/>
+          <w:lang w:eastAsia="en-GB"/>
+        </w:rPr>
+        <w:t xml:space="preserve"> = </w:t>
+      </w:r>
+      <w:proofErr w:type="spellStart"/>
+      <w:r>
+        <w:rPr>
+          <w:rFonts w:ascii="Courier New" w:eastAsia="Times New Roman" w:hAnsi="Courier New" w:cs="Courier New"/>
+          <w:sz w:val="21"/>
+          <w:szCs w:val="21"/>
+          <w:lang w:eastAsia="en-GB"/>
+        </w:rPr>
+        <w:t>OpenTelemetry.Exporter.OtlpExportProtocol.HttpProtobuf</w:t>
+      </w:r>
+      <w:proofErr w:type="spellEnd"/>
+      <w:r>
+        <w:rPr>
+          <w:rFonts w:ascii="Courier New" w:eastAsia="Times New Roman" w:hAnsi="Courier New" w:cs="Courier New"/>
+          <w:sz w:val="21"/>
+          <w:szCs w:val="21"/>
+          <w:lang w:eastAsia="en-GB"/>
+        </w:rPr>
+        <w:t>;</w:t>
+      </w:r>
+    </w:p>
+    <w:p>
+      <w:pPr>
+        <w:tabs>
+          <w:tab w:val="left" w:pos="916"/>
+          <w:tab w:val="left" w:pos="1832"/>
+          <w:tab w:val="left" w:pos="2748"/>
+          <w:tab w:val="left" w:pos="3664"/>
+          <w:tab w:val="left" w:pos="4580"/>
+          <w:tab w:val="left" w:pos="5496"/>
+          <w:tab w:val="left" w:pos="6412"/>
+          <w:tab w:val="left" w:pos="7328"/>
+          <w:tab w:val="left" w:pos="8244"/>
+          <w:tab w:val="left" w:pos="9160"/>
+          <w:tab w:val="left" w:pos="10076"/>
+          <w:tab w:val="left" w:pos="10992"/>
+          <w:tab w:val="left" w:pos="11908"/>
+          <w:tab w:val="left" w:pos="12824"/>
+          <w:tab w:val="left" w:pos="13740"/>
+          <w:tab w:val="left" w:pos="14656"/>
+        </w:tabs>
+        <w:spacing w:after="0" w:line="240" w:lineRule="auto"/>
+        <w:rPr>
+          <w:rFonts w:ascii="Courier New" w:eastAsia="Times New Roman" w:hAnsi="Courier New" w:cs="Courier New"/>
+          <w:sz w:val="21"/>
+          <w:szCs w:val="21"/>
+          <w:lang w:eastAsia="en-GB"/>
+        </w:rPr>
+      </w:pPr>
+      <w:r>
+        <w:rPr>
+          <w:rFonts w:ascii="Courier New" w:eastAsia="Times New Roman" w:hAnsi="Courier New" w:cs="Courier New"/>
+          <w:sz w:val="21"/>
+          <w:szCs w:val="21"/>
+          <w:lang w:eastAsia="en-GB"/>
+        </w:rPr>
+        <w:t xml:space="preserve">            </w:t>
+      </w:r>
+    </w:p>
+    <w:p>
+      <w:pPr>
+        <w:tabs>
+          <w:tab w:val="left" w:pos="916"/>
+          <w:tab w:val="left" w:pos="1832"/>
+          <w:tab w:val="left" w:pos="2748"/>
+          <w:tab w:val="left" w:pos="3664"/>
+          <w:tab w:val="left" w:pos="4580"/>
+          <w:tab w:val="left" w:pos="5496"/>
+          <w:tab w:val="left" w:pos="6412"/>
+          <w:tab w:val="left" w:pos="7328"/>
+          <w:tab w:val="left" w:pos="8244"/>
+          <w:tab w:val="left" w:pos="9160"/>
+          <w:tab w:val="left" w:pos="10076"/>
+          <w:tab w:val="left" w:pos="10992"/>
+          <w:tab w:val="left" w:pos="11908"/>
+          <w:tab w:val="left" w:pos="12824"/>
+          <w:tab w:val="left" w:pos="13740"/>
+          <w:tab w:val="left" w:pos="14656"/>
+        </w:tabs>
+        <w:spacing w:after="0" w:line="240" w:lineRule="auto"/>
+        <w:rPr>
+          <w:rFonts w:ascii="Courier New" w:eastAsia="Times New Roman" w:hAnsi="Courier New" w:cs="Courier New"/>
+          <w:sz w:val="21"/>
+          <w:szCs w:val="21"/>
+          <w:lang w:eastAsia="en-GB"/>
+        </w:rPr>
+      </w:pPr>
+      <w:r>
+        <w:rPr>
+          <w:rFonts w:ascii="Courier New" w:eastAsia="Times New Roman" w:hAnsi="Courier New" w:cs="Courier New"/>
+          <w:sz w:val="21"/>
+          <w:szCs w:val="21"/>
+          <w:lang w:eastAsia="en-GB"/>
+        </w:rPr>
+        <w:t xml:space="preserve">            // Secure Basic Authentication Header: Format is "Basic </w:t>
+      </w:r>
+      <w:proofErr w:type="gramStart"/>
+      <w:r>
+        <w:rPr>
+          <w:rFonts w:ascii="Courier New" w:eastAsia="Times New Roman" w:hAnsi="Courier New" w:cs="Courier New"/>
+          <w:sz w:val="21"/>
+          <w:szCs w:val="21"/>
+          <w:lang w:eastAsia="en-GB"/>
+        </w:rPr>
+        <w:t>Base64(</w:t>
+      </w:r>
+      <w:proofErr w:type="spellStart"/>
+      <w:proofErr w:type="gramEnd"/>
+      <w:r>
+        <w:rPr>
+          <w:rFonts w:ascii="Courier New" w:eastAsia="Times New Roman" w:hAnsi="Courier New" w:cs="Courier New"/>
+          <w:sz w:val="21"/>
+          <w:szCs w:val="21"/>
+          <w:lang w:eastAsia="en-GB"/>
+        </w:rPr>
+        <w:t>public_key:secret_key</w:t>
+      </w:r>
+      <w:proofErr w:type="spellEnd"/>
+      <w:r>
+        <w:rPr>
+          <w:rFonts w:ascii="Courier New" w:eastAsia="Times New Roman" w:hAnsi="Courier New" w:cs="Courier New"/>
+          <w:sz w:val="21"/>
+          <w:szCs w:val="21"/>
+          <w:lang w:eastAsia="en-GB"/>
+        </w:rPr>
+        <w:t>)"</w:t>
+      </w:r>
+    </w:p>
+    <w:p>
+      <w:pPr>
+        <w:tabs>
+          <w:tab w:val="left" w:pos="916"/>
+          <w:tab w:val="left" w:pos="1832"/>
+          <w:tab w:val="left" w:pos="2748"/>
+          <w:tab w:val="left" w:pos="3664"/>
+          <w:tab w:val="left" w:pos="4580"/>
+          <w:tab w:val="left" w:pos="5496"/>
+          <w:tab w:val="left" w:pos="6412"/>
+          <w:tab w:val="left" w:pos="7328"/>
+          <w:tab w:val="left" w:pos="8244"/>
+          <w:tab w:val="left" w:pos="9160"/>
+          <w:tab w:val="left" w:pos="10076"/>
+          <w:tab w:val="left" w:pos="10992"/>
+          <w:tab w:val="left" w:pos="11908"/>
+          <w:tab w:val="left" w:pos="12824"/>
+          <w:tab w:val="left" w:pos="13740"/>
+          <w:tab w:val="left" w:pos="14656"/>
+        </w:tabs>
+        <w:spacing w:after="0" w:line="240" w:lineRule="auto"/>
+        <w:rPr>
+          <w:rFonts w:ascii="Courier New" w:eastAsia="Times New Roman" w:hAnsi="Courier New" w:cs="Courier New"/>
+          <w:sz w:val="21"/>
+          <w:szCs w:val="21"/>
+          <w:lang w:eastAsia="en-GB"/>
+        </w:rPr>
+      </w:pPr>
+      <w:r>
+        <w:rPr>
+          <w:rFonts w:ascii="Courier New" w:eastAsia="Times New Roman" w:hAnsi="Courier New" w:cs="Courier New"/>
+          <w:sz w:val="21"/>
+          <w:szCs w:val="21"/>
+          <w:lang w:eastAsia="en-GB"/>
+        </w:rPr>
+        <w:t xml:space="preserve">            </w:t>
+      </w:r>
+      <w:proofErr w:type="spellStart"/>
+      <w:r>
+        <w:rPr>
+          <w:rFonts w:ascii="Courier New" w:eastAsia="Times New Roman" w:hAnsi="Courier New" w:cs="Courier New"/>
+          <w:sz w:val="21"/>
+          <w:szCs w:val="21"/>
+          <w:lang w:eastAsia="en-GB"/>
+        </w:rPr>
+        <w:t>options.Headers</w:t>
+      </w:r>
+      <w:proofErr w:type="spellEnd"/>
+      <w:r>
+        <w:rPr>
+          <w:rFonts w:ascii="Courier New" w:eastAsia="Times New Roman" w:hAnsi="Courier New" w:cs="Courier New"/>
+          <w:sz w:val="21"/>
+          <w:szCs w:val="21"/>
+          <w:lang w:eastAsia="en-GB"/>
+        </w:rPr>
+        <w:t xml:space="preserve"> = "Authorization=Basic </w:t>
+      </w:r>
+      <w:proofErr w:type="spellStart"/>
+      <w:r>
+        <w:rPr>
+          <w:rFonts w:ascii="Courier New" w:eastAsia="Times New Roman" w:hAnsi="Courier New" w:cs="Courier New"/>
+          <w:sz w:val="21"/>
+          <w:szCs w:val="21"/>
+          <w:lang w:eastAsia="en-GB"/>
+        </w:rPr>
+        <w:t>cGstbGYtMD</w:t>
+      </w:r>
+      <w:proofErr w:type="spellEnd"/>
+      <w:r>
+        <w:rPr>
+          <w:rFonts w:ascii="Courier New" w:eastAsia="Times New Roman" w:hAnsi="Courier New" w:cs="Courier New"/>
+          <w:sz w:val="21"/>
+          <w:szCs w:val="21"/>
+          <w:lang w:eastAsia="en-GB"/>
+        </w:rPr>
+        <w:t>...c2stbGYtMDM=";</w:t>
+      </w:r>
+    </w:p>
+    <w:p>
+      <w:pPr>
+        <w:tabs>
+          <w:tab w:val="left" w:pos="916"/>
+          <w:tab w:val="left" w:pos="1832"/>
+          <w:tab w:val="left" w:pos="2748"/>
+          <w:tab w:val="left" w:pos="3664"/>
+          <w:tab w:val="left" w:pos="4580"/>
+          <w:tab w:val="left" w:pos="5496"/>
+          <w:tab w:val="left" w:pos="6412"/>
+          <w:tab w:val="left" w:pos="7328"/>
+          <w:tab w:val="left" w:pos="8244"/>
+          <w:tab w:val="left" w:pos="9160"/>
+          <w:tab w:val="left" w:pos="10076"/>
+          <w:tab w:val="left" w:pos="10992"/>
+          <w:tab w:val="left" w:pos="11908"/>
+          <w:tab w:val="left" w:pos="12824"/>
+          <w:tab w:val="left" w:pos="13740"/>
+          <w:tab w:val="left" w:pos="14656"/>
+        </w:tabs>
+        <w:spacing w:after="0" w:line="240" w:lineRule="auto"/>
+        <w:rPr>
+          <w:rFonts w:ascii="Courier New" w:eastAsia="Times New Roman" w:hAnsi="Courier New" w:cs="Courier New"/>
+          <w:sz w:val="21"/>
+          <w:szCs w:val="21"/>
+          <w:lang w:eastAsia="en-GB"/>
+        </w:rPr>
+      </w:pPr>
+      <w:r>
+        <w:rPr>
+          <w:rFonts w:ascii="Courier New" w:eastAsia="Times New Roman" w:hAnsi="Courier New" w:cs="Courier New"/>
+          <w:sz w:val="21"/>
+          <w:szCs w:val="21"/>
+          <w:lang w:eastAsia="en-GB"/>
+        </w:rPr>
+        <w:t xml:space="preserve">        }));</w:t>
+      </w:r>
+    </w:p>
+    <w:p>
+      <w:pPr>
+        <w:spacing w:after="0" w:line="240" w:lineRule="auto"/>
+        <w:rPr>
+          <w:rFonts w:ascii="Arial" w:eastAsia="Times New Roman" w:hAnsi="Arial" w:cs="Arial"/>
+          <w:sz w:val="18"/>
+          <w:szCs w:val="18"/>
+          <w:lang w:eastAsia="en-GB"/>
+        </w:rPr>
+      </w:pPr>
+      <w:r>
+        <w:rPr>
+          <w:rFonts w:ascii="Arial" w:eastAsia="Times New Roman" w:hAnsi="Arial" w:cs="Arial"/>
+          <w:sz w:val="18"/>
+          <w:szCs w:val="18"/>
+          <w:lang w:eastAsia="en-GB"/>
+        </w:rPr>
+        <w:t>Use code with caution.</w:t>
+      </w:r>
+    </w:p>
+    <w:p>
+      <w:pPr>
+        <w:spacing w:before="480" w:after="480" w:line="240" w:lineRule="auto"/>
+        <w:rPr>
+          <w:rFonts w:ascii="Times New Roman" w:eastAsia="Times New Roman" w:hAnsi="Times New Roman" w:cs="Times New Roman"/>
+          <w:sz w:val="24"/>
+          <w:szCs w:val="24"/>
+          <w:lang w:eastAsia="en-GB"/>
+        </w:rPr>
+      </w:pPr>
+      <w:r>
+        <w:rPr>
+          <w:rFonts w:ascii="Times New Roman" w:eastAsia="Times New Roman" w:hAnsi="Times New Roman" w:cs="Times New Roman"/>
+          <w:sz w:val="24"/>
+          <w:szCs w:val="24"/>
+          <w:lang w:eastAsia="en-GB"/>
+        </w:rPr>
+        <w:pict>
+          <v:rect id="_x0000_i1035" style="width:0;height:1.5pt" o:hralign="center" o:hrstd="t" o:hr="t" fillcolor="#a0a0a0" stroked="f"/>
+        </w:pict>
+      </w:r>
+    </w:p>
+    <w:p>
+      <w:pPr>
+        <w:spacing w:before="480" w:after="480" w:line="240" w:lineRule="auto"/>
+        <w:rPr>
+          <w:rFonts w:ascii="Arial" w:eastAsia="Times New Roman" w:hAnsi="Arial" w:cs="Arial"/>
+          <w:b/>
+          <w:bCs/>
+          <w:sz w:val="30"/>
+          <w:szCs w:val="30"/>
+          <w:lang w:eastAsia="en-GB"/>
+        </w:rPr>
+      </w:pPr>
+      <w:r>
+        <w:rPr>
+          <w:rFonts w:ascii="Arial" w:eastAsia="Times New Roman" w:hAnsi="Arial" w:cs="Arial"/>
+          <w:b/>
+          <w:bCs/>
+          <w:sz w:val="30"/>
+          <w:szCs w:val="30"/>
+          <w:lang w:eastAsia="en-GB"/>
+        </w:rPr>
+        <w:t xml:space="preserve">5. </w:t>
+      </w:r>
+      <w:proofErr w:type="spellStart"/>
+      <w:r>
+        <w:rPr>
+          <w:rFonts w:ascii="Arial" w:eastAsia="Times New Roman" w:hAnsi="Arial" w:cs="Arial"/>
+          <w:b/>
+          <w:bCs/>
+          <w:sz w:val="30"/>
+          <w:szCs w:val="30"/>
+          <w:lang w:eastAsia="en-GB"/>
+        </w:rPr>
+        <w:t>Langfuse</w:t>
+      </w:r>
+      <w:proofErr w:type="spellEnd"/>
+      <w:r>
+        <w:rPr>
+          <w:rFonts w:ascii="Arial" w:eastAsia="Times New Roman" w:hAnsi="Arial" w:cs="Arial"/>
+          <w:b/>
+          <w:bCs/>
+          <w:sz w:val="30"/>
+          <w:szCs w:val="30"/>
+          <w:lang w:eastAsia="en-GB"/>
+        </w:rPr>
+        <w:t xml:space="preserve"> Cloud Architecture &amp; RAGAS Mapping</w:t>
+      </w:r>
+    </w:p>
+    <w:p>
+      <w:pPr>
+        <w:spacing w:line="240" w:lineRule="auto"/>
+        <w:rPr>
+          <w:rFonts w:ascii="Arial" w:eastAsia="Times New Roman" w:hAnsi="Arial" w:cs="Arial"/>
+          <w:sz w:val="24"/>
+          <w:szCs w:val="24"/>
+          <w:lang w:eastAsia="en-GB"/>
+        </w:rPr>
+      </w:pPr>
+      <w:r>
+        <w:rPr>
+          <w:rFonts w:ascii="Arial" w:eastAsia="Times New Roman" w:hAnsi="Arial" w:cs="Arial"/>
+          <w:sz w:val="24"/>
+          <w:szCs w:val="24"/>
+          <w:lang w:eastAsia="en-GB"/>
+        </w:rPr>
+        <w:t xml:space="preserve">Once trace streams are transferred out-of-band by the </w:t>
+      </w:r>
+      <w:r>
+        <w:rPr>
+          <w:rFonts w:ascii="Courier New" w:eastAsia="Times New Roman" w:hAnsi="Courier New" w:cs="Courier New"/>
+          <w:sz w:val="21"/>
+          <w:szCs w:val="21"/>
+          <w:lang w:eastAsia="en-GB"/>
+        </w:rPr>
+        <w:t>.NET</w:t>
+      </w:r>
+      <w:r>
+        <w:rPr>
+          <w:rFonts w:ascii="Arial" w:eastAsia="Times New Roman" w:hAnsi="Arial" w:cs="Arial"/>
+          <w:sz w:val="24"/>
+          <w:szCs w:val="24"/>
+          <w:lang w:eastAsia="en-GB"/>
+        </w:rPr>
+        <w:t xml:space="preserve"> runtime's background worker pools, </w:t>
+      </w:r>
+      <w:proofErr w:type="spellStart"/>
+      <w:r>
+        <w:rPr>
+          <w:rFonts w:ascii="Arial" w:eastAsia="Times New Roman" w:hAnsi="Arial" w:cs="Arial"/>
+          <w:sz w:val="24"/>
+          <w:szCs w:val="24"/>
+          <w:lang w:eastAsia="en-GB"/>
+        </w:rPr>
+        <w:t>Langfuse</w:t>
+      </w:r>
+      <w:proofErr w:type="spellEnd"/>
+      <w:r>
+        <w:rPr>
+          <w:rFonts w:ascii="Arial" w:eastAsia="Times New Roman" w:hAnsi="Arial" w:cs="Arial"/>
+          <w:sz w:val="24"/>
+          <w:szCs w:val="24"/>
+          <w:lang w:eastAsia="en-GB"/>
+        </w:rPr>
+        <w:t xml:space="preserve"> processes the data into structural elements. This powers automated testing without slowing down your production runtime.</w:t>
+      </w:r>
+    </w:p>
+    <w:p>
+      <w:pPr>
+        <w:spacing w:line="240" w:lineRule="auto"/>
+        <w:rPr>
+          <w:rFonts w:ascii="Arial" w:eastAsia="Times New Roman" w:hAnsi="Arial" w:cs="Arial"/>
+          <w:b/>
+          <w:bCs/>
+          <w:sz w:val="30"/>
+          <w:szCs w:val="30"/>
+          <w:lang w:eastAsia="en-GB"/>
+        </w:rPr>
+      </w:pPr>
+      <w:r>
+        <w:rPr>
+          <w:rFonts w:ascii="Arial" w:eastAsia="Times New Roman" w:hAnsi="Arial" w:cs="Arial"/>
+          <w:b/>
+          <w:bCs/>
+          <w:sz w:val="30"/>
+          <w:szCs w:val="30"/>
+          <w:lang w:eastAsia="en-GB"/>
+        </w:rPr>
+        <w:t>Data Element Translation Model</w:t>
+      </w:r>
+    </w:p>
+    <w:p>
+      <w:pPr>
+        <w:spacing w:line="240" w:lineRule="auto"/>
+        <w:rPr>
+          <w:rFonts w:ascii="Arial" w:eastAsia="Times New Roman" w:hAnsi="Arial" w:cs="Arial"/>
+          <w:sz w:val="24"/>
+          <w:szCs w:val="24"/>
+          <w:lang w:eastAsia="en-GB"/>
+        </w:rPr>
+      </w:pPr>
+      <w:proofErr w:type="spellStart"/>
+      <w:r>
+        <w:rPr>
+          <w:rFonts w:ascii="Arial" w:eastAsia="Times New Roman" w:hAnsi="Arial" w:cs="Arial"/>
+          <w:sz w:val="24"/>
+          <w:szCs w:val="24"/>
+          <w:lang w:eastAsia="en-GB"/>
+        </w:rPr>
+        <w:t>Langfuse</w:t>
+      </w:r>
+      <w:proofErr w:type="spellEnd"/>
+      <w:r>
+        <w:rPr>
+          <w:rFonts w:ascii="Arial" w:eastAsia="Times New Roman" w:hAnsi="Arial" w:cs="Arial"/>
+          <w:sz w:val="24"/>
+          <w:szCs w:val="24"/>
+          <w:lang w:eastAsia="en-GB"/>
+        </w:rPr>
+        <w:t xml:space="preserve"> translates incoming </w:t>
+      </w:r>
+      <w:proofErr w:type="spellStart"/>
+      <w:r>
+        <w:rPr>
+          <w:rFonts w:ascii="Arial" w:eastAsia="Times New Roman" w:hAnsi="Arial" w:cs="Arial"/>
+          <w:sz w:val="24"/>
+          <w:szCs w:val="24"/>
+          <w:lang w:eastAsia="en-GB"/>
+        </w:rPr>
+        <w:t>OpenTelemetry</w:t>
+      </w:r>
+      <w:proofErr w:type="spellEnd"/>
+      <w:r>
+        <w:rPr>
+          <w:rFonts w:ascii="Arial" w:eastAsia="Times New Roman" w:hAnsi="Arial" w:cs="Arial"/>
+          <w:sz w:val="24"/>
+          <w:szCs w:val="24"/>
+          <w:lang w:eastAsia="en-GB"/>
+        </w:rPr>
+        <w:t xml:space="preserve"> spans into database visualization matrices based on the semantic keys we added:</w:t>
+      </w:r>
+    </w:p>
+    <w:p>
+      <w:pPr>
+        <w:numPr>
+          <w:ilvl w:val="0"/>
+          <w:numId w:val="9"/>
+        </w:numPr>
+        <w:spacing w:after="0" w:line="240" w:lineRule="auto"/>
+        <w:ind w:left="0"/>
+        <w:rPr>
+          <w:rFonts w:ascii="Arial" w:eastAsia="Times New Roman" w:hAnsi="Arial" w:cs="Arial"/>
+          <w:sz w:val="24"/>
+          <w:szCs w:val="24"/>
+          <w:lang w:eastAsia="en-GB"/>
+        </w:rPr>
+      </w:pPr>
+      <w:r>
+        <w:rPr>
+          <w:rFonts w:ascii="Arial" w:eastAsia="Times New Roman" w:hAnsi="Arial" w:cs="Arial"/>
+          <w:b/>
+          <w:bCs/>
+          <w:sz w:val="24"/>
+          <w:szCs w:val="24"/>
+          <w:lang w:eastAsia="en-GB"/>
+        </w:rPr>
+        <w:t>Trace Visibility</w:t>
+      </w:r>
+      <w:r>
+        <w:rPr>
+          <w:rFonts w:ascii="Arial" w:eastAsia="Times New Roman" w:hAnsi="Arial" w:cs="Arial"/>
+          <w:sz w:val="24"/>
+          <w:szCs w:val="24"/>
+          <w:lang w:eastAsia="en-GB"/>
+        </w:rPr>
+        <w:t xml:space="preserve">: Appears inside the primary trace workspace grid under the service name </w:t>
+      </w:r>
+      <w:proofErr w:type="spellStart"/>
+      <w:r>
+        <w:rPr>
+          <w:rFonts w:ascii="Courier New" w:eastAsia="Times New Roman" w:hAnsi="Courier New" w:cs="Courier New"/>
+          <w:sz w:val="21"/>
+          <w:szCs w:val="21"/>
+          <w:lang w:eastAsia="en-GB"/>
+        </w:rPr>
+        <w:t>OmniGuard</w:t>
+      </w:r>
+      <w:proofErr w:type="spellEnd"/>
+      <w:r>
+        <w:rPr>
+          <w:rFonts w:ascii="Courier New" w:eastAsia="Times New Roman" w:hAnsi="Courier New" w:cs="Courier New"/>
+          <w:sz w:val="21"/>
+          <w:szCs w:val="21"/>
+          <w:lang w:eastAsia="en-GB"/>
+        </w:rPr>
+        <w:t>-Local-Engine</w:t>
+      </w:r>
+      <w:r>
+        <w:rPr>
+          <w:rFonts w:ascii="Arial" w:eastAsia="Times New Roman" w:hAnsi="Arial" w:cs="Arial"/>
+          <w:sz w:val="24"/>
+          <w:szCs w:val="24"/>
+          <w:lang w:eastAsia="en-GB"/>
+        </w:rPr>
+        <w:t>.</w:t>
+      </w:r>
+    </w:p>
+    <w:p>
+      <w:pPr>
+        <w:numPr>
+          <w:ilvl w:val="0"/>
+          <w:numId w:val="9"/>
+        </w:numPr>
+        <w:spacing w:after="0" w:line="240" w:lineRule="auto"/>
+        <w:ind w:left="0"/>
+        <w:rPr>
+          <w:rFonts w:ascii="Arial" w:eastAsia="Times New Roman" w:hAnsi="Arial" w:cs="Arial"/>
+          <w:sz w:val="24"/>
+          <w:szCs w:val="24"/>
+          <w:lang w:eastAsia="en-GB"/>
+        </w:rPr>
+      </w:pPr>
+      <w:r>
+        <w:rPr>
+          <w:rFonts w:ascii="Arial" w:eastAsia="Times New Roman" w:hAnsi="Arial" w:cs="Arial"/>
+          <w:b/>
+          <w:bCs/>
+          <w:sz w:val="24"/>
+          <w:szCs w:val="24"/>
+          <w:lang w:eastAsia="en-GB"/>
+        </w:rPr>
+        <w:t>Waterfall Tree</w:t>
+      </w:r>
+      <w:r>
+        <w:rPr>
+          <w:rFonts w:ascii="Arial" w:eastAsia="Times New Roman" w:hAnsi="Arial" w:cs="Arial"/>
+          <w:sz w:val="24"/>
+          <w:szCs w:val="24"/>
+          <w:lang w:eastAsia="en-GB"/>
+        </w:rPr>
+        <w:t>: Maps inner tool-invocations (</w:t>
+      </w:r>
+      <w:proofErr w:type="spellStart"/>
+      <w:r>
+        <w:rPr>
+          <w:rFonts w:ascii="Courier New" w:eastAsia="Times New Roman" w:hAnsi="Courier New" w:cs="Courier New"/>
+          <w:sz w:val="21"/>
+          <w:szCs w:val="21"/>
+          <w:lang w:eastAsia="en-GB"/>
+        </w:rPr>
+        <w:t>SearchPolicyKnowledgebase</w:t>
+      </w:r>
+      <w:proofErr w:type="spellEnd"/>
+      <w:r>
+        <w:rPr>
+          <w:rFonts w:ascii="Arial" w:eastAsia="Times New Roman" w:hAnsi="Arial" w:cs="Arial"/>
+          <w:sz w:val="24"/>
+          <w:szCs w:val="24"/>
+          <w:lang w:eastAsia="en-GB"/>
+        </w:rPr>
+        <w:t>) as clear child nodes directly below the core parent API route execution runtime node.</w:t>
+      </w:r>
+    </w:p>
+    <w:p>
+      <w:pPr>
+        <w:numPr>
+          <w:ilvl w:val="0"/>
+          <w:numId w:val="9"/>
+        </w:numPr>
+        <w:spacing w:after="0" w:line="240" w:lineRule="auto"/>
+        <w:ind w:left="0"/>
+        <w:rPr>
+          <w:rFonts w:ascii="Arial" w:eastAsia="Times New Roman" w:hAnsi="Arial" w:cs="Arial"/>
+          <w:sz w:val="24"/>
+          <w:szCs w:val="24"/>
+          <w:lang w:eastAsia="en-GB"/>
+        </w:rPr>
+      </w:pPr>
+      <w:r>
+        <w:rPr>
+          <w:rFonts w:ascii="Arial" w:eastAsia="Times New Roman" w:hAnsi="Arial" w:cs="Arial"/>
+          <w:b/>
+          <w:bCs/>
+          <w:sz w:val="24"/>
+          <w:szCs w:val="24"/>
+          <w:lang w:eastAsia="en-GB"/>
+        </w:rPr>
+        <w:t>Metadata Blocks</w:t>
+      </w:r>
+      <w:r>
+        <w:rPr>
+          <w:rFonts w:ascii="Arial" w:eastAsia="Times New Roman" w:hAnsi="Arial" w:cs="Arial"/>
+          <w:sz w:val="24"/>
+          <w:szCs w:val="24"/>
+          <w:lang w:eastAsia="en-GB"/>
+        </w:rPr>
+        <w:t>: Exposes exact payload arrays under the span properties window for comprehensive system debugging.</w:t>
+      </w:r>
+    </w:p>
+    <w:p>
+      <w:pPr>
+        <w:spacing w:line="240" w:lineRule="auto"/>
+        <w:rPr>
+          <w:rFonts w:ascii="Arial" w:eastAsia="Times New Roman" w:hAnsi="Arial" w:cs="Arial"/>
+          <w:b/>
+          <w:bCs/>
+          <w:sz w:val="30"/>
+          <w:szCs w:val="30"/>
+          <w:lang w:eastAsia="en-GB"/>
+        </w:rPr>
+      </w:pPr>
+      <w:r>
+        <w:rPr>
+          <w:rFonts w:ascii="Arial" w:eastAsia="Times New Roman" w:hAnsi="Arial" w:cs="Arial"/>
+          <w:b/>
+          <w:bCs/>
+          <w:sz w:val="30"/>
+          <w:szCs w:val="30"/>
+          <w:lang w:eastAsia="en-GB"/>
+        </w:rPr>
+        <w:t>Satisfying the RAGAS Formula Matrix</w:t>
+      </w:r>
+    </w:p>
+    <w:p>
+      <w:pPr>
+        <w:spacing w:line="240" w:lineRule="auto"/>
+        <w:rPr>
+          <w:rFonts w:ascii="Arial" w:eastAsia="Times New Roman" w:hAnsi="Arial" w:cs="Arial"/>
+          <w:sz w:val="24"/>
+          <w:szCs w:val="24"/>
+          <w:lang w:eastAsia="en-GB"/>
+        </w:rPr>
+      </w:pPr>
+      <w:r>
+        <w:rPr>
+          <w:rFonts w:ascii="Arial" w:eastAsia="Times New Roman" w:hAnsi="Arial" w:cs="Arial"/>
+          <w:sz w:val="24"/>
+          <w:szCs w:val="24"/>
+          <w:lang w:eastAsia="en-GB"/>
+        </w:rPr>
+        <w:t xml:space="preserve">The three keys captured by your </w:t>
+      </w:r>
+      <w:proofErr w:type="spellStart"/>
+      <w:r>
+        <w:rPr>
+          <w:rFonts w:ascii="Courier New" w:eastAsia="Times New Roman" w:hAnsi="Courier New" w:cs="Courier New"/>
+          <w:sz w:val="21"/>
+          <w:szCs w:val="21"/>
+          <w:lang w:eastAsia="en-GB"/>
+        </w:rPr>
+        <w:t>ComplianceFlowService.cs</w:t>
+      </w:r>
+      <w:proofErr w:type="spellEnd"/>
+      <w:r>
+        <w:rPr>
+          <w:rFonts w:ascii="Arial" w:eastAsia="Times New Roman" w:hAnsi="Arial" w:cs="Arial"/>
+          <w:sz w:val="24"/>
+          <w:szCs w:val="24"/>
+          <w:lang w:eastAsia="en-GB"/>
+        </w:rPr>
+        <w:t xml:space="preserve"> map directly to the baseline input criteria used by the </w:t>
+      </w:r>
+      <w:r>
+        <w:rPr>
+          <w:rFonts w:ascii="Arial" w:eastAsia="Times New Roman" w:hAnsi="Arial" w:cs="Arial"/>
+          <w:b/>
+          <w:bCs/>
+          <w:sz w:val="24"/>
+          <w:szCs w:val="24"/>
+          <w:lang w:eastAsia="en-GB"/>
+        </w:rPr>
+        <w:t>RAGAS (Retrieval-Augmented Generation Assessment)</w:t>
+      </w:r>
+      <w:r>
+        <w:rPr>
+          <w:rFonts w:ascii="Arial" w:eastAsia="Times New Roman" w:hAnsi="Arial" w:cs="Arial"/>
+          <w:sz w:val="24"/>
+          <w:szCs w:val="24"/>
+          <w:lang w:eastAsia="en-GB"/>
+        </w:rPr>
+        <w:t xml:space="preserve"> specification to calculate performance metrics:</w:t>
+      </w:r>
+    </w:p>
+    <w:p>
+      <w:pPr>
+        <w:spacing w:line="240" w:lineRule="auto"/>
+        <w:rPr>
+          <w:rFonts w:ascii="Arial" w:eastAsia="Times New Roman" w:hAnsi="Arial" w:cs="Arial"/>
+          <w:sz w:val="24"/>
+          <w:szCs w:val="24"/>
+          <w:lang w:eastAsia="en-GB"/>
+        </w:rPr>
+      </w:pPr>
+      <w:proofErr w:type="gramStart"/>
+      <w:r>
+        <w:rPr>
+          <w:rFonts w:ascii="Arial" w:eastAsia="Times New Roman" w:hAnsi="Arial" w:cs="Arial"/>
+          <w:sz w:val="24"/>
+          <w:szCs w:val="24"/>
+          <w:lang w:eastAsia="en-GB"/>
+        </w:rPr>
+        <w:t>\(</w:t>
+      </w:r>
+      <w:proofErr w:type="gramEnd"/>
+      <w:r>
+        <w:rPr>
+          <w:rFonts w:ascii="Arial" w:eastAsia="Times New Roman" w:hAnsi="Arial" w:cs="Arial"/>
+          <w:sz w:val="24"/>
+          <w:szCs w:val="24"/>
+          <w:lang w:eastAsia="en-GB"/>
+        </w:rPr>
+        <w:t>\text{RAGAS\ Evaluator\ Inputs}=\{\text{User\ Query},\text{Retrieved\ Context},\text{Generated\ Response}\}\)</w:t>
+      </w:r>
+    </w:p>
+    <w:p>
+      <w:pPr>
+        <w:tabs>
+          <w:tab w:val="left" w:pos="916"/>
+          <w:tab w:val="left" w:pos="1832"/>
+          <w:tab w:val="left" w:pos="2748"/>
+          <w:tab w:val="left" w:pos="3664"/>
+          <w:tab w:val="left" w:pos="4580"/>
+          <w:tab w:val="left" w:pos="5496"/>
+          <w:tab w:val="left" w:pos="6412"/>
+          <w:tab w:val="left" w:pos="7328"/>
+          <w:tab w:val="left" w:pos="8244"/>
+          <w:tab w:val="left" w:pos="9160"/>
+          <w:tab w:val="left" w:pos="10076"/>
+          <w:tab w:val="left" w:pos="10992"/>
+          <w:tab w:val="left" w:pos="11908"/>
+          <w:tab w:val="left" w:pos="12824"/>
+          <w:tab w:val="left" w:pos="13740"/>
+          <w:tab w:val="left" w:pos="14656"/>
+        </w:tabs>
+        <w:spacing w:after="0" w:line="240" w:lineRule="auto"/>
+        <w:rPr>
+          <w:rFonts w:ascii="Courier New" w:eastAsia="Times New Roman" w:hAnsi="Courier New" w:cs="Courier New"/>
+          <w:sz w:val="21"/>
+          <w:szCs w:val="21"/>
+          <w:lang w:eastAsia="en-GB"/>
+        </w:rPr>
+      </w:pPr>
+      <w:r>
+        <w:rPr>
+          <w:rFonts w:ascii="Courier New" w:eastAsia="Times New Roman" w:hAnsi="Courier New" w:cs="Courier New"/>
+          <w:sz w:val="21"/>
+          <w:szCs w:val="21"/>
+          <w:lang w:eastAsia="en-GB"/>
+        </w:rPr>
+        <w:t>[Captured .NET Activity Attribute]              [RAGAS Algorithmic Input Variable]</w:t>
+      </w:r>
+    </w:p>
+    <w:p>
+      <w:pPr>
+        <w:tabs>
+          <w:tab w:val="left" w:pos="916"/>
+          <w:tab w:val="left" w:pos="1832"/>
+          <w:tab w:val="left" w:pos="2748"/>
+          <w:tab w:val="left" w:pos="3664"/>
+          <w:tab w:val="left" w:pos="4580"/>
+          <w:tab w:val="left" w:pos="5496"/>
+          <w:tab w:val="left" w:pos="6412"/>
+          <w:tab w:val="left" w:pos="7328"/>
+          <w:tab w:val="left" w:pos="8244"/>
+          <w:tab w:val="left" w:pos="9160"/>
+          <w:tab w:val="left" w:pos="10076"/>
+          <w:tab w:val="left" w:pos="10992"/>
+          <w:tab w:val="left" w:pos="11908"/>
+          <w:tab w:val="left" w:pos="12824"/>
+          <w:tab w:val="left" w:pos="13740"/>
+          <w:tab w:val="left" w:pos="14656"/>
+        </w:tabs>
+        <w:spacing w:after="0" w:line="240" w:lineRule="auto"/>
+        <w:rPr>
+          <w:rFonts w:ascii="Courier New" w:eastAsia="Times New Roman" w:hAnsi="Courier New" w:cs="Courier New"/>
+          <w:sz w:val="21"/>
+          <w:szCs w:val="21"/>
+          <w:lang w:eastAsia="en-GB"/>
+        </w:rPr>
+      </w:pPr>
+      <w:proofErr w:type="spellStart"/>
+      <w:proofErr w:type="gramStart"/>
+      <w:r>
+        <w:rPr>
+          <w:rFonts w:ascii="Courier New" w:eastAsia="Times New Roman" w:hAnsi="Courier New" w:cs="Courier New"/>
+          <w:sz w:val="21"/>
+          <w:szCs w:val="21"/>
+          <w:lang w:eastAsia="en-GB"/>
+        </w:rPr>
+        <w:lastRenderedPageBreak/>
+        <w:t>activity.SetTag</w:t>
+      </w:r>
+      <w:proofErr w:type="spellEnd"/>
+      <w:r>
+        <w:rPr>
+          <w:rFonts w:ascii="Courier New" w:eastAsia="Times New Roman" w:hAnsi="Courier New" w:cs="Courier New"/>
+          <w:sz w:val="21"/>
+          <w:szCs w:val="21"/>
+          <w:lang w:eastAsia="en-GB"/>
+        </w:rPr>
+        <w:t>(</w:t>
+      </w:r>
+      <w:proofErr w:type="gramEnd"/>
+      <w:r>
+        <w:rPr>
+          <w:rFonts w:ascii="Courier New" w:eastAsia="Times New Roman" w:hAnsi="Courier New" w:cs="Courier New"/>
+          <w:sz w:val="21"/>
+          <w:szCs w:val="21"/>
+          <w:lang w:eastAsia="en-GB"/>
+        </w:rPr>
+        <w:t>"</w:t>
+      </w:r>
+      <w:proofErr w:type="spellStart"/>
+      <w:r>
+        <w:rPr>
+          <w:rFonts w:ascii="Courier New" w:eastAsia="Times New Roman" w:hAnsi="Courier New" w:cs="Courier New"/>
+          <w:sz w:val="21"/>
+          <w:szCs w:val="21"/>
+          <w:lang w:eastAsia="en-GB"/>
+        </w:rPr>
+        <w:t>gen_ai.prompt</w:t>
+      </w:r>
+      <w:proofErr w:type="spellEnd"/>
+      <w:r>
+        <w:rPr>
+          <w:rFonts w:ascii="Courier New" w:eastAsia="Times New Roman" w:hAnsi="Courier New" w:cs="Courier New"/>
+          <w:sz w:val="21"/>
+          <w:szCs w:val="21"/>
+          <w:lang w:eastAsia="en-GB"/>
+        </w:rPr>
+        <w:t xml:space="preserve">", ...)     ───►  </w:t>
+      </w:r>
+      <w:proofErr w:type="spellStart"/>
+      <w:r>
+        <w:rPr>
+          <w:rFonts w:ascii="Courier New" w:eastAsia="Times New Roman" w:hAnsi="Courier New" w:cs="Courier New"/>
+          <w:sz w:val="21"/>
+          <w:szCs w:val="21"/>
+          <w:lang w:eastAsia="en-GB"/>
+        </w:rPr>
+        <w:t>user_input</w:t>
+      </w:r>
+      <w:proofErr w:type="spellEnd"/>
+    </w:p>
+    <w:p>
+      <w:pPr>
+        <w:tabs>
+          <w:tab w:val="left" w:pos="916"/>
+          <w:tab w:val="left" w:pos="1832"/>
+          <w:tab w:val="left" w:pos="2748"/>
+          <w:tab w:val="left" w:pos="3664"/>
+          <w:tab w:val="left" w:pos="4580"/>
+          <w:tab w:val="left" w:pos="5496"/>
+          <w:tab w:val="left" w:pos="6412"/>
+          <w:tab w:val="left" w:pos="7328"/>
+          <w:tab w:val="left" w:pos="8244"/>
+          <w:tab w:val="left" w:pos="9160"/>
+          <w:tab w:val="left" w:pos="10076"/>
+          <w:tab w:val="left" w:pos="10992"/>
+          <w:tab w:val="left" w:pos="11908"/>
+          <w:tab w:val="left" w:pos="12824"/>
+          <w:tab w:val="left" w:pos="13740"/>
+          <w:tab w:val="left" w:pos="14656"/>
+        </w:tabs>
+        <w:spacing w:after="0" w:line="240" w:lineRule="auto"/>
+        <w:rPr>
+          <w:rFonts w:ascii="Courier New" w:eastAsia="Times New Roman" w:hAnsi="Courier New" w:cs="Courier New"/>
+          <w:sz w:val="21"/>
+          <w:szCs w:val="21"/>
+          <w:lang w:eastAsia="en-GB"/>
+        </w:rPr>
+      </w:pPr>
+      <w:proofErr w:type="spellStart"/>
+      <w:proofErr w:type="gramStart"/>
+      <w:r>
+        <w:rPr>
+          <w:rFonts w:ascii="Courier New" w:eastAsia="Times New Roman" w:hAnsi="Courier New" w:cs="Courier New"/>
+          <w:sz w:val="21"/>
+          <w:szCs w:val="21"/>
+          <w:lang w:eastAsia="en-GB"/>
+        </w:rPr>
+        <w:t>activity.SetTag</w:t>
+      </w:r>
+      <w:proofErr w:type="spellEnd"/>
+      <w:r>
+        <w:rPr>
+          <w:rFonts w:ascii="Courier New" w:eastAsia="Times New Roman" w:hAnsi="Courier New" w:cs="Courier New"/>
+          <w:sz w:val="21"/>
+          <w:szCs w:val="21"/>
+          <w:lang w:eastAsia="en-GB"/>
+        </w:rPr>
+        <w:t>(</w:t>
+      </w:r>
+      <w:proofErr w:type="gramEnd"/>
+      <w:r>
+        <w:rPr>
+          <w:rFonts w:ascii="Courier New" w:eastAsia="Times New Roman" w:hAnsi="Courier New" w:cs="Courier New"/>
+          <w:sz w:val="21"/>
+          <w:szCs w:val="21"/>
+          <w:lang w:eastAsia="en-GB"/>
+        </w:rPr>
+        <w:t>"</w:t>
+      </w:r>
+      <w:proofErr w:type="spellStart"/>
+      <w:r>
+        <w:rPr>
+          <w:rFonts w:ascii="Courier New" w:eastAsia="Times New Roman" w:hAnsi="Courier New" w:cs="Courier New"/>
+          <w:sz w:val="21"/>
+          <w:szCs w:val="21"/>
+          <w:lang w:eastAsia="en-GB"/>
+        </w:rPr>
+        <w:t>rag.context</w:t>
+      </w:r>
+      <w:proofErr w:type="spellEnd"/>
+      <w:r>
+        <w:rPr>
+          <w:rFonts w:ascii="Courier New" w:eastAsia="Times New Roman" w:hAnsi="Courier New" w:cs="Courier New"/>
+          <w:sz w:val="21"/>
+          <w:szCs w:val="21"/>
+          <w:lang w:eastAsia="en-GB"/>
+        </w:rPr>
+        <w:t xml:space="preserve">", ...)       ───►  </w:t>
+      </w:r>
+      <w:proofErr w:type="spellStart"/>
+      <w:r>
+        <w:rPr>
+          <w:rFonts w:ascii="Courier New" w:eastAsia="Times New Roman" w:hAnsi="Courier New" w:cs="Courier New"/>
+          <w:sz w:val="21"/>
+          <w:szCs w:val="21"/>
+          <w:lang w:eastAsia="en-GB"/>
+        </w:rPr>
+        <w:t>retrieved_contexts</w:t>
+      </w:r>
+      <w:proofErr w:type="spellEnd"/>
+    </w:p>
+    <w:p>
+      <w:pPr>
+        <w:tabs>
+          <w:tab w:val="left" w:pos="916"/>
+          <w:tab w:val="left" w:pos="1832"/>
+          <w:tab w:val="left" w:pos="2748"/>
+          <w:tab w:val="left" w:pos="3664"/>
+          <w:tab w:val="left" w:pos="4580"/>
+          <w:tab w:val="left" w:pos="5496"/>
+          <w:tab w:val="left" w:pos="6412"/>
+          <w:tab w:val="left" w:pos="7328"/>
+          <w:tab w:val="left" w:pos="8244"/>
+          <w:tab w:val="left" w:pos="9160"/>
+          <w:tab w:val="left" w:pos="10076"/>
+          <w:tab w:val="left" w:pos="10992"/>
+          <w:tab w:val="left" w:pos="11908"/>
+          <w:tab w:val="left" w:pos="12824"/>
+          <w:tab w:val="left" w:pos="13740"/>
+          <w:tab w:val="left" w:pos="14656"/>
+        </w:tabs>
+        <w:spacing w:after="0" w:line="240" w:lineRule="auto"/>
+        <w:rPr>
+          <w:rFonts w:ascii="Courier New" w:eastAsia="Times New Roman" w:hAnsi="Courier New" w:cs="Courier New"/>
+          <w:sz w:val="21"/>
+          <w:szCs w:val="21"/>
+          <w:lang w:eastAsia="en-GB"/>
+        </w:rPr>
+      </w:pPr>
+      <w:proofErr w:type="spellStart"/>
+      <w:proofErr w:type="gramStart"/>
+      <w:r>
+        <w:rPr>
+          <w:rFonts w:ascii="Courier New" w:eastAsia="Times New Roman" w:hAnsi="Courier New" w:cs="Courier New"/>
+          <w:sz w:val="21"/>
+          <w:szCs w:val="21"/>
+          <w:lang w:eastAsia="en-GB"/>
+        </w:rPr>
+        <w:t>activity.SetTag</w:t>
+      </w:r>
+      <w:proofErr w:type="spellEnd"/>
+      <w:r>
+        <w:rPr>
+          <w:rFonts w:ascii="Courier New" w:eastAsia="Times New Roman" w:hAnsi="Courier New" w:cs="Courier New"/>
+          <w:sz w:val="21"/>
+          <w:szCs w:val="21"/>
+          <w:lang w:eastAsia="en-GB"/>
+        </w:rPr>
+        <w:t>(</w:t>
+      </w:r>
+      <w:proofErr w:type="gramEnd"/>
+      <w:r>
+        <w:rPr>
+          <w:rFonts w:ascii="Courier New" w:eastAsia="Times New Roman" w:hAnsi="Courier New" w:cs="Courier New"/>
+          <w:sz w:val="21"/>
+          <w:szCs w:val="21"/>
+          <w:lang w:eastAsia="en-GB"/>
+        </w:rPr>
+        <w:t>"</w:t>
+      </w:r>
+      <w:proofErr w:type="spellStart"/>
+      <w:r>
+        <w:rPr>
+          <w:rFonts w:ascii="Courier New" w:eastAsia="Times New Roman" w:hAnsi="Courier New" w:cs="Courier New"/>
+          <w:sz w:val="21"/>
+          <w:szCs w:val="21"/>
+          <w:lang w:eastAsia="en-GB"/>
+        </w:rPr>
+        <w:t>gen_ai.completion</w:t>
+      </w:r>
+      <w:proofErr w:type="spellEnd"/>
+      <w:r>
+        <w:rPr>
+          <w:rFonts w:ascii="Courier New" w:eastAsia="Times New Roman" w:hAnsi="Courier New" w:cs="Courier New"/>
+          <w:sz w:val="21"/>
+          <w:szCs w:val="21"/>
+          <w:lang w:eastAsia="en-GB"/>
+        </w:rPr>
+        <w:t>", ...) ───►  response</w:t>
+      </w:r>
+    </w:p>
+    <w:p>
+      <w:pPr>
+        <w:spacing w:line="240" w:lineRule="auto"/>
+        <w:rPr>
+          <w:rFonts w:ascii="Arial" w:eastAsia="Times New Roman" w:hAnsi="Arial" w:cs="Arial"/>
+          <w:b/>
+          <w:bCs/>
+          <w:sz w:val="30"/>
+          <w:szCs w:val="30"/>
+          <w:lang w:eastAsia="en-GB"/>
+        </w:rPr>
+      </w:pPr>
+      <w:r>
+        <w:rPr>
+          <w:rFonts w:ascii="Arial" w:eastAsia="Times New Roman" w:hAnsi="Arial" w:cs="Arial"/>
+          <w:b/>
+          <w:bCs/>
+          <w:sz w:val="30"/>
+          <w:szCs w:val="30"/>
+          <w:lang w:eastAsia="en-GB"/>
+        </w:rPr>
+        <w:t>Out-of-Band Evaluation Execution</w:t>
+      </w:r>
+    </w:p>
+    <w:p>
+      <w:pPr>
+        <w:spacing w:line="240" w:lineRule="auto"/>
+        <w:rPr>
+          <w:rFonts w:ascii="Arial" w:eastAsia="Times New Roman" w:hAnsi="Arial" w:cs="Arial"/>
+          <w:sz w:val="24"/>
+          <w:szCs w:val="24"/>
+          <w:lang w:eastAsia="en-GB"/>
+        </w:rPr>
+      </w:pPr>
+      <w:r>
+        <w:rPr>
+          <w:rFonts w:ascii="Arial" w:eastAsia="Times New Roman" w:hAnsi="Arial" w:cs="Arial"/>
+          <w:sz w:val="24"/>
+          <w:szCs w:val="24"/>
+          <w:lang w:eastAsia="en-GB"/>
+        </w:rPr>
+        <w:t xml:space="preserve">Because these core parameters are present, </w:t>
+      </w:r>
+      <w:proofErr w:type="spellStart"/>
+      <w:r>
+        <w:rPr>
+          <w:rFonts w:ascii="Arial" w:eastAsia="Times New Roman" w:hAnsi="Arial" w:cs="Arial"/>
+          <w:sz w:val="24"/>
+          <w:szCs w:val="24"/>
+          <w:lang w:eastAsia="en-GB"/>
+        </w:rPr>
+        <w:t>Langfuse</w:t>
+      </w:r>
+      <w:proofErr w:type="spellEnd"/>
+      <w:r>
+        <w:rPr>
+          <w:rFonts w:ascii="Arial" w:eastAsia="Times New Roman" w:hAnsi="Arial" w:cs="Arial"/>
+          <w:sz w:val="24"/>
+          <w:szCs w:val="24"/>
+          <w:lang w:eastAsia="en-GB"/>
+        </w:rPr>
+        <w:t xml:space="preserve"> Cloud runs an automated background </w:t>
+      </w:r>
+      <w:r>
+        <w:rPr>
+          <w:rFonts w:ascii="Arial" w:eastAsia="Times New Roman" w:hAnsi="Arial" w:cs="Arial"/>
+          <w:b/>
+          <w:bCs/>
+          <w:sz w:val="24"/>
+          <w:szCs w:val="24"/>
+          <w:lang w:eastAsia="en-GB"/>
+        </w:rPr>
+        <w:t>LLM-as-a-judge</w:t>
+      </w:r>
+      <w:r>
+        <w:rPr>
+          <w:rFonts w:ascii="Arial" w:eastAsia="Times New Roman" w:hAnsi="Arial" w:cs="Arial"/>
+          <w:sz w:val="24"/>
+          <w:szCs w:val="24"/>
+          <w:lang w:eastAsia="en-GB"/>
+        </w:rPr>
+        <w:t xml:space="preserve"> routine. Whenever an ingestion trace arrives, it executes asynchronous background queries to score your data quality across four key areas:</w:t>
+      </w:r>
+    </w:p>
+    <w:p>
+      <w:pPr>
+        <w:numPr>
+          <w:ilvl w:val="0"/>
+          <w:numId w:val="10"/>
+        </w:numPr>
+        <w:spacing w:after="0" w:line="240" w:lineRule="auto"/>
+        <w:ind w:left="0"/>
+        <w:rPr>
+          <w:rFonts w:ascii="Arial" w:eastAsia="Times New Roman" w:hAnsi="Arial" w:cs="Arial"/>
+          <w:sz w:val="24"/>
+          <w:szCs w:val="24"/>
+          <w:lang w:eastAsia="en-GB"/>
+        </w:rPr>
+      </w:pPr>
+      <w:r>
+        <w:rPr>
+          <w:rFonts w:ascii="Arial" w:eastAsia="Times New Roman" w:hAnsi="Arial" w:cs="Arial"/>
+          <w:b/>
+          <w:bCs/>
+          <w:sz w:val="24"/>
+          <w:szCs w:val="24"/>
+          <w:lang w:eastAsia="en-GB"/>
+        </w:rPr>
+        <w:t>Context Relevance</w:t>
+      </w:r>
+      <w:r>
+        <w:rPr>
+          <w:rFonts w:ascii="Arial" w:eastAsia="Times New Roman" w:hAnsi="Arial" w:cs="Arial"/>
+          <w:sz w:val="24"/>
+          <w:szCs w:val="24"/>
+          <w:lang w:eastAsia="en-GB"/>
+        </w:rPr>
+        <w:t>: Evaluates whether your RRF merger extracted matching text fragments or useless background noise.</w:t>
+      </w:r>
+    </w:p>
+    <w:p>
+      <w:pPr>
+        <w:numPr>
+          <w:ilvl w:val="0"/>
+          <w:numId w:val="10"/>
+        </w:numPr>
+        <w:spacing w:after="0" w:line="240" w:lineRule="auto"/>
+        <w:ind w:left="0"/>
+        <w:rPr>
+          <w:rFonts w:ascii="Arial" w:eastAsia="Times New Roman" w:hAnsi="Arial" w:cs="Arial"/>
+          <w:sz w:val="24"/>
+          <w:szCs w:val="24"/>
+          <w:lang w:eastAsia="en-GB"/>
+        </w:rPr>
+      </w:pPr>
+      <w:r>
+        <w:rPr>
+          <w:rFonts w:ascii="Arial" w:eastAsia="Times New Roman" w:hAnsi="Arial" w:cs="Arial"/>
+          <w:b/>
+          <w:bCs/>
+          <w:sz w:val="24"/>
+          <w:szCs w:val="24"/>
+          <w:lang w:eastAsia="en-GB"/>
+        </w:rPr>
+        <w:t>Faithfulness (</w:t>
+      </w:r>
+      <w:proofErr w:type="spellStart"/>
+      <w:r>
+        <w:rPr>
+          <w:rFonts w:ascii="Arial" w:eastAsia="Times New Roman" w:hAnsi="Arial" w:cs="Arial"/>
+          <w:b/>
+          <w:bCs/>
+          <w:sz w:val="24"/>
+          <w:szCs w:val="24"/>
+          <w:lang w:eastAsia="en-GB"/>
+        </w:rPr>
+        <w:t>Groundedness</w:t>
+      </w:r>
+      <w:proofErr w:type="spellEnd"/>
+      <w:r>
+        <w:rPr>
+          <w:rFonts w:ascii="Arial" w:eastAsia="Times New Roman" w:hAnsi="Arial" w:cs="Arial"/>
+          <w:b/>
+          <w:bCs/>
+          <w:sz w:val="24"/>
+          <w:szCs w:val="24"/>
+          <w:lang w:eastAsia="en-GB"/>
+        </w:rPr>
+        <w:t>)</w:t>
+      </w:r>
+      <w:r>
+        <w:rPr>
+          <w:rFonts w:ascii="Arial" w:eastAsia="Times New Roman" w:hAnsi="Arial" w:cs="Arial"/>
+          <w:sz w:val="24"/>
+          <w:szCs w:val="24"/>
+          <w:lang w:eastAsia="en-GB"/>
+        </w:rPr>
+        <w:t xml:space="preserve">: </w:t>
+      </w:r>
+      <w:proofErr w:type="spellStart"/>
+      <w:r>
+        <w:rPr>
+          <w:rFonts w:ascii="Arial" w:eastAsia="Times New Roman" w:hAnsi="Arial" w:cs="Arial"/>
+          <w:sz w:val="24"/>
+          <w:szCs w:val="24"/>
+          <w:lang w:eastAsia="en-GB"/>
+        </w:rPr>
+        <w:t>Analyzes</w:t>
+      </w:r>
+      <w:proofErr w:type="spellEnd"/>
+      <w:r>
+        <w:rPr>
+          <w:rFonts w:ascii="Arial" w:eastAsia="Times New Roman" w:hAnsi="Arial" w:cs="Arial"/>
+          <w:sz w:val="24"/>
+          <w:szCs w:val="24"/>
+          <w:lang w:eastAsia="en-GB"/>
+        </w:rPr>
+        <w:t xml:space="preserve"> your Auditor’s output against the context to guarantee it did not hallucinate or make up rules.</w:t>
+      </w:r>
+    </w:p>
+    <w:p>
+      <w:pPr>
+        <w:numPr>
+          <w:ilvl w:val="0"/>
+          <w:numId w:val="10"/>
+        </w:numPr>
+        <w:spacing w:after="0" w:line="240" w:lineRule="auto"/>
+        <w:ind w:left="0"/>
+        <w:rPr>
+          <w:rFonts w:ascii="Arial" w:eastAsia="Times New Roman" w:hAnsi="Arial" w:cs="Arial"/>
+          <w:sz w:val="24"/>
+          <w:szCs w:val="24"/>
+          <w:lang w:eastAsia="en-GB"/>
+        </w:rPr>
+      </w:pPr>
+      <w:r>
+        <w:rPr>
+          <w:rFonts w:ascii="Arial" w:eastAsia="Times New Roman" w:hAnsi="Arial" w:cs="Arial"/>
+          <w:b/>
+          <w:bCs/>
+          <w:sz w:val="24"/>
+          <w:szCs w:val="24"/>
+          <w:lang w:eastAsia="en-GB"/>
+        </w:rPr>
+        <w:t>Answer Relevance</w:t>
+      </w:r>
+      <w:r>
+        <w:rPr>
+          <w:rFonts w:ascii="Arial" w:eastAsia="Times New Roman" w:hAnsi="Arial" w:cs="Arial"/>
+          <w:sz w:val="24"/>
+          <w:szCs w:val="24"/>
+          <w:lang w:eastAsia="en-GB"/>
+        </w:rPr>
+        <w:t>: Verifies if the Auditor directly resolved the specific policy citation requested.</w:t>
+      </w:r>
+    </w:p>
+    <w:p>
+      <w:pPr>
+        <w:numPr>
+          <w:ilvl w:val="0"/>
+          <w:numId w:val="10"/>
+        </w:numPr>
+        <w:spacing w:after="0" w:line="240" w:lineRule="auto"/>
+        <w:ind w:left="0"/>
+        <w:rPr>
+          <w:rFonts w:ascii="Arial" w:eastAsia="Times New Roman" w:hAnsi="Arial" w:cs="Arial"/>
+          <w:sz w:val="24"/>
+          <w:szCs w:val="24"/>
+          <w:lang w:eastAsia="en-GB"/>
+        </w:rPr>
+      </w:pPr>
+      <w:r>
+        <w:rPr>
+          <w:rFonts w:ascii="Arial" w:eastAsia="Times New Roman" w:hAnsi="Arial" w:cs="Arial"/>
+          <w:b/>
+          <w:bCs/>
+          <w:sz w:val="24"/>
+          <w:szCs w:val="24"/>
+          <w:lang w:eastAsia="en-GB"/>
+        </w:rPr>
+        <w:t>Compliance Bias / Fairness</w:t>
+      </w:r>
+      <w:r>
+        <w:rPr>
+          <w:rFonts w:ascii="Arial" w:eastAsia="Times New Roman" w:hAnsi="Arial" w:cs="Arial"/>
+          <w:sz w:val="24"/>
+          <w:szCs w:val="24"/>
+          <w:lang w:eastAsia="en-GB"/>
+        </w:rPr>
+        <w:t>: Audits the text for arbitrary penalty enforcement, ensuring consistent compliance verdicts across systems.</w:t>
+      </w:r>
+    </w:p>
+    <w:p>
+      <w:pPr>
+        <w:spacing w:line="240" w:lineRule="auto"/>
+        <w:rPr>
+          <w:rFonts w:ascii="Arial" w:eastAsia="Times New Roman" w:hAnsi="Arial" w:cs="Arial"/>
+          <w:sz w:val="24"/>
+          <w:szCs w:val="24"/>
+          <w:lang w:eastAsia="en-GB"/>
+        </w:rPr>
+      </w:pPr>
+      <w:r>
+        <w:rPr>
+          <w:rFonts w:ascii="Arial" w:eastAsia="Times New Roman" w:hAnsi="Arial" w:cs="Arial"/>
+          <w:sz w:val="24"/>
+          <w:szCs w:val="24"/>
+          <w:lang w:eastAsia="en-GB"/>
+        </w:rPr>
+        <w:t xml:space="preserve">Once computed, these evaluations populate the </w:t>
+      </w:r>
+      <w:r>
+        <w:rPr>
+          <w:rFonts w:ascii="Arial" w:eastAsia="Times New Roman" w:hAnsi="Arial" w:cs="Arial"/>
+          <w:b/>
+          <w:bCs/>
+          <w:sz w:val="24"/>
+          <w:szCs w:val="24"/>
+          <w:lang w:eastAsia="en-GB"/>
+        </w:rPr>
+        <w:t>Scores</w:t>
+      </w:r>
+      <w:r>
+        <w:rPr>
+          <w:rFonts w:ascii="Arial" w:eastAsia="Times New Roman" w:hAnsi="Arial" w:cs="Arial"/>
+          <w:sz w:val="24"/>
+          <w:szCs w:val="24"/>
+          <w:lang w:eastAsia="en-GB"/>
+        </w:rPr>
+        <w:t xml:space="preserve"> column in your main dashboard </w:t>
+      </w:r>
+      <w:proofErr w:type="spellStart"/>
+      <w:r>
+        <w:rPr>
+          <w:rFonts w:ascii="Arial" w:eastAsia="Times New Roman" w:hAnsi="Arial" w:cs="Arial"/>
+          <w:sz w:val="24"/>
+          <w:szCs w:val="24"/>
+          <w:lang w:eastAsia="en-GB"/>
+        </w:rPr>
+        <w:t>dashboard</w:t>
+      </w:r>
+      <w:proofErr w:type="spellEnd"/>
+      <w:r>
+        <w:rPr>
+          <w:rFonts w:ascii="Arial" w:eastAsia="Times New Roman" w:hAnsi="Arial" w:cs="Arial"/>
+          <w:sz w:val="24"/>
+          <w:szCs w:val="24"/>
+          <w:lang w:eastAsia="en-GB"/>
+        </w:rPr>
+        <w:t xml:space="preserve"> table, giving you full visibility into system accuracy with zero impact on application performance.</w:t>
+      </w:r>
+    </w:p>
+    <w:p>
+      <w:bookmarkStart w:id="0" w:name="_GoBack"/>
+      <w:bookmarkEnd w:id="0"/>
+    </w:p>
     <w:sectPr>
       <w:pgSz w:w="11906" w:h="16838"/>
       <w:pgMar w:top="1440" w:right="1440" w:bottom="1440" w:left="1440" w:header="708" w:footer="708" w:gutter="0"/>
@@ -29349,9 +37558,9 @@
 <file path=word/numbering.xml><?xml version="1.0" encoding="utf-8"?>
 <w:numbering xmlns:wpc="http://schemas.microsoft.com/office/word/2010/wordprocessingCanvas" xmlns:cx="http://schemas.microsoft.com/office/drawing/2014/chartex" xmlns:cx1="http://schemas.microsoft.com/office/drawing/2015/9/8/chartex" xmlns:mc="http://schemas.openxmlformats.org/markup-compatibility/2006" xmlns:o="urn:schemas-microsoft-com:office:office" xmlns:r="http://schemas.openxmlformats.org/officeDocument/2006/relationships" xmlns:m="http://schemas.openxmlformats.org/officeDocument/2006/math" xmlns:v="urn:schemas-microsoft-com:vml" xmlns:wp14="http://schemas.microsoft.com/office/word/2010/wordprocessingDrawing" xmlns:wp="http://schemas.openxmlformats.org/drawingml/2006/wordprocessingDrawing" xmlns:w10="urn:schemas-microsoft-com:office:word" xmlns:w="http://schemas.openxmlformats.org/wordprocessingml/2006/main" xmlns:w14="http://schemas.microsoft.com/office/word/2010/wordml" xmlns:w15="http://schemas.microsoft.com/office/word/2012/wordml" xmlns:w16se="http://schemas.microsoft.com/office/word/2015/wordml/symex" xmlns:wpg="http://schemas.microsoft.com/office/word/2010/wordprocessingGroup" xmlns:wpi="http://schemas.microsoft.com/office/word/2010/wordprocessingInk" xmlns:wne="http://schemas.microsoft.com/office/word/2006/wordml" xmlns:wps="http://schemas.microsoft.com/office/word/2010/wordprocessingShape" mc:Ignorable="w14 w15 w16se wp14">
   <w:abstractNum w:abstractNumId="0" w15:restartNumberingAfterBreak="0">
-    <w:nsid w:val="116213C3"/>
+    <w:nsid w:val="075035E8"/>
     <w:multiLevelType w:val="multilevel"/>
-    <w:tmpl w:val="89087DFA"/>
+    <w:tmpl w:val="7FD0DF16"/>
     <w:lvl w:ilvl="0">
       <w:start w:val="1"/>
       <w:numFmt w:val="bullet"/>
@@ -29498,9 +37707,9 @@
     </w:lvl>
   </w:abstractNum>
   <w:abstractNum w:abstractNumId="1" w15:restartNumberingAfterBreak="0">
-    <w:nsid w:val="51D17C25"/>
+    <w:nsid w:val="116213C3"/>
     <w:multiLevelType w:val="multilevel"/>
-    <w:tmpl w:val="C6BEE0D6"/>
+    <w:tmpl w:val="89087DFA"/>
     <w:lvl w:ilvl="0">
       <w:start w:val="1"/>
       <w:numFmt w:val="bullet"/>
@@ -29647,9 +37856,122 @@
     </w:lvl>
   </w:abstractNum>
   <w:abstractNum w:abstractNumId="2" w15:restartNumberingAfterBreak="0">
-    <w:nsid w:val="55154EC3"/>
+    <w:nsid w:val="21BB43A3"/>
     <w:multiLevelType w:val="multilevel"/>
-    <w:tmpl w:val="B622DACC"/>
+    <w:tmpl w:val="E96EE91E"/>
+    <w:lvl w:ilvl="0">
+      <w:start w:val="1"/>
+      <w:numFmt w:val="decimal"/>
+      <w:lvlText w:val="%1."/>
+      <w:lvlJc w:val="left"/>
+      <w:pPr>
+        <w:tabs>
+          <w:tab w:val="num" w:pos="720"/>
+        </w:tabs>
+        <w:ind w:left="720" w:hanging="360"/>
+      </w:pPr>
+    </w:lvl>
+    <w:lvl w:ilvl="1" w:tentative="1">
+      <w:start w:val="1"/>
+      <w:numFmt w:val="decimal"/>
+      <w:lvlText w:val="%2."/>
+      <w:lvlJc w:val="left"/>
+      <w:pPr>
+        <w:tabs>
+          <w:tab w:val="num" w:pos="1440"/>
+        </w:tabs>
+        <w:ind w:left="1440" w:hanging="360"/>
+      </w:pPr>
+    </w:lvl>
+    <w:lvl w:ilvl="2" w:tentative="1">
+      <w:start w:val="1"/>
+      <w:numFmt w:val="decimal"/>
+      <w:lvlText w:val="%3."/>
+      <w:lvlJc w:val="left"/>
+      <w:pPr>
+        <w:tabs>
+          <w:tab w:val="num" w:pos="2160"/>
+        </w:tabs>
+        <w:ind w:left="2160" w:hanging="360"/>
+      </w:pPr>
+    </w:lvl>
+    <w:lvl w:ilvl="3" w:tentative="1">
+      <w:start w:val="1"/>
+      <w:numFmt w:val="decimal"/>
+      <w:lvlText w:val="%4."/>
+      <w:lvlJc w:val="left"/>
+      <w:pPr>
+        <w:tabs>
+          <w:tab w:val="num" w:pos="2880"/>
+        </w:tabs>
+        <w:ind w:left="2880" w:hanging="360"/>
+      </w:pPr>
+    </w:lvl>
+    <w:lvl w:ilvl="4" w:tentative="1">
+      <w:start w:val="1"/>
+      <w:numFmt w:val="decimal"/>
+      <w:lvlText w:val="%5."/>
+      <w:lvlJc w:val="left"/>
+      <w:pPr>
+        <w:tabs>
+          <w:tab w:val="num" w:pos="3600"/>
+        </w:tabs>
+        <w:ind w:left="3600" w:hanging="360"/>
+      </w:pPr>
+    </w:lvl>
+    <w:lvl w:ilvl="5" w:tentative="1">
+      <w:start w:val="1"/>
+      <w:numFmt w:val="decimal"/>
+      <w:lvlText w:val="%6."/>
+      <w:lvlJc w:val="left"/>
+      <w:pPr>
+        <w:tabs>
+          <w:tab w:val="num" w:pos="4320"/>
+        </w:tabs>
+        <w:ind w:left="4320" w:hanging="360"/>
+      </w:pPr>
+    </w:lvl>
+    <w:lvl w:ilvl="6" w:tentative="1">
+      <w:start w:val="1"/>
+      <w:numFmt w:val="decimal"/>
+      <w:lvlText w:val="%7."/>
+      <w:lvlJc w:val="left"/>
+      <w:pPr>
+        <w:tabs>
+          <w:tab w:val="num" w:pos="5040"/>
+        </w:tabs>
+        <w:ind w:left="5040" w:hanging="360"/>
+      </w:pPr>
+    </w:lvl>
+    <w:lvl w:ilvl="7" w:tentative="1">
+      <w:start w:val="1"/>
+      <w:numFmt w:val="decimal"/>
+      <w:lvlText w:val="%8."/>
+      <w:lvlJc w:val="left"/>
+      <w:pPr>
+        <w:tabs>
+          <w:tab w:val="num" w:pos="5760"/>
+        </w:tabs>
+        <w:ind w:left="5760" w:hanging="360"/>
+      </w:pPr>
+    </w:lvl>
+    <w:lvl w:ilvl="8" w:tentative="1">
+      <w:start w:val="1"/>
+      <w:numFmt w:val="decimal"/>
+      <w:lvlText w:val="%9."/>
+      <w:lvlJc w:val="left"/>
+      <w:pPr>
+        <w:tabs>
+          <w:tab w:val="num" w:pos="6480"/>
+        </w:tabs>
+        <w:ind w:left="6480" w:hanging="360"/>
+      </w:pPr>
+    </w:lvl>
+  </w:abstractNum>
+  <w:abstractNum w:abstractNumId="3" w15:restartNumberingAfterBreak="0">
+    <w:nsid w:val="243F488E"/>
+    <w:multiLevelType w:val="multilevel"/>
+    <w:tmpl w:val="8042D7F8"/>
     <w:lvl w:ilvl="0">
       <w:start w:val="1"/>
       <w:numFmt w:val="bullet"/>
@@ -29795,10 +38117,159 @@
       </w:rPr>
     </w:lvl>
   </w:abstractNum>
-  <w:abstractNum w:abstractNumId="3" w15:restartNumberingAfterBreak="0">
-    <w:nsid w:val="6D83769F"/>
+  <w:abstractNum w:abstractNumId="4" w15:restartNumberingAfterBreak="0">
+    <w:nsid w:val="47710BB0"/>
     <w:multiLevelType w:val="multilevel"/>
-    <w:tmpl w:val="25DCEC24"/>
+    <w:tmpl w:val="FD68256E"/>
+    <w:lvl w:ilvl="0">
+      <w:start w:val="1"/>
+      <w:numFmt w:val="bullet"/>
+      <w:lvlText w:val=""/>
+      <w:lvlJc w:val="left"/>
+      <w:pPr>
+        <w:tabs>
+          <w:tab w:val="num" w:pos="720"/>
+        </w:tabs>
+        <w:ind w:left="720" w:hanging="360"/>
+      </w:pPr>
+      <w:rPr>
+        <w:rFonts w:ascii="Symbol" w:hAnsi="Symbol" w:hint="default"/>
+        <w:sz w:val="20"/>
+      </w:rPr>
+    </w:lvl>
+    <w:lvl w:ilvl="1">
+      <w:start w:val="1"/>
+      <w:numFmt w:val="bullet"/>
+      <w:lvlText w:val="o"/>
+      <w:lvlJc w:val="left"/>
+      <w:pPr>
+        <w:tabs>
+          <w:tab w:val="num" w:pos="1440"/>
+        </w:tabs>
+        <w:ind w:left="1440" w:hanging="360"/>
+      </w:pPr>
+      <w:rPr>
+        <w:rFonts w:ascii="Courier New" w:hAnsi="Courier New" w:hint="default"/>
+        <w:sz w:val="20"/>
+      </w:rPr>
+    </w:lvl>
+    <w:lvl w:ilvl="2" w:tentative="1">
+      <w:start w:val="1"/>
+      <w:numFmt w:val="bullet"/>
+      <w:lvlText w:val=""/>
+      <w:lvlJc w:val="left"/>
+      <w:pPr>
+        <w:tabs>
+          <w:tab w:val="num" w:pos="2160"/>
+        </w:tabs>
+        <w:ind w:left="2160" w:hanging="360"/>
+      </w:pPr>
+      <w:rPr>
+        <w:rFonts w:ascii="Wingdings" w:hAnsi="Wingdings" w:hint="default"/>
+        <w:sz w:val="20"/>
+      </w:rPr>
+    </w:lvl>
+    <w:lvl w:ilvl="3" w:tentative="1">
+      <w:start w:val="1"/>
+      <w:numFmt w:val="bullet"/>
+      <w:lvlText w:val=""/>
+      <w:lvlJc w:val="left"/>
+      <w:pPr>
+        <w:tabs>
+          <w:tab w:val="num" w:pos="2880"/>
+        </w:tabs>
+        <w:ind w:left="2880" w:hanging="360"/>
+      </w:pPr>
+      <w:rPr>
+        <w:rFonts w:ascii="Wingdings" w:hAnsi="Wingdings" w:hint="default"/>
+        <w:sz w:val="20"/>
+      </w:rPr>
+    </w:lvl>
+    <w:lvl w:ilvl="4" w:tentative="1">
+      <w:start w:val="1"/>
+      <w:numFmt w:val="bullet"/>
+      <w:lvlText w:val=""/>
+      <w:lvlJc w:val="left"/>
+      <w:pPr>
+        <w:tabs>
+          <w:tab w:val="num" w:pos="3600"/>
+        </w:tabs>
+        <w:ind w:left="3600" w:hanging="360"/>
+      </w:pPr>
+      <w:rPr>
+        <w:rFonts w:ascii="Wingdings" w:hAnsi="Wingdings" w:hint="default"/>
+        <w:sz w:val="20"/>
+      </w:rPr>
+    </w:lvl>
+    <w:lvl w:ilvl="5" w:tentative="1">
+      <w:start w:val="1"/>
+      <w:numFmt w:val="bullet"/>
+      <w:lvlText w:val=""/>
+      <w:lvlJc w:val="left"/>
+      <w:pPr>
+        <w:tabs>
+          <w:tab w:val="num" w:pos="4320"/>
+        </w:tabs>
+        <w:ind w:left="4320" w:hanging="360"/>
+      </w:pPr>
+      <w:rPr>
+        <w:rFonts w:ascii="Wingdings" w:hAnsi="Wingdings" w:hint="default"/>
+        <w:sz w:val="20"/>
+      </w:rPr>
+    </w:lvl>
+    <w:lvl w:ilvl="6" w:tentative="1">
+      <w:start w:val="1"/>
+      <w:numFmt w:val="bullet"/>
+      <w:lvlText w:val=""/>
+      <w:lvlJc w:val="left"/>
+      <w:pPr>
+        <w:tabs>
+          <w:tab w:val="num" w:pos="5040"/>
+        </w:tabs>
+        <w:ind w:left="5040" w:hanging="360"/>
+      </w:pPr>
+      <w:rPr>
+        <w:rFonts w:ascii="Wingdings" w:hAnsi="Wingdings" w:hint="default"/>
+        <w:sz w:val="20"/>
+      </w:rPr>
+    </w:lvl>
+    <w:lvl w:ilvl="7" w:tentative="1">
+      <w:start w:val="1"/>
+      <w:numFmt w:val="bullet"/>
+      <w:lvlText w:val=""/>
+      <w:lvlJc w:val="left"/>
+      <w:pPr>
+        <w:tabs>
+          <w:tab w:val="num" w:pos="5760"/>
+        </w:tabs>
+        <w:ind w:left="5760" w:hanging="360"/>
+      </w:pPr>
+      <w:rPr>
+        <w:rFonts w:ascii="Wingdings" w:hAnsi="Wingdings" w:hint="default"/>
+        <w:sz w:val="20"/>
+      </w:rPr>
+    </w:lvl>
+    <w:lvl w:ilvl="8" w:tentative="1">
+      <w:start w:val="1"/>
+      <w:numFmt w:val="bullet"/>
+      <w:lvlText w:val=""/>
+      <w:lvlJc w:val="left"/>
+      <w:pPr>
+        <w:tabs>
+          <w:tab w:val="num" w:pos="6480"/>
+        </w:tabs>
+        <w:ind w:left="6480" w:hanging="360"/>
+      </w:pPr>
+      <w:rPr>
+        <w:rFonts w:ascii="Wingdings" w:hAnsi="Wingdings" w:hint="default"/>
+        <w:sz w:val="20"/>
+      </w:rPr>
+    </w:lvl>
+  </w:abstractNum>
+  <w:abstractNum w:abstractNumId="5" w15:restartNumberingAfterBreak="0">
+    <w:nsid w:val="51D17C25"/>
+    <w:multiLevelType w:val="multilevel"/>
+    <w:tmpl w:val="C6BEE0D6"/>
     <w:lvl w:ilvl="0">
       <w:start w:val="1"/>
       <w:numFmt w:val="bullet"/>
@@ -29944,10 +38415,10 @@
       </w:rPr>
     </w:lvl>
   </w:abstractNum>
-  <w:abstractNum w:abstractNumId="4" w15:restartNumberingAfterBreak="0">
-    <w:nsid w:val="7D7E0CAA"/>
+  <w:abstractNum w:abstractNumId="6" w15:restartNumberingAfterBreak="0">
+    <w:nsid w:val="55154EC3"/>
     <w:multiLevelType w:val="multilevel"/>
-    <w:tmpl w:val="2F462040"/>
+    <w:tmpl w:val="B622DACC"/>
     <w:lvl w:ilvl="0">
       <w:start w:val="1"/>
       <w:numFmt w:val="bullet"/>
@@ -30093,20 +38564,478 @@
       </w:rPr>
     </w:lvl>
   </w:abstractNum>
+  <w:abstractNum w:abstractNumId="7" w15:restartNumberingAfterBreak="0">
+    <w:nsid w:val="6D83769F"/>
+    <w:multiLevelType w:val="multilevel"/>
+    <w:tmpl w:val="25DCEC24"/>
+    <w:lvl w:ilvl="0">
+      <w:start w:val="1"/>
+      <w:numFmt w:val="bullet"/>
+      <w:lvlText w:val=""/>
+      <w:lvlJc w:val="left"/>
+      <w:pPr>
+        <w:tabs>
+          <w:tab w:val="num" w:pos="720"/>
+        </w:tabs>
+        <w:ind w:left="720" w:hanging="360"/>
+      </w:pPr>
+      <w:rPr>
+        <w:rFonts w:ascii="Symbol" w:hAnsi="Symbol" w:hint="default"/>
+        <w:sz w:val="20"/>
+      </w:rPr>
+    </w:lvl>
+    <w:lvl w:ilvl="1" w:tentative="1">
+      <w:start w:val="1"/>
+      <w:numFmt w:val="bullet"/>
+      <w:lvlText w:val="o"/>
+      <w:lvlJc w:val="left"/>
+      <w:pPr>
+        <w:tabs>
+          <w:tab w:val="num" w:pos="1440"/>
+        </w:tabs>
+        <w:ind w:left="1440" w:hanging="360"/>
+      </w:pPr>
+      <w:rPr>
+        <w:rFonts w:ascii="Courier New" w:hAnsi="Courier New" w:hint="default"/>
+        <w:sz w:val="20"/>
+      </w:rPr>
+    </w:lvl>
+    <w:lvl w:ilvl="2" w:tentative="1">
+      <w:start w:val="1"/>
+      <w:numFmt w:val="bullet"/>
+      <w:lvlText w:val=""/>
+      <w:lvlJc w:val="left"/>
+      <w:pPr>
+        <w:tabs>
+          <w:tab w:val="num" w:pos="2160"/>
+        </w:tabs>
+        <w:ind w:left="2160" w:hanging="360"/>
+      </w:pPr>
+      <w:rPr>
+        <w:rFonts w:ascii="Wingdings" w:hAnsi="Wingdings" w:hint="default"/>
+        <w:sz w:val="20"/>
+      </w:rPr>
+    </w:lvl>
+    <w:lvl w:ilvl="3" w:tentative="1">
+      <w:start w:val="1"/>
+      <w:numFmt w:val="bullet"/>
+      <w:lvlText w:val=""/>
+      <w:lvlJc w:val="left"/>
+      <w:pPr>
+        <w:tabs>
+          <w:tab w:val="num" w:pos="2880"/>
+        </w:tabs>
+        <w:ind w:left="2880" w:hanging="360"/>
+      </w:pPr>
+      <w:rPr>
+        <w:rFonts w:ascii="Wingdings" w:hAnsi="Wingdings" w:hint="default"/>
+        <w:sz w:val="20"/>
+      </w:rPr>
+    </w:lvl>
+    <w:lvl w:ilvl="4" w:tentative="1">
+      <w:start w:val="1"/>
+      <w:numFmt w:val="bullet"/>
+      <w:lvlText w:val=""/>
+      <w:lvlJc w:val="left"/>
+      <w:pPr>
+        <w:tabs>
+          <w:tab w:val="num" w:pos="3600"/>
+        </w:tabs>
+        <w:ind w:left="3600" w:hanging="360"/>
+      </w:pPr>
+      <w:rPr>
+        <w:rFonts w:ascii="Wingdings" w:hAnsi="Wingdings" w:hint="default"/>
+        <w:sz w:val="20"/>
+      </w:rPr>
+    </w:lvl>
+    <w:lvl w:ilvl="5" w:tentative="1">
+      <w:start w:val="1"/>
+      <w:numFmt w:val="bullet"/>
+      <w:lvlText w:val=""/>
+      <w:lvlJc w:val="left"/>
+      <w:pPr>
+        <w:tabs>
+          <w:tab w:val="num" w:pos="4320"/>
+        </w:tabs>
+        <w:ind w:left="4320" w:hanging="360"/>
+      </w:pPr>
+      <w:rPr>
+        <w:rFonts w:ascii="Wingdings" w:hAnsi="Wingdings" w:hint="default"/>
+        <w:sz w:val="20"/>
+      </w:rPr>
+    </w:lvl>
+    <w:lvl w:ilvl="6" w:tentative="1">
+      <w:start w:val="1"/>
+      <w:numFmt w:val="bullet"/>
+      <w:lvlText w:val=""/>
+      <w:lvlJc w:val="left"/>
+      <w:pPr>
+        <w:tabs>
+          <w:tab w:val="num" w:pos="5040"/>
+        </w:tabs>
+        <w:ind w:left="5040" w:hanging="360"/>
+      </w:pPr>
+      <w:rPr>
+        <w:rFonts w:ascii="Wingdings" w:hAnsi="Wingdings" w:hint="default"/>
+        <w:sz w:val="20"/>
+      </w:rPr>
+    </w:lvl>
+    <w:lvl w:ilvl="7" w:tentative="1">
+      <w:start w:val="1"/>
+      <w:numFmt w:val="bullet"/>
+      <w:lvlText w:val=""/>
+      <w:lvlJc w:val="left"/>
+      <w:pPr>
+        <w:tabs>
+          <w:tab w:val="num" w:pos="5760"/>
+        </w:tabs>
+        <w:ind w:left="5760" w:hanging="360"/>
+      </w:pPr>
+      <w:rPr>
+        <w:rFonts w:ascii="Wingdings" w:hAnsi="Wingdings" w:hint="default"/>
+        <w:sz w:val="20"/>
+      </w:rPr>
+    </w:lvl>
+    <w:lvl w:ilvl="8" w:tentative="1">
+      <w:start w:val="1"/>
+      <w:numFmt w:val="bullet"/>
+      <w:lvlText w:val=""/>
+      <w:lvlJc w:val="left"/>
+      <w:pPr>
+        <w:tabs>
+          <w:tab w:val="num" w:pos="6480"/>
+        </w:tabs>
+        <w:ind w:left="6480" w:hanging="360"/>
+      </w:pPr>
+      <w:rPr>
+        <w:rFonts w:ascii="Wingdings" w:hAnsi="Wingdings" w:hint="default"/>
+        <w:sz w:val="20"/>
+      </w:rPr>
+    </w:lvl>
+  </w:abstractNum>
+  <w:abstractNum w:abstractNumId="8" w15:restartNumberingAfterBreak="0">
+    <w:nsid w:val="7CD5476B"/>
+    <w:multiLevelType w:val="multilevel"/>
+    <w:tmpl w:val="0A4EA424"/>
+    <w:lvl w:ilvl="0">
+      <w:start w:val="1"/>
+      <w:numFmt w:val="bullet"/>
+      <w:lvlText w:val=""/>
+      <w:lvlJc w:val="left"/>
+      <w:pPr>
+        <w:tabs>
+          <w:tab w:val="num" w:pos="720"/>
+        </w:tabs>
+        <w:ind w:left="720" w:hanging="360"/>
+      </w:pPr>
+      <w:rPr>
+        <w:rFonts w:ascii="Symbol" w:hAnsi="Symbol" w:hint="default"/>
+        <w:sz w:val="20"/>
+      </w:rPr>
+    </w:lvl>
+    <w:lvl w:ilvl="1">
+      <w:start w:val="1"/>
+      <w:numFmt w:val="decimal"/>
+      <w:lvlText w:val="%2."/>
+      <w:lvlJc w:val="left"/>
+      <w:pPr>
+        <w:tabs>
+          <w:tab w:val="num" w:pos="1440"/>
+        </w:tabs>
+        <w:ind w:left="1440" w:hanging="360"/>
+      </w:pPr>
+    </w:lvl>
+    <w:lvl w:ilvl="2" w:tentative="1">
+      <w:start w:val="1"/>
+      <w:numFmt w:val="bullet"/>
+      <w:lvlText w:val=""/>
+      <w:lvlJc w:val="left"/>
+      <w:pPr>
+        <w:tabs>
+          <w:tab w:val="num" w:pos="2160"/>
+        </w:tabs>
+        <w:ind w:left="2160" w:hanging="360"/>
+      </w:pPr>
+      <w:rPr>
+        <w:rFonts w:ascii="Wingdings" w:hAnsi="Wingdings" w:hint="default"/>
+        <w:sz w:val="20"/>
+      </w:rPr>
+    </w:lvl>
+    <w:lvl w:ilvl="3" w:tentative="1">
+      <w:start w:val="1"/>
+      <w:numFmt w:val="bullet"/>
+      <w:lvlText w:val=""/>
+      <w:lvlJc w:val="left"/>
+      <w:pPr>
+        <w:tabs>
+          <w:tab w:val="num" w:pos="2880"/>
+        </w:tabs>
+        <w:ind w:left="2880" w:hanging="360"/>
+      </w:pPr>
+      <w:rPr>
+        <w:rFonts w:ascii="Wingdings" w:hAnsi="Wingdings" w:hint="default"/>
+        <w:sz w:val="20"/>
+      </w:rPr>
+    </w:lvl>
+    <w:lvl w:ilvl="4" w:tentative="1">
+      <w:start w:val="1"/>
+      <w:numFmt w:val="bullet"/>
+      <w:lvlText w:val=""/>
+      <w:lvlJc w:val="left"/>
+      <w:pPr>
+        <w:tabs>
+          <w:tab w:val="num" w:pos="3600"/>
+        </w:tabs>
+        <w:ind w:left="3600" w:hanging="360"/>
+      </w:pPr>
+      <w:rPr>
+        <w:rFonts w:ascii="Wingdings" w:hAnsi="Wingdings" w:hint="default"/>
+        <w:sz w:val="20"/>
+      </w:rPr>
+    </w:lvl>
+    <w:lvl w:ilvl="5" w:tentative="1">
+      <w:start w:val="1"/>
+      <w:numFmt w:val="bullet"/>
+      <w:lvlText w:val=""/>
+      <w:lvlJc w:val="left"/>
+      <w:pPr>
+        <w:tabs>
+          <w:tab w:val="num" w:pos="4320"/>
+        </w:tabs>
+        <w:ind w:left="4320" w:hanging="360"/>
+      </w:pPr>
+      <w:rPr>
+        <w:rFonts w:ascii="Wingdings" w:hAnsi="Wingdings" w:hint="default"/>
+        <w:sz w:val="20"/>
+      </w:rPr>
+    </w:lvl>
+    <w:lvl w:ilvl="6" w:tentative="1">
+      <w:start w:val="1"/>
+      <w:numFmt w:val="bullet"/>
+      <w:lvlText w:val=""/>
+      <w:lvlJc w:val="left"/>
+      <w:pPr>
+        <w:tabs>
+          <w:tab w:val="num" w:pos="5040"/>
+        </w:tabs>
+        <w:ind w:left="5040" w:hanging="360"/>
+      </w:pPr>
+      <w:rPr>
+        <w:rFonts w:ascii="Wingdings" w:hAnsi="Wingdings" w:hint="default"/>
+        <w:sz w:val="20"/>
+      </w:rPr>
+    </w:lvl>
+    <w:lvl w:ilvl="7" w:tentative="1">
+      <w:start w:val="1"/>
+      <w:numFmt w:val="bullet"/>
+      <w:lvlText w:val=""/>
+      <w:lvlJc w:val="left"/>
+      <w:pPr>
+        <w:tabs>
+          <w:tab w:val="num" w:pos="5760"/>
+        </w:tabs>
+        <w:ind w:left="5760" w:hanging="360"/>
+      </w:pPr>
+      <w:rPr>
+        <w:rFonts w:ascii="Wingdings" w:hAnsi="Wingdings" w:hint="default"/>
+        <w:sz w:val="20"/>
+      </w:rPr>
+    </w:lvl>
+    <w:lvl w:ilvl="8" w:tentative="1">
+      <w:start w:val="1"/>
+      <w:numFmt w:val="bullet"/>
+      <w:lvlText w:val=""/>
+      <w:lvlJc w:val="left"/>
+      <w:pPr>
+        <w:tabs>
+          <w:tab w:val="num" w:pos="6480"/>
+        </w:tabs>
+        <w:ind w:left="6480" w:hanging="360"/>
+      </w:pPr>
+      <w:rPr>
+        <w:rFonts w:ascii="Wingdings" w:hAnsi="Wingdings" w:hint="default"/>
+        <w:sz w:val="20"/>
+      </w:rPr>
+    </w:lvl>
+  </w:abstractNum>
+  <w:abstractNum w:abstractNumId="9" w15:restartNumberingAfterBreak="0">
+    <w:nsid w:val="7D7E0CAA"/>
+    <w:multiLevelType w:val="multilevel"/>
+    <w:tmpl w:val="2F462040"/>
+    <w:lvl w:ilvl="0">
+      <w:start w:val="1"/>
+      <w:numFmt w:val="bullet"/>
+      <w:lvlText w:val=""/>
+      <w:lvlJc w:val="left"/>
+      <w:pPr>
+        <w:tabs>
+          <w:tab w:val="num" w:pos="720"/>
+        </w:tabs>
+        <w:ind w:left="720" w:hanging="360"/>
+      </w:pPr>
+      <w:rPr>
+        <w:rFonts w:ascii="Symbol" w:hAnsi="Symbol" w:hint="default"/>
+        <w:sz w:val="20"/>
+      </w:rPr>
+    </w:lvl>
+    <w:lvl w:ilvl="1" w:tentative="1">
+      <w:start w:val="1"/>
+      <w:numFmt w:val="bullet"/>
+      <w:lvlText w:val="o"/>
+      <w:lvlJc w:val="left"/>
+      <w:pPr>
+        <w:tabs>
+          <w:tab w:val="num" w:pos="1440"/>
+        </w:tabs>
+        <w:ind w:left="1440" w:hanging="360"/>
+      </w:pPr>
+      <w:rPr>
+        <w:rFonts w:ascii="Courier New" w:hAnsi="Courier New" w:hint="default"/>
+        <w:sz w:val="20"/>
+      </w:rPr>
+    </w:lvl>
+    <w:lvl w:ilvl="2" w:tentative="1">
+      <w:start w:val="1"/>
+      <w:numFmt w:val="bullet"/>
+      <w:lvlText w:val=""/>
+      <w:lvlJc w:val="left"/>
+      <w:pPr>
+        <w:tabs>
+          <w:tab w:val="num" w:pos="2160"/>
+        </w:tabs>
+        <w:ind w:left="2160" w:hanging="360"/>
+      </w:pPr>
+      <w:rPr>
+        <w:rFonts w:ascii="Wingdings" w:hAnsi="Wingdings" w:hint="default"/>
+        <w:sz w:val="20"/>
+      </w:rPr>
+    </w:lvl>
+    <w:lvl w:ilvl="3" w:tentative="1">
+      <w:start w:val="1"/>
+      <w:numFmt w:val="bullet"/>
+      <w:lvlText w:val=""/>
+      <w:lvlJc w:val="left"/>
+      <w:pPr>
+        <w:tabs>
+          <w:tab w:val="num" w:pos="2880"/>
+        </w:tabs>
+        <w:ind w:left="2880" w:hanging="360"/>
+      </w:pPr>
+      <w:rPr>
+        <w:rFonts w:ascii="Wingdings" w:hAnsi="Wingdings" w:hint="default"/>
+        <w:sz w:val="20"/>
+      </w:rPr>
+    </w:lvl>
+    <w:lvl w:ilvl="4" w:tentative="1">
+      <w:start w:val="1"/>
+      <w:numFmt w:val="bullet"/>
+      <w:lvlText w:val=""/>
+      <w:lvlJc w:val="left"/>
+      <w:pPr>
+        <w:tabs>
+          <w:tab w:val="num" w:pos="3600"/>
+        </w:tabs>
+        <w:ind w:left="3600" w:hanging="360"/>
+      </w:pPr>
+      <w:rPr>
+        <w:rFonts w:ascii="Wingdings" w:hAnsi="Wingdings" w:hint="default"/>
+        <w:sz w:val="20"/>
+      </w:rPr>
+    </w:lvl>
+    <w:lvl w:ilvl="5" w:tentative="1">
+      <w:start w:val="1"/>
+      <w:numFmt w:val="bullet"/>
+      <w:lvlText w:val=""/>
+      <w:lvlJc w:val="left"/>
+      <w:pPr>
+        <w:tabs>
+          <w:tab w:val="num" w:pos="4320"/>
+        </w:tabs>
+        <w:ind w:left="4320" w:hanging="360"/>
+      </w:pPr>
+      <w:rPr>
+        <w:rFonts w:ascii="Wingdings" w:hAnsi="Wingdings" w:hint="default"/>
+        <w:sz w:val="20"/>
+      </w:rPr>
+    </w:lvl>
+    <w:lvl w:ilvl="6" w:tentative="1">
+      <w:start w:val="1"/>
+      <w:numFmt w:val="bullet"/>
+      <w:lvlText w:val=""/>
+      <w:lvlJc w:val="left"/>
+      <w:pPr>
+        <w:tabs>
+          <w:tab w:val="num" w:pos="5040"/>
+        </w:tabs>
+        <w:ind w:left="5040" w:hanging="360"/>
+      </w:pPr>
+      <w:rPr>
+        <w:rFonts w:ascii="Wingdings" w:hAnsi="Wingdings" w:hint="default"/>
+        <w:sz w:val="20"/>
+      </w:rPr>
+    </w:lvl>
+    <w:lvl w:ilvl="7" w:tentative="1">
+      <w:start w:val="1"/>
+      <w:numFmt w:val="bullet"/>
+      <w:lvlText w:val=""/>
+      <w:lvlJc w:val="left"/>
+      <w:pPr>
+        <w:tabs>
+          <w:tab w:val="num" w:pos="5760"/>
+        </w:tabs>
+        <w:ind w:left="5760" w:hanging="360"/>
+      </w:pPr>
+      <w:rPr>
+        <w:rFonts w:ascii="Wingdings" w:hAnsi="Wingdings" w:hint="default"/>
+        <w:sz w:val="20"/>
+      </w:rPr>
+    </w:lvl>
+    <w:lvl w:ilvl="8" w:tentative="1">
+      <w:start w:val="1"/>
+      <w:numFmt w:val="bullet"/>
+      <w:lvlText w:val=""/>
+      <w:lvlJc w:val="left"/>
+      <w:pPr>
+        <w:tabs>
+          <w:tab w:val="num" w:pos="6480"/>
+        </w:tabs>
+        <w:ind w:left="6480" w:hanging="360"/>
+      </w:pPr>
+      <w:rPr>
+        <w:rFonts w:ascii="Wingdings" w:hAnsi="Wingdings" w:hint="default"/>
+        <w:sz w:val="20"/>
+      </w:rPr>
+    </w:lvl>
+  </w:abstractNum>
   <w:num w:numId="1">
-    <w:abstractNumId w:val="2"/>
+    <w:abstractNumId w:val="6"/>
   </w:num>
   <w:num w:numId="2">
+    <w:abstractNumId w:val="7"/>
+  </w:num>
+  <w:num w:numId="3">
+    <w:abstractNumId w:val="5"/>
+  </w:num>
+  <w:num w:numId="4">
+    <w:abstractNumId w:val="1"/>
+  </w:num>
+  <w:num w:numId="5">
+    <w:abstractNumId w:val="9"/>
+  </w:num>
+  <w:num w:numId="6">
+    <w:abstractNumId w:val="8"/>
+  </w:num>
+  <w:num w:numId="7">
+    <w:abstractNumId w:val="4"/>
+  </w:num>
+  <w:num w:numId="8">
+    <w:abstractNumId w:val="0"/>
+  </w:num>
+  <w:num w:numId="9">
     <w:abstractNumId w:val="3"/>
   </w:num>
-  <w:num w:numId="3">
-    <w:abstractNumId w:val="1"/>
-  </w:num>
-  <w:num w:numId="4">
-    <w:abstractNumId w:val="0"/>
-  </w:num>
-  <w:num w:numId="5">
-    <w:abstractNumId w:val="4"/>
+  <w:num w:numId="10">
+    <w:abstractNumId w:val="2"/>
   </w:num>
 </w:numbering>
 </file>
